--- a/9-交付管理/流程制度规范类文件/090101-交付管理制度.docx
+++ b/9-交付管理/流程制度规范类文件/090101-交付管理制度.docx
@@ -1,14 +1,13 @@
 
 <file path=word/document.xml><?xml version="1.0" encoding="utf-8"?>
-<w:document xmlns:wpc="http://schemas.microsoft.com/office/word/2010/wordprocessingCanvas" xmlns:mc="http://schemas.openxmlformats.org/markup-compatibility/2006" xmlns:o="urn:schemas-microsoft-com:office:office" xmlns:r="http://schemas.openxmlformats.org/officeDocument/2006/relationships" xmlns:m="http://schemas.openxmlformats.org/officeDocument/2006/math" xmlns:v="urn:schemas-microsoft-com:vml" xmlns:wp14="http://schemas.microsoft.com/office/word/2010/wordprocessingDrawing" xmlns:wp="http://schemas.openxmlformats.org/drawingml/2006/wordprocessingDrawing" xmlns:w10="urn:schemas-microsoft-com:office:word" xmlns:w="http://schemas.openxmlformats.org/wordprocessingml/2006/main" xmlns:w14="http://schemas.microsoft.com/office/word/2010/wordml" xmlns:w15="http://schemas.microsoft.com/office/word/2012/wordml" xmlns:wne="http://schemas.microsoft.com/office/word/2006/wordml" xmlns:wpg="http://schemas.microsoft.com/office/word/2010/wordprocessingGroup" xmlns:wpi="http://schemas.microsoft.com/office/word/2010/wordprocessingInk" xmlns:wps="http://schemas.microsoft.com/office/word/2010/wordprocessingShape" mc:Ignorable="w14 w15 wp14">
-  <!-- Generated by Aspose.Words for .NET 13.3.0.1 -->
+<w:document xmlns:wpc="http://schemas.microsoft.com/office/word/2010/wordprocessingCanvas" xmlns:mc="http://schemas.openxmlformats.org/markup-compatibility/2006" xmlns:o="urn:schemas-microsoft-com:office:office" xmlns:r="http://schemas.openxmlformats.org/officeDocument/2006/relationships" xmlns:m="http://schemas.openxmlformats.org/officeDocument/2006/math" xmlns:v="urn:schemas-microsoft-com:vml" xmlns:wp14="http://schemas.microsoft.com/office/word/2010/wordprocessingDrawing" xmlns:wp="http://schemas.openxmlformats.org/drawingml/2006/wordprocessingDrawing" xmlns:w="http://schemas.openxmlformats.org/wordprocessingml/2006/main" xmlns:w14="http://schemas.microsoft.com/office/word/2010/wordml" xmlns:w10="urn:schemas-microsoft-com:office:word" xmlns:w15="http://schemas.microsoft.com/office/word/2012/wordml" xmlns:wpg="http://schemas.microsoft.com/office/word/2010/wordprocessingGroup" xmlns:wpi="http://schemas.microsoft.com/office/word/2010/wordprocessingInk" xmlns:wne="http://schemas.microsoft.com/office/word/2006/wordml" xmlns:wps="http://schemas.microsoft.com/office/word/2010/wordprocessingShape" xmlns:wpsCustomData="http://www.wps.cn/officeDocument/2013/wpsCustomData" mc:Ignorable="w14 w15 wp14">
   <w:body>
     <w:p>
       <w:pPr>
         <w:spacing w:before="78" w:line="219" w:lineRule="auto"/>
         <w:ind w:left="25"/>
         <w:rPr>
-          <w:rFonts w:ascii="宋体" w:eastAsia="宋体" w:hAnsi="宋体" w:cs="宋体" w:hint="default"/>
+          <w:rFonts w:hint="default" w:ascii="宋体" w:hAnsi="宋体" w:eastAsia="宋体" w:cs="宋体"/>
           <w:sz w:val="24"/>
           <w:szCs w:val="24"/>
           <w:lang w:val="en-US" w:eastAsia="zh-CN"/>
@@ -16,7 +15,7 @@
       </w:pPr>
       <w:r>
         <w:rPr>
-          <w:rFonts w:ascii="宋体" w:eastAsia="宋体" w:hAnsi="宋体" w:cs="宋体"/>
+          <w:rFonts w:ascii="宋体" w:hAnsi="宋体" w:eastAsia="宋体" w:cs="宋体"/>
           <w:b/>
           <w:bCs/>
           <w:spacing w:val="-3"/>
@@ -27,7 +26,7 @@
       </w:r>
       <w:r>
         <w:rPr>
-          <w:rFonts w:ascii="宋体" w:hAnsi="宋体" w:cs="宋体" w:hint="eastAsia"/>
+          <w:rFonts w:hint="eastAsia" w:ascii="宋体" w:hAnsi="宋体" w:cs="宋体"/>
           <w:b/>
           <w:bCs/>
           <w:spacing w:val="-3"/>
@@ -39,7 +38,7 @@
       </w:r>
       <w:r>
         <w:rPr>
-          <w:rFonts w:ascii="宋体" w:eastAsia="宋体" w:hAnsi="宋体" w:cs="宋体"/>
+          <w:rFonts w:ascii="宋体" w:hAnsi="宋体" w:eastAsia="宋体" w:cs="宋体"/>
           <w:b/>
           <w:bCs/>
           <w:spacing w:val="-3"/>
@@ -50,7 +49,7 @@
       </w:r>
       <w:r>
         <w:rPr>
-          <w:rFonts w:ascii="宋体" w:eastAsia="宋体" w:hAnsi="宋体" w:cs="宋体" w:hint="eastAsia"/>
+          <w:rFonts w:hint="eastAsia" w:ascii="宋体" w:hAnsi="宋体" w:eastAsia="宋体" w:cs="宋体"/>
           <w:b/>
           <w:bCs/>
           <w:spacing w:val="-3"/>
@@ -80,14 +79,14 @@
         <w:ind w:left="23"/>
         <w:textAlignment w:val="auto"/>
         <w:rPr>
-          <w:rFonts w:ascii="宋体" w:eastAsia="宋体" w:hAnsi="宋体" w:cs="宋体"/>
-          <w:sz w:val="24"/>
-          <w:szCs w:val="24"/>
-        </w:rPr>
-      </w:pPr>
-      <w:r>
-        <w:rPr>
-          <w:rFonts w:ascii="宋体" w:eastAsia="宋体" w:hAnsi="宋体" w:cs="宋体"/>
+          <w:rFonts w:ascii="宋体" w:hAnsi="宋体" w:eastAsia="宋体" w:cs="宋体"/>
+          <w:sz w:val="24"/>
+          <w:szCs w:val="24"/>
+        </w:rPr>
+      </w:pPr>
+      <w:r>
+        <w:rPr>
+          <w:rFonts w:ascii="宋体" w:hAnsi="宋体" w:eastAsia="宋体" w:cs="宋体"/>
           <w:b/>
           <w:bCs/>
           <w:spacing w:val="240"/>
@@ -99,7 +98,7 @@
       </w:r>
       <w:r>
         <w:rPr>
-          <w:rFonts w:ascii="宋体" w:eastAsia="宋体" w:hAnsi="宋体" w:cs="宋体"/>
+          <w:rFonts w:ascii="宋体" w:hAnsi="宋体" w:eastAsia="宋体" w:cs="宋体"/>
           <w:b/>
           <w:bCs/>
           <w:spacing w:val="0"/>
@@ -111,7 +110,7 @@
       </w:r>
       <w:r>
         <w:rPr>
-          <w:rFonts w:ascii="宋体" w:eastAsia="宋体" w:hAnsi="宋体" w:cs="宋体"/>
+          <w:rFonts w:ascii="宋体" w:hAnsi="宋体" w:eastAsia="宋体" w:cs="宋体"/>
           <w:b/>
           <w:bCs/>
           <w:spacing w:val="-5"/>
@@ -123,7 +122,7 @@
     </w:p>
     <w:p>
       <w:pPr>
-        <w:pStyle w:val="a"/>
+        <w:pStyle w:val="25"/>
         <w:bidi w:val="0"/>
       </w:pPr>
       <w:bookmarkStart w:id="0" w:name="_Toc11909"/>
@@ -138,7 +137,7 @@
     </w:p>
     <w:p>
       <w:pPr>
-        <w:pStyle w:val="a0"/>
+        <w:pStyle w:val="26"/>
         <w:bidi w:val="0"/>
         <w:rPr>
           <w:rFonts w:hint="default"/>
@@ -157,17 +156,18 @@
     </w:p>
     <w:tbl>
       <w:tblPr>
-        <w:tblStyle w:val="TableGrid"/>
+        <w:tblStyle w:val="21"/>
         <w:tblW w:w="0" w:type="auto"/>
         <w:tblInd w:w="2443" w:type="dxa"/>
         <w:tblBorders>
-          <w:top w:val="nil"/>
-          <w:left w:val="nil"/>
-          <w:bottom w:val="nil"/>
-          <w:right w:val="nil"/>
-          <w:insideH w:val="nil"/>
-          <w:insideV w:val="nil"/>
+          <w:top w:val="none" w:color="auto" w:sz="0" w:space="0"/>
+          <w:left w:val="none" w:color="auto" w:sz="0" w:space="0"/>
+          <w:bottom w:val="none" w:color="auto" w:sz="0" w:space="0"/>
+          <w:right w:val="none" w:color="auto" w:sz="0" w:space="0"/>
+          <w:insideH w:val="none" w:color="auto" w:sz="0" w:space="0"/>
+          <w:insideV w:val="none" w:color="auto" w:sz="0" w:space="0"/>
         </w:tblBorders>
+        <w:tblLayout w:type="autofit"/>
         <w:tblCellMar>
           <w:top w:w="0" w:type="dxa"/>
           <w:left w:w="108" w:type="dxa"/>
@@ -181,15 +181,13 @@
       </w:tblGrid>
       <w:tr>
         <w:tblPrEx>
-          <w:tblW w:w="0" w:type="auto"/>
-          <w:tblInd w:w="2443" w:type="dxa"/>
           <w:tblBorders>
-            <w:top w:val="nil"/>
-            <w:left w:val="nil"/>
-            <w:bottom w:val="nil"/>
-            <w:right w:val="nil"/>
-            <w:insideH w:val="nil"/>
-            <w:insideV w:val="nil"/>
+            <w:top w:val="none" w:color="auto" w:sz="0" w:space="0"/>
+            <w:left w:val="none" w:color="auto" w:sz="0" w:space="0"/>
+            <w:bottom w:val="none" w:color="auto" w:sz="0" w:space="0"/>
+            <w:right w:val="none" w:color="auto" w:sz="0" w:space="0"/>
+            <w:insideH w:val="none" w:color="auto" w:sz="0" w:space="0"/>
+            <w:insideV w:val="none" w:color="auto" w:sz="0" w:space="0"/>
           </w:tblBorders>
           <w:tblCellMar>
             <w:top w:w="0" w:type="dxa"/>
@@ -199,7 +197,7 @@
           </w:tblCellMar>
         </w:tblPrEx>
         <w:trPr>
-          <w:trHeight w:val="810"/>
+          <w:trHeight w:val="810" w:hRule="atLeast"/>
         </w:trPr>
         <w:tc>
           <w:tcPr>
@@ -224,7 +222,7 @@
             </w:r>
             <w:r>
               <w:rPr>
-                <w:rFonts w:asciiTheme="minorAscii" w:eastAsiaTheme="minorEastAsia" w:hAnsiTheme="minorAscii" w:hint="default"/>
+                <w:rFonts w:hint="default" w:asciiTheme="minorAscii" w:hAnsiTheme="minorAscii" w:eastAsiaTheme="minorEastAsia"/>
                 <w:spacing w:val="227"/>
                 <w:sz w:val="21"/>
                 <w:vertAlign w:val="baseline"/>
@@ -266,7 +264,7 @@
             </w:r>
             <w:r>
               <w:rPr>
-                <w:rFonts w:asciiTheme="minorAscii" w:eastAsiaTheme="minorEastAsia" w:hAnsiTheme="minorAscii" w:hint="eastAsia"/>
+                <w:rFonts w:hint="eastAsia" w:asciiTheme="minorAscii" w:hAnsiTheme="minorAscii" w:eastAsiaTheme="minorEastAsia"/>
                 <w:spacing w:val="227"/>
                 <w:sz w:val="21"/>
                 <w:vertAlign w:val="baseline"/>
@@ -288,8 +286,14 @@
       </w:tr>
       <w:tr>
         <w:tblPrEx>
-          <w:tblW w:w="0" w:type="auto"/>
-          <w:tblInd w:w="2443" w:type="dxa"/>
+          <w:tblBorders>
+            <w:top w:val="none" w:color="auto" w:sz="0" w:space="0"/>
+            <w:left w:val="none" w:color="auto" w:sz="0" w:space="0"/>
+            <w:bottom w:val="none" w:color="auto" w:sz="0" w:space="0"/>
+            <w:right w:val="none" w:color="auto" w:sz="0" w:space="0"/>
+            <w:insideH w:val="none" w:color="auto" w:sz="0" w:space="0"/>
+            <w:insideV w:val="none" w:color="auto" w:sz="0" w:space="0"/>
+          </w:tblBorders>
           <w:tblCellMar>
             <w:top w:w="0" w:type="dxa"/>
             <w:left w:w="108" w:type="dxa"/>
@@ -298,7 +302,7 @@
           </w:tblCellMar>
         </w:tblPrEx>
         <w:trPr>
-          <w:trHeight w:val="810"/>
+          <w:trHeight w:val="810" w:hRule="atLeast"/>
         </w:trPr>
         <w:tc>
           <w:tcPr>
@@ -309,7 +313,7 @@
             <w:pPr>
               <w:widowControl w:val="0"/>
               <w:rPr>
-                <w:rFonts w:ascii="Arial" w:eastAsia="Arial" w:hAnsi="Arial" w:cs="Arial" w:hint="eastAsia"/>
+                <w:rFonts w:hint="eastAsia" w:ascii="Arial" w:hAnsi="Arial" w:eastAsia="Arial" w:cs="Arial"/>
                 <w:snapToGrid w:val="0"/>
                 <w:color w:val="000000"/>
                 <w:kern w:val="0"/>
@@ -329,7 +333,7 @@
             </w:r>
             <w:r>
               <w:rPr>
-                <w:rFonts w:asciiTheme="minorAscii" w:eastAsiaTheme="minorEastAsia" w:hAnsiTheme="minorAscii" w:hint="default"/>
+                <w:rFonts w:hint="default" w:asciiTheme="minorAscii" w:hAnsiTheme="minorAscii" w:eastAsiaTheme="minorEastAsia"/>
                 <w:spacing w:val="227"/>
                 <w:sz w:val="21"/>
                 <w:vertAlign w:val="baseline"/>
@@ -357,7 +361,7 @@
             <w:pPr>
               <w:widowControl w:val="0"/>
               <w:rPr>
-                <w:rFonts w:ascii="Arial" w:eastAsia="Arial" w:hAnsi="Arial" w:cs="Arial" w:hint="eastAsia"/>
+                <w:rFonts w:hint="eastAsia" w:ascii="Arial" w:hAnsi="Arial" w:eastAsia="Arial" w:cs="Arial"/>
                 <w:snapToGrid w:val="0"/>
                 <w:color w:val="000000"/>
                 <w:kern w:val="0"/>
@@ -373,11 +377,21 @@
                 <w:vertAlign w:val="baseline"/>
                 <w:lang w:val="en-US" w:eastAsia="zh-CN"/>
               </w:rPr>
-              <w:t>编制时间</w:t>
+              <w:t>审核</w:t>
+            </w:r>
+            <w:bookmarkStart w:id="48" w:name="_GoBack"/>
+            <w:bookmarkEnd w:id="48"/>
+            <w:r>
+              <w:rPr>
+                <w:rFonts w:hint="eastAsia"/>
+                <w:vertAlign w:val="baseline"/>
+                <w:lang w:val="en-US" w:eastAsia="zh-CN"/>
+              </w:rPr>
+              <w:t>时间</w:t>
             </w:r>
             <w:r>
               <w:rPr>
-                <w:rFonts w:asciiTheme="minorAscii" w:eastAsiaTheme="minorEastAsia" w:hAnsiTheme="minorAscii" w:hint="eastAsia"/>
+                <w:rFonts w:hint="eastAsia" w:asciiTheme="minorAscii" w:hAnsiTheme="minorAscii" w:eastAsiaTheme="minorEastAsia"/>
                 <w:spacing w:val="227"/>
                 <w:sz w:val="21"/>
                 <w:vertAlign w:val="baseline"/>
@@ -399,8 +413,14 @@
       </w:tr>
       <w:tr>
         <w:tblPrEx>
-          <w:tblW w:w="0" w:type="auto"/>
-          <w:tblInd w:w="2443" w:type="dxa"/>
+          <w:tblBorders>
+            <w:top w:val="none" w:color="auto" w:sz="0" w:space="0"/>
+            <w:left w:val="none" w:color="auto" w:sz="0" w:space="0"/>
+            <w:bottom w:val="none" w:color="auto" w:sz="0" w:space="0"/>
+            <w:right w:val="none" w:color="auto" w:sz="0" w:space="0"/>
+            <w:insideH w:val="none" w:color="auto" w:sz="0" w:space="0"/>
+            <w:insideV w:val="none" w:color="auto" w:sz="0" w:space="0"/>
+          </w:tblBorders>
           <w:tblCellMar>
             <w:top w:w="0" w:type="dxa"/>
             <w:left w:w="108" w:type="dxa"/>
@@ -409,7 +429,7 @@
           </w:tblCellMar>
         </w:tblPrEx>
         <w:trPr>
-          <w:trHeight w:val="635"/>
+          <w:trHeight w:val="635" w:hRule="atLeast"/>
         </w:trPr>
         <w:tc>
           <w:tcPr>
@@ -434,7 +454,7 @@
             </w:r>
             <w:r>
               <w:rPr>
-                <w:rFonts w:asciiTheme="minorAscii" w:eastAsiaTheme="minorEastAsia" w:hAnsiTheme="minorAscii" w:hint="eastAsia"/>
+                <w:rFonts w:hint="eastAsia" w:asciiTheme="minorAscii" w:hAnsiTheme="minorAscii" w:eastAsiaTheme="minorEastAsia"/>
                 <w:spacing w:val="227"/>
                 <w:sz w:val="21"/>
                 <w:vertAlign w:val="baseline"/>
@@ -475,7 +495,7 @@
             </w:r>
             <w:r>
               <w:rPr>
-                <w:rFonts w:asciiTheme="minorAscii" w:eastAsiaTheme="minorEastAsia" w:hAnsiTheme="minorAscii" w:hint="eastAsia"/>
+                <w:rFonts w:hint="eastAsia" w:asciiTheme="minorAscii" w:hAnsiTheme="minorAscii" w:eastAsiaTheme="minorEastAsia"/>
                 <w:spacing w:val="227"/>
                 <w:sz w:val="21"/>
                 <w:vertAlign w:val="baseline"/>
@@ -506,14 +526,14 @@
         <w:spacing w:before="153" w:line="225" w:lineRule="auto"/>
         <w:ind w:left="3634"/>
         <w:rPr>
-          <w:rFonts w:ascii="宋体" w:eastAsia="宋体" w:hAnsi="宋体" w:cs="宋体"/>
+          <w:rFonts w:ascii="宋体" w:hAnsi="宋体" w:eastAsia="宋体" w:cs="宋体"/>
           <w:sz w:val="31"/>
           <w:szCs w:val="31"/>
         </w:rPr>
       </w:pPr>
       <w:r>
         <w:rPr>
-          <w:rFonts w:ascii="宋体" w:eastAsia="宋体" w:hAnsi="宋体" w:cs="宋体"/>
+          <w:rFonts w:ascii="宋体" w:hAnsi="宋体" w:eastAsia="宋体" w:cs="宋体"/>
           <w:b/>
           <w:bCs/>
           <w:spacing w:val="4"/>
@@ -525,16 +545,16 @@
     </w:p>
     <w:tbl>
       <w:tblPr>
-        <w:tblStyle w:val="TableNormal0"/>
+        <w:tblStyle w:val="27"/>
         <w:tblW w:w="8301" w:type="dxa"/>
         <w:tblInd w:w="2" w:type="dxa"/>
         <w:tblBorders>
-          <w:top w:val="single" w:sz="2" w:space="0" w:color="000000"/>
-          <w:left w:val="single" w:sz="2" w:space="0" w:color="000000"/>
-          <w:bottom w:val="single" w:sz="2" w:space="0" w:color="000000"/>
-          <w:right w:val="single" w:sz="2" w:space="0" w:color="000000"/>
-          <w:insideH w:val="single" w:sz="2" w:space="0" w:color="000000"/>
-          <w:insideV w:val="single" w:sz="2" w:space="0" w:color="000000"/>
+          <w:top w:val="single" w:color="000000" w:sz="2" w:space="0"/>
+          <w:left w:val="single" w:color="000000" w:sz="2" w:space="0"/>
+          <w:bottom w:val="single" w:color="000000" w:sz="2" w:space="0"/>
+          <w:right w:val="single" w:color="000000" w:sz="2" w:space="0"/>
+          <w:insideH w:val="single" w:color="000000" w:sz="2" w:space="0"/>
+          <w:insideV w:val="single" w:color="000000" w:sz="2" w:space="0"/>
         </w:tblBorders>
         <w:tblLayout w:type="fixed"/>
         <w:tblCellMar>
@@ -554,17 +574,14 @@
       </w:tblGrid>
       <w:tr>
         <w:tblPrEx>
-          <w:tblW w:w="8301" w:type="dxa"/>
-          <w:tblInd w:w="2" w:type="dxa"/>
           <w:tblBorders>
-            <w:top w:val="single" w:sz="2" w:space="0" w:color="000000"/>
-            <w:left w:val="single" w:sz="2" w:space="0" w:color="000000"/>
-            <w:bottom w:val="single" w:sz="2" w:space="0" w:color="000000"/>
-            <w:right w:val="single" w:sz="2" w:space="0" w:color="000000"/>
-            <w:insideH w:val="single" w:sz="2" w:space="0" w:color="000000"/>
-            <w:insideV w:val="single" w:sz="2" w:space="0" w:color="000000"/>
+            <w:top w:val="single" w:color="000000" w:sz="2" w:space="0"/>
+            <w:left w:val="single" w:color="000000" w:sz="2" w:space="0"/>
+            <w:bottom w:val="single" w:color="000000" w:sz="2" w:space="0"/>
+            <w:right w:val="single" w:color="000000" w:sz="2" w:space="0"/>
+            <w:insideH w:val="single" w:color="000000" w:sz="2" w:space="0"/>
+            <w:insideV w:val="single" w:color="000000" w:sz="2" w:space="0"/>
           </w:tblBorders>
-          <w:tblLayout w:type="fixed"/>
           <w:tblCellMar>
             <w:top w:w="0" w:type="dxa"/>
             <w:left w:w="0" w:type="dxa"/>
@@ -573,7 +590,7 @@
           </w:tblCellMar>
         </w:tblPrEx>
         <w:trPr>
-          <w:trHeight w:val="593"/>
+          <w:trHeight w:val="593" w:hRule="atLeast"/>
         </w:trPr>
         <w:tc>
           <w:tcPr>
@@ -584,14 +601,14 @@
               <w:spacing w:before="176" w:line="228" w:lineRule="auto"/>
               <w:ind w:left="607"/>
               <w:rPr>
-                <w:rFonts w:ascii="宋体" w:eastAsia="宋体" w:hAnsi="宋体" w:cs="宋体"/>
+                <w:rFonts w:ascii="宋体" w:hAnsi="宋体" w:eastAsia="宋体" w:cs="宋体"/>
                 <w:sz w:val="20"/>
                 <w:szCs w:val="20"/>
               </w:rPr>
             </w:pPr>
             <w:r>
               <w:rPr>
-                <w:rFonts w:ascii="宋体" w:eastAsia="宋体" w:hAnsi="宋体" w:cs="宋体"/>
+                <w:rFonts w:ascii="宋体" w:hAnsi="宋体" w:eastAsia="宋体" w:cs="宋体"/>
                 <w:spacing w:val="-14"/>
                 <w:sz w:val="20"/>
                 <w:szCs w:val="20"/>
@@ -609,14 +626,14 @@
               <w:spacing w:before="175" w:line="227" w:lineRule="auto"/>
               <w:ind w:left="253"/>
               <w:rPr>
-                <w:rFonts w:ascii="宋体" w:eastAsia="宋体" w:hAnsi="宋体" w:cs="宋体"/>
+                <w:rFonts w:ascii="宋体" w:hAnsi="宋体" w:eastAsia="宋体" w:cs="宋体"/>
                 <w:sz w:val="20"/>
                 <w:szCs w:val="20"/>
               </w:rPr>
             </w:pPr>
             <w:r>
               <w:rPr>
-                <w:rFonts w:ascii="宋体" w:eastAsia="宋体" w:hAnsi="宋体" w:cs="宋体"/>
+                <w:rFonts w:ascii="宋体" w:hAnsi="宋体" w:eastAsia="宋体" w:cs="宋体"/>
                 <w:spacing w:val="4"/>
                 <w:sz w:val="20"/>
                 <w:szCs w:val="20"/>
@@ -634,14 +651,14 @@
               <w:spacing w:before="175" w:line="228" w:lineRule="auto"/>
               <w:ind w:left="730"/>
               <w:rPr>
-                <w:rFonts w:ascii="宋体" w:eastAsia="宋体" w:hAnsi="宋体" w:cs="宋体"/>
+                <w:rFonts w:ascii="宋体" w:hAnsi="宋体" w:eastAsia="宋体" w:cs="宋体"/>
                 <w:sz w:val="20"/>
                 <w:szCs w:val="20"/>
               </w:rPr>
             </w:pPr>
             <w:r>
               <w:rPr>
-                <w:rFonts w:ascii="宋体" w:eastAsia="宋体" w:hAnsi="宋体" w:cs="宋体"/>
+                <w:rFonts w:ascii="宋体" w:hAnsi="宋体" w:eastAsia="宋体" w:cs="宋体"/>
                 <w:spacing w:val="7"/>
                 <w:sz w:val="20"/>
                 <w:szCs w:val="20"/>
@@ -659,14 +676,14 @@
               <w:spacing w:before="175" w:line="228" w:lineRule="auto"/>
               <w:ind w:left="310"/>
               <w:rPr>
-                <w:rFonts w:ascii="宋体" w:eastAsia="宋体" w:hAnsi="宋体" w:cs="宋体"/>
+                <w:rFonts w:ascii="宋体" w:hAnsi="宋体" w:eastAsia="宋体" w:cs="宋体"/>
                 <w:sz w:val="20"/>
                 <w:szCs w:val="20"/>
               </w:rPr>
             </w:pPr>
             <w:r>
               <w:rPr>
-                <w:rFonts w:ascii="宋体" w:eastAsia="宋体" w:hAnsi="宋体" w:cs="宋体"/>
+                <w:rFonts w:ascii="宋体" w:hAnsi="宋体" w:eastAsia="宋体" w:cs="宋体"/>
                 <w:spacing w:val="6"/>
                 <w:sz w:val="20"/>
                 <w:szCs w:val="20"/>
@@ -684,7 +701,7 @@
               <w:spacing w:before="175" w:line="228" w:lineRule="auto"/>
               <w:ind w:left="310"/>
               <w:rPr>
-                <w:rFonts w:ascii="宋体" w:eastAsia="宋体" w:hAnsi="宋体" w:cs="宋体" w:hint="eastAsia"/>
+                <w:rFonts w:hint="eastAsia" w:ascii="宋体" w:hAnsi="宋体" w:eastAsia="宋体" w:cs="宋体"/>
                 <w:spacing w:val="6"/>
                 <w:sz w:val="20"/>
                 <w:szCs w:val="20"/>
@@ -693,7 +710,7 @@
             </w:pPr>
             <w:r>
               <w:rPr>
-                <w:rFonts w:ascii="宋体" w:eastAsia="宋体" w:hAnsi="宋体" w:cs="宋体" w:hint="eastAsia"/>
+                <w:rFonts w:hint="eastAsia" w:ascii="宋体" w:hAnsi="宋体" w:eastAsia="宋体" w:cs="宋体"/>
                 <w:spacing w:val="6"/>
                 <w:sz w:val="20"/>
                 <w:szCs w:val="20"/>
@@ -712,14 +729,14 @@
               <w:spacing w:before="176" w:line="229" w:lineRule="auto"/>
               <w:ind w:left="311"/>
               <w:rPr>
-                <w:rFonts w:ascii="宋体" w:eastAsia="宋体" w:hAnsi="宋体" w:cs="宋体"/>
+                <w:rFonts w:ascii="宋体" w:hAnsi="宋体" w:eastAsia="宋体" w:cs="宋体"/>
                 <w:sz w:val="20"/>
                 <w:szCs w:val="20"/>
               </w:rPr>
             </w:pPr>
             <w:r>
               <w:rPr>
-                <w:rFonts w:ascii="宋体" w:eastAsia="宋体" w:hAnsi="宋体" w:cs="宋体"/>
+                <w:rFonts w:ascii="宋体" w:hAnsi="宋体" w:eastAsia="宋体" w:cs="宋体"/>
                 <w:spacing w:val="7"/>
                 <w:sz w:val="20"/>
                 <w:szCs w:val="20"/>
@@ -731,9 +748,14 @@
       </w:tr>
       <w:tr>
         <w:tblPrEx>
-          <w:tblW w:w="8301" w:type="dxa"/>
-          <w:tblInd w:w="2" w:type="dxa"/>
-          <w:tblLayout w:type="fixed"/>
+          <w:tblBorders>
+            <w:top w:val="single" w:color="000000" w:sz="2" w:space="0"/>
+            <w:left w:val="single" w:color="000000" w:sz="2" w:space="0"/>
+            <w:bottom w:val="single" w:color="000000" w:sz="2" w:space="0"/>
+            <w:right w:val="single" w:color="000000" w:sz="2" w:space="0"/>
+            <w:insideH w:val="single" w:color="000000" w:sz="2" w:space="0"/>
+            <w:insideV w:val="single" w:color="000000" w:sz="2" w:space="0"/>
+          </w:tblBorders>
           <w:tblCellMar>
             <w:top w:w="0" w:type="dxa"/>
             <w:left w:w="0" w:type="dxa"/>
@@ -742,7 +764,7 @@
           </w:tblCellMar>
         </w:tblPrEx>
         <w:trPr>
-          <w:trHeight w:val="556"/>
+          <w:trHeight w:val="556" w:hRule="atLeast"/>
         </w:trPr>
         <w:tc>
           <w:tcPr>
@@ -753,14 +775,14 @@
               <w:spacing w:before="173" w:line="267" w:lineRule="exact"/>
               <w:ind w:left="260"/>
               <w:rPr>
-                <w:rFonts w:ascii="宋体" w:eastAsia="宋体" w:hAnsi="宋体" w:cs="宋体"/>
+                <w:rFonts w:ascii="宋体" w:hAnsi="宋体" w:eastAsia="宋体" w:cs="宋体"/>
                 <w:sz w:val="20"/>
                 <w:szCs w:val="20"/>
               </w:rPr>
             </w:pPr>
             <w:r>
               <w:rPr>
-                <w:rFonts w:ascii="宋体" w:eastAsia="宋体" w:hAnsi="宋体" w:cs="宋体"/>
+                <w:rFonts w:ascii="宋体" w:hAnsi="宋体" w:eastAsia="宋体" w:cs="宋体"/>
                 <w:spacing w:val="3"/>
                 <w:position w:val="1"/>
                 <w:sz w:val="20"/>
@@ -779,14 +801,14 @@
               <w:spacing w:before="173" w:line="267" w:lineRule="exact"/>
               <w:ind w:left="248"/>
               <w:rPr>
-                <w:rFonts w:ascii="宋体" w:eastAsia="宋体" w:hAnsi="宋体" w:cs="宋体"/>
+                <w:rFonts w:ascii="宋体" w:hAnsi="宋体" w:eastAsia="宋体" w:cs="宋体"/>
                 <w:sz w:val="20"/>
                 <w:szCs w:val="20"/>
               </w:rPr>
             </w:pPr>
             <w:r>
               <w:rPr>
-                <w:rFonts w:ascii="宋体" w:eastAsia="宋体" w:hAnsi="宋体" w:cs="宋体"/>
+                <w:rFonts w:ascii="宋体" w:hAnsi="宋体" w:eastAsia="宋体" w:cs="宋体"/>
                 <w:spacing w:val="4"/>
                 <w:position w:val="1"/>
                 <w:sz w:val="20"/>
@@ -806,14 +828,14 @@
               <w:ind w:left="114"/>
               <w:jc w:val="center"/>
               <w:rPr>
-                <w:rFonts w:ascii="宋体" w:eastAsia="宋体" w:hAnsi="宋体" w:cs="宋体"/>
+                <w:rFonts w:ascii="宋体" w:hAnsi="宋体" w:eastAsia="宋体" w:cs="宋体"/>
                 <w:sz w:val="20"/>
                 <w:szCs w:val="20"/>
               </w:rPr>
             </w:pPr>
             <w:r>
               <w:rPr>
-                <w:rFonts w:ascii="宋体" w:eastAsia="宋体" w:hAnsi="宋体" w:cs="宋体"/>
+                <w:rFonts w:ascii="宋体" w:hAnsi="宋体" w:eastAsia="宋体" w:cs="宋体"/>
                 <w:spacing w:val="7"/>
                 <w:sz w:val="20"/>
                 <w:szCs w:val="20"/>
@@ -831,7 +853,7 @@
               <w:spacing w:before="172" w:line="228" w:lineRule="auto"/>
               <w:ind w:left="313"/>
               <w:rPr>
-                <w:rFonts w:ascii="宋体" w:eastAsia="宋体" w:hAnsi="宋体" w:cs="宋体" w:hint="default"/>
+                <w:rFonts w:hint="default" w:ascii="宋体" w:hAnsi="宋体" w:eastAsia="宋体" w:cs="宋体"/>
                 <w:sz w:val="20"/>
                 <w:szCs w:val="20"/>
                 <w:lang w:val="en-US" w:eastAsia="zh-CN"/>
@@ -839,7 +861,7 @@
             </w:pPr>
             <w:r>
               <w:rPr>
-                <w:rFonts w:ascii="宋体" w:hAnsi="宋体" w:cs="宋体" w:hint="eastAsia"/>
+                <w:rFonts w:hint="eastAsia" w:ascii="宋体" w:hAnsi="宋体" w:cs="宋体"/>
                 <w:sz w:val="20"/>
                 <w:szCs w:val="20"/>
                 <w:lang w:val="en-US" w:eastAsia="zh-CN"/>
@@ -857,7 +879,7 @@
               <w:spacing w:before="172" w:line="228" w:lineRule="auto"/>
               <w:ind w:left="313"/>
               <w:rPr>
-                <w:rFonts w:ascii="宋体" w:eastAsia="宋体" w:hAnsi="宋体" w:cs="宋体" w:hint="eastAsia"/>
+                <w:rFonts w:hint="eastAsia" w:ascii="宋体" w:hAnsi="宋体" w:eastAsia="宋体" w:cs="宋体"/>
                 <w:spacing w:val="5"/>
                 <w:sz w:val="20"/>
                 <w:szCs w:val="20"/>
@@ -865,7 +887,7 @@
             </w:pPr>
             <w:r>
               <w:rPr>
-                <w:rFonts w:ascii="宋体" w:hAnsi="宋体" w:cs="宋体" w:hint="eastAsia"/>
+                <w:rFonts w:hint="eastAsia" w:ascii="宋体" w:hAnsi="宋体" w:cs="宋体"/>
                 <w:spacing w:val="5"/>
                 <w:sz w:val="20"/>
                 <w:szCs w:val="20"/>
@@ -884,14 +906,14 @@
               <w:spacing w:before="173" w:line="229" w:lineRule="auto"/>
               <w:ind w:left="314"/>
               <w:rPr>
-                <w:rFonts w:ascii="宋体" w:eastAsia="宋体" w:hAnsi="宋体" w:cs="宋体"/>
+                <w:rFonts w:ascii="宋体" w:hAnsi="宋体" w:eastAsia="宋体" w:cs="宋体"/>
                 <w:sz w:val="20"/>
                 <w:szCs w:val="20"/>
               </w:rPr>
             </w:pPr>
             <w:r>
               <w:rPr>
-                <w:rFonts w:ascii="宋体" w:eastAsia="宋体" w:hAnsi="宋体" w:cs="宋体" w:hint="eastAsia"/>
+                <w:rFonts w:hint="eastAsia" w:ascii="宋体" w:hAnsi="宋体" w:eastAsia="宋体" w:cs="宋体"/>
                 <w:spacing w:val="6"/>
                 <w:sz w:val="20"/>
                 <w:szCs w:val="20"/>
@@ -904,9 +926,14 @@
       </w:tr>
       <w:tr>
         <w:tblPrEx>
-          <w:tblW w:w="8301" w:type="dxa"/>
-          <w:tblInd w:w="2" w:type="dxa"/>
-          <w:tblLayout w:type="fixed"/>
+          <w:tblBorders>
+            <w:top w:val="single" w:color="000000" w:sz="2" w:space="0"/>
+            <w:left w:val="single" w:color="000000" w:sz="2" w:space="0"/>
+            <w:bottom w:val="single" w:color="000000" w:sz="2" w:space="0"/>
+            <w:right w:val="single" w:color="000000" w:sz="2" w:space="0"/>
+            <w:insideH w:val="single" w:color="000000" w:sz="2" w:space="0"/>
+            <w:insideV w:val="single" w:color="000000" w:sz="2" w:space="0"/>
+          </w:tblBorders>
           <w:tblCellMar>
             <w:top w:w="0" w:type="dxa"/>
             <w:left w:w="0" w:type="dxa"/>
@@ -915,7 +942,7 @@
           </w:tblCellMar>
         </w:tblPrEx>
         <w:trPr>
-          <w:trHeight w:val="556"/>
+          <w:trHeight w:val="556" w:hRule="atLeast"/>
         </w:trPr>
         <w:tc>
           <w:tcPr>
@@ -923,7 +950,7 @@
           </w:tcPr>
           <w:p>
             <w:pPr>
-              <w:pStyle w:val="TableText"/>
+              <w:pStyle w:val="28"/>
             </w:pPr>
           </w:p>
         </w:tc>
@@ -933,7 +960,7 @@
           </w:tcPr>
           <w:p>
             <w:pPr>
-              <w:pStyle w:val="TableText"/>
+              <w:pStyle w:val="28"/>
             </w:pPr>
           </w:p>
         </w:tc>
@@ -943,7 +970,7 @@
           </w:tcPr>
           <w:p>
             <w:pPr>
-              <w:pStyle w:val="TableText"/>
+              <w:pStyle w:val="28"/>
             </w:pPr>
           </w:p>
         </w:tc>
@@ -975,16 +1002,21 @@
           </w:tcPr>
           <w:p>
             <w:pPr>
-              <w:pStyle w:val="TableText"/>
+              <w:pStyle w:val="28"/>
             </w:pPr>
           </w:p>
         </w:tc>
       </w:tr>
       <w:tr>
         <w:tblPrEx>
-          <w:tblW w:w="8301" w:type="dxa"/>
-          <w:tblInd w:w="2" w:type="dxa"/>
-          <w:tblLayout w:type="fixed"/>
+          <w:tblBorders>
+            <w:top w:val="single" w:color="000000" w:sz="2" w:space="0"/>
+            <w:left w:val="single" w:color="000000" w:sz="2" w:space="0"/>
+            <w:bottom w:val="single" w:color="000000" w:sz="2" w:space="0"/>
+            <w:right w:val="single" w:color="000000" w:sz="2" w:space="0"/>
+            <w:insideH w:val="single" w:color="000000" w:sz="2" w:space="0"/>
+            <w:insideV w:val="single" w:color="000000" w:sz="2" w:space="0"/>
+          </w:tblBorders>
           <w:tblCellMar>
             <w:top w:w="0" w:type="dxa"/>
             <w:left w:w="0" w:type="dxa"/>
@@ -993,7 +1025,7 @@
           </w:tblCellMar>
         </w:tblPrEx>
         <w:trPr>
-          <w:trHeight w:val="556"/>
+          <w:trHeight w:val="556" w:hRule="atLeast"/>
         </w:trPr>
         <w:tc>
           <w:tcPr>
@@ -1001,7 +1033,7 @@
           </w:tcPr>
           <w:p>
             <w:pPr>
-              <w:pStyle w:val="TableText"/>
+              <w:pStyle w:val="28"/>
             </w:pPr>
           </w:p>
         </w:tc>
@@ -1011,7 +1043,7 @@
           </w:tcPr>
           <w:p>
             <w:pPr>
-              <w:pStyle w:val="TableText"/>
+              <w:pStyle w:val="28"/>
             </w:pPr>
           </w:p>
         </w:tc>
@@ -1021,7 +1053,7 @@
           </w:tcPr>
           <w:p>
             <w:pPr>
-              <w:pStyle w:val="TableText"/>
+              <w:pStyle w:val="28"/>
             </w:pPr>
           </w:p>
         </w:tc>
@@ -1053,16 +1085,21 @@
           </w:tcPr>
           <w:p>
             <w:pPr>
-              <w:pStyle w:val="TableText"/>
+              <w:pStyle w:val="28"/>
             </w:pPr>
           </w:p>
         </w:tc>
       </w:tr>
       <w:tr>
         <w:tblPrEx>
-          <w:tblW w:w="8301" w:type="dxa"/>
-          <w:tblInd w:w="2" w:type="dxa"/>
-          <w:tblLayout w:type="fixed"/>
+          <w:tblBorders>
+            <w:top w:val="single" w:color="000000" w:sz="2" w:space="0"/>
+            <w:left w:val="single" w:color="000000" w:sz="2" w:space="0"/>
+            <w:bottom w:val="single" w:color="000000" w:sz="2" w:space="0"/>
+            <w:right w:val="single" w:color="000000" w:sz="2" w:space="0"/>
+            <w:insideH w:val="single" w:color="000000" w:sz="2" w:space="0"/>
+            <w:insideV w:val="single" w:color="000000" w:sz="2" w:space="0"/>
+          </w:tblBorders>
           <w:tblCellMar>
             <w:top w:w="0" w:type="dxa"/>
             <w:left w:w="0" w:type="dxa"/>
@@ -1071,7 +1108,7 @@
           </w:tblCellMar>
         </w:tblPrEx>
         <w:trPr>
-          <w:trHeight w:val="557"/>
+          <w:trHeight w:val="557" w:hRule="atLeast"/>
         </w:trPr>
         <w:tc>
           <w:tcPr>
@@ -1079,7 +1116,7 @@
           </w:tcPr>
           <w:p>
             <w:pPr>
-              <w:pStyle w:val="TableText"/>
+              <w:pStyle w:val="28"/>
             </w:pPr>
           </w:p>
         </w:tc>
@@ -1089,7 +1126,7 @@
           </w:tcPr>
           <w:p>
             <w:pPr>
-              <w:pStyle w:val="TableText"/>
+              <w:pStyle w:val="28"/>
             </w:pPr>
           </w:p>
         </w:tc>
@@ -1099,7 +1136,7 @@
           </w:tcPr>
           <w:p>
             <w:pPr>
-              <w:pStyle w:val="TableText"/>
+              <w:pStyle w:val="28"/>
             </w:pPr>
           </w:p>
         </w:tc>
@@ -1109,7 +1146,7 @@
           </w:tcPr>
           <w:p>
             <w:pPr>
-              <w:pStyle w:val="TableText"/>
+              <w:pStyle w:val="28"/>
             </w:pPr>
           </w:p>
         </w:tc>
@@ -1119,7 +1156,7 @@
           </w:tcPr>
           <w:p>
             <w:pPr>
-              <w:pStyle w:val="TableText"/>
+              <w:pStyle w:val="28"/>
             </w:pPr>
           </w:p>
         </w:tc>
@@ -1129,16 +1166,21 @@
           </w:tcPr>
           <w:p>
             <w:pPr>
-              <w:pStyle w:val="TableText"/>
+              <w:pStyle w:val="28"/>
             </w:pPr>
           </w:p>
         </w:tc>
       </w:tr>
       <w:tr>
         <w:tblPrEx>
-          <w:tblW w:w="8301" w:type="dxa"/>
-          <w:tblInd w:w="2" w:type="dxa"/>
-          <w:tblLayout w:type="fixed"/>
+          <w:tblBorders>
+            <w:top w:val="single" w:color="000000" w:sz="2" w:space="0"/>
+            <w:left w:val="single" w:color="000000" w:sz="2" w:space="0"/>
+            <w:bottom w:val="single" w:color="000000" w:sz="2" w:space="0"/>
+            <w:right w:val="single" w:color="000000" w:sz="2" w:space="0"/>
+            <w:insideH w:val="single" w:color="000000" w:sz="2" w:space="0"/>
+            <w:insideV w:val="single" w:color="000000" w:sz="2" w:space="0"/>
+          </w:tblBorders>
           <w:tblCellMar>
             <w:top w:w="0" w:type="dxa"/>
             <w:left w:w="0" w:type="dxa"/>
@@ -1147,7 +1189,7 @@
           </w:tblCellMar>
         </w:tblPrEx>
         <w:trPr>
-          <w:trHeight w:val="556"/>
+          <w:trHeight w:val="556" w:hRule="atLeast"/>
         </w:trPr>
         <w:tc>
           <w:tcPr>
@@ -1155,7 +1197,7 @@
           </w:tcPr>
           <w:p>
             <w:pPr>
-              <w:pStyle w:val="TableText"/>
+              <w:pStyle w:val="28"/>
             </w:pPr>
           </w:p>
         </w:tc>
@@ -1165,7 +1207,7 @@
           </w:tcPr>
           <w:p>
             <w:pPr>
-              <w:pStyle w:val="TableText"/>
+              <w:pStyle w:val="28"/>
             </w:pPr>
           </w:p>
         </w:tc>
@@ -1175,7 +1217,7 @@
           </w:tcPr>
           <w:p>
             <w:pPr>
-              <w:pStyle w:val="TableText"/>
+              <w:pStyle w:val="28"/>
             </w:pPr>
           </w:p>
         </w:tc>
@@ -1185,7 +1227,7 @@
           </w:tcPr>
           <w:p>
             <w:pPr>
-              <w:pStyle w:val="TableText"/>
+              <w:pStyle w:val="28"/>
             </w:pPr>
           </w:p>
         </w:tc>
@@ -1195,7 +1237,7 @@
           </w:tcPr>
           <w:p>
             <w:pPr>
-              <w:pStyle w:val="TableText"/>
+              <w:pStyle w:val="28"/>
             </w:pPr>
           </w:p>
         </w:tc>
@@ -1205,16 +1247,21 @@
           </w:tcPr>
           <w:p>
             <w:pPr>
-              <w:pStyle w:val="TableText"/>
+              <w:pStyle w:val="28"/>
             </w:pPr>
           </w:p>
         </w:tc>
       </w:tr>
       <w:tr>
         <w:tblPrEx>
-          <w:tblW w:w="8301" w:type="dxa"/>
-          <w:tblInd w:w="2" w:type="dxa"/>
-          <w:tblLayout w:type="fixed"/>
+          <w:tblBorders>
+            <w:top w:val="single" w:color="000000" w:sz="2" w:space="0"/>
+            <w:left w:val="single" w:color="000000" w:sz="2" w:space="0"/>
+            <w:bottom w:val="single" w:color="000000" w:sz="2" w:space="0"/>
+            <w:right w:val="single" w:color="000000" w:sz="2" w:space="0"/>
+            <w:insideH w:val="single" w:color="000000" w:sz="2" w:space="0"/>
+            <w:insideV w:val="single" w:color="000000" w:sz="2" w:space="0"/>
+          </w:tblBorders>
           <w:tblCellMar>
             <w:top w:w="0" w:type="dxa"/>
             <w:left w:w="0" w:type="dxa"/>
@@ -1223,7 +1270,7 @@
           </w:tblCellMar>
         </w:tblPrEx>
         <w:trPr>
-          <w:trHeight w:val="561"/>
+          <w:trHeight w:val="561" w:hRule="atLeast"/>
         </w:trPr>
         <w:tc>
           <w:tcPr>
@@ -1231,7 +1278,7 @@
           </w:tcPr>
           <w:p>
             <w:pPr>
-              <w:pStyle w:val="TableText"/>
+              <w:pStyle w:val="28"/>
             </w:pPr>
           </w:p>
         </w:tc>
@@ -1241,7 +1288,7 @@
           </w:tcPr>
           <w:p>
             <w:pPr>
-              <w:pStyle w:val="TableText"/>
+              <w:pStyle w:val="28"/>
             </w:pPr>
           </w:p>
         </w:tc>
@@ -1251,7 +1298,7 @@
           </w:tcPr>
           <w:p>
             <w:pPr>
-              <w:pStyle w:val="TableText"/>
+              <w:pStyle w:val="28"/>
             </w:pPr>
           </w:p>
         </w:tc>
@@ -1261,7 +1308,7 @@
           </w:tcPr>
           <w:p>
             <w:pPr>
-              <w:pStyle w:val="TableText"/>
+              <w:pStyle w:val="28"/>
             </w:pPr>
           </w:p>
         </w:tc>
@@ -1271,7 +1318,7 @@
           </w:tcPr>
           <w:p>
             <w:pPr>
-              <w:pStyle w:val="TableText"/>
+              <w:pStyle w:val="28"/>
             </w:pPr>
           </w:p>
         </w:tc>
@@ -1281,7 +1328,7 @@
           </w:tcPr>
           <w:p>
             <w:pPr>
-              <w:pStyle w:val="TableText"/>
+              <w:pStyle w:val="28"/>
             </w:pPr>
           </w:p>
         </w:tc>
@@ -1295,7 +1342,7 @@
     <w:sdt>
       <w:sdtPr>
         <w:rPr>
-          <w:rFonts w:ascii="宋体" w:eastAsia="宋体" w:hAnsi="宋体" w:cs="Arial"/>
+          <w:rFonts w:ascii="宋体" w:hAnsi="宋体" w:eastAsia="宋体" w:cs="Arial"/>
           <w:snapToGrid w:val="0"/>
           <w:color w:val="000000"/>
           <w:kern w:val="0"/>
@@ -1311,7 +1358,7 @@
       </w:sdtPr>
       <w:sdtEndPr>
         <w:rPr>
-          <w:rFonts w:ascii="宋体" w:eastAsia="宋体" w:hAnsi="宋体" w:cs="宋体" w:hint="eastAsia"/>
+          <w:rFonts w:hint="eastAsia" w:ascii="宋体" w:hAnsi="宋体" w:eastAsia="宋体" w:cs="宋体"/>
           <w:snapToGrid w:val="0"/>
           <w:color w:val="000000"/>
           <w:kern w:val="0"/>
@@ -1324,17 +1371,17 @@
         <w:p>
           <w:pPr>
             <w:spacing w:before="0" w:beforeLines="0" w:after="0" w:afterLines="0" w:line="240" w:lineRule="auto"/>
-            <w:ind w:left="0" w:right="0" w:firstLine="0" w:leftChars="0" w:rightChars="0" w:firstLineChars="0"/>
+            <w:ind w:left="0" w:leftChars="0" w:right="0" w:rightChars="0" w:firstLine="0" w:firstLineChars="0"/>
             <w:jc w:val="center"/>
             <w:rPr>
-              <w:rFonts w:ascii="宋体" w:eastAsia="宋体" w:hAnsi="宋体" w:cs="宋体" w:hint="eastAsia"/>
+              <w:rFonts w:hint="eastAsia" w:ascii="宋体" w:hAnsi="宋体" w:eastAsia="宋体" w:cs="宋体"/>
               <w:sz w:val="24"/>
               <w:szCs w:val="24"/>
             </w:rPr>
           </w:pPr>
           <w:r>
             <w:rPr>
-              <w:rFonts w:ascii="宋体" w:eastAsia="宋体" w:hAnsi="宋体" w:cs="宋体" w:hint="eastAsia"/>
+              <w:rFonts w:hint="eastAsia" w:ascii="宋体" w:hAnsi="宋体" w:eastAsia="宋体" w:cs="宋体"/>
               <w:sz w:val="24"/>
               <w:szCs w:val="24"/>
             </w:rPr>
@@ -1343,14 +1390,14 @@
         </w:p>
         <w:p>
           <w:pPr>
-            <w:pStyle w:val="TOC1"/>
+            <w:pStyle w:val="16"/>
             <w:tabs>
               <w:tab w:val="right" w:leader="dot" w:pos="8306"/>
             </w:tabs>
           </w:pPr>
           <w:r>
             <w:rPr>
-              <w:rFonts w:ascii="宋体" w:eastAsia="宋体" w:hAnsi="宋体" w:cs="宋体" w:hint="eastAsia"/>
+              <w:rFonts w:hint="eastAsia" w:ascii="宋体" w:hAnsi="宋体" w:eastAsia="宋体" w:cs="宋体"/>
               <w:sz w:val="24"/>
               <w:szCs w:val="24"/>
             </w:rPr>
@@ -1358,7 +1405,7 @@
           </w:r>
           <w:r>
             <w:rPr>
-              <w:rFonts w:ascii="宋体" w:eastAsia="宋体" w:hAnsi="宋体" w:cs="宋体" w:hint="eastAsia"/>
+              <w:rFonts w:hint="eastAsia" w:ascii="宋体" w:hAnsi="宋体" w:eastAsia="宋体" w:cs="宋体"/>
               <w:sz w:val="24"/>
               <w:szCs w:val="24"/>
             </w:rPr>
@@ -1366,7 +1413,7 @@
           </w:r>
           <w:r>
             <w:rPr>
-              <w:rFonts w:ascii="宋体" w:eastAsia="宋体" w:hAnsi="宋体" w:cs="宋体" w:hint="eastAsia"/>
+              <w:rFonts w:hint="eastAsia" w:ascii="宋体" w:hAnsi="宋体" w:eastAsia="宋体" w:cs="宋体"/>
               <w:sz w:val="24"/>
               <w:szCs w:val="24"/>
             </w:rPr>
@@ -1374,21 +1421,21 @@
           </w:r>
           <w:r>
             <w:rPr>
-              <w:rFonts w:ascii="宋体" w:eastAsia="宋体" w:hAnsi="宋体" w:cs="宋体" w:hint="eastAsia"/>
+              <w:rFonts w:hint="eastAsia" w:ascii="宋体" w:hAnsi="宋体" w:eastAsia="宋体" w:cs="宋体"/>
               <w:szCs w:val="24"/>
             </w:rPr>
             <w:fldChar w:fldCharType="begin"/>
           </w:r>
           <w:r>
             <w:rPr>
-              <w:rFonts w:ascii="宋体" w:eastAsia="宋体" w:hAnsi="宋体" w:cs="宋体" w:hint="eastAsia"/>
+              <w:rFonts w:hint="eastAsia" w:ascii="宋体" w:hAnsi="宋体" w:eastAsia="宋体" w:cs="宋体"/>
               <w:szCs w:val="24"/>
             </w:rPr>
             <w:instrText xml:space="preserve"> HYPERLINK \l _Toc11909 </w:instrText>
           </w:r>
           <w:r>
             <w:rPr>
-              <w:rFonts w:ascii="宋体" w:eastAsia="宋体" w:hAnsi="宋体" w:cs="宋体" w:hint="eastAsia"/>
+              <w:rFonts w:hint="eastAsia" w:ascii="宋体" w:hAnsi="宋体" w:eastAsia="宋体" w:cs="宋体"/>
               <w:szCs w:val="24"/>
             </w:rPr>
             <w:fldChar w:fldCharType="separate"/>
@@ -1420,7 +1467,7 @@
           </w:r>
           <w:r>
             <w:rPr>
-              <w:rFonts w:ascii="宋体" w:eastAsia="宋体" w:hAnsi="宋体" w:cs="宋体" w:hint="eastAsia"/>
+              <w:rFonts w:hint="eastAsia" w:ascii="宋体" w:hAnsi="宋体" w:eastAsia="宋体" w:cs="宋体"/>
               <w:szCs w:val="24"/>
             </w:rPr>
             <w:fldChar w:fldCharType="end"/>
@@ -1428,28 +1475,28 @@
         </w:p>
         <w:p>
           <w:pPr>
-            <w:pStyle w:val="TOC1"/>
+            <w:pStyle w:val="16"/>
             <w:tabs>
               <w:tab w:val="right" w:leader="dot" w:pos="8306"/>
             </w:tabs>
           </w:pPr>
           <w:r>
             <w:rPr>
-              <w:rFonts w:ascii="宋体" w:eastAsia="宋体" w:hAnsi="宋体" w:cs="宋体" w:hint="eastAsia"/>
+              <w:rFonts w:hint="eastAsia" w:ascii="宋体" w:hAnsi="宋体" w:eastAsia="宋体" w:cs="宋体"/>
               <w:szCs w:val="24"/>
             </w:rPr>
             <w:fldChar w:fldCharType="begin"/>
           </w:r>
           <w:r>
             <w:rPr>
-              <w:rFonts w:ascii="宋体" w:eastAsia="宋体" w:hAnsi="宋体" w:cs="宋体" w:hint="eastAsia"/>
+              <w:rFonts w:hint="eastAsia" w:ascii="宋体" w:hAnsi="宋体" w:eastAsia="宋体" w:cs="宋体"/>
               <w:szCs w:val="24"/>
             </w:rPr>
             <w:instrText xml:space="preserve"> HYPERLINK \l _Toc19478 </w:instrText>
           </w:r>
           <w:r>
             <w:rPr>
-              <w:rFonts w:ascii="宋体" w:eastAsia="宋体" w:hAnsi="宋体" w:cs="宋体" w:hint="eastAsia"/>
+              <w:rFonts w:hint="eastAsia" w:ascii="宋体" w:hAnsi="宋体" w:eastAsia="宋体" w:cs="宋体"/>
               <w:szCs w:val="24"/>
             </w:rPr>
             <w:fldChar w:fldCharType="separate"/>
@@ -1481,7 +1528,7 @@
           </w:r>
           <w:r>
             <w:rPr>
-              <w:rFonts w:ascii="宋体" w:eastAsia="宋体" w:hAnsi="宋体" w:cs="宋体" w:hint="eastAsia"/>
+              <w:rFonts w:hint="eastAsia" w:ascii="宋体" w:hAnsi="宋体" w:eastAsia="宋体" w:cs="宋体"/>
               <w:szCs w:val="24"/>
             </w:rPr>
             <w:fldChar w:fldCharType="end"/>
@@ -1489,28 +1536,28 @@
         </w:p>
         <w:p>
           <w:pPr>
-            <w:pStyle w:val="TOC1"/>
+            <w:pStyle w:val="16"/>
             <w:tabs>
               <w:tab w:val="right" w:leader="dot" w:pos="8306"/>
             </w:tabs>
           </w:pPr>
           <w:r>
             <w:rPr>
-              <w:rFonts w:ascii="宋体" w:eastAsia="宋体" w:hAnsi="宋体" w:cs="宋体" w:hint="eastAsia"/>
+              <w:rFonts w:hint="eastAsia" w:ascii="宋体" w:hAnsi="宋体" w:eastAsia="宋体" w:cs="宋体"/>
               <w:szCs w:val="24"/>
             </w:rPr>
             <w:fldChar w:fldCharType="begin"/>
           </w:r>
           <w:r>
             <w:rPr>
-              <w:rFonts w:ascii="宋体" w:eastAsia="宋体" w:hAnsi="宋体" w:cs="宋体" w:hint="eastAsia"/>
+              <w:rFonts w:hint="eastAsia" w:ascii="宋体" w:hAnsi="宋体" w:eastAsia="宋体" w:cs="宋体"/>
               <w:szCs w:val="24"/>
             </w:rPr>
             <w:instrText xml:space="preserve"> HYPERLINK \l _Toc22633 </w:instrText>
           </w:r>
           <w:r>
             <w:rPr>
-              <w:rFonts w:ascii="宋体" w:eastAsia="宋体" w:hAnsi="宋体" w:cs="宋体" w:hint="eastAsia"/>
+              <w:rFonts w:hint="eastAsia" w:ascii="宋体" w:hAnsi="宋体" w:eastAsia="宋体" w:cs="宋体"/>
               <w:szCs w:val="24"/>
             </w:rPr>
             <w:fldChar w:fldCharType="separate"/>
@@ -1544,7 +1591,7 @@
           </w:r>
           <w:r>
             <w:rPr>
-              <w:rFonts w:ascii="宋体" w:eastAsia="宋体" w:hAnsi="宋体" w:cs="宋体" w:hint="eastAsia"/>
+              <w:rFonts w:hint="eastAsia" w:ascii="宋体" w:hAnsi="宋体" w:eastAsia="宋体" w:cs="宋体"/>
               <w:szCs w:val="24"/>
             </w:rPr>
             <w:fldChar w:fldCharType="end"/>
@@ -1552,28 +1599,28 @@
         </w:p>
         <w:p>
           <w:pPr>
-            <w:pStyle w:val="TOC2"/>
+            <w:pStyle w:val="17"/>
             <w:tabs>
               <w:tab w:val="right" w:leader="dot" w:pos="8306"/>
             </w:tabs>
           </w:pPr>
           <w:r>
             <w:rPr>
-              <w:rFonts w:ascii="宋体" w:eastAsia="宋体" w:hAnsi="宋体" w:cs="宋体" w:hint="eastAsia"/>
+              <w:rFonts w:hint="eastAsia" w:ascii="宋体" w:hAnsi="宋体" w:eastAsia="宋体" w:cs="宋体"/>
               <w:szCs w:val="24"/>
             </w:rPr>
             <w:fldChar w:fldCharType="begin"/>
           </w:r>
           <w:r>
             <w:rPr>
-              <w:rFonts w:ascii="宋体" w:eastAsia="宋体" w:hAnsi="宋体" w:cs="宋体" w:hint="eastAsia"/>
+              <w:rFonts w:hint="eastAsia" w:ascii="宋体" w:hAnsi="宋体" w:eastAsia="宋体" w:cs="宋体"/>
               <w:szCs w:val="24"/>
             </w:rPr>
             <w:instrText xml:space="preserve"> HYPERLINK \l _Toc7247 </w:instrText>
           </w:r>
           <w:r>
             <w:rPr>
-              <w:rFonts w:ascii="宋体" w:eastAsia="宋体" w:hAnsi="宋体" w:cs="宋体" w:hint="eastAsia"/>
+              <w:rFonts w:hint="eastAsia" w:ascii="宋体" w:hAnsi="宋体" w:eastAsia="宋体" w:cs="宋体"/>
               <w:szCs w:val="24"/>
             </w:rPr>
             <w:fldChar w:fldCharType="separate"/>
@@ -1611,7 +1658,7 @@
           </w:r>
           <w:r>
             <w:rPr>
-              <w:rFonts w:ascii="宋体" w:eastAsia="宋体" w:hAnsi="宋体" w:cs="宋体" w:hint="eastAsia"/>
+              <w:rFonts w:hint="eastAsia" w:ascii="宋体" w:hAnsi="宋体" w:eastAsia="宋体" w:cs="宋体"/>
               <w:szCs w:val="24"/>
             </w:rPr>
             <w:fldChar w:fldCharType="end"/>
@@ -1619,28 +1666,28 @@
         </w:p>
         <w:p>
           <w:pPr>
-            <w:pStyle w:val="TOC1"/>
+            <w:pStyle w:val="16"/>
             <w:tabs>
               <w:tab w:val="right" w:leader="dot" w:pos="8306"/>
             </w:tabs>
           </w:pPr>
           <w:r>
             <w:rPr>
-              <w:rFonts w:ascii="宋体" w:eastAsia="宋体" w:hAnsi="宋体" w:cs="宋体" w:hint="eastAsia"/>
+              <w:rFonts w:hint="eastAsia" w:ascii="宋体" w:hAnsi="宋体" w:eastAsia="宋体" w:cs="宋体"/>
               <w:szCs w:val="24"/>
             </w:rPr>
             <w:fldChar w:fldCharType="begin"/>
           </w:r>
           <w:r>
             <w:rPr>
-              <w:rFonts w:ascii="宋体" w:eastAsia="宋体" w:hAnsi="宋体" w:cs="宋体" w:hint="eastAsia"/>
+              <w:rFonts w:hint="eastAsia" w:ascii="宋体" w:hAnsi="宋体" w:eastAsia="宋体" w:cs="宋体"/>
               <w:szCs w:val="24"/>
             </w:rPr>
             <w:instrText xml:space="preserve"> HYPERLINK \l _Toc3627 </w:instrText>
           </w:r>
           <w:r>
             <w:rPr>
-              <w:rFonts w:ascii="宋体" w:eastAsia="宋体" w:hAnsi="宋体" w:cs="宋体" w:hint="eastAsia"/>
+              <w:rFonts w:hint="eastAsia" w:ascii="宋体" w:hAnsi="宋体" w:eastAsia="宋体" w:cs="宋体"/>
               <w:szCs w:val="24"/>
             </w:rPr>
             <w:fldChar w:fldCharType="separate"/>
@@ -1679,7 +1726,7 @@
           </w:r>
           <w:r>
             <w:rPr>
-              <w:rFonts w:ascii="宋体" w:eastAsia="宋体" w:hAnsi="宋体" w:cs="宋体" w:hint="eastAsia"/>
+              <w:rFonts w:hint="eastAsia" w:ascii="宋体" w:hAnsi="宋体" w:eastAsia="宋体" w:cs="宋体"/>
               <w:szCs w:val="24"/>
             </w:rPr>
             <w:fldChar w:fldCharType="end"/>
@@ -1687,28 +1734,28 @@
         </w:p>
         <w:p>
           <w:pPr>
-            <w:pStyle w:val="TOC1"/>
+            <w:pStyle w:val="16"/>
             <w:tabs>
               <w:tab w:val="right" w:leader="dot" w:pos="8306"/>
             </w:tabs>
           </w:pPr>
           <w:r>
             <w:rPr>
-              <w:rFonts w:ascii="宋体" w:eastAsia="宋体" w:hAnsi="宋体" w:cs="宋体" w:hint="eastAsia"/>
+              <w:rFonts w:hint="eastAsia" w:ascii="宋体" w:hAnsi="宋体" w:eastAsia="宋体" w:cs="宋体"/>
               <w:szCs w:val="24"/>
             </w:rPr>
             <w:fldChar w:fldCharType="begin"/>
           </w:r>
           <w:r>
             <w:rPr>
-              <w:rFonts w:ascii="宋体" w:eastAsia="宋体" w:hAnsi="宋体" w:cs="宋体" w:hint="eastAsia"/>
+              <w:rFonts w:hint="eastAsia" w:ascii="宋体" w:hAnsi="宋体" w:eastAsia="宋体" w:cs="宋体"/>
               <w:szCs w:val="24"/>
             </w:rPr>
             <w:instrText xml:space="preserve"> HYPERLINK \l _Toc22363 </w:instrText>
           </w:r>
           <w:r>
             <w:rPr>
-              <w:rFonts w:ascii="宋体" w:eastAsia="宋体" w:hAnsi="宋体" w:cs="宋体" w:hint="eastAsia"/>
+              <w:rFonts w:hint="eastAsia" w:ascii="宋体" w:hAnsi="宋体" w:eastAsia="宋体" w:cs="宋体"/>
               <w:szCs w:val="24"/>
             </w:rPr>
             <w:fldChar w:fldCharType="separate"/>
@@ -1749,7 +1796,7 @@
           </w:r>
           <w:r>
             <w:rPr>
-              <w:rFonts w:ascii="宋体" w:eastAsia="宋体" w:hAnsi="宋体" w:cs="宋体" w:hint="eastAsia"/>
+              <w:rFonts w:hint="eastAsia" w:ascii="宋体" w:hAnsi="宋体" w:eastAsia="宋体" w:cs="宋体"/>
               <w:szCs w:val="24"/>
             </w:rPr>
             <w:fldChar w:fldCharType="end"/>
@@ -1757,28 +1804,28 @@
         </w:p>
         <w:p>
           <w:pPr>
-            <w:pStyle w:val="TOC1"/>
+            <w:pStyle w:val="16"/>
             <w:tabs>
               <w:tab w:val="right" w:leader="dot" w:pos="8306"/>
             </w:tabs>
           </w:pPr>
           <w:r>
             <w:rPr>
-              <w:rFonts w:ascii="宋体" w:eastAsia="宋体" w:hAnsi="宋体" w:cs="宋体" w:hint="eastAsia"/>
+              <w:rFonts w:hint="eastAsia" w:ascii="宋体" w:hAnsi="宋体" w:eastAsia="宋体" w:cs="宋体"/>
               <w:szCs w:val="24"/>
             </w:rPr>
             <w:fldChar w:fldCharType="begin"/>
           </w:r>
           <w:r>
             <w:rPr>
-              <w:rFonts w:ascii="宋体" w:eastAsia="宋体" w:hAnsi="宋体" w:cs="宋体" w:hint="eastAsia"/>
+              <w:rFonts w:hint="eastAsia" w:ascii="宋体" w:hAnsi="宋体" w:eastAsia="宋体" w:cs="宋体"/>
               <w:szCs w:val="24"/>
             </w:rPr>
             <w:instrText xml:space="preserve"> HYPERLINK \l _Toc22835 </w:instrText>
           </w:r>
           <w:r>
             <w:rPr>
-              <w:rFonts w:ascii="宋体" w:eastAsia="宋体" w:hAnsi="宋体" w:cs="宋体" w:hint="eastAsia"/>
+              <w:rFonts w:hint="eastAsia" w:ascii="宋体" w:hAnsi="宋体" w:eastAsia="宋体" w:cs="宋体"/>
               <w:szCs w:val="24"/>
             </w:rPr>
             <w:fldChar w:fldCharType="separate"/>
@@ -1817,7 +1864,7 @@
           </w:r>
           <w:r>
             <w:rPr>
-              <w:rFonts w:ascii="宋体" w:eastAsia="宋体" w:hAnsi="宋体" w:cs="宋体" w:hint="eastAsia"/>
+              <w:rFonts w:hint="eastAsia" w:ascii="宋体" w:hAnsi="宋体" w:eastAsia="宋体" w:cs="宋体"/>
               <w:szCs w:val="24"/>
             </w:rPr>
             <w:fldChar w:fldCharType="end"/>
@@ -1825,28 +1872,28 @@
         </w:p>
         <w:p>
           <w:pPr>
-            <w:pStyle w:val="TOC2"/>
+            <w:pStyle w:val="17"/>
             <w:tabs>
               <w:tab w:val="right" w:leader="dot" w:pos="8306"/>
             </w:tabs>
           </w:pPr>
           <w:r>
             <w:rPr>
-              <w:rFonts w:ascii="宋体" w:eastAsia="宋体" w:hAnsi="宋体" w:cs="宋体" w:hint="eastAsia"/>
+              <w:rFonts w:hint="eastAsia" w:ascii="宋体" w:hAnsi="宋体" w:eastAsia="宋体" w:cs="宋体"/>
               <w:szCs w:val="24"/>
             </w:rPr>
             <w:fldChar w:fldCharType="begin"/>
           </w:r>
           <w:r>
             <w:rPr>
-              <w:rFonts w:ascii="宋体" w:eastAsia="宋体" w:hAnsi="宋体" w:cs="宋体" w:hint="eastAsia"/>
+              <w:rFonts w:hint="eastAsia" w:ascii="宋体" w:hAnsi="宋体" w:eastAsia="宋体" w:cs="宋体"/>
               <w:szCs w:val="24"/>
             </w:rPr>
             <w:instrText xml:space="preserve"> HYPERLINK \l _Toc20066 </w:instrText>
           </w:r>
           <w:r>
             <w:rPr>
-              <w:rFonts w:ascii="宋体" w:eastAsia="宋体" w:hAnsi="宋体" w:cs="宋体" w:hint="eastAsia"/>
+              <w:rFonts w:hint="eastAsia" w:ascii="宋体" w:hAnsi="宋体" w:eastAsia="宋体" w:cs="宋体"/>
               <w:szCs w:val="24"/>
             </w:rPr>
             <w:fldChar w:fldCharType="separate"/>
@@ -1885,7 +1932,7 @@
           </w:r>
           <w:r>
             <w:rPr>
-              <w:rFonts w:ascii="宋体" w:eastAsia="宋体" w:hAnsi="宋体" w:cs="宋体" w:hint="eastAsia"/>
+              <w:rFonts w:hint="eastAsia" w:ascii="宋体" w:hAnsi="宋体" w:eastAsia="宋体" w:cs="宋体"/>
               <w:szCs w:val="24"/>
             </w:rPr>
             <w:fldChar w:fldCharType="end"/>
@@ -1893,28 +1940,28 @@
         </w:p>
         <w:p>
           <w:pPr>
-            <w:pStyle w:val="TOC2"/>
+            <w:pStyle w:val="17"/>
             <w:tabs>
               <w:tab w:val="right" w:leader="dot" w:pos="8306"/>
             </w:tabs>
           </w:pPr>
           <w:r>
             <w:rPr>
-              <w:rFonts w:ascii="宋体" w:eastAsia="宋体" w:hAnsi="宋体" w:cs="宋体" w:hint="eastAsia"/>
+              <w:rFonts w:hint="eastAsia" w:ascii="宋体" w:hAnsi="宋体" w:eastAsia="宋体" w:cs="宋体"/>
               <w:szCs w:val="24"/>
             </w:rPr>
             <w:fldChar w:fldCharType="begin"/>
           </w:r>
           <w:r>
             <w:rPr>
-              <w:rFonts w:ascii="宋体" w:eastAsia="宋体" w:hAnsi="宋体" w:cs="宋体" w:hint="eastAsia"/>
+              <w:rFonts w:hint="eastAsia" w:ascii="宋体" w:hAnsi="宋体" w:eastAsia="宋体" w:cs="宋体"/>
               <w:szCs w:val="24"/>
             </w:rPr>
             <w:instrText xml:space="preserve"> HYPERLINK \l _Toc1501 </w:instrText>
           </w:r>
           <w:r>
             <w:rPr>
-              <w:rFonts w:ascii="宋体" w:eastAsia="宋体" w:hAnsi="宋体" w:cs="宋体" w:hint="eastAsia"/>
+              <w:rFonts w:hint="eastAsia" w:ascii="宋体" w:hAnsi="宋体" w:eastAsia="宋体" w:cs="宋体"/>
               <w:szCs w:val="24"/>
             </w:rPr>
             <w:fldChar w:fldCharType="separate"/>
@@ -1953,7 +2000,7 @@
           </w:r>
           <w:r>
             <w:rPr>
-              <w:rFonts w:ascii="宋体" w:eastAsia="宋体" w:hAnsi="宋体" w:cs="宋体" w:hint="eastAsia"/>
+              <w:rFonts w:hint="eastAsia" w:ascii="宋体" w:hAnsi="宋体" w:eastAsia="宋体" w:cs="宋体"/>
               <w:szCs w:val="24"/>
             </w:rPr>
             <w:fldChar w:fldCharType="end"/>
@@ -1961,28 +2008,28 @@
         </w:p>
         <w:p>
           <w:pPr>
-            <w:pStyle w:val="TOC2"/>
+            <w:pStyle w:val="17"/>
             <w:tabs>
               <w:tab w:val="right" w:leader="dot" w:pos="8306"/>
             </w:tabs>
           </w:pPr>
           <w:r>
             <w:rPr>
-              <w:rFonts w:ascii="宋体" w:eastAsia="宋体" w:hAnsi="宋体" w:cs="宋体" w:hint="eastAsia"/>
+              <w:rFonts w:hint="eastAsia" w:ascii="宋体" w:hAnsi="宋体" w:eastAsia="宋体" w:cs="宋体"/>
               <w:szCs w:val="24"/>
             </w:rPr>
             <w:fldChar w:fldCharType="begin"/>
           </w:r>
           <w:r>
             <w:rPr>
-              <w:rFonts w:ascii="宋体" w:eastAsia="宋体" w:hAnsi="宋体" w:cs="宋体" w:hint="eastAsia"/>
+              <w:rFonts w:hint="eastAsia" w:ascii="宋体" w:hAnsi="宋体" w:eastAsia="宋体" w:cs="宋体"/>
               <w:szCs w:val="24"/>
             </w:rPr>
             <w:instrText xml:space="preserve"> HYPERLINK \l _Toc17605 </w:instrText>
           </w:r>
           <w:r>
             <w:rPr>
-              <w:rFonts w:ascii="宋体" w:eastAsia="宋体" w:hAnsi="宋体" w:cs="宋体" w:hint="eastAsia"/>
+              <w:rFonts w:hint="eastAsia" w:ascii="宋体" w:hAnsi="宋体" w:eastAsia="宋体" w:cs="宋体"/>
               <w:szCs w:val="24"/>
             </w:rPr>
             <w:fldChar w:fldCharType="separate"/>
@@ -2021,7 +2068,7 @@
           </w:r>
           <w:r>
             <w:rPr>
-              <w:rFonts w:ascii="宋体" w:eastAsia="宋体" w:hAnsi="宋体" w:cs="宋体" w:hint="eastAsia"/>
+              <w:rFonts w:hint="eastAsia" w:ascii="宋体" w:hAnsi="宋体" w:eastAsia="宋体" w:cs="宋体"/>
               <w:szCs w:val="24"/>
             </w:rPr>
             <w:fldChar w:fldCharType="end"/>
@@ -2029,28 +2076,28 @@
         </w:p>
         <w:p>
           <w:pPr>
-            <w:pStyle w:val="TOC2"/>
+            <w:pStyle w:val="17"/>
             <w:tabs>
               <w:tab w:val="right" w:leader="dot" w:pos="8306"/>
             </w:tabs>
           </w:pPr>
           <w:r>
             <w:rPr>
-              <w:rFonts w:ascii="宋体" w:eastAsia="宋体" w:hAnsi="宋体" w:cs="宋体" w:hint="eastAsia"/>
+              <w:rFonts w:hint="eastAsia" w:ascii="宋体" w:hAnsi="宋体" w:eastAsia="宋体" w:cs="宋体"/>
               <w:szCs w:val="24"/>
             </w:rPr>
             <w:fldChar w:fldCharType="begin"/>
           </w:r>
           <w:r>
             <w:rPr>
-              <w:rFonts w:ascii="宋体" w:eastAsia="宋体" w:hAnsi="宋体" w:cs="宋体" w:hint="eastAsia"/>
+              <w:rFonts w:hint="eastAsia" w:ascii="宋体" w:hAnsi="宋体" w:eastAsia="宋体" w:cs="宋体"/>
               <w:szCs w:val="24"/>
             </w:rPr>
             <w:instrText xml:space="preserve"> HYPERLINK \l _Toc6323 </w:instrText>
           </w:r>
           <w:r>
             <w:rPr>
-              <w:rFonts w:ascii="宋体" w:eastAsia="宋体" w:hAnsi="宋体" w:cs="宋体" w:hint="eastAsia"/>
+              <w:rFonts w:hint="eastAsia" w:ascii="宋体" w:hAnsi="宋体" w:eastAsia="宋体" w:cs="宋体"/>
               <w:szCs w:val="24"/>
             </w:rPr>
             <w:fldChar w:fldCharType="separate"/>
@@ -2089,7 +2136,7 @@
           </w:r>
           <w:r>
             <w:rPr>
-              <w:rFonts w:ascii="宋体" w:eastAsia="宋体" w:hAnsi="宋体" w:cs="宋体" w:hint="eastAsia"/>
+              <w:rFonts w:hint="eastAsia" w:ascii="宋体" w:hAnsi="宋体" w:eastAsia="宋体" w:cs="宋体"/>
               <w:szCs w:val="24"/>
             </w:rPr>
             <w:fldChar w:fldCharType="end"/>
@@ -2097,28 +2144,28 @@
         </w:p>
         <w:p>
           <w:pPr>
-            <w:pStyle w:val="TOC1"/>
+            <w:pStyle w:val="16"/>
             <w:tabs>
               <w:tab w:val="right" w:leader="dot" w:pos="8306"/>
             </w:tabs>
           </w:pPr>
           <w:r>
             <w:rPr>
-              <w:rFonts w:ascii="宋体" w:eastAsia="宋体" w:hAnsi="宋体" w:cs="宋体" w:hint="eastAsia"/>
+              <w:rFonts w:hint="eastAsia" w:ascii="宋体" w:hAnsi="宋体" w:eastAsia="宋体" w:cs="宋体"/>
               <w:szCs w:val="24"/>
             </w:rPr>
             <w:fldChar w:fldCharType="begin"/>
           </w:r>
           <w:r>
             <w:rPr>
-              <w:rFonts w:ascii="宋体" w:eastAsia="宋体" w:hAnsi="宋体" w:cs="宋体" w:hint="eastAsia"/>
+              <w:rFonts w:hint="eastAsia" w:ascii="宋体" w:hAnsi="宋体" w:eastAsia="宋体" w:cs="宋体"/>
               <w:szCs w:val="24"/>
             </w:rPr>
             <w:instrText xml:space="preserve"> HYPERLINK \l _Toc26852 </w:instrText>
           </w:r>
           <w:r>
             <w:rPr>
-              <w:rFonts w:ascii="宋体" w:eastAsia="宋体" w:hAnsi="宋体" w:cs="宋体" w:hint="eastAsia"/>
+              <w:rFonts w:hint="eastAsia" w:ascii="宋体" w:hAnsi="宋体" w:eastAsia="宋体" w:cs="宋体"/>
               <w:szCs w:val="24"/>
             </w:rPr>
             <w:fldChar w:fldCharType="separate"/>
@@ -2157,7 +2204,7 @@
           </w:r>
           <w:r>
             <w:rPr>
-              <w:rFonts w:ascii="宋体" w:eastAsia="宋体" w:hAnsi="宋体" w:cs="宋体" w:hint="eastAsia"/>
+              <w:rFonts w:hint="eastAsia" w:ascii="宋体" w:hAnsi="宋体" w:eastAsia="宋体" w:cs="宋体"/>
               <w:szCs w:val="24"/>
             </w:rPr>
             <w:fldChar w:fldCharType="end"/>
@@ -2165,28 +2212,28 @@
         </w:p>
         <w:p>
           <w:pPr>
-            <w:pStyle w:val="TOC2"/>
+            <w:pStyle w:val="17"/>
             <w:tabs>
               <w:tab w:val="right" w:leader="dot" w:pos="8306"/>
             </w:tabs>
           </w:pPr>
           <w:r>
             <w:rPr>
-              <w:rFonts w:ascii="宋体" w:eastAsia="宋体" w:hAnsi="宋体" w:cs="宋体" w:hint="eastAsia"/>
+              <w:rFonts w:hint="eastAsia" w:ascii="宋体" w:hAnsi="宋体" w:eastAsia="宋体" w:cs="宋体"/>
               <w:szCs w:val="24"/>
             </w:rPr>
             <w:fldChar w:fldCharType="begin"/>
           </w:r>
           <w:r>
             <w:rPr>
-              <w:rFonts w:ascii="宋体" w:eastAsia="宋体" w:hAnsi="宋体" w:cs="宋体" w:hint="eastAsia"/>
+              <w:rFonts w:hint="eastAsia" w:ascii="宋体" w:hAnsi="宋体" w:eastAsia="宋体" w:cs="宋体"/>
               <w:szCs w:val="24"/>
             </w:rPr>
             <w:instrText xml:space="preserve"> HYPERLINK \l _Toc23182 </w:instrText>
           </w:r>
           <w:r>
             <w:rPr>
-              <w:rFonts w:ascii="宋体" w:eastAsia="宋体" w:hAnsi="宋体" w:cs="宋体" w:hint="eastAsia"/>
+              <w:rFonts w:hint="eastAsia" w:ascii="宋体" w:hAnsi="宋体" w:eastAsia="宋体" w:cs="宋体"/>
               <w:szCs w:val="24"/>
             </w:rPr>
             <w:fldChar w:fldCharType="separate"/>
@@ -2225,7 +2272,7 @@
           </w:r>
           <w:r>
             <w:rPr>
-              <w:rFonts w:ascii="宋体" w:eastAsia="宋体" w:hAnsi="宋体" w:cs="宋体" w:hint="eastAsia"/>
+              <w:rFonts w:hint="eastAsia" w:ascii="宋体" w:hAnsi="宋体" w:eastAsia="宋体" w:cs="宋体"/>
               <w:szCs w:val="24"/>
             </w:rPr>
             <w:fldChar w:fldCharType="end"/>
@@ -2233,28 +2280,28 @@
         </w:p>
         <w:p>
           <w:pPr>
-            <w:pStyle w:val="TOC3"/>
+            <w:pStyle w:val="13"/>
             <w:tabs>
               <w:tab w:val="right" w:leader="dot" w:pos="8306"/>
             </w:tabs>
           </w:pPr>
           <w:r>
             <w:rPr>
-              <w:rFonts w:ascii="宋体" w:eastAsia="宋体" w:hAnsi="宋体" w:cs="宋体" w:hint="eastAsia"/>
+              <w:rFonts w:hint="eastAsia" w:ascii="宋体" w:hAnsi="宋体" w:eastAsia="宋体" w:cs="宋体"/>
               <w:szCs w:val="24"/>
             </w:rPr>
             <w:fldChar w:fldCharType="begin"/>
           </w:r>
           <w:r>
             <w:rPr>
-              <w:rFonts w:ascii="宋体" w:eastAsia="宋体" w:hAnsi="宋体" w:cs="宋体" w:hint="eastAsia"/>
+              <w:rFonts w:hint="eastAsia" w:ascii="宋体" w:hAnsi="宋体" w:eastAsia="宋体" w:cs="宋体"/>
               <w:szCs w:val="24"/>
             </w:rPr>
             <w:instrText xml:space="preserve"> HYPERLINK \l _Toc19530 </w:instrText>
           </w:r>
           <w:r>
             <w:rPr>
-              <w:rFonts w:ascii="宋体" w:eastAsia="宋体" w:hAnsi="宋体" w:cs="宋体" w:hint="eastAsia"/>
+              <w:rFonts w:hint="eastAsia" w:ascii="宋体" w:hAnsi="宋体" w:eastAsia="宋体" w:cs="宋体"/>
               <w:szCs w:val="24"/>
             </w:rPr>
             <w:fldChar w:fldCharType="separate"/>
@@ -2288,7 +2335,7 @@
           </w:r>
           <w:r>
             <w:rPr>
-              <w:rFonts w:ascii="宋体" w:eastAsia="宋体" w:hAnsi="宋体" w:cs="宋体" w:hint="eastAsia"/>
+              <w:rFonts w:hint="eastAsia" w:ascii="宋体" w:hAnsi="宋体" w:eastAsia="宋体" w:cs="宋体"/>
               <w:szCs w:val="24"/>
             </w:rPr>
             <w:fldChar w:fldCharType="end"/>
@@ -2296,28 +2343,28 @@
         </w:p>
         <w:p>
           <w:pPr>
-            <w:pStyle w:val="TOC3"/>
+            <w:pStyle w:val="13"/>
             <w:tabs>
               <w:tab w:val="right" w:leader="dot" w:pos="8306"/>
             </w:tabs>
           </w:pPr>
           <w:r>
             <w:rPr>
-              <w:rFonts w:ascii="宋体" w:eastAsia="宋体" w:hAnsi="宋体" w:cs="宋体" w:hint="eastAsia"/>
+              <w:rFonts w:hint="eastAsia" w:ascii="宋体" w:hAnsi="宋体" w:eastAsia="宋体" w:cs="宋体"/>
               <w:szCs w:val="24"/>
             </w:rPr>
             <w:fldChar w:fldCharType="begin"/>
           </w:r>
           <w:r>
             <w:rPr>
-              <w:rFonts w:ascii="宋体" w:eastAsia="宋体" w:hAnsi="宋体" w:cs="宋体" w:hint="eastAsia"/>
+              <w:rFonts w:hint="eastAsia" w:ascii="宋体" w:hAnsi="宋体" w:eastAsia="宋体" w:cs="宋体"/>
               <w:szCs w:val="24"/>
             </w:rPr>
             <w:instrText xml:space="preserve"> HYPERLINK \l _Toc6809 </w:instrText>
           </w:r>
           <w:r>
             <w:rPr>
-              <w:rFonts w:ascii="宋体" w:eastAsia="宋体" w:hAnsi="宋体" w:cs="宋体" w:hint="eastAsia"/>
+              <w:rFonts w:hint="eastAsia" w:ascii="宋体" w:hAnsi="宋体" w:eastAsia="宋体" w:cs="宋体"/>
               <w:szCs w:val="24"/>
             </w:rPr>
             <w:fldChar w:fldCharType="separate"/>
@@ -2351,7 +2398,7 @@
           </w:r>
           <w:r>
             <w:rPr>
-              <w:rFonts w:ascii="宋体" w:eastAsia="宋体" w:hAnsi="宋体" w:cs="宋体" w:hint="eastAsia"/>
+              <w:rFonts w:hint="eastAsia" w:ascii="宋体" w:hAnsi="宋体" w:eastAsia="宋体" w:cs="宋体"/>
               <w:szCs w:val="24"/>
             </w:rPr>
             <w:fldChar w:fldCharType="end"/>
@@ -2359,28 +2406,28 @@
         </w:p>
         <w:p>
           <w:pPr>
-            <w:pStyle w:val="TOC3"/>
+            <w:pStyle w:val="13"/>
             <w:tabs>
               <w:tab w:val="right" w:leader="dot" w:pos="8306"/>
             </w:tabs>
           </w:pPr>
           <w:r>
             <w:rPr>
-              <w:rFonts w:ascii="宋体" w:eastAsia="宋体" w:hAnsi="宋体" w:cs="宋体" w:hint="eastAsia"/>
+              <w:rFonts w:hint="eastAsia" w:ascii="宋体" w:hAnsi="宋体" w:eastAsia="宋体" w:cs="宋体"/>
               <w:szCs w:val="24"/>
             </w:rPr>
             <w:fldChar w:fldCharType="begin"/>
           </w:r>
           <w:r>
             <w:rPr>
-              <w:rFonts w:ascii="宋体" w:eastAsia="宋体" w:hAnsi="宋体" w:cs="宋体" w:hint="eastAsia"/>
+              <w:rFonts w:hint="eastAsia" w:ascii="宋体" w:hAnsi="宋体" w:eastAsia="宋体" w:cs="宋体"/>
               <w:szCs w:val="24"/>
             </w:rPr>
             <w:instrText xml:space="preserve"> HYPERLINK \l _Toc7704 </w:instrText>
           </w:r>
           <w:r>
             <w:rPr>
-              <w:rFonts w:ascii="宋体" w:eastAsia="宋体" w:hAnsi="宋体" w:cs="宋体" w:hint="eastAsia"/>
+              <w:rFonts w:hint="eastAsia" w:ascii="宋体" w:hAnsi="宋体" w:eastAsia="宋体" w:cs="宋体"/>
               <w:szCs w:val="24"/>
             </w:rPr>
             <w:fldChar w:fldCharType="separate"/>
@@ -2414,7 +2461,7 @@
           </w:r>
           <w:r>
             <w:rPr>
-              <w:rFonts w:ascii="宋体" w:eastAsia="宋体" w:hAnsi="宋体" w:cs="宋体" w:hint="eastAsia"/>
+              <w:rFonts w:hint="eastAsia" w:ascii="宋体" w:hAnsi="宋体" w:eastAsia="宋体" w:cs="宋体"/>
               <w:szCs w:val="24"/>
             </w:rPr>
             <w:fldChar w:fldCharType="end"/>
@@ -2422,28 +2469,28 @@
         </w:p>
         <w:p>
           <w:pPr>
-            <w:pStyle w:val="TOC3"/>
+            <w:pStyle w:val="13"/>
             <w:tabs>
               <w:tab w:val="right" w:leader="dot" w:pos="8306"/>
             </w:tabs>
           </w:pPr>
           <w:r>
             <w:rPr>
-              <w:rFonts w:ascii="宋体" w:eastAsia="宋体" w:hAnsi="宋体" w:cs="宋体" w:hint="eastAsia"/>
+              <w:rFonts w:hint="eastAsia" w:ascii="宋体" w:hAnsi="宋体" w:eastAsia="宋体" w:cs="宋体"/>
               <w:szCs w:val="24"/>
             </w:rPr>
             <w:fldChar w:fldCharType="begin"/>
           </w:r>
           <w:r>
             <w:rPr>
-              <w:rFonts w:ascii="宋体" w:eastAsia="宋体" w:hAnsi="宋体" w:cs="宋体" w:hint="eastAsia"/>
+              <w:rFonts w:hint="eastAsia" w:ascii="宋体" w:hAnsi="宋体" w:eastAsia="宋体" w:cs="宋体"/>
               <w:szCs w:val="24"/>
             </w:rPr>
             <w:instrText xml:space="preserve"> HYPERLINK \l _Toc32135 </w:instrText>
           </w:r>
           <w:r>
             <w:rPr>
-              <w:rFonts w:ascii="宋体" w:eastAsia="宋体" w:hAnsi="宋体" w:cs="宋体" w:hint="eastAsia"/>
+              <w:rFonts w:hint="eastAsia" w:ascii="宋体" w:hAnsi="宋体" w:eastAsia="宋体" w:cs="宋体"/>
               <w:szCs w:val="24"/>
             </w:rPr>
             <w:fldChar w:fldCharType="separate"/>
@@ -2477,7 +2524,7 @@
           </w:r>
           <w:r>
             <w:rPr>
-              <w:rFonts w:ascii="宋体" w:eastAsia="宋体" w:hAnsi="宋体" w:cs="宋体" w:hint="eastAsia"/>
+              <w:rFonts w:hint="eastAsia" w:ascii="宋体" w:hAnsi="宋体" w:eastAsia="宋体" w:cs="宋体"/>
               <w:szCs w:val="24"/>
             </w:rPr>
             <w:fldChar w:fldCharType="end"/>
@@ -2485,28 +2532,28 @@
         </w:p>
         <w:p>
           <w:pPr>
-            <w:pStyle w:val="TOC2"/>
+            <w:pStyle w:val="17"/>
             <w:tabs>
               <w:tab w:val="right" w:leader="dot" w:pos="8306"/>
             </w:tabs>
           </w:pPr>
           <w:r>
             <w:rPr>
-              <w:rFonts w:ascii="宋体" w:eastAsia="宋体" w:hAnsi="宋体" w:cs="宋体" w:hint="eastAsia"/>
+              <w:rFonts w:hint="eastAsia" w:ascii="宋体" w:hAnsi="宋体" w:eastAsia="宋体" w:cs="宋体"/>
               <w:szCs w:val="24"/>
             </w:rPr>
             <w:fldChar w:fldCharType="begin"/>
           </w:r>
           <w:r>
             <w:rPr>
-              <w:rFonts w:ascii="宋体" w:eastAsia="宋体" w:hAnsi="宋体" w:cs="宋体" w:hint="eastAsia"/>
+              <w:rFonts w:hint="eastAsia" w:ascii="宋体" w:hAnsi="宋体" w:eastAsia="宋体" w:cs="宋体"/>
               <w:szCs w:val="24"/>
             </w:rPr>
             <w:instrText xml:space="preserve"> HYPERLINK \l _Toc16867 </w:instrText>
           </w:r>
           <w:r>
             <w:rPr>
-              <w:rFonts w:ascii="宋体" w:eastAsia="宋体" w:hAnsi="宋体" w:cs="宋体" w:hint="eastAsia"/>
+              <w:rFonts w:hint="eastAsia" w:ascii="宋体" w:hAnsi="宋体" w:eastAsia="宋体" w:cs="宋体"/>
               <w:szCs w:val="24"/>
             </w:rPr>
             <w:fldChar w:fldCharType="separate"/>
@@ -2540,7 +2587,7 @@
           </w:r>
           <w:r>
             <w:rPr>
-              <w:rFonts w:ascii="宋体" w:eastAsia="宋体" w:hAnsi="宋体" w:cs="宋体" w:hint="eastAsia"/>
+              <w:rFonts w:hint="eastAsia" w:ascii="宋体" w:hAnsi="宋体" w:eastAsia="宋体" w:cs="宋体"/>
               <w:szCs w:val="24"/>
             </w:rPr>
             <w:fldChar w:fldCharType="end"/>
@@ -2548,28 +2595,28 @@
         </w:p>
         <w:p>
           <w:pPr>
-            <w:pStyle w:val="TOC3"/>
+            <w:pStyle w:val="13"/>
             <w:tabs>
               <w:tab w:val="right" w:leader="dot" w:pos="8306"/>
             </w:tabs>
           </w:pPr>
           <w:r>
             <w:rPr>
-              <w:rFonts w:ascii="宋体" w:eastAsia="宋体" w:hAnsi="宋体" w:cs="宋体" w:hint="eastAsia"/>
+              <w:rFonts w:hint="eastAsia" w:ascii="宋体" w:hAnsi="宋体" w:eastAsia="宋体" w:cs="宋体"/>
               <w:szCs w:val="24"/>
             </w:rPr>
             <w:fldChar w:fldCharType="begin"/>
           </w:r>
           <w:r>
             <w:rPr>
-              <w:rFonts w:ascii="宋体" w:eastAsia="宋体" w:hAnsi="宋体" w:cs="宋体" w:hint="eastAsia"/>
+              <w:rFonts w:hint="eastAsia" w:ascii="宋体" w:hAnsi="宋体" w:eastAsia="宋体" w:cs="宋体"/>
               <w:szCs w:val="24"/>
             </w:rPr>
             <w:instrText xml:space="preserve"> HYPERLINK \l _Toc11144 </w:instrText>
           </w:r>
           <w:r>
             <w:rPr>
-              <w:rFonts w:ascii="宋体" w:eastAsia="宋体" w:hAnsi="宋体" w:cs="宋体" w:hint="eastAsia"/>
+              <w:rFonts w:hint="eastAsia" w:ascii="宋体" w:hAnsi="宋体" w:eastAsia="宋体" w:cs="宋体"/>
               <w:szCs w:val="24"/>
             </w:rPr>
             <w:fldChar w:fldCharType="separate"/>
@@ -2603,7 +2650,7 @@
           </w:r>
           <w:r>
             <w:rPr>
-              <w:rFonts w:ascii="宋体" w:eastAsia="宋体" w:hAnsi="宋体" w:cs="宋体" w:hint="eastAsia"/>
+              <w:rFonts w:hint="eastAsia" w:ascii="宋体" w:hAnsi="宋体" w:eastAsia="宋体" w:cs="宋体"/>
               <w:szCs w:val="24"/>
             </w:rPr>
             <w:fldChar w:fldCharType="end"/>
@@ -2611,28 +2658,28 @@
         </w:p>
         <w:p>
           <w:pPr>
-            <w:pStyle w:val="TOC3"/>
+            <w:pStyle w:val="13"/>
             <w:tabs>
               <w:tab w:val="right" w:leader="dot" w:pos="8306"/>
             </w:tabs>
           </w:pPr>
           <w:r>
             <w:rPr>
-              <w:rFonts w:ascii="宋体" w:eastAsia="宋体" w:hAnsi="宋体" w:cs="宋体" w:hint="eastAsia"/>
+              <w:rFonts w:hint="eastAsia" w:ascii="宋体" w:hAnsi="宋体" w:eastAsia="宋体" w:cs="宋体"/>
               <w:szCs w:val="24"/>
             </w:rPr>
             <w:fldChar w:fldCharType="begin"/>
           </w:r>
           <w:r>
             <w:rPr>
-              <w:rFonts w:ascii="宋体" w:eastAsia="宋体" w:hAnsi="宋体" w:cs="宋体" w:hint="eastAsia"/>
+              <w:rFonts w:hint="eastAsia" w:ascii="宋体" w:hAnsi="宋体" w:eastAsia="宋体" w:cs="宋体"/>
               <w:szCs w:val="24"/>
             </w:rPr>
             <w:instrText xml:space="preserve"> HYPERLINK \l _Toc28254 </w:instrText>
           </w:r>
           <w:r>
             <w:rPr>
-              <w:rFonts w:ascii="宋体" w:eastAsia="宋体" w:hAnsi="宋体" w:cs="宋体" w:hint="eastAsia"/>
+              <w:rFonts w:hint="eastAsia" w:ascii="宋体" w:hAnsi="宋体" w:eastAsia="宋体" w:cs="宋体"/>
               <w:szCs w:val="24"/>
             </w:rPr>
             <w:fldChar w:fldCharType="separate"/>
@@ -2666,7 +2713,7 @@
           </w:r>
           <w:r>
             <w:rPr>
-              <w:rFonts w:ascii="宋体" w:eastAsia="宋体" w:hAnsi="宋体" w:cs="宋体" w:hint="eastAsia"/>
+              <w:rFonts w:hint="eastAsia" w:ascii="宋体" w:hAnsi="宋体" w:eastAsia="宋体" w:cs="宋体"/>
               <w:szCs w:val="24"/>
             </w:rPr>
             <w:fldChar w:fldCharType="end"/>
@@ -2674,28 +2721,28 @@
         </w:p>
         <w:p>
           <w:pPr>
-            <w:pStyle w:val="TOC3"/>
+            <w:pStyle w:val="13"/>
             <w:tabs>
               <w:tab w:val="right" w:leader="dot" w:pos="8306"/>
             </w:tabs>
           </w:pPr>
           <w:r>
             <w:rPr>
-              <w:rFonts w:ascii="宋体" w:eastAsia="宋体" w:hAnsi="宋体" w:cs="宋体" w:hint="eastAsia"/>
+              <w:rFonts w:hint="eastAsia" w:ascii="宋体" w:hAnsi="宋体" w:eastAsia="宋体" w:cs="宋体"/>
               <w:szCs w:val="24"/>
             </w:rPr>
             <w:fldChar w:fldCharType="begin"/>
           </w:r>
           <w:r>
             <w:rPr>
-              <w:rFonts w:ascii="宋体" w:eastAsia="宋体" w:hAnsi="宋体" w:cs="宋体" w:hint="eastAsia"/>
+              <w:rFonts w:hint="eastAsia" w:ascii="宋体" w:hAnsi="宋体" w:eastAsia="宋体" w:cs="宋体"/>
               <w:szCs w:val="24"/>
             </w:rPr>
             <w:instrText xml:space="preserve"> HYPERLINK \l _Toc31415 </w:instrText>
           </w:r>
           <w:r>
             <w:rPr>
-              <w:rFonts w:ascii="宋体" w:eastAsia="宋体" w:hAnsi="宋体" w:cs="宋体" w:hint="eastAsia"/>
+              <w:rFonts w:hint="eastAsia" w:ascii="宋体" w:hAnsi="宋体" w:eastAsia="宋体" w:cs="宋体"/>
               <w:szCs w:val="24"/>
             </w:rPr>
             <w:fldChar w:fldCharType="separate"/>
@@ -2729,7 +2776,7 @@
           </w:r>
           <w:r>
             <w:rPr>
-              <w:rFonts w:ascii="宋体" w:eastAsia="宋体" w:hAnsi="宋体" w:cs="宋体" w:hint="eastAsia"/>
+              <w:rFonts w:hint="eastAsia" w:ascii="宋体" w:hAnsi="宋体" w:eastAsia="宋体" w:cs="宋体"/>
               <w:szCs w:val="24"/>
             </w:rPr>
             <w:fldChar w:fldCharType="end"/>
@@ -2737,28 +2784,28 @@
         </w:p>
         <w:p>
           <w:pPr>
-            <w:pStyle w:val="TOC3"/>
+            <w:pStyle w:val="13"/>
             <w:tabs>
               <w:tab w:val="right" w:leader="dot" w:pos="8306"/>
             </w:tabs>
           </w:pPr>
           <w:r>
             <w:rPr>
-              <w:rFonts w:ascii="宋体" w:eastAsia="宋体" w:hAnsi="宋体" w:cs="宋体" w:hint="eastAsia"/>
+              <w:rFonts w:hint="eastAsia" w:ascii="宋体" w:hAnsi="宋体" w:eastAsia="宋体" w:cs="宋体"/>
               <w:szCs w:val="24"/>
             </w:rPr>
             <w:fldChar w:fldCharType="begin"/>
           </w:r>
           <w:r>
             <w:rPr>
-              <w:rFonts w:ascii="宋体" w:eastAsia="宋体" w:hAnsi="宋体" w:cs="宋体" w:hint="eastAsia"/>
+              <w:rFonts w:hint="eastAsia" w:ascii="宋体" w:hAnsi="宋体" w:eastAsia="宋体" w:cs="宋体"/>
               <w:szCs w:val="24"/>
             </w:rPr>
             <w:instrText xml:space="preserve"> HYPERLINK \l _Toc6799 </w:instrText>
           </w:r>
           <w:r>
             <w:rPr>
-              <w:rFonts w:ascii="宋体" w:eastAsia="宋体" w:hAnsi="宋体" w:cs="宋体" w:hint="eastAsia"/>
+              <w:rFonts w:hint="eastAsia" w:ascii="宋体" w:hAnsi="宋体" w:eastAsia="宋体" w:cs="宋体"/>
               <w:szCs w:val="24"/>
             </w:rPr>
             <w:fldChar w:fldCharType="separate"/>
@@ -2792,7 +2839,7 @@
           </w:r>
           <w:r>
             <w:rPr>
-              <w:rFonts w:ascii="宋体" w:eastAsia="宋体" w:hAnsi="宋体" w:cs="宋体" w:hint="eastAsia"/>
+              <w:rFonts w:hint="eastAsia" w:ascii="宋体" w:hAnsi="宋体" w:eastAsia="宋体" w:cs="宋体"/>
               <w:szCs w:val="24"/>
             </w:rPr>
             <w:fldChar w:fldCharType="end"/>
@@ -2800,28 +2847,28 @@
         </w:p>
         <w:p>
           <w:pPr>
-            <w:pStyle w:val="TOC2"/>
+            <w:pStyle w:val="17"/>
             <w:tabs>
               <w:tab w:val="right" w:leader="dot" w:pos="8306"/>
             </w:tabs>
           </w:pPr>
           <w:r>
             <w:rPr>
-              <w:rFonts w:ascii="宋体" w:eastAsia="宋体" w:hAnsi="宋体" w:cs="宋体" w:hint="eastAsia"/>
+              <w:rFonts w:hint="eastAsia" w:ascii="宋体" w:hAnsi="宋体" w:eastAsia="宋体" w:cs="宋体"/>
               <w:szCs w:val="24"/>
             </w:rPr>
             <w:fldChar w:fldCharType="begin"/>
           </w:r>
           <w:r>
             <w:rPr>
-              <w:rFonts w:ascii="宋体" w:eastAsia="宋体" w:hAnsi="宋体" w:cs="宋体" w:hint="eastAsia"/>
+              <w:rFonts w:hint="eastAsia" w:ascii="宋体" w:hAnsi="宋体" w:eastAsia="宋体" w:cs="宋体"/>
               <w:szCs w:val="24"/>
             </w:rPr>
             <w:instrText xml:space="preserve"> HYPERLINK \l _Toc25106 </w:instrText>
           </w:r>
           <w:r>
             <w:rPr>
-              <w:rFonts w:ascii="宋体" w:eastAsia="宋体" w:hAnsi="宋体" w:cs="宋体" w:hint="eastAsia"/>
+              <w:rFonts w:hint="eastAsia" w:ascii="宋体" w:hAnsi="宋体" w:eastAsia="宋体" w:cs="宋体"/>
               <w:szCs w:val="24"/>
             </w:rPr>
             <w:fldChar w:fldCharType="separate"/>
@@ -2855,7 +2902,7 @@
           </w:r>
           <w:r>
             <w:rPr>
-              <w:rFonts w:ascii="宋体" w:eastAsia="宋体" w:hAnsi="宋体" w:cs="宋体" w:hint="eastAsia"/>
+              <w:rFonts w:hint="eastAsia" w:ascii="宋体" w:hAnsi="宋体" w:eastAsia="宋体" w:cs="宋体"/>
               <w:szCs w:val="24"/>
             </w:rPr>
             <w:fldChar w:fldCharType="end"/>
@@ -2863,28 +2910,28 @@
         </w:p>
         <w:p>
           <w:pPr>
-            <w:pStyle w:val="TOC2"/>
+            <w:pStyle w:val="17"/>
             <w:tabs>
               <w:tab w:val="right" w:leader="dot" w:pos="8306"/>
             </w:tabs>
           </w:pPr>
           <w:r>
             <w:rPr>
-              <w:rFonts w:ascii="宋体" w:eastAsia="宋体" w:hAnsi="宋体" w:cs="宋体" w:hint="eastAsia"/>
+              <w:rFonts w:hint="eastAsia" w:ascii="宋体" w:hAnsi="宋体" w:eastAsia="宋体" w:cs="宋体"/>
               <w:szCs w:val="24"/>
             </w:rPr>
             <w:fldChar w:fldCharType="begin"/>
           </w:r>
           <w:r>
             <w:rPr>
-              <w:rFonts w:ascii="宋体" w:eastAsia="宋体" w:hAnsi="宋体" w:cs="宋体" w:hint="eastAsia"/>
+              <w:rFonts w:hint="eastAsia" w:ascii="宋体" w:hAnsi="宋体" w:eastAsia="宋体" w:cs="宋体"/>
               <w:szCs w:val="24"/>
             </w:rPr>
             <w:instrText xml:space="preserve"> HYPERLINK \l _Toc30039 </w:instrText>
           </w:r>
           <w:r>
             <w:rPr>
-              <w:rFonts w:ascii="宋体" w:eastAsia="宋体" w:hAnsi="宋体" w:cs="宋体" w:hint="eastAsia"/>
+              <w:rFonts w:hint="eastAsia" w:ascii="宋体" w:hAnsi="宋体" w:eastAsia="宋体" w:cs="宋体"/>
               <w:szCs w:val="24"/>
             </w:rPr>
             <w:fldChar w:fldCharType="separate"/>
@@ -2918,7 +2965,7 @@
           </w:r>
           <w:r>
             <w:rPr>
-              <w:rFonts w:ascii="宋体" w:eastAsia="宋体" w:hAnsi="宋体" w:cs="宋体" w:hint="eastAsia"/>
+              <w:rFonts w:hint="eastAsia" w:ascii="宋体" w:hAnsi="宋体" w:eastAsia="宋体" w:cs="宋体"/>
               <w:szCs w:val="24"/>
             </w:rPr>
             <w:fldChar w:fldCharType="end"/>
@@ -2926,28 +2973,28 @@
         </w:p>
         <w:p>
           <w:pPr>
-            <w:pStyle w:val="TOC3"/>
+            <w:pStyle w:val="13"/>
             <w:tabs>
               <w:tab w:val="right" w:leader="dot" w:pos="8306"/>
             </w:tabs>
           </w:pPr>
           <w:r>
             <w:rPr>
-              <w:rFonts w:ascii="宋体" w:eastAsia="宋体" w:hAnsi="宋体" w:cs="宋体" w:hint="eastAsia"/>
+              <w:rFonts w:hint="eastAsia" w:ascii="宋体" w:hAnsi="宋体" w:eastAsia="宋体" w:cs="宋体"/>
               <w:szCs w:val="24"/>
             </w:rPr>
             <w:fldChar w:fldCharType="begin"/>
           </w:r>
           <w:r>
             <w:rPr>
-              <w:rFonts w:ascii="宋体" w:eastAsia="宋体" w:hAnsi="宋体" w:cs="宋体" w:hint="eastAsia"/>
+              <w:rFonts w:hint="eastAsia" w:ascii="宋体" w:hAnsi="宋体" w:eastAsia="宋体" w:cs="宋体"/>
               <w:szCs w:val="24"/>
             </w:rPr>
             <w:instrText xml:space="preserve"> HYPERLINK \l _Toc8522 </w:instrText>
           </w:r>
           <w:r>
             <w:rPr>
-              <w:rFonts w:ascii="宋体" w:eastAsia="宋体" w:hAnsi="宋体" w:cs="宋体" w:hint="eastAsia"/>
+              <w:rFonts w:hint="eastAsia" w:ascii="宋体" w:hAnsi="宋体" w:eastAsia="宋体" w:cs="宋体"/>
               <w:szCs w:val="24"/>
             </w:rPr>
             <w:fldChar w:fldCharType="separate"/>
@@ -2981,7 +3028,7 @@
           </w:r>
           <w:r>
             <w:rPr>
-              <w:rFonts w:ascii="宋体" w:eastAsia="宋体" w:hAnsi="宋体" w:cs="宋体" w:hint="eastAsia"/>
+              <w:rFonts w:hint="eastAsia" w:ascii="宋体" w:hAnsi="宋体" w:eastAsia="宋体" w:cs="宋体"/>
               <w:szCs w:val="24"/>
             </w:rPr>
             <w:fldChar w:fldCharType="end"/>
@@ -2989,28 +3036,28 @@
         </w:p>
         <w:p>
           <w:pPr>
-            <w:pStyle w:val="TOC3"/>
+            <w:pStyle w:val="13"/>
             <w:tabs>
               <w:tab w:val="right" w:leader="dot" w:pos="8306"/>
             </w:tabs>
           </w:pPr>
           <w:r>
             <w:rPr>
-              <w:rFonts w:ascii="宋体" w:eastAsia="宋体" w:hAnsi="宋体" w:cs="宋体" w:hint="eastAsia"/>
+              <w:rFonts w:hint="eastAsia" w:ascii="宋体" w:hAnsi="宋体" w:eastAsia="宋体" w:cs="宋体"/>
               <w:szCs w:val="24"/>
             </w:rPr>
             <w:fldChar w:fldCharType="begin"/>
           </w:r>
           <w:r>
             <w:rPr>
-              <w:rFonts w:ascii="宋体" w:eastAsia="宋体" w:hAnsi="宋体" w:cs="宋体" w:hint="eastAsia"/>
+              <w:rFonts w:hint="eastAsia" w:ascii="宋体" w:hAnsi="宋体" w:eastAsia="宋体" w:cs="宋体"/>
               <w:szCs w:val="24"/>
             </w:rPr>
             <w:instrText xml:space="preserve"> HYPERLINK \l _Toc17050 </w:instrText>
           </w:r>
           <w:r>
             <w:rPr>
-              <w:rFonts w:ascii="宋体" w:eastAsia="宋体" w:hAnsi="宋体" w:cs="宋体" w:hint="eastAsia"/>
+              <w:rFonts w:hint="eastAsia" w:ascii="宋体" w:hAnsi="宋体" w:eastAsia="宋体" w:cs="宋体"/>
               <w:szCs w:val="24"/>
             </w:rPr>
             <w:fldChar w:fldCharType="separate"/>
@@ -3044,7 +3091,7 @@
           </w:r>
           <w:r>
             <w:rPr>
-              <w:rFonts w:ascii="宋体" w:eastAsia="宋体" w:hAnsi="宋体" w:cs="宋体" w:hint="eastAsia"/>
+              <w:rFonts w:hint="eastAsia" w:ascii="宋体" w:hAnsi="宋体" w:eastAsia="宋体" w:cs="宋体"/>
               <w:szCs w:val="24"/>
             </w:rPr>
             <w:fldChar w:fldCharType="end"/>
@@ -3052,28 +3099,28 @@
         </w:p>
         <w:p>
           <w:pPr>
-            <w:pStyle w:val="TOC3"/>
+            <w:pStyle w:val="13"/>
             <w:tabs>
               <w:tab w:val="right" w:leader="dot" w:pos="8306"/>
             </w:tabs>
           </w:pPr>
           <w:r>
             <w:rPr>
-              <w:rFonts w:ascii="宋体" w:eastAsia="宋体" w:hAnsi="宋体" w:cs="宋体" w:hint="eastAsia"/>
+              <w:rFonts w:hint="eastAsia" w:ascii="宋体" w:hAnsi="宋体" w:eastAsia="宋体" w:cs="宋体"/>
               <w:szCs w:val="24"/>
             </w:rPr>
             <w:fldChar w:fldCharType="begin"/>
           </w:r>
           <w:r>
             <w:rPr>
-              <w:rFonts w:ascii="宋体" w:eastAsia="宋体" w:hAnsi="宋体" w:cs="宋体" w:hint="eastAsia"/>
+              <w:rFonts w:hint="eastAsia" w:ascii="宋体" w:hAnsi="宋体" w:eastAsia="宋体" w:cs="宋体"/>
               <w:szCs w:val="24"/>
             </w:rPr>
             <w:instrText xml:space="preserve"> HYPERLINK \l _Toc11235 </w:instrText>
           </w:r>
           <w:r>
             <w:rPr>
-              <w:rFonts w:ascii="宋体" w:eastAsia="宋体" w:hAnsi="宋体" w:cs="宋体" w:hint="eastAsia"/>
+              <w:rFonts w:hint="eastAsia" w:ascii="宋体" w:hAnsi="宋体" w:eastAsia="宋体" w:cs="宋体"/>
               <w:szCs w:val="24"/>
             </w:rPr>
             <w:fldChar w:fldCharType="separate"/>
@@ -3107,7 +3154,7 @@
           </w:r>
           <w:r>
             <w:rPr>
-              <w:rFonts w:ascii="宋体" w:eastAsia="宋体" w:hAnsi="宋体" w:cs="宋体" w:hint="eastAsia"/>
+              <w:rFonts w:hint="eastAsia" w:ascii="宋体" w:hAnsi="宋体" w:eastAsia="宋体" w:cs="宋体"/>
               <w:szCs w:val="24"/>
             </w:rPr>
             <w:fldChar w:fldCharType="end"/>
@@ -3115,28 +3162,28 @@
         </w:p>
         <w:p>
           <w:pPr>
-            <w:pStyle w:val="TOC3"/>
+            <w:pStyle w:val="13"/>
             <w:tabs>
               <w:tab w:val="right" w:leader="dot" w:pos="8306"/>
             </w:tabs>
           </w:pPr>
           <w:r>
             <w:rPr>
-              <w:rFonts w:ascii="宋体" w:eastAsia="宋体" w:hAnsi="宋体" w:cs="宋体" w:hint="eastAsia"/>
+              <w:rFonts w:hint="eastAsia" w:ascii="宋体" w:hAnsi="宋体" w:eastAsia="宋体" w:cs="宋体"/>
               <w:szCs w:val="24"/>
             </w:rPr>
             <w:fldChar w:fldCharType="begin"/>
           </w:r>
           <w:r>
             <w:rPr>
-              <w:rFonts w:ascii="宋体" w:eastAsia="宋体" w:hAnsi="宋体" w:cs="宋体" w:hint="eastAsia"/>
+              <w:rFonts w:hint="eastAsia" w:ascii="宋体" w:hAnsi="宋体" w:eastAsia="宋体" w:cs="宋体"/>
               <w:szCs w:val="24"/>
             </w:rPr>
             <w:instrText xml:space="preserve"> HYPERLINK \l _Toc4682 </w:instrText>
           </w:r>
           <w:r>
             <w:rPr>
-              <w:rFonts w:ascii="宋体" w:eastAsia="宋体" w:hAnsi="宋体" w:cs="宋体" w:hint="eastAsia"/>
+              <w:rFonts w:hint="eastAsia" w:ascii="宋体" w:hAnsi="宋体" w:eastAsia="宋体" w:cs="宋体"/>
               <w:szCs w:val="24"/>
             </w:rPr>
             <w:fldChar w:fldCharType="separate"/>
@@ -3170,7 +3217,7 @@
           </w:r>
           <w:r>
             <w:rPr>
-              <w:rFonts w:ascii="宋体" w:eastAsia="宋体" w:hAnsi="宋体" w:cs="宋体" w:hint="eastAsia"/>
+              <w:rFonts w:hint="eastAsia" w:ascii="宋体" w:hAnsi="宋体" w:eastAsia="宋体" w:cs="宋体"/>
               <w:szCs w:val="24"/>
             </w:rPr>
             <w:fldChar w:fldCharType="end"/>
@@ -3178,28 +3225,28 @@
         </w:p>
         <w:p>
           <w:pPr>
-            <w:pStyle w:val="TOC2"/>
+            <w:pStyle w:val="17"/>
             <w:tabs>
               <w:tab w:val="right" w:leader="dot" w:pos="8306"/>
             </w:tabs>
           </w:pPr>
           <w:r>
             <w:rPr>
-              <w:rFonts w:ascii="宋体" w:eastAsia="宋体" w:hAnsi="宋体" w:cs="宋体" w:hint="eastAsia"/>
+              <w:rFonts w:hint="eastAsia" w:ascii="宋体" w:hAnsi="宋体" w:eastAsia="宋体" w:cs="宋体"/>
               <w:szCs w:val="24"/>
             </w:rPr>
             <w:fldChar w:fldCharType="begin"/>
           </w:r>
           <w:r>
             <w:rPr>
-              <w:rFonts w:ascii="宋体" w:eastAsia="宋体" w:hAnsi="宋体" w:cs="宋体" w:hint="eastAsia"/>
+              <w:rFonts w:hint="eastAsia" w:ascii="宋体" w:hAnsi="宋体" w:eastAsia="宋体" w:cs="宋体"/>
               <w:szCs w:val="24"/>
             </w:rPr>
             <w:instrText xml:space="preserve"> HYPERLINK \l _Toc6781 </w:instrText>
           </w:r>
           <w:r>
             <w:rPr>
-              <w:rFonts w:ascii="宋体" w:eastAsia="宋体" w:hAnsi="宋体" w:cs="宋体" w:hint="eastAsia"/>
+              <w:rFonts w:hint="eastAsia" w:ascii="宋体" w:hAnsi="宋体" w:eastAsia="宋体" w:cs="宋体"/>
               <w:szCs w:val="24"/>
             </w:rPr>
             <w:fldChar w:fldCharType="separate"/>
@@ -3233,7 +3280,7 @@
           </w:r>
           <w:r>
             <w:rPr>
-              <w:rFonts w:ascii="宋体" w:eastAsia="宋体" w:hAnsi="宋体" w:cs="宋体" w:hint="eastAsia"/>
+              <w:rFonts w:hint="eastAsia" w:ascii="宋体" w:hAnsi="宋体" w:eastAsia="宋体" w:cs="宋体"/>
               <w:szCs w:val="24"/>
             </w:rPr>
             <w:fldChar w:fldCharType="end"/>
@@ -3241,42 +3288,42 @@
         </w:p>
         <w:p>
           <w:pPr>
-            <w:pStyle w:val="TOC1"/>
+            <w:pStyle w:val="16"/>
             <w:tabs>
               <w:tab w:val="right" w:leader="dot" w:pos="8306"/>
             </w:tabs>
           </w:pPr>
           <w:r>
             <w:rPr>
-              <w:rFonts w:ascii="宋体" w:eastAsia="宋体" w:hAnsi="宋体" w:cs="宋体" w:hint="eastAsia"/>
+              <w:rFonts w:hint="eastAsia" w:ascii="宋体" w:hAnsi="宋体" w:eastAsia="宋体" w:cs="宋体"/>
               <w:szCs w:val="24"/>
             </w:rPr>
             <w:fldChar w:fldCharType="begin"/>
           </w:r>
           <w:r>
             <w:rPr>
-              <w:rFonts w:ascii="宋体" w:eastAsia="宋体" w:hAnsi="宋体" w:cs="宋体" w:hint="eastAsia"/>
+              <w:rFonts w:hint="eastAsia" w:ascii="宋体" w:hAnsi="宋体" w:eastAsia="宋体" w:cs="宋体"/>
               <w:szCs w:val="24"/>
             </w:rPr>
             <w:instrText xml:space="preserve"> HYPERLINK \l _Toc10527 </w:instrText>
           </w:r>
           <w:r>
             <w:rPr>
-              <w:rFonts w:ascii="宋体" w:eastAsia="宋体" w:hAnsi="宋体" w:cs="宋体" w:hint="eastAsia"/>
+              <w:rFonts w:hint="eastAsia" w:ascii="宋体" w:hAnsi="宋体" w:eastAsia="宋体" w:cs="宋体"/>
               <w:szCs w:val="24"/>
             </w:rPr>
             <w:fldChar w:fldCharType="separate"/>
           </w:r>
           <w:r>
             <w:rPr>
-              <w:rFonts w:eastAsia="宋体" w:hint="default"/>
+              <w:rFonts w:hint="default" w:eastAsia="宋体"/>
               <w:lang w:val="en-US" w:eastAsia="zh-CN"/>
             </w:rPr>
             <w:t xml:space="preserve">6. </w:t>
           </w:r>
           <w:r>
             <w:rPr>
-              <w:rFonts w:eastAsia="宋体" w:hint="eastAsia"/>
+              <w:rFonts w:hint="eastAsia" w:eastAsia="宋体"/>
               <w:lang w:val="en-US" w:eastAsia="zh-CN"/>
             </w:rPr>
             <w:t>附则</w:t>
@@ -3301,7 +3348,7 @@
           </w:r>
           <w:r>
             <w:rPr>
-              <w:rFonts w:ascii="宋体" w:eastAsia="宋体" w:hAnsi="宋体" w:cs="宋体" w:hint="eastAsia"/>
+              <w:rFonts w:hint="eastAsia" w:ascii="宋体" w:hAnsi="宋体" w:eastAsia="宋体" w:cs="宋体"/>
               <w:szCs w:val="24"/>
             </w:rPr>
             <w:fldChar w:fldCharType="end"/>
@@ -3309,28 +3356,28 @@
         </w:p>
         <w:p>
           <w:pPr>
-            <w:pStyle w:val="TOC2"/>
+            <w:pStyle w:val="17"/>
             <w:tabs>
               <w:tab w:val="right" w:leader="dot" w:pos="8306"/>
             </w:tabs>
           </w:pPr>
           <w:r>
             <w:rPr>
-              <w:rFonts w:ascii="宋体" w:eastAsia="宋体" w:hAnsi="宋体" w:cs="宋体" w:hint="eastAsia"/>
+              <w:rFonts w:hint="eastAsia" w:ascii="宋体" w:hAnsi="宋体" w:eastAsia="宋体" w:cs="宋体"/>
               <w:szCs w:val="24"/>
             </w:rPr>
             <w:fldChar w:fldCharType="begin"/>
           </w:r>
           <w:r>
             <w:rPr>
-              <w:rFonts w:ascii="宋体" w:eastAsia="宋体" w:hAnsi="宋体" w:cs="宋体" w:hint="eastAsia"/>
+              <w:rFonts w:hint="eastAsia" w:ascii="宋体" w:hAnsi="宋体" w:eastAsia="宋体" w:cs="宋体"/>
               <w:szCs w:val="24"/>
             </w:rPr>
             <w:instrText xml:space="preserve"> HYPERLINK \l _Toc15164 </w:instrText>
           </w:r>
           <w:r>
             <w:rPr>
-              <w:rFonts w:ascii="宋体" w:eastAsia="宋体" w:hAnsi="宋体" w:cs="宋体" w:hint="eastAsia"/>
+              <w:rFonts w:hint="eastAsia" w:ascii="宋体" w:hAnsi="宋体" w:eastAsia="宋体" w:cs="宋体"/>
               <w:szCs w:val="24"/>
             </w:rPr>
             <w:fldChar w:fldCharType="separate"/>
@@ -3369,7 +3416,7 @@
           </w:r>
           <w:r>
             <w:rPr>
-              <w:rFonts w:ascii="宋体" w:eastAsia="宋体" w:hAnsi="宋体" w:cs="宋体" w:hint="eastAsia"/>
+              <w:rFonts w:hint="eastAsia" w:ascii="宋体" w:hAnsi="宋体" w:eastAsia="宋体" w:cs="宋体"/>
               <w:szCs w:val="24"/>
             </w:rPr>
             <w:fldChar w:fldCharType="end"/>
@@ -3377,28 +3424,28 @@
         </w:p>
         <w:p>
           <w:pPr>
-            <w:pStyle w:val="TOC1"/>
+            <w:pStyle w:val="16"/>
             <w:tabs>
               <w:tab w:val="right" w:leader="dot" w:pos="8306"/>
             </w:tabs>
           </w:pPr>
           <w:r>
             <w:rPr>
-              <w:rFonts w:ascii="宋体" w:eastAsia="宋体" w:hAnsi="宋体" w:cs="宋体" w:hint="eastAsia"/>
+              <w:rFonts w:hint="eastAsia" w:ascii="宋体" w:hAnsi="宋体" w:eastAsia="宋体" w:cs="宋体"/>
               <w:szCs w:val="24"/>
             </w:rPr>
             <w:fldChar w:fldCharType="begin"/>
           </w:r>
           <w:r>
             <w:rPr>
-              <w:rFonts w:ascii="宋体" w:eastAsia="宋体" w:hAnsi="宋体" w:cs="宋体" w:hint="eastAsia"/>
+              <w:rFonts w:hint="eastAsia" w:ascii="宋体" w:hAnsi="宋体" w:eastAsia="宋体" w:cs="宋体"/>
               <w:szCs w:val="24"/>
             </w:rPr>
             <w:instrText xml:space="preserve"> HYPERLINK \l _Toc28615 </w:instrText>
           </w:r>
           <w:r>
             <w:rPr>
-              <w:rFonts w:ascii="宋体" w:eastAsia="宋体" w:hAnsi="宋体" w:cs="宋体" w:hint="eastAsia"/>
+              <w:rFonts w:hint="eastAsia" w:ascii="宋体" w:hAnsi="宋体" w:eastAsia="宋体" w:cs="宋体"/>
               <w:szCs w:val="24"/>
             </w:rPr>
             <w:fldChar w:fldCharType="separate"/>
@@ -3437,7 +3484,7 @@
           </w:r>
           <w:r>
             <w:rPr>
-              <w:rFonts w:ascii="宋体" w:eastAsia="宋体" w:hAnsi="宋体" w:cs="宋体" w:hint="eastAsia"/>
+              <w:rFonts w:hint="eastAsia" w:ascii="宋体" w:hAnsi="宋体" w:eastAsia="宋体" w:cs="宋体"/>
               <w:szCs w:val="24"/>
             </w:rPr>
             <w:fldChar w:fldCharType="end"/>
@@ -3445,28 +3492,28 @@
         </w:p>
         <w:p>
           <w:pPr>
-            <w:pStyle w:val="TOC1"/>
+            <w:pStyle w:val="16"/>
             <w:tabs>
               <w:tab w:val="right" w:leader="dot" w:pos="8306"/>
             </w:tabs>
           </w:pPr>
           <w:r>
             <w:rPr>
-              <w:rFonts w:ascii="宋体" w:eastAsia="宋体" w:hAnsi="宋体" w:cs="宋体" w:hint="eastAsia"/>
+              <w:rFonts w:hint="eastAsia" w:ascii="宋体" w:hAnsi="宋体" w:eastAsia="宋体" w:cs="宋体"/>
               <w:szCs w:val="24"/>
             </w:rPr>
             <w:fldChar w:fldCharType="begin"/>
           </w:r>
           <w:r>
             <w:rPr>
-              <w:rFonts w:ascii="宋体" w:eastAsia="宋体" w:hAnsi="宋体" w:cs="宋体" w:hint="eastAsia"/>
+              <w:rFonts w:hint="eastAsia" w:ascii="宋体" w:hAnsi="宋体" w:eastAsia="宋体" w:cs="宋体"/>
               <w:szCs w:val="24"/>
             </w:rPr>
             <w:instrText xml:space="preserve"> HYPERLINK \l _Toc25264 </w:instrText>
           </w:r>
           <w:r>
             <w:rPr>
-              <w:rFonts w:ascii="宋体" w:eastAsia="宋体" w:hAnsi="宋体" w:cs="宋体" w:hint="eastAsia"/>
+              <w:rFonts w:hint="eastAsia" w:ascii="宋体" w:hAnsi="宋体" w:eastAsia="宋体" w:cs="宋体"/>
               <w:szCs w:val="24"/>
             </w:rPr>
             <w:fldChar w:fldCharType="separate"/>
@@ -3505,7 +3552,7 @@
           </w:r>
           <w:r>
             <w:rPr>
-              <w:rFonts w:ascii="宋体" w:eastAsia="宋体" w:hAnsi="宋体" w:cs="宋体" w:hint="eastAsia"/>
+              <w:rFonts w:hint="eastAsia" w:ascii="宋体" w:hAnsi="宋体" w:eastAsia="宋体" w:cs="宋体"/>
               <w:szCs w:val="24"/>
             </w:rPr>
             <w:fldChar w:fldCharType="end"/>
@@ -3515,7 +3562,7 @@
           <w:pPr>
             <w:bidi w:val="0"/>
             <w:rPr>
-              <w:rFonts w:ascii="宋体" w:eastAsia="宋体" w:hAnsi="宋体" w:cs="宋体" w:hint="eastAsia"/>
+              <w:rFonts w:hint="eastAsia" w:ascii="宋体" w:hAnsi="宋体" w:eastAsia="宋体" w:cs="宋体"/>
               <w:snapToGrid w:val="0"/>
               <w:color w:val="000000"/>
               <w:kern w:val="0"/>
@@ -3526,7 +3573,7 @@
           </w:pPr>
           <w:r>
             <w:rPr>
-              <w:rFonts w:ascii="宋体" w:eastAsia="宋体" w:hAnsi="宋体" w:cs="宋体" w:hint="eastAsia"/>
+              <w:rFonts w:hint="eastAsia" w:ascii="宋体" w:hAnsi="宋体" w:eastAsia="宋体" w:cs="宋体"/>
               <w:szCs w:val="24"/>
             </w:rPr>
             <w:fldChar w:fldCharType="end"/>
@@ -3537,7 +3584,7 @@
     <w:p>
       <w:pPr>
         <w:rPr>
-          <w:rFonts w:ascii="Arial" w:eastAsia="Arial" w:hAnsi="Arial" w:cs="Arial"/>
+          <w:rFonts w:ascii="Arial" w:hAnsi="Arial" w:eastAsia="Arial" w:cs="Arial"/>
           <w:snapToGrid w:val="0"/>
           <w:color w:val="000000"/>
           <w:kern w:val="0"/>
@@ -3548,7 +3595,7 @@
       </w:pPr>
       <w:r>
         <w:rPr>
-          <w:rFonts w:ascii="Arial" w:eastAsia="Arial" w:hAnsi="Arial" w:cs="Arial"/>
+          <w:rFonts w:ascii="Arial" w:hAnsi="Arial" w:eastAsia="Arial" w:cs="Arial"/>
           <w:snapToGrid w:val="0"/>
           <w:color w:val="000000"/>
           <w:kern w:val="0"/>
@@ -3561,7 +3608,7 @@
     </w:p>
     <w:p>
       <w:pPr>
-        <w:pStyle w:val="1"/>
+        <w:pStyle w:val="29"/>
         <w:bidi w:val="0"/>
       </w:pPr>
       <w:bookmarkStart w:id="2" w:name="_Toc22633"/>
@@ -3572,7 +3619,7 @@
     </w:p>
     <w:p>
       <w:pPr>
-        <w:pStyle w:val="a1"/>
+        <w:pStyle w:val="30"/>
         <w:bidi w:val="0"/>
       </w:pPr>
       <w:r>
@@ -3581,7 +3628,7 @@
     </w:p>
     <w:p>
       <w:pPr>
-        <w:pStyle w:val="2"/>
+        <w:pStyle w:val="31"/>
         <w:bidi w:val="0"/>
       </w:pPr>
       <w:bookmarkStart w:id="3" w:name="_Toc7247"/>
@@ -3596,7 +3643,7 @@
     </w:p>
     <w:p>
       <w:pPr>
-        <w:pStyle w:val="a1"/>
+        <w:pStyle w:val="30"/>
         <w:bidi w:val="0"/>
         <w:rPr>
           <w:rFonts w:hint="eastAsia"/>
@@ -3613,7 +3660,7 @@
     </w:p>
     <w:p>
       <w:pPr>
-        <w:pStyle w:val="a1"/>
+        <w:pStyle w:val="30"/>
         <w:bidi w:val="0"/>
         <w:jc w:val="center"/>
         <w:rPr>
@@ -3715,16 +3762,16 @@
     </w:p>
     <w:tbl>
       <w:tblPr>
-        <w:tblStyle w:val="TableNormal0"/>
+        <w:tblStyle w:val="27"/>
         <w:tblW w:w="9004" w:type="dxa"/>
         <w:tblInd w:w="2" w:type="dxa"/>
         <w:tblBorders>
-          <w:top w:val="single" w:sz="2" w:space="0" w:color="000000"/>
-          <w:left w:val="single" w:sz="2" w:space="0" w:color="000000"/>
-          <w:bottom w:val="single" w:sz="2" w:space="0" w:color="000000"/>
-          <w:right w:val="single" w:sz="2" w:space="0" w:color="000000"/>
-          <w:insideH w:val="single" w:sz="2" w:space="0" w:color="000000"/>
-          <w:insideV w:val="single" w:sz="2" w:space="0" w:color="000000"/>
+          <w:top w:val="single" w:color="000000" w:sz="2" w:space="0"/>
+          <w:left w:val="single" w:color="000000" w:sz="2" w:space="0"/>
+          <w:bottom w:val="single" w:color="000000" w:sz="2" w:space="0"/>
+          <w:right w:val="single" w:color="000000" w:sz="2" w:space="0"/>
+          <w:insideH w:val="single" w:color="000000" w:sz="2" w:space="0"/>
+          <w:insideV w:val="single" w:color="000000" w:sz="2" w:space="0"/>
         </w:tblBorders>
         <w:tblLayout w:type="fixed"/>
         <w:tblCellMar>
@@ -3741,17 +3788,14 @@
       </w:tblGrid>
       <w:tr>
         <w:tblPrEx>
-          <w:tblW w:w="9004" w:type="dxa"/>
-          <w:tblInd w:w="2" w:type="dxa"/>
           <w:tblBorders>
-            <w:top w:val="single" w:sz="2" w:space="0" w:color="000000"/>
-            <w:left w:val="single" w:sz="2" w:space="0" w:color="000000"/>
-            <w:bottom w:val="single" w:sz="2" w:space="0" w:color="000000"/>
-            <w:right w:val="single" w:sz="2" w:space="0" w:color="000000"/>
-            <w:insideH w:val="single" w:sz="2" w:space="0" w:color="000000"/>
-            <w:insideV w:val="single" w:sz="2" w:space="0" w:color="000000"/>
+            <w:top w:val="single" w:color="000000" w:sz="2" w:space="0"/>
+            <w:left w:val="single" w:color="000000" w:sz="2" w:space="0"/>
+            <w:bottom w:val="single" w:color="000000" w:sz="2" w:space="0"/>
+            <w:right w:val="single" w:color="000000" w:sz="2" w:space="0"/>
+            <w:insideH w:val="single" w:color="000000" w:sz="2" w:space="0"/>
+            <w:insideV w:val="single" w:color="000000" w:sz="2" w:space="0"/>
           </w:tblBorders>
-          <w:tblLayout w:type="fixed"/>
           <w:tblCellMar>
             <w:top w:w="0" w:type="dxa"/>
             <w:left w:w="0" w:type="dxa"/>
@@ -3760,7 +3804,7 @@
           </w:tblCellMar>
         </w:tblPrEx>
         <w:trPr>
-          <w:trHeight w:val="599"/>
+          <w:trHeight w:val="599" w:hRule="atLeast"/>
         </w:trPr>
         <w:tc>
           <w:tcPr>
@@ -3771,14 +3815,14 @@
               <w:spacing w:before="178" w:line="219" w:lineRule="auto"/>
               <w:ind w:left="1047"/>
               <w:rPr>
-                <w:rFonts w:ascii="宋体" w:eastAsia="宋体" w:hAnsi="宋体" w:cs="宋体"/>
+                <w:rFonts w:ascii="宋体" w:hAnsi="宋体" w:eastAsia="宋体" w:cs="宋体"/>
                 <w:sz w:val="24"/>
                 <w:szCs w:val="24"/>
               </w:rPr>
             </w:pPr>
             <w:r>
               <w:rPr>
-                <w:rFonts w:ascii="宋体" w:eastAsia="宋体" w:hAnsi="宋体" w:cs="宋体"/>
+                <w:rFonts w:ascii="宋体" w:hAnsi="宋体" w:eastAsia="宋体" w:cs="宋体"/>
                 <w:b/>
                 <w:bCs/>
                 <w:spacing w:val="-9"/>
@@ -3798,14 +3842,14 @@
               <w:spacing w:before="177" w:line="219" w:lineRule="auto"/>
               <w:ind w:left="140"/>
               <w:rPr>
-                <w:rFonts w:ascii="宋体" w:eastAsia="宋体" w:hAnsi="宋体" w:cs="宋体"/>
+                <w:rFonts w:ascii="宋体" w:hAnsi="宋体" w:eastAsia="宋体" w:cs="宋体"/>
                 <w:sz w:val="24"/>
                 <w:szCs w:val="24"/>
               </w:rPr>
             </w:pPr>
             <w:r>
               <w:rPr>
-                <w:rFonts w:ascii="宋体" w:eastAsia="宋体" w:hAnsi="宋体" w:cs="宋体"/>
+                <w:rFonts w:ascii="宋体" w:hAnsi="宋体" w:eastAsia="宋体" w:cs="宋体"/>
                 <w:b/>
                 <w:bCs/>
                 <w:spacing w:val="-6"/>
@@ -3825,14 +3869,14 @@
               <w:spacing w:before="177" w:line="220" w:lineRule="auto"/>
               <w:ind w:left="2499"/>
               <w:rPr>
-                <w:rFonts w:ascii="宋体" w:eastAsia="宋体" w:hAnsi="宋体" w:cs="宋体"/>
+                <w:rFonts w:ascii="宋体" w:hAnsi="宋体" w:eastAsia="宋体" w:cs="宋体"/>
                 <w:sz w:val="24"/>
                 <w:szCs w:val="24"/>
               </w:rPr>
             </w:pPr>
             <w:r>
               <w:rPr>
-                <w:rFonts w:ascii="宋体" w:eastAsia="宋体" w:hAnsi="宋体" w:cs="宋体"/>
+                <w:rFonts w:ascii="宋体" w:hAnsi="宋体" w:eastAsia="宋体" w:cs="宋体"/>
                 <w:b/>
                 <w:bCs/>
                 <w:spacing w:val="-11"/>
@@ -3846,9 +3890,14 @@
       </w:tr>
       <w:tr>
         <w:tblPrEx>
-          <w:tblW w:w="9004" w:type="dxa"/>
-          <w:tblInd w:w="2" w:type="dxa"/>
-          <w:tblLayout w:type="fixed"/>
+          <w:tblBorders>
+            <w:top w:val="single" w:color="000000" w:sz="2" w:space="0"/>
+            <w:left w:val="single" w:color="000000" w:sz="2" w:space="0"/>
+            <w:bottom w:val="single" w:color="000000" w:sz="2" w:space="0"/>
+            <w:right w:val="single" w:color="000000" w:sz="2" w:space="0"/>
+            <w:insideH w:val="single" w:color="000000" w:sz="2" w:space="0"/>
+            <w:insideV w:val="single" w:color="000000" w:sz="2" w:space="0"/>
+          </w:tblBorders>
           <w:tblCellMar>
             <w:top w:w="0" w:type="dxa"/>
             <w:left w:w="0" w:type="dxa"/>
@@ -3857,7 +3906,7 @@
           </w:tblCellMar>
         </w:tblPrEx>
         <w:trPr>
-          <w:trHeight w:val="948"/>
+          <w:trHeight w:val="948" w:hRule="atLeast"/>
         </w:trPr>
         <w:tc>
           <w:tcPr>
@@ -3865,7 +3914,7 @@
           </w:tcPr>
           <w:p>
             <w:pPr>
-              <w:pStyle w:val="TableText"/>
+              <w:pStyle w:val="28"/>
               <w:spacing w:line="271" w:lineRule="auto"/>
             </w:pPr>
           </w:p>
@@ -3874,14 +3923,14 @@
               <w:spacing w:before="79" w:line="219" w:lineRule="auto"/>
               <w:ind w:left="325"/>
               <w:rPr>
-                <w:rFonts w:ascii="宋体" w:eastAsia="宋体" w:hAnsi="宋体" w:cs="宋体"/>
+                <w:rFonts w:ascii="宋体" w:hAnsi="宋体" w:eastAsia="宋体" w:cs="宋体"/>
                 <w:sz w:val="24"/>
                 <w:szCs w:val="24"/>
               </w:rPr>
             </w:pPr>
             <w:r>
               <w:rPr>
-                <w:rFonts w:ascii="宋体" w:eastAsia="宋体" w:hAnsi="宋体" w:cs="宋体"/>
+                <w:rFonts w:ascii="宋体" w:hAnsi="宋体" w:eastAsia="宋体" w:cs="宋体"/>
                 <w:spacing w:val="-2"/>
                 <w:sz w:val="24"/>
                 <w:szCs w:val="24"/>
@@ -3896,7 +3945,7 @@
           </w:tcPr>
           <w:p>
             <w:pPr>
-              <w:pStyle w:val="TableText"/>
+              <w:pStyle w:val="28"/>
               <w:spacing w:line="271" w:lineRule="auto"/>
             </w:pPr>
           </w:p>
@@ -3905,14 +3954,14 @@
               <w:spacing w:before="79" w:line="219" w:lineRule="auto"/>
               <w:ind w:left="264"/>
               <w:rPr>
-                <w:rFonts w:ascii="宋体" w:eastAsia="宋体" w:hAnsi="宋体" w:cs="宋体"/>
+                <w:rFonts w:ascii="宋体" w:hAnsi="宋体" w:eastAsia="宋体" w:cs="宋体"/>
                 <w:sz w:val="24"/>
                 <w:szCs w:val="24"/>
               </w:rPr>
             </w:pPr>
             <w:r>
               <w:rPr>
-                <w:rFonts w:ascii="宋体" w:eastAsia="宋体" w:hAnsi="宋体" w:cs="宋体"/>
+                <w:rFonts w:ascii="宋体" w:hAnsi="宋体" w:eastAsia="宋体" w:cs="宋体"/>
                 <w:spacing w:val="-8"/>
                 <w:sz w:val="24"/>
                 <w:szCs w:val="24"/>
@@ -3930,14 +3979,14 @@
               <w:spacing w:before="195" w:line="242" w:lineRule="auto"/>
               <w:ind w:left="116" w:right="102" w:hanging="2"/>
               <w:rPr>
-                <w:rFonts w:ascii="宋体" w:eastAsia="宋体" w:hAnsi="宋体" w:cs="宋体"/>
+                <w:rFonts w:ascii="宋体" w:hAnsi="宋体" w:eastAsia="宋体" w:cs="宋体"/>
                 <w:sz w:val="24"/>
                 <w:szCs w:val="24"/>
               </w:rPr>
             </w:pPr>
             <w:r>
               <w:rPr>
-                <w:rFonts w:ascii="宋体" w:eastAsia="宋体" w:hAnsi="宋体" w:cs="宋体"/>
+                <w:rFonts w:ascii="宋体" w:hAnsi="宋体" w:eastAsia="宋体" w:cs="宋体"/>
                 <w:spacing w:val="9"/>
                 <w:sz w:val="24"/>
                 <w:szCs w:val="24"/>
@@ -3946,7 +3995,7 @@
             </w:r>
             <w:r>
               <w:rPr>
-                <w:rFonts w:ascii="宋体" w:eastAsia="宋体" w:hAnsi="宋体" w:cs="宋体"/>
+                <w:rFonts w:ascii="宋体" w:hAnsi="宋体" w:eastAsia="宋体" w:cs="宋体"/>
                 <w:spacing w:val="-1"/>
                 <w:sz w:val="24"/>
                 <w:szCs w:val="24"/>
@@ -3958,9 +4007,14 @@
       </w:tr>
       <w:tr>
         <w:tblPrEx>
-          <w:tblW w:w="9004" w:type="dxa"/>
-          <w:tblInd w:w="2" w:type="dxa"/>
-          <w:tblLayout w:type="fixed"/>
+          <w:tblBorders>
+            <w:top w:val="single" w:color="000000" w:sz="2" w:space="0"/>
+            <w:left w:val="single" w:color="000000" w:sz="2" w:space="0"/>
+            <w:bottom w:val="single" w:color="000000" w:sz="2" w:space="0"/>
+            <w:right w:val="single" w:color="000000" w:sz="2" w:space="0"/>
+            <w:insideH w:val="single" w:color="000000" w:sz="2" w:space="0"/>
+            <w:insideV w:val="single" w:color="000000" w:sz="2" w:space="0"/>
+          </w:tblBorders>
           <w:tblCellMar>
             <w:top w:w="0" w:type="dxa"/>
             <w:left w:w="0" w:type="dxa"/>
@@ -3969,7 +4023,7 @@
           </w:tblCellMar>
         </w:tblPrEx>
         <w:trPr>
-          <w:trHeight w:val="632"/>
+          <w:trHeight w:val="632" w:hRule="atLeast"/>
         </w:trPr>
         <w:tc>
           <w:tcPr>
@@ -3980,14 +4034,14 @@
               <w:spacing w:before="196" w:line="219" w:lineRule="auto"/>
               <w:ind w:left="325"/>
               <w:rPr>
-                <w:rFonts w:ascii="宋体" w:eastAsia="宋体" w:hAnsi="宋体" w:cs="宋体"/>
+                <w:rFonts w:ascii="宋体" w:hAnsi="宋体" w:eastAsia="宋体" w:cs="宋体"/>
                 <w:sz w:val="24"/>
                 <w:szCs w:val="24"/>
               </w:rPr>
             </w:pPr>
             <w:r>
               <w:rPr>
-                <w:rFonts w:ascii="宋体" w:eastAsia="宋体" w:hAnsi="宋体" w:cs="宋体"/>
+                <w:rFonts w:ascii="宋体" w:hAnsi="宋体" w:eastAsia="宋体" w:cs="宋体"/>
                 <w:spacing w:val="-2"/>
                 <w:sz w:val="24"/>
                 <w:szCs w:val="24"/>
@@ -4005,14 +4059,14 @@
               <w:spacing w:before="196" w:line="219" w:lineRule="auto"/>
               <w:ind w:left="260"/>
               <w:rPr>
-                <w:rFonts w:ascii="宋体" w:eastAsia="宋体" w:hAnsi="宋体" w:cs="宋体"/>
+                <w:rFonts w:ascii="宋体" w:hAnsi="宋体" w:eastAsia="宋体" w:cs="宋体"/>
                 <w:sz w:val="24"/>
                 <w:szCs w:val="24"/>
               </w:rPr>
             </w:pPr>
             <w:r>
               <w:rPr>
-                <w:rFonts w:ascii="宋体" w:eastAsia="宋体" w:hAnsi="宋体" w:cs="宋体"/>
+                <w:rFonts w:ascii="宋体" w:hAnsi="宋体" w:eastAsia="宋体" w:cs="宋体"/>
                 <w:spacing w:val="-5"/>
                 <w:sz w:val="24"/>
                 <w:szCs w:val="24"/>
@@ -4030,14 +4084,14 @@
               <w:spacing w:before="196" w:line="219" w:lineRule="auto"/>
               <w:ind w:left="115"/>
               <w:rPr>
-                <w:rFonts w:ascii="宋体" w:eastAsia="宋体" w:hAnsi="宋体" w:cs="宋体"/>
+                <w:rFonts w:ascii="宋体" w:hAnsi="宋体" w:eastAsia="宋体" w:cs="宋体"/>
                 <w:sz w:val="24"/>
                 <w:szCs w:val="24"/>
               </w:rPr>
             </w:pPr>
             <w:r>
               <w:rPr>
-                <w:rFonts w:ascii="宋体" w:eastAsia="宋体" w:hAnsi="宋体" w:cs="宋体"/>
+                <w:rFonts w:ascii="宋体" w:hAnsi="宋体" w:eastAsia="宋体" w:cs="宋体"/>
                 <w:spacing w:val="-1"/>
                 <w:sz w:val="24"/>
                 <w:szCs w:val="24"/>
@@ -4049,9 +4103,14 @@
       </w:tr>
       <w:tr>
         <w:tblPrEx>
-          <w:tblW w:w="9004" w:type="dxa"/>
-          <w:tblInd w:w="2" w:type="dxa"/>
-          <w:tblLayout w:type="fixed"/>
+          <w:tblBorders>
+            <w:top w:val="single" w:color="000000" w:sz="2" w:space="0"/>
+            <w:left w:val="single" w:color="000000" w:sz="2" w:space="0"/>
+            <w:bottom w:val="single" w:color="000000" w:sz="2" w:space="0"/>
+            <w:right w:val="single" w:color="000000" w:sz="2" w:space="0"/>
+            <w:insideH w:val="single" w:color="000000" w:sz="2" w:space="0"/>
+            <w:insideV w:val="single" w:color="000000" w:sz="2" w:space="0"/>
+          </w:tblBorders>
           <w:tblCellMar>
             <w:top w:w="0" w:type="dxa"/>
             <w:left w:w="0" w:type="dxa"/>
@@ -4060,7 +4119,7 @@
           </w:tblCellMar>
         </w:tblPrEx>
         <w:trPr>
-          <w:trHeight w:val="683"/>
+          <w:trHeight w:val="683" w:hRule="atLeast"/>
         </w:trPr>
         <w:tc>
           <w:tcPr>
@@ -4071,14 +4130,14 @@
               <w:spacing w:before="220" w:line="219" w:lineRule="auto"/>
               <w:ind w:left="325"/>
               <w:rPr>
-                <w:rFonts w:ascii="宋体" w:eastAsia="宋体" w:hAnsi="宋体" w:cs="宋体"/>
+                <w:rFonts w:ascii="宋体" w:hAnsi="宋体" w:eastAsia="宋体" w:cs="宋体"/>
                 <w:sz w:val="24"/>
                 <w:szCs w:val="24"/>
               </w:rPr>
             </w:pPr>
             <w:r>
               <w:rPr>
-                <w:rFonts w:ascii="宋体" w:eastAsia="宋体" w:hAnsi="宋体" w:cs="宋体"/>
+                <w:rFonts w:ascii="宋体" w:hAnsi="宋体" w:eastAsia="宋体" w:cs="宋体"/>
                 <w:spacing w:val="-2"/>
                 <w:sz w:val="24"/>
                 <w:szCs w:val="24"/>
@@ -4096,14 +4155,14 @@
               <w:spacing w:before="220" w:line="220" w:lineRule="auto"/>
               <w:ind w:left="273"/>
               <w:rPr>
-                <w:rFonts w:ascii="宋体" w:eastAsia="宋体" w:hAnsi="宋体" w:cs="宋体"/>
+                <w:rFonts w:ascii="宋体" w:hAnsi="宋体" w:eastAsia="宋体" w:cs="宋体"/>
                 <w:sz w:val="24"/>
                 <w:szCs w:val="24"/>
               </w:rPr>
             </w:pPr>
             <w:r>
               <w:rPr>
-                <w:rFonts w:ascii="宋体" w:eastAsia="宋体" w:hAnsi="宋体" w:cs="宋体"/>
+                <w:rFonts w:ascii="宋体" w:hAnsi="宋体" w:eastAsia="宋体" w:cs="宋体"/>
                 <w:spacing w:val="-12"/>
                 <w:sz w:val="24"/>
                 <w:szCs w:val="24"/>
@@ -4121,14 +4180,14 @@
               <w:spacing w:before="219" w:line="219" w:lineRule="auto"/>
               <w:ind w:left="128"/>
               <w:rPr>
-                <w:rFonts w:ascii="宋体" w:eastAsia="宋体" w:hAnsi="宋体" w:cs="宋体"/>
+                <w:rFonts w:ascii="宋体" w:hAnsi="宋体" w:eastAsia="宋体" w:cs="宋体"/>
                 <w:sz w:val="24"/>
                 <w:szCs w:val="24"/>
               </w:rPr>
             </w:pPr>
             <w:r>
               <w:rPr>
-                <w:rFonts w:ascii="宋体" w:eastAsia="宋体" w:hAnsi="宋体" w:cs="宋体"/>
+                <w:rFonts w:ascii="宋体" w:hAnsi="宋体" w:eastAsia="宋体" w:cs="宋体"/>
                 <w:spacing w:val="-2"/>
                 <w:sz w:val="24"/>
                 <w:szCs w:val="24"/>
@@ -4140,9 +4199,14 @@
       </w:tr>
       <w:tr>
         <w:tblPrEx>
-          <w:tblW w:w="9004" w:type="dxa"/>
-          <w:tblInd w:w="2" w:type="dxa"/>
-          <w:tblLayout w:type="fixed"/>
+          <w:tblBorders>
+            <w:top w:val="single" w:color="000000" w:sz="2" w:space="0"/>
+            <w:left w:val="single" w:color="000000" w:sz="2" w:space="0"/>
+            <w:bottom w:val="single" w:color="000000" w:sz="2" w:space="0"/>
+            <w:right w:val="single" w:color="000000" w:sz="2" w:space="0"/>
+            <w:insideH w:val="single" w:color="000000" w:sz="2" w:space="0"/>
+            <w:insideV w:val="single" w:color="000000" w:sz="2" w:space="0"/>
+          </w:tblBorders>
           <w:tblCellMar>
             <w:top w:w="0" w:type="dxa"/>
             <w:left w:w="0" w:type="dxa"/>
@@ -4151,7 +4215,7 @@
           </w:tblCellMar>
         </w:tblPrEx>
         <w:trPr>
-          <w:trHeight w:val="683"/>
+          <w:trHeight w:val="683" w:hRule="atLeast"/>
         </w:trPr>
         <w:tc>
           <w:tcPr>
@@ -4163,7 +4227,7 @@
               <w:spacing w:before="206" w:line="219" w:lineRule="auto"/>
               <w:ind w:left="805" w:leftChars="0"/>
               <w:rPr>
-                <w:rFonts w:ascii="宋体" w:eastAsia="宋体" w:hAnsi="宋体" w:cs="宋体"/>
+                <w:rFonts w:ascii="宋体" w:hAnsi="宋体" w:eastAsia="宋体" w:cs="宋体"/>
                 <w:snapToGrid w:val="0"/>
                 <w:color w:val="000000"/>
                 <w:kern w:val="0"/>
@@ -4174,7 +4238,7 @@
             </w:pPr>
             <w:r>
               <w:rPr>
-                <w:rFonts w:ascii="宋体" w:eastAsia="宋体" w:hAnsi="宋体" w:cs="宋体"/>
+                <w:rFonts w:ascii="宋体" w:hAnsi="宋体" w:eastAsia="宋体" w:cs="宋体"/>
                 <w:spacing w:val="-3"/>
                 <w:sz w:val="24"/>
                 <w:szCs w:val="24"/>
@@ -4193,7 +4257,7 @@
               <w:spacing w:before="206" w:line="220" w:lineRule="auto"/>
               <w:ind w:left="382" w:leftChars="0"/>
               <w:rPr>
-                <w:rFonts w:ascii="宋体" w:eastAsia="宋体" w:hAnsi="宋体" w:cs="宋体"/>
+                <w:rFonts w:ascii="宋体" w:hAnsi="宋体" w:eastAsia="宋体" w:cs="宋体"/>
                 <w:snapToGrid w:val="0"/>
                 <w:color w:val="000000"/>
                 <w:kern w:val="0"/>
@@ -4204,7 +4268,7 @@
             </w:pPr>
             <w:r>
               <w:rPr>
-                <w:rFonts w:ascii="宋体" w:eastAsia="宋体" w:hAnsi="宋体" w:cs="宋体"/>
+                <w:rFonts w:ascii="宋体" w:hAnsi="宋体" w:eastAsia="宋体" w:cs="宋体"/>
                 <w:sz w:val="24"/>
                 <w:szCs w:val="24"/>
               </w:rPr>
@@ -4220,9 +4284,9 @@
           <w:p>
             <w:pPr>
               <w:spacing w:before="49" w:line="226" w:lineRule="auto"/>
-              <w:ind w:left="114" w:right="107" w:leftChars="0" w:rightChars="0"/>
-              <w:rPr>
-                <w:rFonts w:ascii="宋体" w:eastAsia="宋体" w:hAnsi="宋体" w:cs="宋体"/>
+              <w:ind w:left="114" w:leftChars="0" w:right="107" w:rightChars="0"/>
+              <w:rPr>
+                <w:rFonts w:ascii="宋体" w:hAnsi="宋体" w:eastAsia="宋体" w:cs="宋体"/>
                 <w:snapToGrid w:val="0"/>
                 <w:color w:val="000000"/>
                 <w:kern w:val="0"/>
@@ -4233,7 +4297,7 @@
             </w:pPr>
             <w:r>
               <w:rPr>
-                <w:rFonts w:ascii="宋体" w:eastAsia="宋体" w:hAnsi="宋体" w:cs="宋体"/>
+                <w:rFonts w:ascii="宋体" w:hAnsi="宋体" w:eastAsia="宋体" w:cs="宋体"/>
                 <w:spacing w:val="-3"/>
                 <w:sz w:val="24"/>
                 <w:szCs w:val="24"/>
@@ -4245,9 +4309,14 @@
       </w:tr>
       <w:tr>
         <w:tblPrEx>
-          <w:tblW w:w="9004" w:type="dxa"/>
-          <w:tblInd w:w="2" w:type="dxa"/>
-          <w:tblLayout w:type="fixed"/>
+          <w:tblBorders>
+            <w:top w:val="single" w:color="000000" w:sz="2" w:space="0"/>
+            <w:left w:val="single" w:color="000000" w:sz="2" w:space="0"/>
+            <w:bottom w:val="single" w:color="000000" w:sz="2" w:space="0"/>
+            <w:right w:val="single" w:color="000000" w:sz="2" w:space="0"/>
+            <w:insideH w:val="single" w:color="000000" w:sz="2" w:space="0"/>
+            <w:insideV w:val="single" w:color="000000" w:sz="2" w:space="0"/>
+          </w:tblBorders>
           <w:tblCellMar>
             <w:top w:w="0" w:type="dxa"/>
             <w:left w:w="0" w:type="dxa"/>
@@ -4256,7 +4325,7 @@
           </w:tblCellMar>
         </w:tblPrEx>
         <w:trPr>
-          <w:trHeight w:val="683"/>
+          <w:trHeight w:val="683" w:hRule="atLeast"/>
         </w:trPr>
         <w:tc>
           <w:tcPr>
@@ -4268,7 +4337,7 @@
               <w:spacing w:before="195" w:line="219" w:lineRule="auto"/>
               <w:ind w:left="818" w:leftChars="0"/>
               <w:rPr>
-                <w:rFonts w:ascii="宋体" w:eastAsia="宋体" w:hAnsi="宋体" w:cs="宋体"/>
+                <w:rFonts w:ascii="宋体" w:hAnsi="宋体" w:eastAsia="宋体" w:cs="宋体"/>
                 <w:snapToGrid w:val="0"/>
                 <w:color w:val="000000"/>
                 <w:kern w:val="0"/>
@@ -4279,7 +4348,7 @@
             </w:pPr>
             <w:r>
               <w:rPr>
-                <w:rFonts w:ascii="宋体" w:eastAsia="宋体" w:hAnsi="宋体" w:cs="宋体"/>
+                <w:rFonts w:ascii="宋体" w:hAnsi="宋体" w:eastAsia="宋体" w:cs="宋体"/>
                 <w:spacing w:val="-6"/>
                 <w:sz w:val="24"/>
                 <w:szCs w:val="24"/>
@@ -4298,7 +4367,7 @@
               <w:spacing w:before="194" w:line="220" w:lineRule="auto"/>
               <w:ind w:left="382" w:leftChars="0"/>
               <w:rPr>
-                <w:rFonts w:ascii="宋体" w:eastAsia="宋体" w:hAnsi="宋体" w:cs="宋体"/>
+                <w:rFonts w:ascii="宋体" w:hAnsi="宋体" w:eastAsia="宋体" w:cs="宋体"/>
                 <w:snapToGrid w:val="0"/>
                 <w:color w:val="000000"/>
                 <w:kern w:val="0"/>
@@ -4309,7 +4378,7 @@
             </w:pPr>
             <w:r>
               <w:rPr>
-                <w:rFonts w:ascii="宋体" w:eastAsia="宋体" w:hAnsi="宋体" w:cs="宋体"/>
+                <w:rFonts w:ascii="宋体" w:hAnsi="宋体" w:eastAsia="宋体" w:cs="宋体"/>
                 <w:sz w:val="24"/>
                 <w:szCs w:val="24"/>
               </w:rPr>
@@ -4325,9 +4394,9 @@
           <w:p>
             <w:pPr>
               <w:spacing w:before="40" w:line="225" w:lineRule="auto"/>
-              <w:ind w:left="117" w:right="107" w:hanging="3" w:leftChars="0" w:rightChars="0" w:firstLineChars="0"/>
-              <w:rPr>
-                <w:rFonts w:ascii="宋体" w:eastAsia="宋体" w:hAnsi="宋体" w:cs="宋体"/>
+              <w:ind w:left="117" w:leftChars="0" w:right="107" w:rightChars="0" w:hanging="3" w:firstLineChars="0"/>
+              <w:rPr>
+                <w:rFonts w:ascii="宋体" w:hAnsi="宋体" w:eastAsia="宋体" w:cs="宋体"/>
                 <w:snapToGrid w:val="0"/>
                 <w:color w:val="000000"/>
                 <w:kern w:val="0"/>
@@ -4338,7 +4407,7 @@
             </w:pPr>
             <w:r>
               <w:rPr>
-                <w:rFonts w:ascii="宋体" w:eastAsia="宋体" w:hAnsi="宋体" w:cs="宋体"/>
+                <w:rFonts w:ascii="宋体" w:hAnsi="宋体" w:eastAsia="宋体" w:cs="宋体"/>
                 <w:spacing w:val="-3"/>
                 <w:sz w:val="24"/>
                 <w:szCs w:val="24"/>
@@ -4347,7 +4416,7 @@
             </w:r>
             <w:r>
               <w:rPr>
-                <w:rFonts w:ascii="宋体" w:eastAsia="宋体" w:hAnsi="宋体" w:cs="宋体"/>
+                <w:rFonts w:ascii="宋体" w:hAnsi="宋体" w:eastAsia="宋体" w:cs="宋体"/>
                 <w:spacing w:val="-2"/>
                 <w:sz w:val="24"/>
                 <w:szCs w:val="24"/>
@@ -4359,9 +4428,14 @@
       </w:tr>
       <w:tr>
         <w:tblPrEx>
-          <w:tblW w:w="9004" w:type="dxa"/>
-          <w:tblInd w:w="2" w:type="dxa"/>
-          <w:tblLayout w:type="fixed"/>
+          <w:tblBorders>
+            <w:top w:val="single" w:color="000000" w:sz="2" w:space="0"/>
+            <w:left w:val="single" w:color="000000" w:sz="2" w:space="0"/>
+            <w:bottom w:val="single" w:color="000000" w:sz="2" w:space="0"/>
+            <w:right w:val="single" w:color="000000" w:sz="2" w:space="0"/>
+            <w:insideH w:val="single" w:color="000000" w:sz="2" w:space="0"/>
+            <w:insideV w:val="single" w:color="000000" w:sz="2" w:space="0"/>
+          </w:tblBorders>
           <w:tblCellMar>
             <w:top w:w="0" w:type="dxa"/>
             <w:left w:w="0" w:type="dxa"/>
@@ -4370,7 +4444,7 @@
           </w:tblCellMar>
         </w:tblPrEx>
         <w:trPr>
-          <w:trHeight w:val="683"/>
+          <w:trHeight w:val="683" w:hRule="atLeast"/>
         </w:trPr>
         <w:tc>
           <w:tcPr>
@@ -4382,7 +4456,7 @@
               <w:spacing w:before="196" w:line="219" w:lineRule="auto"/>
               <w:ind w:left="805" w:leftChars="0"/>
               <w:rPr>
-                <w:rFonts w:ascii="宋体" w:eastAsia="宋体" w:hAnsi="宋体" w:cs="宋体"/>
+                <w:rFonts w:ascii="宋体" w:hAnsi="宋体" w:eastAsia="宋体" w:cs="宋体"/>
                 <w:snapToGrid w:val="0"/>
                 <w:color w:val="000000"/>
                 <w:kern w:val="0"/>
@@ -4393,7 +4467,7 @@
             </w:pPr>
             <w:r>
               <w:rPr>
-                <w:rFonts w:ascii="宋体" w:eastAsia="宋体" w:hAnsi="宋体" w:cs="宋体"/>
+                <w:rFonts w:ascii="宋体" w:hAnsi="宋体" w:eastAsia="宋体" w:cs="宋体"/>
                 <w:spacing w:val="-3"/>
                 <w:sz w:val="24"/>
                 <w:szCs w:val="24"/>
@@ -4412,7 +4486,7 @@
               <w:spacing w:before="195" w:line="220" w:lineRule="auto"/>
               <w:ind w:left="382" w:leftChars="0"/>
               <w:rPr>
-                <w:rFonts w:ascii="宋体" w:eastAsia="宋体" w:hAnsi="宋体" w:cs="宋体"/>
+                <w:rFonts w:ascii="宋体" w:hAnsi="宋体" w:eastAsia="宋体" w:cs="宋体"/>
                 <w:snapToGrid w:val="0"/>
                 <w:color w:val="000000"/>
                 <w:kern w:val="0"/>
@@ -4423,7 +4497,7 @@
             </w:pPr>
             <w:r>
               <w:rPr>
-                <w:rFonts w:ascii="宋体" w:eastAsia="宋体" w:hAnsi="宋体" w:cs="宋体"/>
+                <w:rFonts w:ascii="宋体" w:hAnsi="宋体" w:eastAsia="宋体" w:cs="宋体"/>
                 <w:sz w:val="24"/>
                 <w:szCs w:val="24"/>
               </w:rPr>
@@ -4439,9 +4513,9 @@
           <w:p>
             <w:pPr>
               <w:spacing w:before="40" w:line="225" w:lineRule="auto"/>
-              <w:ind w:left="114" w:right="102" w:leftChars="0" w:rightChars="0"/>
-              <w:rPr>
-                <w:rFonts w:ascii="宋体" w:eastAsia="宋体" w:hAnsi="宋体" w:cs="宋体"/>
+              <w:ind w:left="114" w:leftChars="0" w:right="102" w:rightChars="0"/>
+              <w:rPr>
+                <w:rFonts w:ascii="宋体" w:hAnsi="宋体" w:eastAsia="宋体" w:cs="宋体"/>
                 <w:snapToGrid w:val="0"/>
                 <w:color w:val="000000"/>
                 <w:kern w:val="0"/>
@@ -4452,7 +4526,7 @@
             </w:pPr>
             <w:r>
               <w:rPr>
-                <w:rFonts w:ascii="宋体" w:eastAsia="宋体" w:hAnsi="宋体" w:cs="宋体"/>
+                <w:rFonts w:ascii="宋体" w:hAnsi="宋体" w:eastAsia="宋体" w:cs="宋体"/>
                 <w:spacing w:val="9"/>
                 <w:sz w:val="24"/>
                 <w:szCs w:val="24"/>
@@ -4461,7 +4535,7 @@
             </w:r>
             <w:r>
               <w:rPr>
-                <w:rFonts w:ascii="宋体" w:eastAsia="宋体" w:hAnsi="宋体" w:cs="宋体"/>
+                <w:rFonts w:ascii="宋体" w:hAnsi="宋体" w:eastAsia="宋体" w:cs="宋体"/>
                 <w:spacing w:val="-1"/>
                 <w:sz w:val="24"/>
                 <w:szCs w:val="24"/>
@@ -4473,9 +4547,14 @@
       </w:tr>
       <w:tr>
         <w:tblPrEx>
-          <w:tblW w:w="9004" w:type="dxa"/>
-          <w:tblInd w:w="2" w:type="dxa"/>
-          <w:tblLayout w:type="fixed"/>
+          <w:tblBorders>
+            <w:top w:val="single" w:color="000000" w:sz="2" w:space="0"/>
+            <w:left w:val="single" w:color="000000" w:sz="2" w:space="0"/>
+            <w:bottom w:val="single" w:color="000000" w:sz="2" w:space="0"/>
+            <w:right w:val="single" w:color="000000" w:sz="2" w:space="0"/>
+            <w:insideH w:val="single" w:color="000000" w:sz="2" w:space="0"/>
+            <w:insideV w:val="single" w:color="000000" w:sz="2" w:space="0"/>
+          </w:tblBorders>
           <w:tblCellMar>
             <w:top w:w="0" w:type="dxa"/>
             <w:left w:w="0" w:type="dxa"/>
@@ -4484,7 +4563,7 @@
           </w:tblCellMar>
         </w:tblPrEx>
         <w:trPr>
-          <w:trHeight w:val="683"/>
+          <w:trHeight w:val="683" w:hRule="atLeast"/>
         </w:trPr>
         <w:tc>
           <w:tcPr>
@@ -4493,7 +4572,7 @@
           </w:tcPr>
           <w:p>
             <w:pPr>
-              <w:pStyle w:val="TableText"/>
+              <w:pStyle w:val="28"/>
               <w:spacing w:line="430" w:lineRule="auto"/>
             </w:pPr>
           </w:p>
@@ -4502,7 +4581,7 @@
               <w:spacing w:before="78" w:line="218" w:lineRule="auto"/>
               <w:ind w:left="807" w:leftChars="0"/>
               <w:rPr>
-                <w:rFonts w:ascii="宋体" w:eastAsia="宋体" w:hAnsi="宋体" w:cs="宋体"/>
+                <w:rFonts w:ascii="宋体" w:hAnsi="宋体" w:eastAsia="宋体" w:cs="宋体"/>
                 <w:snapToGrid w:val="0"/>
                 <w:color w:val="000000"/>
                 <w:kern w:val="0"/>
@@ -4513,7 +4592,7 @@
             </w:pPr>
             <w:r>
               <w:rPr>
-                <w:rFonts w:ascii="宋体" w:eastAsia="宋体" w:hAnsi="宋体" w:cs="宋体"/>
+                <w:rFonts w:ascii="宋体" w:hAnsi="宋体" w:eastAsia="宋体" w:cs="宋体"/>
                 <w:spacing w:val="-3"/>
                 <w:sz w:val="24"/>
                 <w:szCs w:val="24"/>
@@ -4529,7 +4608,7 @@
           </w:tcPr>
           <w:p>
             <w:pPr>
-              <w:pStyle w:val="TableText"/>
+              <w:pStyle w:val="28"/>
               <w:spacing w:line="430" w:lineRule="auto"/>
             </w:pPr>
           </w:p>
@@ -4538,7 +4617,7 @@
               <w:spacing w:before="78" w:line="220" w:lineRule="auto"/>
               <w:ind w:left="382" w:leftChars="0"/>
               <w:rPr>
-                <w:rFonts w:ascii="宋体" w:eastAsia="宋体" w:hAnsi="宋体" w:cs="宋体"/>
+                <w:rFonts w:ascii="宋体" w:hAnsi="宋体" w:eastAsia="宋体" w:cs="宋体"/>
                 <w:snapToGrid w:val="0"/>
                 <w:color w:val="000000"/>
                 <w:kern w:val="0"/>
@@ -4549,7 +4628,7 @@
             </w:pPr>
             <w:r>
               <w:rPr>
-                <w:rFonts w:ascii="宋体" w:eastAsia="宋体" w:hAnsi="宋体" w:cs="宋体"/>
+                <w:rFonts w:ascii="宋体" w:hAnsi="宋体" w:eastAsia="宋体" w:cs="宋体"/>
                 <w:sz w:val="24"/>
                 <w:szCs w:val="24"/>
               </w:rPr>
@@ -4565,10 +4644,10 @@
           <w:p>
             <w:pPr>
               <w:spacing w:before="198" w:line="241" w:lineRule="auto"/>
-              <w:ind w:left="113" w:right="102" w:leftChars="0" w:rightChars="0"/>
+              <w:ind w:left="113" w:leftChars="0" w:right="102" w:rightChars="0"/>
               <w:jc w:val="both"/>
               <w:rPr>
-                <w:rFonts w:ascii="宋体" w:eastAsia="宋体" w:hAnsi="宋体" w:cs="宋体"/>
+                <w:rFonts w:ascii="宋体" w:hAnsi="宋体" w:eastAsia="宋体" w:cs="宋体"/>
                 <w:snapToGrid w:val="0"/>
                 <w:color w:val="000000"/>
                 <w:kern w:val="0"/>
@@ -4579,7 +4658,7 @@
             </w:pPr>
             <w:r>
               <w:rPr>
-                <w:rFonts w:ascii="宋体" w:eastAsia="宋体" w:hAnsi="宋体" w:cs="宋体"/>
+                <w:rFonts w:ascii="宋体" w:hAnsi="宋体" w:eastAsia="宋体" w:cs="宋体"/>
                 <w:spacing w:val="9"/>
                 <w:sz w:val="24"/>
                 <w:szCs w:val="24"/>
@@ -4588,7 +4667,7 @@
             </w:r>
             <w:r>
               <w:rPr>
-                <w:rFonts w:ascii="宋体" w:eastAsia="宋体" w:hAnsi="宋体" w:cs="宋体"/>
+                <w:rFonts w:ascii="宋体" w:hAnsi="宋体" w:eastAsia="宋体" w:cs="宋体"/>
                 <w:spacing w:val="-6"/>
                 <w:sz w:val="24"/>
                 <w:szCs w:val="24"/>
@@ -4597,7 +4676,7 @@
             </w:r>
             <w:r>
               <w:rPr>
-                <w:rFonts w:ascii="宋体" w:eastAsia="宋体" w:hAnsi="宋体" w:cs="宋体"/>
+                <w:rFonts w:ascii="宋体" w:hAnsi="宋体" w:eastAsia="宋体" w:cs="宋体"/>
                 <w:spacing w:val="-33"/>
                 <w:sz w:val="24"/>
                 <w:szCs w:val="24"/>
@@ -4606,7 +4685,7 @@
             </w:r>
             <w:r>
               <w:rPr>
-                <w:rFonts w:ascii="宋体" w:eastAsia="宋体" w:hAnsi="宋体" w:cs="宋体"/>
+                <w:rFonts w:ascii="宋体" w:hAnsi="宋体" w:eastAsia="宋体" w:cs="宋体"/>
                 <w:spacing w:val="-6"/>
                 <w:sz w:val="24"/>
                 <w:szCs w:val="24"/>
@@ -4615,7 +4694,7 @@
             </w:r>
             <w:r>
               <w:rPr>
-                <w:rFonts w:ascii="宋体" w:eastAsia="宋体" w:hAnsi="宋体" w:cs="宋体"/>
+                <w:rFonts w:ascii="宋体" w:hAnsi="宋体" w:eastAsia="宋体" w:cs="宋体"/>
                 <w:spacing w:val="-3"/>
                 <w:sz w:val="24"/>
                 <w:szCs w:val="24"/>
@@ -4627,9 +4706,14 @@
       </w:tr>
       <w:tr>
         <w:tblPrEx>
-          <w:tblW w:w="9004" w:type="dxa"/>
-          <w:tblInd w:w="2" w:type="dxa"/>
-          <w:tblLayout w:type="fixed"/>
+          <w:tblBorders>
+            <w:top w:val="single" w:color="000000" w:sz="2" w:space="0"/>
+            <w:left w:val="single" w:color="000000" w:sz="2" w:space="0"/>
+            <w:bottom w:val="single" w:color="000000" w:sz="2" w:space="0"/>
+            <w:right w:val="single" w:color="000000" w:sz="2" w:space="0"/>
+            <w:insideH w:val="single" w:color="000000" w:sz="2" w:space="0"/>
+            <w:insideV w:val="single" w:color="000000" w:sz="2" w:space="0"/>
+          </w:tblBorders>
           <w:tblCellMar>
             <w:top w:w="0" w:type="dxa"/>
             <w:left w:w="0" w:type="dxa"/>
@@ -4638,7 +4722,7 @@
           </w:tblCellMar>
         </w:tblPrEx>
         <w:trPr>
-          <w:trHeight w:val="683"/>
+          <w:trHeight w:val="683" w:hRule="atLeast"/>
         </w:trPr>
         <w:tc>
           <w:tcPr>
@@ -4650,7 +4734,7 @@
               <w:spacing w:before="197" w:line="219" w:lineRule="auto"/>
               <w:ind w:left="326" w:leftChars="0"/>
               <w:rPr>
-                <w:rFonts w:ascii="宋体" w:eastAsia="宋体" w:hAnsi="宋体" w:cs="宋体"/>
+                <w:rFonts w:ascii="宋体" w:hAnsi="宋体" w:eastAsia="宋体" w:cs="宋体"/>
                 <w:snapToGrid w:val="0"/>
                 <w:color w:val="000000"/>
                 <w:kern w:val="0"/>
@@ -4661,7 +4745,7 @@
             </w:pPr>
             <w:r>
               <w:rPr>
-                <w:rFonts w:ascii="宋体" w:eastAsia="宋体" w:hAnsi="宋体" w:cs="宋体"/>
+                <w:rFonts w:ascii="宋体" w:hAnsi="宋体" w:eastAsia="宋体" w:cs="宋体"/>
                 <w:spacing w:val="-2"/>
                 <w:sz w:val="24"/>
                 <w:szCs w:val="24"/>
@@ -4680,7 +4764,7 @@
               <w:spacing w:before="232" w:line="185" w:lineRule="auto"/>
               <w:ind w:left="321" w:leftChars="0"/>
               <w:rPr>
-                <w:rFonts w:ascii="宋体" w:eastAsia="宋体" w:hAnsi="宋体" w:cs="宋体"/>
+                <w:rFonts w:ascii="宋体" w:hAnsi="宋体" w:eastAsia="宋体" w:cs="宋体"/>
                 <w:snapToGrid w:val="0"/>
                 <w:color w:val="000000"/>
                 <w:kern w:val="0"/>
@@ -4691,7 +4775,7 @@
             </w:pPr>
             <w:r>
               <w:rPr>
-                <w:rFonts w:ascii="宋体" w:eastAsia="宋体" w:hAnsi="宋体" w:cs="宋体"/>
+                <w:rFonts w:ascii="宋体" w:hAnsi="宋体" w:eastAsia="宋体" w:cs="宋体"/>
                 <w:spacing w:val="-4"/>
                 <w:sz w:val="24"/>
                 <w:szCs w:val="24"/>
@@ -4708,9 +4792,9 @@
           <w:p>
             <w:pPr>
               <w:spacing w:before="40" w:line="224" w:lineRule="auto"/>
-              <w:ind w:left="119" w:right="102" w:hanging="5" w:leftChars="0" w:rightChars="0" w:firstLineChars="0"/>
-              <w:rPr>
-                <w:rFonts w:ascii="宋体" w:eastAsia="宋体" w:hAnsi="宋体" w:cs="宋体"/>
+              <w:ind w:left="119" w:leftChars="0" w:right="102" w:rightChars="0" w:hanging="5" w:firstLineChars="0"/>
+              <w:rPr>
+                <w:rFonts w:ascii="宋体" w:hAnsi="宋体" w:eastAsia="宋体" w:cs="宋体"/>
                 <w:snapToGrid w:val="0"/>
                 <w:color w:val="000000"/>
                 <w:kern w:val="0"/>
@@ -4721,7 +4805,7 @@
             </w:pPr>
             <w:r>
               <w:rPr>
-                <w:rFonts w:ascii="宋体" w:eastAsia="宋体" w:hAnsi="宋体" w:cs="宋体"/>
+                <w:rFonts w:ascii="宋体" w:hAnsi="宋体" w:eastAsia="宋体" w:cs="宋体"/>
                 <w:spacing w:val="9"/>
                 <w:sz w:val="24"/>
                 <w:szCs w:val="24"/>
@@ -4730,7 +4814,7 @@
             </w:r>
             <w:r>
               <w:rPr>
-                <w:rFonts w:ascii="宋体" w:eastAsia="宋体" w:hAnsi="宋体" w:cs="宋体"/>
+                <w:rFonts w:ascii="宋体" w:hAnsi="宋体" w:eastAsia="宋体" w:cs="宋体"/>
                 <w:spacing w:val="-2"/>
                 <w:sz w:val="24"/>
                 <w:szCs w:val="24"/>
@@ -4742,9 +4826,14 @@
       </w:tr>
       <w:tr>
         <w:tblPrEx>
-          <w:tblW w:w="9004" w:type="dxa"/>
-          <w:tblInd w:w="2" w:type="dxa"/>
-          <w:tblLayout w:type="fixed"/>
+          <w:tblBorders>
+            <w:top w:val="single" w:color="000000" w:sz="2" w:space="0"/>
+            <w:left w:val="single" w:color="000000" w:sz="2" w:space="0"/>
+            <w:bottom w:val="single" w:color="000000" w:sz="2" w:space="0"/>
+            <w:right w:val="single" w:color="000000" w:sz="2" w:space="0"/>
+            <w:insideH w:val="single" w:color="000000" w:sz="2" w:space="0"/>
+            <w:insideV w:val="single" w:color="000000" w:sz="2" w:space="0"/>
+          </w:tblBorders>
           <w:tblCellMar>
             <w:top w:w="0" w:type="dxa"/>
             <w:left w:w="0" w:type="dxa"/>
@@ -4753,7 +4842,7 @@
           </w:tblCellMar>
         </w:tblPrEx>
         <w:trPr>
-          <w:trHeight w:val="683"/>
+          <w:trHeight w:val="683" w:hRule="atLeast"/>
         </w:trPr>
         <w:tc>
           <w:tcPr>
@@ -4762,7 +4851,7 @@
           </w:tcPr>
           <w:p>
             <w:pPr>
-              <w:pStyle w:val="TableText"/>
+              <w:pStyle w:val="28"/>
               <w:spacing w:line="276" w:lineRule="auto"/>
             </w:pPr>
           </w:p>
@@ -4771,7 +4860,7 @@
               <w:spacing w:before="78" w:line="219" w:lineRule="auto"/>
               <w:ind w:left="805" w:leftChars="0"/>
               <w:rPr>
-                <w:rFonts w:ascii="宋体" w:eastAsia="宋体" w:hAnsi="宋体" w:cs="宋体"/>
+                <w:rFonts w:ascii="宋体" w:hAnsi="宋体" w:eastAsia="宋体" w:cs="宋体"/>
                 <w:snapToGrid w:val="0"/>
                 <w:color w:val="000000"/>
                 <w:kern w:val="0"/>
@@ -4782,7 +4871,7 @@
             </w:pPr>
             <w:r>
               <w:rPr>
-                <w:rFonts w:ascii="宋体" w:eastAsia="宋体" w:hAnsi="宋体" w:cs="宋体"/>
+                <w:rFonts w:ascii="宋体" w:hAnsi="宋体" w:eastAsia="宋体" w:cs="宋体"/>
                 <w:spacing w:val="-3"/>
                 <w:sz w:val="24"/>
                 <w:szCs w:val="24"/>
@@ -4798,7 +4887,7 @@
           </w:tcPr>
           <w:p>
             <w:pPr>
-              <w:pStyle w:val="TableText"/>
+              <w:pStyle w:val="28"/>
               <w:spacing w:line="276" w:lineRule="auto"/>
             </w:pPr>
           </w:p>
@@ -4807,7 +4896,7 @@
               <w:spacing w:before="78" w:line="220" w:lineRule="auto"/>
               <w:ind w:left="382" w:leftChars="0"/>
               <w:rPr>
-                <w:rFonts w:ascii="宋体" w:eastAsia="宋体" w:hAnsi="宋体" w:cs="宋体"/>
+                <w:rFonts w:ascii="宋体" w:hAnsi="宋体" w:eastAsia="宋体" w:cs="宋体"/>
                 <w:snapToGrid w:val="0"/>
                 <w:color w:val="000000"/>
                 <w:kern w:val="0"/>
@@ -4818,7 +4907,7 @@
             </w:pPr>
             <w:r>
               <w:rPr>
-                <w:rFonts w:ascii="宋体" w:eastAsia="宋体" w:hAnsi="宋体" w:cs="宋体"/>
+                <w:rFonts w:ascii="宋体" w:hAnsi="宋体" w:eastAsia="宋体" w:cs="宋体"/>
                 <w:sz w:val="24"/>
                 <w:szCs w:val="24"/>
               </w:rPr>
@@ -4834,9 +4923,9 @@
           <w:p>
             <w:pPr>
               <w:spacing w:before="200" w:line="242" w:lineRule="auto"/>
-              <w:ind w:left="115" w:right="107" w:firstLine="5" w:leftChars="0" w:rightChars="0" w:firstLineChars="0"/>
-              <w:rPr>
-                <w:rFonts w:ascii="宋体" w:eastAsia="宋体" w:hAnsi="宋体" w:cs="宋体"/>
+              <w:ind w:left="115" w:leftChars="0" w:right="107" w:rightChars="0" w:firstLine="5" w:firstLineChars="0"/>
+              <w:rPr>
+                <w:rFonts w:ascii="宋体" w:hAnsi="宋体" w:eastAsia="宋体" w:cs="宋体"/>
                 <w:snapToGrid w:val="0"/>
                 <w:color w:val="000000"/>
                 <w:kern w:val="0"/>
@@ -4847,7 +4936,7 @@
             </w:pPr>
             <w:r>
               <w:rPr>
-                <w:rFonts w:ascii="宋体" w:eastAsia="宋体" w:hAnsi="宋体" w:cs="宋体"/>
+                <w:rFonts w:ascii="宋体" w:hAnsi="宋体" w:eastAsia="宋体" w:cs="宋体"/>
                 <w:spacing w:val="-3"/>
                 <w:sz w:val="24"/>
                 <w:szCs w:val="24"/>
@@ -4856,7 +4945,7 @@
             </w:r>
             <w:r>
               <w:rPr>
-                <w:rFonts w:ascii="宋体" w:eastAsia="宋体" w:hAnsi="宋体" w:cs="宋体"/>
+                <w:rFonts w:ascii="宋体" w:hAnsi="宋体" w:eastAsia="宋体" w:cs="宋体"/>
                 <w:spacing w:val="-1"/>
                 <w:sz w:val="24"/>
                 <w:szCs w:val="24"/>
@@ -4868,9 +4957,14 @@
       </w:tr>
       <w:tr>
         <w:tblPrEx>
-          <w:tblW w:w="9004" w:type="dxa"/>
-          <w:tblInd w:w="2" w:type="dxa"/>
-          <w:tblLayout w:type="fixed"/>
+          <w:tblBorders>
+            <w:top w:val="single" w:color="000000" w:sz="2" w:space="0"/>
+            <w:left w:val="single" w:color="000000" w:sz="2" w:space="0"/>
+            <w:bottom w:val="single" w:color="000000" w:sz="2" w:space="0"/>
+            <w:right w:val="single" w:color="000000" w:sz="2" w:space="0"/>
+            <w:insideH w:val="single" w:color="000000" w:sz="2" w:space="0"/>
+            <w:insideV w:val="single" w:color="000000" w:sz="2" w:space="0"/>
+          </w:tblBorders>
           <w:tblCellMar>
             <w:top w:w="0" w:type="dxa"/>
             <w:left w:w="0" w:type="dxa"/>
@@ -4879,7 +4973,7 @@
           </w:tblCellMar>
         </w:tblPrEx>
         <w:trPr>
-          <w:trHeight w:val="683"/>
+          <w:trHeight w:val="683" w:hRule="atLeast"/>
         </w:trPr>
         <w:tc>
           <w:tcPr>
@@ -4888,7 +4982,7 @@
           </w:tcPr>
           <w:p>
             <w:pPr>
-              <w:pStyle w:val="TableText"/>
+              <w:pStyle w:val="28"/>
               <w:spacing w:line="277" w:lineRule="auto"/>
             </w:pPr>
           </w:p>
@@ -4897,7 +4991,7 @@
               <w:spacing w:before="78" w:line="220" w:lineRule="auto"/>
               <w:ind w:left="686" w:leftChars="0"/>
               <w:rPr>
-                <w:rFonts w:ascii="宋体" w:eastAsia="宋体" w:hAnsi="宋体" w:cs="宋体"/>
+                <w:rFonts w:ascii="宋体" w:hAnsi="宋体" w:eastAsia="宋体" w:cs="宋体"/>
                 <w:snapToGrid w:val="0"/>
                 <w:color w:val="000000"/>
                 <w:kern w:val="0"/>
@@ -4908,7 +5002,7 @@
             </w:pPr>
             <w:r>
               <w:rPr>
-                <w:rFonts w:ascii="宋体" w:eastAsia="宋体" w:hAnsi="宋体" w:cs="宋体"/>
+                <w:rFonts w:ascii="宋体" w:hAnsi="宋体" w:eastAsia="宋体" w:cs="宋体"/>
                 <w:spacing w:val="-3"/>
                 <w:sz w:val="24"/>
                 <w:szCs w:val="24"/>
@@ -4924,7 +5018,7 @@
           </w:tcPr>
           <w:p>
             <w:pPr>
-              <w:pStyle w:val="TableText"/>
+              <w:pStyle w:val="28"/>
               <w:spacing w:line="277" w:lineRule="auto"/>
             </w:pPr>
           </w:p>
@@ -4933,7 +5027,7 @@
               <w:spacing w:before="78" w:line="220" w:lineRule="auto"/>
               <w:ind w:left="382" w:leftChars="0"/>
               <w:rPr>
-                <w:rFonts w:ascii="宋体" w:eastAsia="宋体" w:hAnsi="宋体" w:cs="宋体"/>
+                <w:rFonts w:ascii="宋体" w:hAnsi="宋体" w:eastAsia="宋体" w:cs="宋体"/>
                 <w:snapToGrid w:val="0"/>
                 <w:color w:val="000000"/>
                 <w:kern w:val="0"/>
@@ -4944,7 +5038,7 @@
             </w:pPr>
             <w:r>
               <w:rPr>
-                <w:rFonts w:ascii="宋体" w:eastAsia="宋体" w:hAnsi="宋体" w:cs="宋体"/>
+                <w:rFonts w:ascii="宋体" w:hAnsi="宋体" w:eastAsia="宋体" w:cs="宋体"/>
                 <w:sz w:val="24"/>
                 <w:szCs w:val="24"/>
               </w:rPr>
@@ -4960,9 +5054,9 @@
           <w:p>
             <w:pPr>
               <w:spacing w:before="200" w:line="242" w:lineRule="auto"/>
-              <w:ind w:left="115" w:right="107" w:hanging="2" w:leftChars="0" w:rightChars="0" w:firstLineChars="0"/>
-              <w:rPr>
-                <w:rFonts w:ascii="宋体" w:eastAsia="宋体" w:hAnsi="宋体" w:cs="宋体"/>
+              <w:ind w:left="115" w:leftChars="0" w:right="107" w:rightChars="0" w:hanging="2" w:firstLineChars="0"/>
+              <w:rPr>
+                <w:rFonts w:ascii="宋体" w:hAnsi="宋体" w:eastAsia="宋体" w:cs="宋体"/>
                 <w:snapToGrid w:val="0"/>
                 <w:color w:val="000000"/>
                 <w:kern w:val="0"/>
@@ -4973,7 +5067,7 @@
             </w:pPr>
             <w:r>
               <w:rPr>
-                <w:rFonts w:ascii="宋体" w:eastAsia="宋体" w:hAnsi="宋体" w:cs="宋体"/>
+                <w:rFonts w:ascii="宋体" w:hAnsi="宋体" w:eastAsia="宋体" w:cs="宋体"/>
                 <w:spacing w:val="-3"/>
                 <w:sz w:val="24"/>
                 <w:szCs w:val="24"/>
@@ -4982,7 +5076,7 @@
             </w:r>
             <w:r>
               <w:rPr>
-                <w:rFonts w:ascii="宋体" w:eastAsia="宋体" w:hAnsi="宋体" w:cs="宋体"/>
+                <w:rFonts w:ascii="宋体" w:hAnsi="宋体" w:eastAsia="宋体" w:cs="宋体"/>
                 <w:spacing w:val="-1"/>
                 <w:sz w:val="24"/>
                 <w:szCs w:val="24"/>
@@ -4995,7 +5089,7 @@
     </w:tbl>
     <w:p>
       <w:pPr>
-        <w:pStyle w:val="a1"/>
+        <w:pStyle w:val="30"/>
         <w:bidi w:val="0"/>
         <w:rPr>
           <w:rFonts w:hint="default"/>
@@ -5005,7 +5099,7 @@
     </w:p>
     <w:p>
       <w:pPr>
-        <w:pStyle w:val="1"/>
+        <w:pStyle w:val="29"/>
         <w:bidi w:val="0"/>
         <w:rPr>
           <w:rFonts w:hint="eastAsia"/>
@@ -5024,7 +5118,7 @@
     </w:p>
     <w:p>
       <w:pPr>
-        <w:pStyle w:val="a1"/>
+        <w:pStyle w:val="30"/>
         <w:bidi w:val="0"/>
         <w:rPr>
           <w:rFonts w:hint="eastAsia"/>
@@ -5041,12 +5135,12 @@
     </w:p>
     <w:p>
       <w:pPr>
-        <w:pStyle w:val="a1"/>
+        <w:pStyle w:val="30"/>
         <w:numPr>
           <w:ilvl w:val="0"/>
           <w:numId w:val="2"/>
         </w:numPr>
-        <w:ind w:left="425" w:hanging="425" w:leftChars="0" w:firstLineChars="0"/>
+        <w:ind w:left="425" w:leftChars="0" w:hanging="425" w:firstLineChars="0"/>
         <w:rPr>
           <w:rFonts w:hint="eastAsia"/>
           <w:lang w:val="en-US" w:eastAsia="zh-CN"/>
@@ -5062,7 +5156,7 @@
     </w:p>
     <w:p>
       <w:pPr>
-        <w:pStyle w:val="a1"/>
+        <w:pStyle w:val="30"/>
         <w:bidi w:val="0"/>
         <w:rPr>
           <w:rFonts w:hint="eastAsia"/>
@@ -5079,12 +5173,12 @@
     </w:p>
     <w:p>
       <w:pPr>
-        <w:pStyle w:val="a1"/>
+        <w:pStyle w:val="30"/>
         <w:numPr>
           <w:ilvl w:val="0"/>
           <w:numId w:val="2"/>
         </w:numPr>
-        <w:ind w:left="425" w:hanging="425" w:leftChars="0" w:firstLineChars="0"/>
+        <w:ind w:left="425" w:leftChars="0" w:hanging="425" w:firstLineChars="0"/>
         <w:rPr>
           <w:rFonts w:hint="eastAsia"/>
           <w:lang w:val="en-US" w:eastAsia="zh-CN"/>
@@ -5100,7 +5194,7 @@
     </w:p>
     <w:p>
       <w:pPr>
-        <w:pStyle w:val="a1"/>
+        <w:pStyle w:val="30"/>
         <w:bidi w:val="0"/>
         <w:rPr>
           <w:rFonts w:hint="eastAsia"/>
@@ -5117,12 +5211,12 @@
     </w:p>
     <w:p>
       <w:pPr>
-        <w:pStyle w:val="a1"/>
+        <w:pStyle w:val="30"/>
         <w:numPr>
           <w:ilvl w:val="0"/>
           <w:numId w:val="2"/>
         </w:numPr>
-        <w:ind w:left="425" w:hanging="425" w:leftChars="0" w:firstLineChars="0"/>
+        <w:ind w:left="425" w:leftChars="0" w:hanging="425" w:firstLineChars="0"/>
         <w:rPr>
           <w:rFonts w:hint="eastAsia"/>
           <w:lang w:val="en-US" w:eastAsia="zh-CN"/>
@@ -5138,7 +5232,7 @@
     </w:p>
     <w:p>
       <w:pPr>
-        <w:pStyle w:val="a1"/>
+        <w:pStyle w:val="30"/>
         <w:bidi w:val="0"/>
         <w:rPr>
           <w:rFonts w:hint="eastAsia"/>
@@ -5155,12 +5249,12 @@
     </w:p>
     <w:p>
       <w:pPr>
-        <w:pStyle w:val="a1"/>
+        <w:pStyle w:val="30"/>
         <w:numPr>
           <w:ilvl w:val="0"/>
           <w:numId w:val="2"/>
         </w:numPr>
-        <w:ind w:left="425" w:hanging="425" w:leftChars="0" w:firstLineChars="0"/>
+        <w:ind w:left="425" w:leftChars="0" w:hanging="425" w:firstLineChars="0"/>
         <w:rPr>
           <w:rFonts w:hint="eastAsia"/>
           <w:lang w:val="en-US" w:eastAsia="zh-CN"/>
@@ -5176,7 +5270,7 @@
     </w:p>
     <w:p>
       <w:pPr>
-        <w:pStyle w:val="a1"/>
+        <w:pStyle w:val="30"/>
         <w:bidi w:val="0"/>
         <w:rPr>
           <w:rFonts w:hint="eastAsia"/>
@@ -5193,12 +5287,12 @@
     </w:p>
     <w:p>
       <w:pPr>
-        <w:pStyle w:val="a1"/>
+        <w:pStyle w:val="30"/>
         <w:numPr>
           <w:ilvl w:val="0"/>
           <w:numId w:val="2"/>
         </w:numPr>
-        <w:ind w:left="425" w:hanging="425" w:leftChars="0" w:firstLineChars="0"/>
+        <w:ind w:left="425" w:leftChars="0" w:hanging="425" w:firstLineChars="0"/>
         <w:rPr>
           <w:rFonts w:hint="eastAsia"/>
           <w:lang w:val="en-US" w:eastAsia="zh-CN"/>
@@ -5214,7 +5308,7 @@
     </w:p>
     <w:p>
       <w:pPr>
-        <w:pStyle w:val="a1"/>
+        <w:pStyle w:val="30"/>
         <w:bidi w:val="0"/>
         <w:rPr>
           <w:rFonts w:hint="eastAsia"/>
@@ -5231,7 +5325,7 @@
     </w:p>
     <w:p>
       <w:pPr>
-        <w:pStyle w:val="1"/>
+        <w:pStyle w:val="29"/>
         <w:bidi w:val="0"/>
       </w:pPr>
       <w:bookmarkStart w:id="5" w:name="_Toc22363"/>
@@ -5249,7 +5343,7 @@
     </w:p>
     <w:p>
       <w:pPr>
-        <w:pStyle w:val="a1"/>
+        <w:pStyle w:val="30"/>
         <w:bidi w:val="0"/>
       </w:pPr>
       <w:r>
@@ -5278,7 +5372,7 @@
     </w:p>
     <w:p>
       <w:pPr>
-        <w:pStyle w:val="1"/>
+        <w:pStyle w:val="29"/>
         <w:bidi w:val="0"/>
         <w:rPr>
           <w:rFonts w:hint="eastAsia"/>
@@ -5297,7 +5391,7 @@
     </w:p>
     <w:p>
       <w:pPr>
-        <w:pStyle w:val="2"/>
+        <w:pStyle w:val="31"/>
         <w:bidi w:val="0"/>
         <w:rPr>
           <w:rFonts w:hint="eastAsia"/>
@@ -5316,13 +5410,13 @@
     </w:p>
     <w:p>
       <w:pPr>
-        <w:pStyle w:val="a1"/>
+        <w:pStyle w:val="30"/>
         <w:numPr>
           <w:ilvl w:val="0"/>
           <w:numId w:val="3"/>
         </w:numPr>
         <w:bidi w:val="0"/>
-        <w:ind w:left="425" w:hanging="425" w:leftChars="0" w:firstLineChars="0"/>
+        <w:ind w:left="425" w:leftChars="0" w:hanging="425" w:firstLineChars="0"/>
         <w:rPr>
           <w:rFonts w:hint="eastAsia"/>
           <w:lang w:val="en-US" w:eastAsia="zh-CN"/>
@@ -5334,13 +5428,13 @@
     </w:p>
     <w:p>
       <w:pPr>
-        <w:pStyle w:val="a1"/>
+        <w:pStyle w:val="30"/>
         <w:numPr>
           <w:ilvl w:val="0"/>
           <w:numId w:val="3"/>
         </w:numPr>
         <w:bidi w:val="0"/>
-        <w:ind w:left="425" w:hanging="425" w:leftChars="0" w:firstLineChars="0"/>
+        <w:ind w:left="425" w:leftChars="0" w:hanging="425" w:firstLineChars="0"/>
         <w:rPr>
           <w:rFonts w:hint="eastAsia"/>
           <w:lang w:val="en-US" w:eastAsia="zh-CN"/>
@@ -5356,13 +5450,13 @@
     </w:p>
     <w:p>
       <w:pPr>
-        <w:pStyle w:val="a1"/>
+        <w:pStyle w:val="30"/>
         <w:numPr>
           <w:ilvl w:val="0"/>
           <w:numId w:val="3"/>
         </w:numPr>
         <w:bidi w:val="0"/>
-        <w:ind w:left="425" w:hanging="425" w:leftChars="0" w:firstLineChars="0"/>
+        <w:ind w:left="425" w:leftChars="0" w:hanging="425" w:firstLineChars="0"/>
         <w:rPr>
           <w:rFonts w:hint="eastAsia"/>
           <w:lang w:val="en-US" w:eastAsia="zh-CN"/>
@@ -5378,13 +5472,13 @@
     </w:p>
     <w:p>
       <w:pPr>
-        <w:pStyle w:val="a1"/>
+        <w:pStyle w:val="30"/>
         <w:numPr>
           <w:ilvl w:val="0"/>
           <w:numId w:val="3"/>
         </w:numPr>
         <w:bidi w:val="0"/>
-        <w:ind w:left="425" w:hanging="425" w:leftChars="0" w:firstLineChars="0"/>
+        <w:ind w:left="425" w:leftChars="0" w:hanging="425" w:firstLineChars="0"/>
         <w:rPr>
           <w:rFonts w:hint="eastAsia"/>
           <w:lang w:val="en-US" w:eastAsia="zh-CN"/>
@@ -5400,7 +5494,7 @@
     </w:p>
     <w:p>
       <w:pPr>
-        <w:pStyle w:val="2"/>
+        <w:pStyle w:val="31"/>
         <w:bidi w:val="0"/>
         <w:rPr>
           <w:rFonts w:hint="eastAsia"/>
@@ -5419,13 +5513,13 @@
     </w:p>
     <w:p>
       <w:pPr>
-        <w:pStyle w:val="a1"/>
+        <w:pStyle w:val="30"/>
         <w:numPr>
           <w:ilvl w:val="0"/>
           <w:numId w:val="4"/>
         </w:numPr>
         <w:bidi w:val="0"/>
-        <w:ind w:left="425" w:hanging="425" w:leftChars="0" w:firstLineChars="0"/>
+        <w:ind w:left="425" w:leftChars="0" w:hanging="425" w:firstLineChars="0"/>
         <w:rPr>
           <w:rFonts w:hint="eastAsia"/>
           <w:lang w:val="en-US" w:eastAsia="zh-CN"/>
@@ -5437,7 +5531,7 @@
     </w:p>
     <w:p>
       <w:pPr>
-        <w:pStyle w:val="2"/>
+        <w:pStyle w:val="31"/>
         <w:bidi w:val="0"/>
         <w:rPr>
           <w:rFonts w:hint="eastAsia"/>
@@ -5456,13 +5550,13 @@
     </w:p>
     <w:p>
       <w:pPr>
-        <w:pStyle w:val="a1"/>
+        <w:pStyle w:val="30"/>
         <w:numPr>
           <w:ilvl w:val="0"/>
           <w:numId w:val="5"/>
         </w:numPr>
         <w:bidi w:val="0"/>
-        <w:ind w:left="425" w:hanging="425" w:leftChars="0" w:firstLineChars="0"/>
+        <w:ind w:left="425" w:leftChars="0" w:hanging="425" w:firstLineChars="0"/>
         <w:rPr>
           <w:rFonts w:hint="eastAsia"/>
           <w:lang w:val="en-US" w:eastAsia="zh-CN"/>
@@ -5474,7 +5568,7 @@
     </w:p>
     <w:p>
       <w:pPr>
-        <w:pStyle w:val="2"/>
+        <w:pStyle w:val="31"/>
         <w:bidi w:val="0"/>
         <w:rPr>
           <w:rFonts w:hint="default"/>
@@ -5493,13 +5587,13 @@
     </w:p>
     <w:p>
       <w:pPr>
-        <w:pStyle w:val="a1"/>
+        <w:pStyle w:val="30"/>
         <w:numPr>
           <w:ilvl w:val="0"/>
           <w:numId w:val="6"/>
         </w:numPr>
         <w:bidi w:val="0"/>
-        <w:ind w:left="425" w:hanging="425" w:leftChars="0" w:firstLineChars="0"/>
+        <w:ind w:left="425" w:leftChars="0" w:hanging="425" w:firstLineChars="0"/>
         <w:rPr>
           <w:rFonts w:hint="default"/>
           <w:lang w:val="en-US" w:eastAsia="zh-CN"/>
@@ -5511,7 +5605,7 @@
     </w:p>
     <w:p>
       <w:pPr>
-        <w:pStyle w:val="1"/>
+        <w:pStyle w:val="29"/>
         <w:bidi w:val="0"/>
         <w:rPr>
           <w:rFonts w:hint="default"/>
@@ -5530,7 +5624,7 @@
     </w:p>
     <w:p>
       <w:pPr>
-        <w:pStyle w:val="2"/>
+        <w:pStyle w:val="31"/>
         <w:bidi w:val="0"/>
         <w:rPr>
           <w:rFonts w:hint="default"/>
@@ -5552,14 +5646,14 @@
         <w:spacing w:before="296" w:line="362" w:lineRule="auto"/>
         <w:ind w:left="28" w:firstLine="422"/>
         <w:rPr>
-          <w:rFonts w:ascii="宋体" w:eastAsia="宋体" w:hAnsi="宋体" w:cs="宋体"/>
-          <w:sz w:val="24"/>
-          <w:szCs w:val="24"/>
-        </w:rPr>
-      </w:pPr>
-      <w:r>
-        <w:rPr>
-          <w:rFonts w:ascii="宋体" w:eastAsia="宋体" w:hAnsi="宋体" w:cs="宋体"/>
+          <w:rFonts w:ascii="宋体" w:hAnsi="宋体" w:eastAsia="宋体" w:cs="宋体"/>
+          <w:sz w:val="24"/>
+          <w:szCs w:val="24"/>
+        </w:rPr>
+      </w:pPr>
+      <w:r>
+        <w:rPr>
+          <w:rFonts w:ascii="宋体" w:hAnsi="宋体" w:eastAsia="宋体" w:cs="宋体"/>
           <w:spacing w:val="-2"/>
           <w:sz w:val="24"/>
           <w:szCs w:val="24"/>
@@ -5568,7 +5662,7 @@
       </w:r>
       <w:r>
         <w:rPr>
-          <w:rFonts w:ascii="宋体" w:eastAsia="宋体" w:hAnsi="宋体" w:cs="宋体"/>
+          <w:rFonts w:ascii="宋体" w:hAnsi="宋体" w:eastAsia="宋体" w:cs="宋体"/>
           <w:spacing w:val="-1"/>
           <w:sz w:val="24"/>
           <w:szCs w:val="24"/>
@@ -5577,7 +5671,7 @@
       </w:r>
       <w:r>
         <w:rPr>
-          <w:rFonts w:ascii="宋体" w:eastAsia="宋体" w:hAnsi="宋体" w:cs="宋体"/>
+          <w:rFonts w:ascii="宋体" w:hAnsi="宋体" w:eastAsia="宋体" w:cs="宋体"/>
           <w:spacing w:val="-2"/>
           <w:sz w:val="24"/>
           <w:szCs w:val="24"/>
@@ -5587,7 +5681,7 @@
     </w:p>
     <w:p>
       <w:pPr>
-        <w:pStyle w:val="3"/>
+        <w:pStyle w:val="32"/>
         <w:bidi w:val="0"/>
       </w:pPr>
       <w:bookmarkStart w:id="13" w:name="bookmark9"/>
@@ -5600,7 +5694,7 @@
     </w:p>
     <w:p>
       <w:pPr>
-        <w:pStyle w:val="a1"/>
+        <w:pStyle w:val="30"/>
         <w:bidi w:val="0"/>
       </w:pPr>
       <w:r>
@@ -5609,7 +5703,7 @@
     </w:p>
     <w:p>
       <w:pPr>
-        <w:pStyle w:val="a1"/>
+        <w:pStyle w:val="30"/>
         <w:bidi w:val="0"/>
       </w:pPr>
       <w:r>
@@ -5618,13 +5712,13 @@
     </w:p>
     <w:p>
       <w:pPr>
-        <w:pStyle w:val="a3"/>
+        <w:pStyle w:val="40"/>
         <w:numPr>
           <w:ilvl w:val="0"/>
           <w:numId w:val="7"/>
         </w:numPr>
         <w:bidi w:val="0"/>
-        <w:ind w:left="425" w:hanging="425" w:leftChars="0" w:firstLineChars="0"/>
+        <w:ind w:left="425" w:leftChars="0" w:hanging="425" w:firstLineChars="0"/>
       </w:pPr>
       <w:r>
         <w:t>依据服务目录与客户确认服务级别协议；</w:t>
@@ -5632,13 +5726,13 @@
     </w:p>
     <w:p>
       <w:pPr>
-        <w:pStyle w:val="a3"/>
+        <w:pStyle w:val="40"/>
         <w:numPr>
           <w:ilvl w:val="0"/>
           <w:numId w:val="7"/>
         </w:numPr>
         <w:bidi w:val="0"/>
-        <w:ind w:left="425" w:hanging="425" w:leftChars="0" w:firstLineChars="0"/>
+        <w:ind w:left="425" w:leftChars="0" w:hanging="425" w:firstLineChars="0"/>
       </w:pPr>
       <w:r>
         <w:t>编制《服务交付计划》，包括交付实施计划、交付检查计划和交付改进计划；</w:t>
@@ -5646,13 +5740,13 @@
     </w:p>
     <w:p>
       <w:pPr>
-        <w:pStyle w:val="a3"/>
+        <w:pStyle w:val="40"/>
         <w:numPr>
           <w:ilvl w:val="0"/>
           <w:numId w:val="7"/>
         </w:numPr>
         <w:bidi w:val="0"/>
-        <w:ind w:left="425" w:hanging="425" w:leftChars="0" w:firstLineChars="0"/>
+        <w:ind w:left="425" w:leftChars="0" w:hanging="425" w:firstLineChars="0"/>
       </w:pPr>
       <w:r>
         <w:t>配备符合能力要求的管理人员和技术人员；</w:t>
@@ -5660,13 +5754,13 @@
     </w:p>
     <w:p>
       <w:pPr>
-        <w:pStyle w:val="a3"/>
+        <w:pStyle w:val="40"/>
         <w:numPr>
           <w:ilvl w:val="0"/>
           <w:numId w:val="7"/>
         </w:numPr>
         <w:bidi w:val="0"/>
-        <w:ind w:left="425" w:hanging="425" w:leftChars="0" w:firstLineChars="0"/>
+        <w:ind w:left="425" w:leftChars="0" w:hanging="425" w:firstLineChars="0"/>
       </w:pPr>
       <w:r>
         <w:t>明确职责分工、服务流程和关键技术要求；</w:t>
@@ -5674,13 +5768,13 @@
     </w:p>
     <w:p>
       <w:pPr>
-        <w:pStyle w:val="a3"/>
+        <w:pStyle w:val="40"/>
         <w:numPr>
           <w:ilvl w:val="0"/>
           <w:numId w:val="7"/>
         </w:numPr>
         <w:bidi w:val="0"/>
-        <w:ind w:left="425" w:hanging="425" w:leftChars="0" w:firstLineChars="0"/>
+        <w:ind w:left="425" w:leftChars="0" w:hanging="425" w:firstLineChars="0"/>
       </w:pPr>
       <w:r>
         <w:t>准备必要的资源，如工具、服务台等；</w:t>
@@ -5688,13 +5782,13 @@
     </w:p>
     <w:p>
       <w:pPr>
-        <w:pStyle w:val="a3"/>
+        <w:pStyle w:val="40"/>
         <w:numPr>
           <w:ilvl w:val="0"/>
           <w:numId w:val="7"/>
         </w:numPr>
         <w:bidi w:val="0"/>
-        <w:ind w:left="425" w:hanging="425" w:leftChars="0" w:firstLineChars="0"/>
+        <w:ind w:left="425" w:leftChars="0" w:hanging="425" w:firstLineChars="0"/>
       </w:pPr>
       <w:r>
         <w:t>明确服务交付过程中的安全要求，并采取保障措施，如签署保密协议等；</w:t>
@@ -5702,13 +5796,13 @@
     </w:p>
     <w:p>
       <w:pPr>
-        <w:pStyle w:val="a3"/>
+        <w:pStyle w:val="40"/>
         <w:numPr>
           <w:ilvl w:val="0"/>
           <w:numId w:val="7"/>
         </w:numPr>
         <w:bidi w:val="0"/>
-        <w:ind w:left="425" w:hanging="425" w:leftChars="0" w:firstLineChars="0"/>
+        <w:ind w:left="425" w:leftChars="0" w:hanging="425" w:firstLineChars="0"/>
       </w:pPr>
       <w:r>
         <w:t>明确服务交付过程中可能存在的各种风险，制定《风险清单》、《风险规避计划》；</w:t>
@@ -5716,13 +5810,13 @@
     </w:p>
     <w:p>
       <w:pPr>
-        <w:pStyle w:val="a3"/>
+        <w:pStyle w:val="40"/>
         <w:numPr>
           <w:ilvl w:val="0"/>
           <w:numId w:val="7"/>
         </w:numPr>
         <w:bidi w:val="0"/>
-        <w:ind w:left="425" w:hanging="425" w:leftChars="0" w:firstLineChars="0"/>
+        <w:ind w:left="425" w:leftChars="0" w:hanging="425" w:firstLineChars="0"/>
       </w:pPr>
       <w:r>
         <w:t>与客户就必要信息达成共识，如工作计划、人员配备、投诉受理渠道及流程、考核等；</w:t>
@@ -5730,13 +5824,13 @@
     </w:p>
     <w:p>
       <w:pPr>
-        <w:pStyle w:val="a3"/>
+        <w:pStyle w:val="40"/>
         <w:numPr>
           <w:ilvl w:val="0"/>
           <w:numId w:val="7"/>
         </w:numPr>
         <w:bidi w:val="0"/>
-        <w:ind w:left="425" w:hanging="425" w:leftChars="0" w:firstLineChars="0"/>
+        <w:ind w:left="425" w:leftChars="0" w:hanging="425" w:firstLineChars="0"/>
       </w:pPr>
       <w:r>
         <w:t>与客户协商确定应急响应机制。</w:t>
@@ -5744,7 +5838,7 @@
     </w:p>
     <w:p>
       <w:pPr>
-        <w:pStyle w:val="3"/>
+        <w:pStyle w:val="32"/>
         <w:bidi w:val="0"/>
       </w:pPr>
       <w:bookmarkStart w:id="15" w:name="bookmark10"/>
@@ -5757,7 +5851,7 @@
     </w:p>
     <w:p>
       <w:pPr>
-        <w:pStyle w:val="a1"/>
+        <w:pStyle w:val="30"/>
         <w:bidi w:val="0"/>
       </w:pPr>
       <w:r>
@@ -5766,7 +5860,7 @@
     </w:p>
     <w:p>
       <w:pPr>
-        <w:pStyle w:val="a1"/>
+        <w:pStyle w:val="30"/>
         <w:bidi w:val="0"/>
       </w:pPr>
       <w:r>
@@ -5775,13 +5869,13 @@
     </w:p>
     <w:p>
       <w:pPr>
-        <w:pStyle w:val="a3"/>
+        <w:pStyle w:val="40"/>
         <w:numPr>
           <w:ilvl w:val="0"/>
           <w:numId w:val="8"/>
         </w:numPr>
         <w:bidi w:val="0"/>
-        <w:ind w:left="425" w:hanging="425" w:leftChars="0" w:firstLineChars="0"/>
+        <w:ind w:left="425" w:leftChars="0" w:hanging="425" w:firstLineChars="0"/>
       </w:pPr>
       <w:r>
         <w:t>按照交付策划的要求实施；</w:t>
@@ -5789,13 +5883,13 @@
     </w:p>
     <w:p>
       <w:pPr>
-        <w:pStyle w:val="a3"/>
+        <w:pStyle w:val="40"/>
         <w:numPr>
           <w:ilvl w:val="0"/>
           <w:numId w:val="8"/>
         </w:numPr>
         <w:bidi w:val="0"/>
-        <w:ind w:left="425" w:hanging="425" w:leftChars="0" w:firstLineChars="0"/>
+        <w:ind w:left="425" w:leftChars="0" w:hanging="425" w:firstLineChars="0"/>
       </w:pPr>
       <w:r>
         <w:t>实施过程中统计运维人员、资源、过程、技术及服务级别协议达成情况，对需要完善的方面及时改进。</w:t>
@@ -5803,13 +5897,13 @@
     </w:p>
     <w:p>
       <w:pPr>
-        <w:pStyle w:val="a3"/>
+        <w:pStyle w:val="40"/>
         <w:numPr>
           <w:ilvl w:val="0"/>
           <w:numId w:val="8"/>
         </w:numPr>
         <w:bidi w:val="0"/>
-        <w:ind w:left="425" w:hanging="425" w:leftChars="0" w:firstLineChars="0"/>
+        <w:ind w:left="425" w:leftChars="0" w:hanging="425" w:firstLineChars="0"/>
       </w:pPr>
       <w:r>
         <w:t>保证关键信息及时传递到供需双方干系人，如</w:t>
@@ -5837,13 +5931,13 @@
     </w:p>
     <w:p>
       <w:pPr>
-        <w:pStyle w:val="a3"/>
+        <w:pStyle w:val="40"/>
         <w:numPr>
           <w:ilvl w:val="0"/>
           <w:numId w:val="8"/>
         </w:numPr>
         <w:bidi w:val="0"/>
-        <w:ind w:left="425" w:hanging="425" w:leftChars="0" w:firstLineChars="0"/>
+        <w:ind w:left="425" w:leftChars="0" w:hanging="425" w:firstLineChars="0"/>
       </w:pPr>
       <w:r>
         <w:t>按照管理要求和服务承诺提交服务报告（周报告、月报告、总结报告等）；</w:t>
@@ -5851,13 +5945,13 @@
     </w:p>
     <w:p>
       <w:pPr>
-        <w:pStyle w:val="a3"/>
+        <w:pStyle w:val="40"/>
         <w:numPr>
           <w:ilvl w:val="0"/>
           <w:numId w:val="8"/>
         </w:numPr>
         <w:bidi w:val="0"/>
-        <w:ind w:left="425" w:hanging="425" w:leftChars="0" w:firstLineChars="0"/>
+        <w:ind w:left="425" w:leftChars="0" w:hanging="425" w:firstLineChars="0"/>
       </w:pPr>
       <w:r>
         <w:t>在组织内建立并使用知识库，及时归档文件，分享经验；</w:t>
@@ -5865,13 +5959,13 @@
     </w:p>
     <w:p>
       <w:pPr>
-        <w:pStyle w:val="a3"/>
+        <w:pStyle w:val="40"/>
         <w:numPr>
           <w:ilvl w:val="0"/>
           <w:numId w:val="8"/>
         </w:numPr>
         <w:bidi w:val="0"/>
-        <w:ind w:left="425" w:hanging="425" w:leftChars="0" w:firstLineChars="0"/>
+        <w:ind w:left="425" w:leftChars="0" w:hanging="425" w:firstLineChars="0"/>
       </w:pPr>
       <w:r>
         <w:t>确保人员、操作、数据以及工具等符合交付策划中对安全的要求；</w:t>
@@ -5879,7 +5973,7 @@
     </w:p>
     <w:p>
       <w:pPr>
-        <w:pStyle w:val="3"/>
+        <w:pStyle w:val="32"/>
         <w:bidi w:val="0"/>
       </w:pPr>
       <w:bookmarkStart w:id="17" w:name="bookmark11"/>
@@ -5892,7 +5986,7 @@
     </w:p>
     <w:p>
       <w:pPr>
-        <w:pStyle w:val="a1"/>
+        <w:pStyle w:val="30"/>
         <w:bidi w:val="0"/>
       </w:pPr>
       <w:r>
@@ -5911,7 +6005,7 @@
     </w:p>
     <w:p>
       <w:pPr>
-        <w:pStyle w:val="a1"/>
+        <w:pStyle w:val="30"/>
         <w:bidi w:val="0"/>
       </w:pPr>
       <w:r>
@@ -5938,17 +6032,17 @@
         <w:adjustRightInd w:val="0"/>
         <w:snapToGrid w:val="0"/>
         <w:spacing w:line="360" w:lineRule="auto"/>
-        <w:ind w:left="425" w:hanging="425" w:leftChars="0" w:firstLineChars="0"/>
+        <w:ind w:left="425" w:leftChars="0" w:hanging="425" w:firstLineChars="0"/>
         <w:textAlignment w:val="baseline"/>
         <w:rPr>
-          <w:rFonts w:ascii="宋体" w:eastAsia="宋体" w:hAnsi="宋体" w:cs="宋体"/>
-          <w:sz w:val="24"/>
-          <w:szCs w:val="24"/>
-        </w:rPr>
-      </w:pPr>
-      <w:r>
-        <w:rPr>
-          <w:rFonts w:ascii="宋体" w:eastAsia="宋体" w:hAnsi="宋体" w:cs="宋体"/>
+          <w:rFonts w:ascii="宋体" w:hAnsi="宋体" w:eastAsia="宋体" w:cs="宋体"/>
+          <w:sz w:val="24"/>
+          <w:szCs w:val="24"/>
+        </w:rPr>
+      </w:pPr>
+      <w:r>
+        <w:rPr>
+          <w:rFonts w:ascii="宋体" w:hAnsi="宋体" w:eastAsia="宋体" w:cs="宋体"/>
           <w:spacing w:val="-6"/>
           <w:sz w:val="24"/>
           <w:szCs w:val="24"/>
@@ -5976,17 +6070,17 @@
         <w:adjustRightInd w:val="0"/>
         <w:snapToGrid w:val="0"/>
         <w:spacing w:line="360" w:lineRule="auto"/>
-        <w:ind w:left="425" w:hanging="425" w:leftChars="0" w:firstLineChars="0"/>
+        <w:ind w:left="425" w:leftChars="0" w:hanging="425" w:firstLineChars="0"/>
         <w:textAlignment w:val="baseline"/>
         <w:rPr>
-          <w:rFonts w:ascii="宋体" w:eastAsia="宋体" w:hAnsi="宋体" w:cs="宋体"/>
-          <w:sz w:val="24"/>
-          <w:szCs w:val="24"/>
-        </w:rPr>
-      </w:pPr>
-      <w:r>
-        <w:rPr>
-          <w:rFonts w:ascii="宋体" w:eastAsia="宋体" w:hAnsi="宋体" w:cs="宋体"/>
+          <w:rFonts w:ascii="宋体" w:hAnsi="宋体" w:eastAsia="宋体" w:cs="宋体"/>
+          <w:sz w:val="24"/>
+          <w:szCs w:val="24"/>
+        </w:rPr>
+      </w:pPr>
+      <w:r>
+        <w:rPr>
+          <w:rFonts w:ascii="宋体" w:hAnsi="宋体" w:eastAsia="宋体" w:cs="宋体"/>
           <w:sz w:val="24"/>
           <w:szCs w:val="24"/>
         </w:rPr>
@@ -6013,17 +6107,17 @@
         <w:adjustRightInd w:val="0"/>
         <w:snapToGrid w:val="0"/>
         <w:spacing w:line="360" w:lineRule="auto"/>
-        <w:ind w:left="425" w:hanging="425" w:leftChars="0" w:firstLineChars="0"/>
+        <w:ind w:left="425" w:leftChars="0" w:hanging="425" w:firstLineChars="0"/>
         <w:textAlignment w:val="baseline"/>
         <w:rPr>
-          <w:rFonts w:ascii="宋体" w:eastAsia="宋体" w:hAnsi="宋体" w:cs="宋体"/>
-          <w:sz w:val="24"/>
-          <w:szCs w:val="24"/>
-        </w:rPr>
-      </w:pPr>
-      <w:r>
-        <w:rPr>
-          <w:rFonts w:ascii="宋体" w:eastAsia="宋体" w:hAnsi="宋体" w:cs="宋体"/>
+          <w:rFonts w:ascii="宋体" w:hAnsi="宋体" w:eastAsia="宋体" w:cs="宋体"/>
+          <w:sz w:val="24"/>
+          <w:szCs w:val="24"/>
+        </w:rPr>
+      </w:pPr>
+      <w:r>
+        <w:rPr>
+          <w:rFonts w:ascii="宋体" w:hAnsi="宋体" w:eastAsia="宋体" w:cs="宋体"/>
           <w:spacing w:val="-8"/>
           <w:sz w:val="24"/>
           <w:szCs w:val="24"/>
@@ -6051,17 +6145,17 @@
         <w:adjustRightInd w:val="0"/>
         <w:snapToGrid w:val="0"/>
         <w:spacing w:line="360" w:lineRule="auto"/>
-        <w:ind w:left="425" w:hanging="425" w:leftChars="0" w:firstLineChars="0"/>
+        <w:ind w:left="425" w:leftChars="0" w:hanging="425" w:firstLineChars="0"/>
         <w:textAlignment w:val="baseline"/>
         <w:rPr>
-          <w:rFonts w:ascii="宋体" w:eastAsia="宋体" w:hAnsi="宋体" w:cs="宋体"/>
-          <w:sz w:val="24"/>
-          <w:szCs w:val="24"/>
-        </w:rPr>
-      </w:pPr>
-      <w:r>
-        <w:rPr>
-          <w:rFonts w:ascii="宋体" w:eastAsia="宋体" w:hAnsi="宋体" w:cs="宋体"/>
+          <w:rFonts w:ascii="宋体" w:hAnsi="宋体" w:eastAsia="宋体" w:cs="宋体"/>
+          <w:sz w:val="24"/>
+          <w:szCs w:val="24"/>
+        </w:rPr>
+      </w:pPr>
+      <w:r>
+        <w:rPr>
+          <w:rFonts w:ascii="宋体" w:hAnsi="宋体" w:eastAsia="宋体" w:cs="宋体"/>
           <w:spacing w:val="-7"/>
           <w:sz w:val="24"/>
           <w:szCs w:val="24"/>
@@ -6089,17 +6183,17 @@
         <w:adjustRightInd w:val="0"/>
         <w:snapToGrid w:val="0"/>
         <w:spacing w:line="360" w:lineRule="auto"/>
-        <w:ind w:left="425" w:hanging="425" w:leftChars="0" w:firstLineChars="0"/>
+        <w:ind w:left="425" w:leftChars="0" w:hanging="425" w:firstLineChars="0"/>
         <w:textAlignment w:val="baseline"/>
         <w:rPr>
-          <w:rFonts w:ascii="宋体" w:eastAsia="宋体" w:hAnsi="宋体" w:cs="宋体"/>
-          <w:sz w:val="24"/>
-          <w:szCs w:val="24"/>
-        </w:rPr>
-      </w:pPr>
-      <w:r>
-        <w:rPr>
-          <w:rFonts w:ascii="宋体" w:eastAsia="宋体" w:hAnsi="宋体" w:cs="宋体"/>
+          <w:rFonts w:ascii="宋体" w:hAnsi="宋体" w:eastAsia="宋体" w:cs="宋体"/>
+          <w:sz w:val="24"/>
+          <w:szCs w:val="24"/>
+        </w:rPr>
+      </w:pPr>
+      <w:r>
+        <w:rPr>
+          <w:rFonts w:ascii="宋体" w:hAnsi="宋体" w:eastAsia="宋体" w:cs="宋体"/>
           <w:spacing w:val="-6"/>
           <w:sz w:val="24"/>
           <w:szCs w:val="24"/>
@@ -6127,17 +6221,17 @@
         <w:adjustRightInd w:val="0"/>
         <w:snapToGrid w:val="0"/>
         <w:spacing w:line="360" w:lineRule="auto"/>
-        <w:ind w:left="425" w:hanging="425" w:leftChars="0" w:firstLineChars="0"/>
+        <w:ind w:left="425" w:leftChars="0" w:hanging="425" w:firstLineChars="0"/>
         <w:textAlignment w:val="baseline"/>
         <w:rPr>
-          <w:rFonts w:ascii="宋体" w:eastAsia="宋体" w:hAnsi="宋体" w:cs="宋体"/>
-          <w:sz w:val="24"/>
-          <w:szCs w:val="24"/>
-        </w:rPr>
-      </w:pPr>
-      <w:r>
-        <w:rPr>
-          <w:rFonts w:ascii="宋体" w:eastAsia="宋体" w:hAnsi="宋体" w:cs="宋体"/>
+          <w:rFonts w:ascii="宋体" w:hAnsi="宋体" w:eastAsia="宋体" w:cs="宋体"/>
+          <w:sz w:val="24"/>
+          <w:szCs w:val="24"/>
+        </w:rPr>
+      </w:pPr>
+      <w:r>
+        <w:rPr>
+          <w:rFonts w:ascii="宋体" w:hAnsi="宋体" w:eastAsia="宋体" w:cs="宋体"/>
           <w:spacing w:val="-7"/>
           <w:sz w:val="24"/>
           <w:szCs w:val="24"/>
@@ -6165,17 +6259,17 @@
         <w:adjustRightInd w:val="0"/>
         <w:snapToGrid w:val="0"/>
         <w:spacing w:line="360" w:lineRule="auto"/>
-        <w:ind w:left="425" w:hanging="425" w:leftChars="0" w:firstLineChars="0"/>
+        <w:ind w:left="425" w:leftChars="0" w:hanging="425" w:firstLineChars="0"/>
         <w:textAlignment w:val="baseline"/>
         <w:rPr>
-          <w:rFonts w:ascii="宋体" w:eastAsia="宋体" w:hAnsi="宋体" w:cs="宋体"/>
-          <w:sz w:val="24"/>
-          <w:szCs w:val="24"/>
-        </w:rPr>
-      </w:pPr>
-      <w:r>
-        <w:rPr>
-          <w:rFonts w:ascii="宋体" w:eastAsia="宋体" w:hAnsi="宋体" w:cs="宋体"/>
+          <w:rFonts w:ascii="宋体" w:hAnsi="宋体" w:eastAsia="宋体" w:cs="宋体"/>
+          <w:sz w:val="24"/>
+          <w:szCs w:val="24"/>
+        </w:rPr>
+      </w:pPr>
+      <w:r>
+        <w:rPr>
+          <w:rFonts w:ascii="宋体" w:hAnsi="宋体" w:eastAsia="宋体" w:cs="宋体"/>
           <w:spacing w:val="-7"/>
           <w:sz w:val="24"/>
           <w:szCs w:val="24"/>
@@ -6185,7 +6279,7 @@
     </w:p>
     <w:p>
       <w:pPr>
-        <w:pStyle w:val="3"/>
+        <w:pStyle w:val="32"/>
         <w:bidi w:val="0"/>
       </w:pPr>
       <w:bookmarkStart w:id="19" w:name="bookmark12"/>
@@ -6198,7 +6292,7 @@
     </w:p>
     <w:p>
       <w:pPr>
-        <w:pStyle w:val="a1"/>
+        <w:pStyle w:val="30"/>
         <w:bidi w:val="0"/>
       </w:pPr>
       <w:r>
@@ -6207,7 +6301,7 @@
     </w:p>
     <w:p>
       <w:pPr>
-        <w:pStyle w:val="a1"/>
+        <w:pStyle w:val="30"/>
         <w:bidi w:val="0"/>
       </w:pPr>
       <w:r>
@@ -6234,17 +6328,17 @@
         <w:adjustRightInd w:val="0"/>
         <w:snapToGrid w:val="0"/>
         <w:spacing w:line="360" w:lineRule="auto"/>
-        <w:ind w:left="425" w:right="0" w:hanging="425" w:leftChars="0" w:firstLineChars="0"/>
+        <w:ind w:left="425" w:leftChars="0" w:right="0" w:hanging="425" w:firstLineChars="0"/>
         <w:textAlignment w:val="baseline"/>
         <w:rPr>
-          <w:rFonts w:ascii="宋体" w:eastAsia="宋体" w:hAnsi="宋体" w:cs="宋体"/>
-          <w:sz w:val="24"/>
-          <w:szCs w:val="24"/>
-        </w:rPr>
-      </w:pPr>
-      <w:r>
-        <w:rPr>
-          <w:rFonts w:ascii="宋体" w:eastAsia="宋体" w:hAnsi="宋体" w:cs="宋体"/>
+          <w:rFonts w:ascii="宋体" w:hAnsi="宋体" w:eastAsia="宋体" w:cs="宋体"/>
+          <w:sz w:val="24"/>
+          <w:szCs w:val="24"/>
+        </w:rPr>
+      </w:pPr>
+      <w:r>
+        <w:rPr>
+          <w:rFonts w:ascii="宋体" w:hAnsi="宋体" w:eastAsia="宋体" w:cs="宋体"/>
           <w:spacing w:val="-3"/>
           <w:sz w:val="24"/>
           <w:szCs w:val="24"/>
@@ -6272,17 +6366,17 @@
         <w:adjustRightInd w:val="0"/>
         <w:snapToGrid w:val="0"/>
         <w:spacing w:line="360" w:lineRule="auto"/>
-        <w:ind w:left="425" w:right="0" w:hanging="425" w:leftChars="0" w:firstLineChars="0"/>
+        <w:ind w:left="425" w:leftChars="0" w:right="0" w:hanging="425" w:firstLineChars="0"/>
         <w:textAlignment w:val="baseline"/>
         <w:rPr>
-          <w:rFonts w:ascii="宋体" w:eastAsia="宋体" w:hAnsi="宋体" w:cs="宋体"/>
-          <w:sz w:val="24"/>
-          <w:szCs w:val="24"/>
-        </w:rPr>
-      </w:pPr>
-      <w:r>
-        <w:rPr>
-          <w:rFonts w:ascii="宋体" w:eastAsia="宋体" w:hAnsi="宋体" w:cs="宋体"/>
+          <w:rFonts w:ascii="宋体" w:hAnsi="宋体" w:eastAsia="宋体" w:cs="宋体"/>
+          <w:sz w:val="24"/>
+          <w:szCs w:val="24"/>
+        </w:rPr>
+      </w:pPr>
+      <w:r>
+        <w:rPr>
+          <w:rFonts w:ascii="宋体" w:hAnsi="宋体" w:eastAsia="宋体" w:cs="宋体"/>
           <w:spacing w:val="-4"/>
           <w:sz w:val="24"/>
           <w:szCs w:val="24"/>
@@ -6310,17 +6404,17 @@
         <w:adjustRightInd w:val="0"/>
         <w:snapToGrid w:val="0"/>
         <w:spacing w:line="360" w:lineRule="auto"/>
-        <w:ind w:left="425" w:right="0" w:hanging="425" w:leftChars="0" w:firstLineChars="0"/>
+        <w:ind w:left="425" w:leftChars="0" w:right="0" w:hanging="425" w:firstLineChars="0"/>
         <w:textAlignment w:val="baseline"/>
         <w:rPr>
-          <w:rFonts w:ascii="宋体" w:eastAsia="宋体" w:hAnsi="宋体" w:cs="宋体"/>
-          <w:sz w:val="24"/>
-          <w:szCs w:val="24"/>
-        </w:rPr>
-      </w:pPr>
-      <w:r>
-        <w:rPr>
-          <w:rFonts w:ascii="宋体" w:eastAsia="宋体" w:hAnsi="宋体" w:cs="宋体"/>
+          <w:rFonts w:ascii="宋体" w:hAnsi="宋体" w:eastAsia="宋体" w:cs="宋体"/>
+          <w:sz w:val="24"/>
+          <w:szCs w:val="24"/>
+        </w:rPr>
+      </w:pPr>
+      <w:r>
+        <w:rPr>
+          <w:rFonts w:ascii="宋体" w:hAnsi="宋体" w:eastAsia="宋体" w:cs="宋体"/>
           <w:spacing w:val="-5"/>
           <w:sz w:val="24"/>
           <w:szCs w:val="24"/>
@@ -6348,17 +6442,17 @@
         <w:adjustRightInd w:val="0"/>
         <w:snapToGrid w:val="0"/>
         <w:spacing w:line="360" w:lineRule="auto"/>
-        <w:ind w:left="425" w:right="0" w:hanging="425" w:leftChars="0" w:firstLineChars="0"/>
+        <w:ind w:left="425" w:leftChars="0" w:right="0" w:hanging="425" w:firstLineChars="0"/>
         <w:textAlignment w:val="baseline"/>
         <w:rPr>
-          <w:rFonts w:ascii="宋体" w:eastAsia="宋体" w:hAnsi="宋体" w:cs="宋体"/>
-          <w:sz w:val="24"/>
-          <w:szCs w:val="24"/>
-        </w:rPr>
-      </w:pPr>
-      <w:r>
-        <w:rPr>
-          <w:rFonts w:ascii="宋体" w:eastAsia="宋体" w:hAnsi="宋体" w:cs="宋体"/>
+          <w:rFonts w:ascii="宋体" w:hAnsi="宋体" w:eastAsia="宋体" w:cs="宋体"/>
+          <w:sz w:val="24"/>
+          <w:szCs w:val="24"/>
+        </w:rPr>
+      </w:pPr>
+      <w:r>
+        <w:rPr>
+          <w:rFonts w:ascii="宋体" w:hAnsi="宋体" w:eastAsia="宋体" w:cs="宋体"/>
           <w:spacing w:val="-4"/>
           <w:sz w:val="24"/>
           <w:szCs w:val="24"/>
@@ -6386,17 +6480,17 @@
         <w:adjustRightInd w:val="0"/>
         <w:snapToGrid w:val="0"/>
         <w:spacing w:line="360" w:lineRule="auto"/>
-        <w:ind w:left="425" w:right="0" w:hanging="425" w:leftChars="0" w:firstLineChars="0"/>
+        <w:ind w:left="425" w:leftChars="0" w:right="0" w:hanging="425" w:firstLineChars="0"/>
         <w:textAlignment w:val="baseline"/>
         <w:rPr>
-          <w:rFonts w:ascii="宋体" w:eastAsia="宋体" w:hAnsi="宋体" w:cs="宋体"/>
-          <w:sz w:val="24"/>
-          <w:szCs w:val="24"/>
-        </w:rPr>
-      </w:pPr>
-      <w:r>
-        <w:rPr>
-          <w:rFonts w:ascii="宋体" w:eastAsia="宋体" w:hAnsi="宋体" w:cs="宋体"/>
+          <w:rFonts w:ascii="宋体" w:hAnsi="宋体" w:eastAsia="宋体" w:cs="宋体"/>
+          <w:sz w:val="24"/>
+          <w:szCs w:val="24"/>
+        </w:rPr>
+      </w:pPr>
+      <w:r>
+        <w:rPr>
+          <w:rFonts w:ascii="宋体" w:hAnsi="宋体" w:eastAsia="宋体" w:cs="宋体"/>
           <w:spacing w:val="-3"/>
           <w:sz w:val="24"/>
           <w:szCs w:val="24"/>
@@ -6424,17 +6518,17 @@
         <w:adjustRightInd w:val="0"/>
         <w:snapToGrid w:val="0"/>
         <w:spacing w:line="360" w:lineRule="auto"/>
-        <w:ind w:left="425" w:right="0" w:hanging="425" w:leftChars="0" w:firstLineChars="0"/>
+        <w:ind w:left="425" w:leftChars="0" w:right="0" w:hanging="425" w:firstLineChars="0"/>
         <w:textAlignment w:val="baseline"/>
         <w:rPr>
-          <w:rFonts w:ascii="宋体" w:eastAsia="宋体" w:hAnsi="宋体" w:cs="宋体"/>
-          <w:sz w:val="24"/>
-          <w:szCs w:val="24"/>
-        </w:rPr>
-      </w:pPr>
-      <w:r>
-        <w:rPr>
-          <w:rFonts w:ascii="宋体" w:eastAsia="宋体" w:hAnsi="宋体" w:cs="宋体"/>
+          <w:rFonts w:ascii="宋体" w:hAnsi="宋体" w:eastAsia="宋体" w:cs="宋体"/>
+          <w:sz w:val="24"/>
+          <w:szCs w:val="24"/>
+        </w:rPr>
+      </w:pPr>
+      <w:r>
+        <w:rPr>
+          <w:rFonts w:ascii="宋体" w:hAnsi="宋体" w:eastAsia="宋体" w:cs="宋体"/>
           <w:sz w:val="24"/>
           <w:szCs w:val="24"/>
         </w:rPr>
@@ -6442,7 +6536,7 @@
       </w:r>
       <w:r>
         <w:rPr>
-          <w:rFonts w:ascii="宋体" w:eastAsia="宋体" w:hAnsi="宋体" w:cs="宋体"/>
+          <w:rFonts w:ascii="宋体" w:hAnsi="宋体" w:eastAsia="宋体" w:cs="宋体"/>
           <w:spacing w:val="-4"/>
           <w:sz w:val="24"/>
           <w:szCs w:val="24"/>
@@ -6452,7 +6546,7 @@
     </w:p>
     <w:p>
       <w:pPr>
-        <w:pStyle w:val="a1"/>
+        <w:pStyle w:val="30"/>
         <w:keepNext w:val="0"/>
         <w:keepLines w:val="0"/>
         <w:pageBreakBefore w:val="0"/>
@@ -6471,10 +6565,10 @@
         <w:adjustRightInd w:val="0"/>
         <w:snapToGrid w:val="0"/>
         <w:spacing w:line="360" w:lineRule="auto"/>
-        <w:ind w:left="425" w:right="0" w:hanging="425" w:leftChars="0" w:firstLineChars="0"/>
+        <w:ind w:left="425" w:leftChars="0" w:right="0" w:hanging="425" w:firstLineChars="0"/>
         <w:textAlignment w:val="baseline"/>
         <w:rPr>
-          <w:rFonts w:ascii="宋体" w:eastAsia="宋体" w:hAnsi="宋体" w:cs="宋体" w:hint="default"/>
+          <w:rFonts w:hint="default" w:ascii="宋体" w:hAnsi="宋体" w:eastAsia="宋体" w:cs="宋体"/>
           <w:spacing w:val="-7"/>
           <w:sz w:val="24"/>
           <w:szCs w:val="24"/>
@@ -6483,7 +6577,7 @@
       </w:pPr>
       <w:r>
         <w:rPr>
-          <w:rFonts w:ascii="宋体" w:eastAsia="宋体" w:hAnsi="宋体" w:cs="宋体"/>
+          <w:rFonts w:ascii="宋体" w:hAnsi="宋体" w:eastAsia="宋体" w:cs="宋体"/>
           <w:sz w:val="24"/>
           <w:szCs w:val="24"/>
         </w:rPr>
@@ -6492,7 +6586,7 @@
     </w:p>
     <w:p>
       <w:pPr>
-        <w:pStyle w:val="2"/>
+        <w:pStyle w:val="31"/>
         <w:bidi w:val="0"/>
       </w:pPr>
       <w:bookmarkStart w:id="21" w:name="_Toc16867"/>
@@ -6503,7 +6597,7 @@
     </w:p>
     <w:p>
       <w:pPr>
-        <w:pStyle w:val="a1"/>
+        <w:pStyle w:val="30"/>
         <w:bidi w:val="0"/>
       </w:pPr>
       <w:r>
@@ -6512,7 +6606,7 @@
     </w:p>
     <w:p>
       <w:pPr>
-        <w:pStyle w:val="3"/>
+        <w:pStyle w:val="32"/>
         <w:bidi w:val="0"/>
       </w:pPr>
       <w:bookmarkStart w:id="22" w:name="_Toc11144"/>
@@ -6523,7 +6617,7 @@
     </w:p>
     <w:p>
       <w:pPr>
-        <w:pStyle w:val="a1"/>
+        <w:pStyle w:val="30"/>
         <w:bidi w:val="0"/>
       </w:pPr>
       <w:r>
@@ -6532,13 +6626,13 @@
     </w:p>
     <w:p>
       <w:pPr>
-        <w:pStyle w:val="a1"/>
+        <w:pStyle w:val="30"/>
         <w:numPr>
           <w:ilvl w:val="0"/>
           <w:numId w:val="11"/>
         </w:numPr>
         <w:bidi w:val="0"/>
-        <w:ind w:left="425" w:hanging="425" w:leftChars="0" w:firstLineChars="0"/>
+        <w:ind w:left="425" w:leftChars="0" w:hanging="425" w:firstLineChars="0"/>
       </w:pPr>
       <w:r>
         <w:t>针对例行操作编写《例行操作工作计划》，如周计划、月计划等，至少包括：例行操作的交付目标、内容、范围、周期和人员安排；</w:t>
@@ -6546,13 +6640,13 @@
     </w:p>
     <w:p>
       <w:pPr>
-        <w:pStyle w:val="a1"/>
+        <w:pStyle w:val="30"/>
         <w:numPr>
           <w:ilvl w:val="0"/>
           <w:numId w:val="11"/>
         </w:numPr>
         <w:bidi w:val="0"/>
-        <w:ind w:left="425" w:hanging="425" w:leftChars="0" w:firstLineChars="0"/>
+        <w:ind w:left="425" w:leftChars="0" w:hanging="425" w:firstLineChars="0"/>
       </w:pPr>
       <w:r>
         <w:t>编制《例行操作指导手册》，如运维工具的操作手册、运维对象的操作手册等，并指定专人负责更新和完善。指导手册中应包括：</w:t>
@@ -6560,13 +6654,13 @@
     </w:p>
     <w:p>
       <w:pPr>
-        <w:pStyle w:val="a1"/>
+        <w:pStyle w:val="30"/>
         <w:numPr>
           <w:ilvl w:val="0"/>
           <w:numId w:val="12"/>
         </w:numPr>
         <w:bidi w:val="0"/>
-        <w:ind w:left="845" w:hanging="425" w:leftChars="0" w:firstLineChars="0"/>
+        <w:ind w:left="845" w:leftChars="0" w:hanging="425" w:firstLineChars="0"/>
       </w:pPr>
       <w:r>
         <w:t>各项任务的操作步骤及说明；</w:t>
@@ -6574,13 +6668,13 @@
     </w:p>
     <w:p>
       <w:pPr>
-        <w:pStyle w:val="a1"/>
+        <w:pStyle w:val="30"/>
         <w:numPr>
           <w:ilvl w:val="0"/>
           <w:numId w:val="12"/>
         </w:numPr>
         <w:bidi w:val="0"/>
-        <w:ind w:left="845" w:hanging="425" w:leftChars="0" w:firstLineChars="0"/>
+        <w:ind w:left="845" w:leftChars="0" w:hanging="425" w:firstLineChars="0"/>
       </w:pPr>
       <w:r>
         <w:t>运行状态是否正常的判定标准；</w:t>
@@ -6588,13 +6682,13 @@
     </w:p>
     <w:p>
       <w:pPr>
-        <w:pStyle w:val="a1"/>
+        <w:pStyle w:val="30"/>
         <w:numPr>
           <w:ilvl w:val="0"/>
           <w:numId w:val="12"/>
         </w:numPr>
         <w:bidi w:val="0"/>
-        <w:ind w:left="845" w:hanging="425" w:leftChars="0" w:firstLineChars="0"/>
+        <w:ind w:left="845" w:leftChars="0" w:hanging="425" w:firstLineChars="0"/>
       </w:pPr>
       <w:r>
         <w:t>运行状态信息的记录要求；</w:t>
@@ -6602,13 +6696,13 @@
     </w:p>
     <w:p>
       <w:pPr>
-        <w:pStyle w:val="a1"/>
+        <w:pStyle w:val="30"/>
         <w:numPr>
           <w:ilvl w:val="0"/>
           <w:numId w:val="12"/>
         </w:numPr>
         <w:bidi w:val="0"/>
-        <w:ind w:left="845" w:hanging="425" w:leftChars="0" w:firstLineChars="0"/>
+        <w:ind w:left="845" w:leftChars="0" w:hanging="425" w:firstLineChars="0"/>
       </w:pPr>
       <w:r>
         <w:t>异常状况处置流程，包括角色定义、处置方法、流转过程和结束要求；</w:t>
@@ -6616,13 +6710,13 @@
     </w:p>
     <w:p>
       <w:pPr>
-        <w:pStyle w:val="a1"/>
+        <w:pStyle w:val="30"/>
         <w:numPr>
           <w:ilvl w:val="0"/>
           <w:numId w:val="12"/>
         </w:numPr>
         <w:bidi w:val="0"/>
-        <w:ind w:left="845" w:hanging="425" w:leftChars="0" w:firstLineChars="0"/>
+        <w:ind w:left="845" w:leftChars="0" w:hanging="425" w:firstLineChars="0"/>
       </w:pPr>
       <w:r>
         <w:t>例行操作报告模版。</w:t>
@@ -6630,13 +6724,13 @@
     </w:p>
     <w:p>
       <w:pPr>
-        <w:pStyle w:val="a1"/>
+        <w:pStyle w:val="30"/>
         <w:numPr>
           <w:ilvl w:val="0"/>
           <w:numId w:val="11"/>
         </w:numPr>
         <w:bidi w:val="0"/>
-        <w:ind w:left="425" w:hanging="425" w:leftChars="0" w:firstLineChars="0"/>
+        <w:ind w:left="425" w:leftChars="0" w:hanging="425" w:firstLineChars="0"/>
       </w:pPr>
       <w:r>
         <w:t>确保人员、操作、数据以及工具等符合安全的要求；</w:t>
@@ -6644,13 +6738,13 @@
     </w:p>
     <w:p>
       <w:pPr>
-        <w:pStyle w:val="a1"/>
+        <w:pStyle w:val="30"/>
         <w:numPr>
           <w:ilvl w:val="0"/>
           <w:numId w:val="11"/>
         </w:numPr>
         <w:bidi w:val="0"/>
-        <w:ind w:left="425" w:hanging="425" w:leftChars="0" w:firstLineChars="0"/>
+        <w:ind w:left="425" w:leftChars="0" w:hanging="425" w:firstLineChars="0"/>
       </w:pPr>
       <w:r>
         <w:t>例行操作的数据及时归档，且便于查询。</w:t>
@@ -6658,7 +6752,7 @@
     </w:p>
     <w:p>
       <w:pPr>
-        <w:pStyle w:val="3"/>
+        <w:pStyle w:val="32"/>
         <w:bidi w:val="0"/>
       </w:pPr>
       <w:bookmarkStart w:id="23" w:name="bookmark15"/>
@@ -6671,7 +6765,7 @@
     </w:p>
     <w:p>
       <w:pPr>
-        <w:pStyle w:val="a3"/>
+        <w:pStyle w:val="40"/>
         <w:bidi w:val="0"/>
       </w:pPr>
       <w:r>
@@ -6680,13 +6774,13 @@
     </w:p>
     <w:p>
       <w:pPr>
-        <w:pStyle w:val="a3"/>
+        <w:pStyle w:val="40"/>
         <w:numPr>
           <w:ilvl w:val="0"/>
           <w:numId w:val="13"/>
         </w:numPr>
         <w:bidi w:val="0"/>
-        <w:ind w:left="425" w:hanging="425" w:leftChars="0" w:firstLineChars="0"/>
+        <w:ind w:left="425" w:leftChars="0" w:hanging="425" w:firstLineChars="0"/>
       </w:pPr>
       <w:r>
         <w:t>公示受理的渠道，如电话、传真、邮件或网络方式等；</w:t>
@@ -6694,13 +6788,13 @@
     </w:p>
     <w:p>
       <w:pPr>
-        <w:pStyle w:val="a3"/>
+        <w:pStyle w:val="40"/>
         <w:numPr>
           <w:ilvl w:val="0"/>
           <w:numId w:val="13"/>
         </w:numPr>
         <w:bidi w:val="0"/>
-        <w:ind w:left="425" w:hanging="425" w:leftChars="0" w:firstLineChars="0"/>
+        <w:ind w:left="425" w:leftChars="0" w:hanging="425" w:firstLineChars="0"/>
       </w:pPr>
       <w:r>
         <w:t>严格按照服务承诺如工作时间、响应时间等进行响应和技术支持</w:t>
@@ -6708,13 +6802,13 @@
     </w:p>
     <w:p>
       <w:pPr>
-        <w:pStyle w:val="a3"/>
+        <w:pStyle w:val="40"/>
         <w:numPr>
           <w:ilvl w:val="0"/>
           <w:numId w:val="13"/>
         </w:numPr>
         <w:bidi w:val="0"/>
-        <w:ind w:left="425" w:hanging="425" w:leftChars="0" w:firstLineChars="0"/>
+        <w:ind w:left="425" w:leftChars="0" w:hanging="425" w:firstLineChars="0"/>
       </w:pPr>
       <w:r>
         <w:t>与需方就响应级别、报警升级条件等内容达成共识；</w:t>
@@ -6722,13 +6816,13 @@
     </w:p>
     <w:p>
       <w:pPr>
-        <w:pStyle w:val="a3"/>
+        <w:pStyle w:val="40"/>
         <w:numPr>
           <w:ilvl w:val="0"/>
           <w:numId w:val="13"/>
         </w:numPr>
         <w:bidi w:val="0"/>
-        <w:ind w:left="425" w:hanging="425" w:leftChars="0" w:firstLineChars="0"/>
+        <w:ind w:left="425" w:leftChars="0" w:hanging="425" w:firstLineChars="0"/>
       </w:pPr>
       <w:r>
         <w:t>在服务管理系统中记录响应支持的关键交付过程；</w:t>
@@ -6736,13 +6830,13 @@
     </w:p>
     <w:p>
       <w:pPr>
-        <w:pStyle w:val="a3"/>
+        <w:pStyle w:val="40"/>
         <w:numPr>
           <w:ilvl w:val="0"/>
           <w:numId w:val="13"/>
         </w:numPr>
         <w:bidi w:val="0"/>
-        <w:ind w:left="425" w:hanging="425" w:leftChars="0" w:firstLineChars="0"/>
+        <w:ind w:left="425" w:leftChars="0" w:hanging="425" w:firstLineChars="0"/>
       </w:pPr>
       <w:r>
         <w:t>在需方同意的情况下结束支持；</w:t>
@@ -6750,13 +6844,13 @@
     </w:p>
     <w:p>
       <w:pPr>
-        <w:pStyle w:val="a3"/>
+        <w:pStyle w:val="40"/>
         <w:numPr>
           <w:ilvl w:val="0"/>
           <w:numId w:val="13"/>
         </w:numPr>
         <w:bidi w:val="0"/>
-        <w:ind w:left="425" w:hanging="425" w:leftChars="0" w:firstLineChars="0"/>
+        <w:ind w:left="425" w:leftChars="0" w:hanging="425" w:firstLineChars="0"/>
       </w:pPr>
       <w:r>
         <w:t>制定多途径、高效的沟通机制。</w:t>
@@ -6764,7 +6858,7 @@
     </w:p>
     <w:p>
       <w:pPr>
-        <w:pStyle w:val="3"/>
+        <w:pStyle w:val="32"/>
         <w:bidi w:val="0"/>
       </w:pPr>
       <w:bookmarkStart w:id="25" w:name="bookmark16"/>
@@ -6777,7 +6871,7 @@
     </w:p>
     <w:p>
       <w:pPr>
-        <w:pStyle w:val="a3"/>
+        <w:pStyle w:val="40"/>
         <w:bidi w:val="0"/>
       </w:pPr>
       <w:r>
@@ -6804,17 +6898,17 @@
         <w:adjustRightInd w:val="0"/>
         <w:snapToGrid w:val="0"/>
         <w:spacing w:line="360" w:lineRule="auto"/>
-        <w:ind w:left="425" w:right="0" w:hanging="425" w:leftChars="0" w:firstLineChars="0"/>
+        <w:ind w:left="425" w:leftChars="0" w:right="0" w:hanging="425" w:firstLineChars="0"/>
         <w:textAlignment w:val="baseline"/>
         <w:rPr>
-          <w:rFonts w:ascii="宋体" w:eastAsia="宋体" w:hAnsi="宋体" w:cs="宋体"/>
-          <w:sz w:val="24"/>
-          <w:szCs w:val="24"/>
-        </w:rPr>
-      </w:pPr>
-      <w:r>
-        <w:rPr>
-          <w:rFonts w:ascii="宋体" w:eastAsia="宋体" w:hAnsi="宋体" w:cs="宋体"/>
+          <w:rFonts w:ascii="宋体" w:hAnsi="宋体" w:eastAsia="宋体" w:cs="宋体"/>
+          <w:sz w:val="24"/>
+          <w:szCs w:val="24"/>
+        </w:rPr>
+      </w:pPr>
+      <w:r>
+        <w:rPr>
+          <w:rFonts w:ascii="宋体" w:hAnsi="宋体" w:eastAsia="宋体" w:cs="宋体"/>
           <w:spacing w:val="-3"/>
           <w:sz w:val="24"/>
           <w:szCs w:val="24"/>
@@ -6823,7 +6917,7 @@
       </w:r>
       <w:r>
         <w:rPr>
-          <w:rFonts w:ascii="宋体" w:eastAsia="宋体" w:hAnsi="宋体" w:cs="宋体"/>
+          <w:rFonts w:ascii="宋体" w:hAnsi="宋体" w:eastAsia="宋体" w:cs="宋体"/>
           <w:spacing w:val="-58"/>
           <w:sz w:val="24"/>
           <w:szCs w:val="24"/>
@@ -6832,7 +6926,7 @@
       </w:r>
       <w:r>
         <w:rPr>
-          <w:rFonts w:ascii="宋体" w:eastAsia="宋体" w:hAnsi="宋体" w:cs="宋体"/>
+          <w:rFonts w:ascii="宋体" w:hAnsi="宋体" w:eastAsia="宋体" w:cs="宋体"/>
           <w:spacing w:val="-3"/>
           <w:sz w:val="24"/>
           <w:szCs w:val="24"/>
@@ -6841,7 +6935,7 @@
       </w:r>
       <w:r>
         <w:rPr>
-          <w:rFonts w:ascii="宋体" w:eastAsia="宋体" w:hAnsi="宋体" w:cs="宋体"/>
+          <w:rFonts w:ascii="宋体" w:hAnsi="宋体" w:eastAsia="宋体" w:cs="宋体"/>
           <w:spacing w:val="-1"/>
           <w:sz w:val="24"/>
           <w:szCs w:val="24"/>
@@ -6869,17 +6963,17 @@
         <w:adjustRightInd w:val="0"/>
         <w:snapToGrid w:val="0"/>
         <w:spacing w:line="360" w:lineRule="auto"/>
-        <w:ind w:left="425" w:right="0" w:hanging="425" w:leftChars="0" w:firstLineChars="0"/>
+        <w:ind w:left="425" w:leftChars="0" w:right="0" w:hanging="425" w:firstLineChars="0"/>
         <w:textAlignment w:val="baseline"/>
         <w:rPr>
-          <w:rFonts w:ascii="宋体" w:eastAsia="宋体" w:hAnsi="宋体" w:cs="宋体"/>
-          <w:sz w:val="24"/>
-          <w:szCs w:val="24"/>
-        </w:rPr>
-      </w:pPr>
-      <w:r>
-        <w:rPr>
-          <w:rFonts w:ascii="宋体" w:eastAsia="宋体" w:hAnsi="宋体" w:cs="宋体"/>
+          <w:rFonts w:ascii="宋体" w:hAnsi="宋体" w:eastAsia="宋体" w:cs="宋体"/>
+          <w:sz w:val="24"/>
+          <w:szCs w:val="24"/>
+        </w:rPr>
+      </w:pPr>
+      <w:r>
+        <w:rPr>
+          <w:rFonts w:ascii="宋体" w:hAnsi="宋体" w:eastAsia="宋体" w:cs="宋体"/>
           <w:spacing w:val="1"/>
           <w:sz w:val="24"/>
           <w:szCs w:val="24"/>
@@ -6888,7 +6982,7 @@
       </w:r>
       <w:r>
         <w:rPr>
-          <w:rFonts w:ascii="宋体" w:eastAsia="宋体" w:hAnsi="宋体" w:cs="宋体"/>
+          <w:rFonts w:ascii="宋体" w:hAnsi="宋体" w:eastAsia="宋体" w:cs="宋体"/>
           <w:spacing w:val="-1"/>
           <w:sz w:val="24"/>
           <w:szCs w:val="24"/>
@@ -6916,17 +7010,17 @@
         <w:adjustRightInd w:val="0"/>
         <w:snapToGrid w:val="0"/>
         <w:spacing w:line="360" w:lineRule="auto"/>
-        <w:ind w:left="425" w:right="0" w:hanging="425" w:leftChars="0" w:firstLineChars="0"/>
+        <w:ind w:left="425" w:leftChars="0" w:right="0" w:hanging="425" w:firstLineChars="0"/>
         <w:textAlignment w:val="baseline"/>
         <w:rPr>
-          <w:rFonts w:ascii="宋体" w:eastAsia="宋体" w:hAnsi="宋体" w:cs="宋体"/>
-          <w:sz w:val="24"/>
-          <w:szCs w:val="24"/>
-        </w:rPr>
-      </w:pPr>
-      <w:r>
-        <w:rPr>
-          <w:rFonts w:ascii="宋体" w:eastAsia="宋体" w:hAnsi="宋体" w:cs="宋体"/>
+          <w:rFonts w:ascii="宋体" w:hAnsi="宋体" w:eastAsia="宋体" w:cs="宋体"/>
+          <w:sz w:val="24"/>
+          <w:szCs w:val="24"/>
+        </w:rPr>
+      </w:pPr>
+      <w:r>
+        <w:rPr>
+          <w:rFonts w:ascii="宋体" w:hAnsi="宋体" w:eastAsia="宋体" w:cs="宋体"/>
           <w:sz w:val="24"/>
           <w:szCs w:val="24"/>
         </w:rPr>
@@ -6953,17 +7047,17 @@
         <w:adjustRightInd w:val="0"/>
         <w:snapToGrid w:val="0"/>
         <w:spacing w:line="360" w:lineRule="auto"/>
-        <w:ind w:left="425" w:right="0" w:hanging="425" w:leftChars="0" w:firstLineChars="0"/>
+        <w:ind w:left="425" w:leftChars="0" w:right="0" w:hanging="425" w:firstLineChars="0"/>
         <w:textAlignment w:val="baseline"/>
         <w:rPr>
-          <w:rFonts w:ascii="宋体" w:eastAsia="宋体" w:hAnsi="宋体" w:cs="宋体"/>
-          <w:sz w:val="24"/>
-          <w:szCs w:val="24"/>
-        </w:rPr>
-      </w:pPr>
-      <w:r>
-        <w:rPr>
-          <w:rFonts w:ascii="宋体" w:eastAsia="宋体" w:hAnsi="宋体" w:cs="宋体"/>
+          <w:rFonts w:ascii="宋体" w:hAnsi="宋体" w:eastAsia="宋体" w:cs="宋体"/>
+          <w:sz w:val="24"/>
+          <w:szCs w:val="24"/>
+        </w:rPr>
+      </w:pPr>
+      <w:r>
+        <w:rPr>
+          <w:rFonts w:ascii="宋体" w:hAnsi="宋体" w:eastAsia="宋体" w:cs="宋体"/>
           <w:sz w:val="24"/>
           <w:szCs w:val="24"/>
         </w:rPr>
@@ -6972,7 +7066,7 @@
     </w:p>
     <w:p>
       <w:pPr>
-        <w:pStyle w:val="3"/>
+        <w:pStyle w:val="32"/>
         <w:bidi w:val="0"/>
       </w:pPr>
       <w:bookmarkStart w:id="27" w:name="bookmark17"/>
@@ -6985,7 +7079,7 @@
     </w:p>
     <w:p>
       <w:pPr>
-        <w:pStyle w:val="a3"/>
+        <w:pStyle w:val="40"/>
         <w:bidi w:val="0"/>
       </w:pPr>
       <w:r>
@@ -7012,17 +7106,17 @@
         <w:adjustRightInd w:val="0"/>
         <w:snapToGrid w:val="0"/>
         <w:spacing w:line="360" w:lineRule="auto"/>
-        <w:ind w:left="0" w:right="0" w:firstLine="0" w:leftChars="0" w:firstLineChars="0"/>
+        <w:ind w:left="0" w:leftChars="0" w:right="0" w:firstLine="0" w:firstLineChars="0"/>
         <w:textAlignment w:val="baseline"/>
         <w:rPr>
-          <w:rFonts w:ascii="宋体" w:eastAsia="宋体" w:hAnsi="宋体" w:cs="宋体"/>
-          <w:sz w:val="24"/>
-          <w:szCs w:val="24"/>
-        </w:rPr>
-      </w:pPr>
-      <w:r>
-        <w:rPr>
-          <w:rFonts w:ascii="宋体" w:eastAsia="宋体" w:hAnsi="宋体" w:cs="宋体"/>
+          <w:rFonts w:ascii="宋体" w:hAnsi="宋体" w:eastAsia="宋体" w:cs="宋体"/>
+          <w:sz w:val="24"/>
+          <w:szCs w:val="24"/>
+        </w:rPr>
+      </w:pPr>
+      <w:r>
+        <w:rPr>
+          <w:rFonts w:ascii="宋体" w:hAnsi="宋体" w:eastAsia="宋体" w:cs="宋体"/>
           <w:spacing w:val="-2"/>
           <w:sz w:val="24"/>
           <w:szCs w:val="24"/>
@@ -7031,7 +7125,7 @@
       </w:r>
       <w:r>
         <w:rPr>
-          <w:rFonts w:ascii="宋体" w:eastAsia="宋体" w:hAnsi="宋体" w:cs="宋体"/>
+          <w:rFonts w:ascii="宋体" w:hAnsi="宋体" w:eastAsia="宋体" w:cs="宋体"/>
           <w:spacing w:val="-1"/>
           <w:sz w:val="24"/>
           <w:szCs w:val="24"/>
@@ -7059,17 +7153,17 @@
         <w:adjustRightInd w:val="0"/>
         <w:snapToGrid w:val="0"/>
         <w:spacing w:line="360" w:lineRule="auto"/>
-        <w:ind w:left="0" w:right="0" w:firstLine="0" w:leftChars="0" w:firstLineChars="0"/>
+        <w:ind w:left="0" w:leftChars="0" w:right="0" w:firstLine="0" w:firstLineChars="0"/>
         <w:textAlignment w:val="baseline"/>
         <w:rPr>
-          <w:rFonts w:ascii="宋体" w:eastAsia="宋体" w:hAnsi="宋体" w:cs="宋体"/>
-          <w:sz w:val="24"/>
-          <w:szCs w:val="24"/>
-        </w:rPr>
-      </w:pPr>
-      <w:r>
-        <w:rPr>
-          <w:rFonts w:ascii="宋体" w:eastAsia="宋体" w:hAnsi="宋体" w:cs="宋体"/>
+          <w:rFonts w:ascii="宋体" w:hAnsi="宋体" w:eastAsia="宋体" w:cs="宋体"/>
+          <w:sz w:val="24"/>
+          <w:szCs w:val="24"/>
+        </w:rPr>
+      </w:pPr>
+      <w:r>
+        <w:rPr>
+          <w:rFonts w:ascii="宋体" w:hAnsi="宋体" w:eastAsia="宋体" w:cs="宋体"/>
           <w:spacing w:val="-5"/>
           <w:sz w:val="24"/>
           <w:szCs w:val="24"/>
@@ -7078,7 +7172,7 @@
       </w:r>
       <w:r>
         <w:rPr>
-          <w:rFonts w:ascii="宋体" w:eastAsia="宋体" w:hAnsi="宋体" w:cs="宋体"/>
+          <w:rFonts w:ascii="宋体" w:hAnsi="宋体" w:eastAsia="宋体" w:cs="宋体"/>
           <w:spacing w:val="-2"/>
           <w:sz w:val="24"/>
           <w:szCs w:val="24"/>
@@ -7106,17 +7200,17 @@
         <w:adjustRightInd w:val="0"/>
         <w:snapToGrid w:val="0"/>
         <w:spacing w:line="360" w:lineRule="auto"/>
-        <w:ind w:left="0" w:right="0" w:firstLine="0" w:leftChars="0" w:firstLineChars="0"/>
+        <w:ind w:left="0" w:leftChars="0" w:right="0" w:firstLine="0" w:firstLineChars="0"/>
         <w:textAlignment w:val="baseline"/>
         <w:rPr>
-          <w:rFonts w:ascii="宋体" w:eastAsia="宋体" w:hAnsi="宋体" w:cs="宋体"/>
-          <w:sz w:val="24"/>
-          <w:szCs w:val="24"/>
-        </w:rPr>
-      </w:pPr>
-      <w:r>
-        <w:rPr>
-          <w:rFonts w:ascii="宋体" w:eastAsia="宋体" w:hAnsi="宋体" w:cs="宋体"/>
+          <w:rFonts w:ascii="宋体" w:hAnsi="宋体" w:eastAsia="宋体" w:cs="宋体"/>
+          <w:sz w:val="24"/>
+          <w:szCs w:val="24"/>
+        </w:rPr>
+      </w:pPr>
+      <w:r>
+        <w:rPr>
+          <w:rFonts w:ascii="宋体" w:hAnsi="宋体" w:eastAsia="宋体" w:cs="宋体"/>
           <w:spacing w:val="-5"/>
           <w:sz w:val="24"/>
           <w:szCs w:val="24"/>
@@ -7125,7 +7219,7 @@
       </w:r>
       <w:r>
         <w:rPr>
-          <w:rFonts w:ascii="宋体" w:eastAsia="宋体" w:hAnsi="宋体" w:cs="宋体"/>
+          <w:rFonts w:ascii="宋体" w:hAnsi="宋体" w:eastAsia="宋体" w:cs="宋体"/>
           <w:spacing w:val="-1"/>
           <w:sz w:val="24"/>
           <w:szCs w:val="24"/>
@@ -7153,17 +7247,17 @@
         <w:adjustRightInd w:val="0"/>
         <w:snapToGrid w:val="0"/>
         <w:spacing w:line="360" w:lineRule="auto"/>
-        <w:ind w:left="0" w:right="0" w:firstLine="0" w:leftChars="0" w:firstLineChars="0"/>
+        <w:ind w:left="0" w:leftChars="0" w:right="0" w:firstLine="0" w:firstLineChars="0"/>
         <w:textAlignment w:val="baseline"/>
         <w:rPr>
-          <w:rFonts w:ascii="宋体" w:eastAsia="宋体" w:hAnsi="宋体" w:cs="宋体"/>
-          <w:sz w:val="24"/>
-          <w:szCs w:val="24"/>
-        </w:rPr>
-      </w:pPr>
-      <w:r>
-        <w:rPr>
-          <w:rFonts w:ascii="宋体" w:eastAsia="宋体" w:hAnsi="宋体" w:cs="宋体"/>
+          <w:rFonts w:ascii="宋体" w:hAnsi="宋体" w:eastAsia="宋体" w:cs="宋体"/>
+          <w:sz w:val="24"/>
+          <w:szCs w:val="24"/>
+        </w:rPr>
+      </w:pPr>
+      <w:r>
+        <w:rPr>
+          <w:rFonts w:ascii="宋体" w:hAnsi="宋体" w:eastAsia="宋体" w:cs="宋体"/>
           <w:sz w:val="24"/>
           <w:szCs w:val="24"/>
         </w:rPr>
@@ -7172,7 +7266,7 @@
     </w:p>
     <w:p>
       <w:pPr>
-        <w:pStyle w:val="2"/>
+        <w:pStyle w:val="31"/>
         <w:bidi w:val="0"/>
       </w:pPr>
       <w:bookmarkStart w:id="29" w:name="bookmark18"/>
@@ -7185,7 +7279,7 @@
     </w:p>
     <w:p>
       <w:pPr>
-        <w:pStyle w:val="a3"/>
+        <w:pStyle w:val="40"/>
         <w:bidi w:val="0"/>
       </w:pPr>
       <w:r>
@@ -7194,7 +7288,7 @@
     </w:p>
     <w:p>
       <w:pPr>
-        <w:pStyle w:val="a3"/>
+        <w:pStyle w:val="40"/>
         <w:bidi w:val="0"/>
       </w:pPr>
       <w:r>
@@ -7221,17 +7315,17 @@
         <w:adjustRightInd w:val="0"/>
         <w:snapToGrid w:val="0"/>
         <w:spacing w:line="360" w:lineRule="auto"/>
-        <w:ind w:left="425" w:right="0" w:hanging="425" w:leftChars="0" w:firstLineChars="0"/>
+        <w:ind w:left="425" w:leftChars="0" w:right="0" w:hanging="425" w:firstLineChars="0"/>
         <w:textAlignment w:val="baseline"/>
         <w:rPr>
-          <w:rFonts w:ascii="宋体" w:eastAsia="宋体" w:hAnsi="宋体" w:cs="宋体"/>
-          <w:sz w:val="24"/>
-          <w:szCs w:val="24"/>
-        </w:rPr>
-      </w:pPr>
-      <w:r>
-        <w:rPr>
-          <w:rFonts w:ascii="宋体" w:eastAsia="宋体" w:hAnsi="宋体" w:cs="宋体"/>
+          <w:rFonts w:ascii="宋体" w:hAnsi="宋体" w:eastAsia="宋体" w:cs="宋体"/>
+          <w:sz w:val="24"/>
+          <w:szCs w:val="24"/>
+        </w:rPr>
+      </w:pPr>
+      <w:r>
+        <w:rPr>
+          <w:rFonts w:ascii="宋体" w:hAnsi="宋体" w:eastAsia="宋体" w:cs="宋体"/>
           <w:sz w:val="24"/>
           <w:szCs w:val="24"/>
         </w:rPr>
@@ -7239,7 +7333,7 @@
       </w:r>
       <w:r>
         <w:rPr>
-          <w:rFonts w:ascii="宋体" w:eastAsia="宋体" w:hAnsi="宋体" w:cs="宋体"/>
+          <w:rFonts w:ascii="宋体" w:hAnsi="宋体" w:eastAsia="宋体" w:cs="宋体"/>
           <w:spacing w:val="2"/>
           <w:sz w:val="24"/>
           <w:szCs w:val="24"/>
@@ -7248,7 +7342,7 @@
       </w:r>
       <w:r>
         <w:rPr>
-          <w:rFonts w:ascii="宋体" w:eastAsia="宋体" w:hAnsi="宋体" w:cs="宋体"/>
+          <w:rFonts w:ascii="宋体" w:hAnsi="宋体" w:eastAsia="宋体" w:cs="宋体"/>
           <w:spacing w:val="-1"/>
           <w:sz w:val="24"/>
           <w:szCs w:val="24"/>
@@ -7276,17 +7370,17 @@
         <w:adjustRightInd w:val="0"/>
         <w:snapToGrid w:val="0"/>
         <w:spacing w:line="360" w:lineRule="auto"/>
-        <w:ind w:left="425" w:right="0" w:hanging="425" w:leftChars="0" w:firstLineChars="0"/>
+        <w:ind w:left="425" w:leftChars="0" w:right="0" w:hanging="425" w:firstLineChars="0"/>
         <w:textAlignment w:val="baseline"/>
         <w:rPr>
-          <w:rFonts w:ascii="宋体" w:eastAsia="宋体" w:hAnsi="宋体" w:cs="宋体"/>
-          <w:sz w:val="24"/>
-          <w:szCs w:val="24"/>
-        </w:rPr>
-      </w:pPr>
-      <w:r>
-        <w:rPr>
-          <w:rFonts w:ascii="宋体" w:eastAsia="宋体" w:hAnsi="宋体" w:cs="宋体"/>
+          <w:rFonts w:ascii="宋体" w:hAnsi="宋体" w:eastAsia="宋体" w:cs="宋体"/>
+          <w:sz w:val="24"/>
+          <w:szCs w:val="24"/>
+        </w:rPr>
+      </w:pPr>
+      <w:r>
+        <w:rPr>
+          <w:rFonts w:ascii="宋体" w:hAnsi="宋体" w:eastAsia="宋体" w:cs="宋体"/>
           <w:spacing w:val="-5"/>
           <w:sz w:val="24"/>
           <w:szCs w:val="24"/>
@@ -7295,7 +7389,7 @@
       </w:r>
       <w:r>
         <w:rPr>
-          <w:rFonts w:ascii="宋体" w:eastAsia="宋体" w:hAnsi="宋体" w:cs="宋体"/>
+          <w:rFonts w:ascii="宋体" w:hAnsi="宋体" w:eastAsia="宋体" w:cs="宋体"/>
           <w:spacing w:val="-6"/>
           <w:sz w:val="24"/>
           <w:szCs w:val="24"/>
@@ -7304,7 +7398,7 @@
       </w:r>
       <w:r>
         <w:rPr>
-          <w:rFonts w:ascii="宋体" w:eastAsia="宋体" w:hAnsi="宋体" w:cs="宋体"/>
+          <w:rFonts w:ascii="宋体" w:hAnsi="宋体" w:eastAsia="宋体" w:cs="宋体"/>
           <w:spacing w:val="-1"/>
           <w:sz w:val="24"/>
           <w:szCs w:val="24"/>
@@ -7314,7 +7408,7 @@
     </w:p>
     <w:p>
       <w:pPr>
-        <w:pStyle w:val="a1"/>
+        <w:pStyle w:val="30"/>
         <w:keepNext w:val="0"/>
         <w:keepLines w:val="0"/>
         <w:pageBreakBefore w:val="0"/>
@@ -7333,11 +7427,11 @@
         <w:adjustRightInd w:val="0"/>
         <w:snapToGrid w:val="0"/>
         <w:spacing w:line="360" w:lineRule="auto"/>
-        <w:ind w:left="425" w:right="0" w:hanging="425" w:leftChars="0" w:rightChars="0" w:firstLineChars="0"/>
+        <w:ind w:left="425" w:leftChars="0" w:right="0" w:rightChars="0" w:hanging="425" w:firstLineChars="0"/>
         <w:jc w:val="left"/>
         <w:textAlignment w:val="baseline"/>
         <w:rPr>
-          <w:rFonts w:ascii="宋体" w:eastAsia="宋体" w:hAnsi="宋体" w:cs="宋体"/>
+          <w:rFonts w:ascii="宋体" w:hAnsi="宋体" w:eastAsia="宋体" w:cs="宋体"/>
           <w:spacing w:val="-1"/>
           <w:sz w:val="24"/>
           <w:szCs w:val="24"/>
@@ -7345,7 +7439,7 @@
       </w:pPr>
       <w:r>
         <w:rPr>
-          <w:rFonts w:ascii="宋体" w:eastAsia="宋体" w:hAnsi="宋体" w:cs="宋体"/>
+          <w:rFonts w:ascii="宋体" w:hAnsi="宋体" w:eastAsia="宋体" w:cs="宋体"/>
           <w:spacing w:val="3"/>
           <w:sz w:val="24"/>
           <w:szCs w:val="24"/>
@@ -7354,7 +7448,7 @@
       </w:r>
       <w:r>
         <w:rPr>
-          <w:rFonts w:ascii="宋体" w:eastAsia="宋体" w:hAnsi="宋体" w:cs="宋体"/>
+          <w:rFonts w:ascii="宋体" w:hAnsi="宋体" w:eastAsia="宋体" w:cs="宋体"/>
           <w:spacing w:val="2"/>
           <w:sz w:val="24"/>
           <w:szCs w:val="24"/>
@@ -7363,7 +7457,7 @@
       </w:r>
       <w:r>
         <w:rPr>
-          <w:rFonts w:ascii="宋体" w:eastAsia="宋体" w:hAnsi="宋体" w:cs="宋体"/>
+          <w:rFonts w:ascii="宋体" w:hAnsi="宋体" w:eastAsia="宋体" w:cs="宋体"/>
           <w:spacing w:val="-1"/>
           <w:sz w:val="24"/>
           <w:szCs w:val="24"/>
@@ -7373,7 +7467,7 @@
     </w:p>
     <w:p>
       <w:pPr>
-        <w:pStyle w:val="2"/>
+        <w:pStyle w:val="31"/>
         <w:bidi w:val="0"/>
       </w:pPr>
       <w:bookmarkStart w:id="31" w:name="_Toc30039"/>
@@ -7398,18 +7492,18 @@
         <w:adjustRightInd w:val="0"/>
         <w:snapToGrid w:val="0"/>
         <w:spacing w:line="360" w:lineRule="auto"/>
-        <w:ind w:left="0" w:right="0" w:firstLine="420" w:firstLineChars="200"/>
+        <w:ind w:left="0" w:right="0" w:firstLine="464" w:firstLineChars="200"/>
         <w:jc w:val="both"/>
         <w:textAlignment w:val="baseline"/>
         <w:rPr>
-          <w:rFonts w:ascii="宋体" w:eastAsia="宋体" w:hAnsi="宋体" w:cs="宋体"/>
-          <w:sz w:val="24"/>
-          <w:szCs w:val="24"/>
-        </w:rPr>
-      </w:pPr>
-      <w:r>
-        <w:rPr>
-          <w:rFonts w:ascii="宋体" w:eastAsia="宋体" w:hAnsi="宋体" w:cs="宋体"/>
+          <w:rFonts w:ascii="宋体" w:hAnsi="宋体" w:eastAsia="宋体" w:cs="宋体"/>
+          <w:sz w:val="24"/>
+          <w:szCs w:val="24"/>
+        </w:rPr>
+      </w:pPr>
+      <w:r>
+        <w:rPr>
+          <w:rFonts w:ascii="宋体" w:hAnsi="宋体" w:eastAsia="宋体" w:cs="宋体"/>
           <w:spacing w:val="-4"/>
           <w:sz w:val="24"/>
           <w:szCs w:val="24"/>
@@ -7418,7 +7512,7 @@
       </w:r>
       <w:r>
         <w:rPr>
-          <w:rFonts w:ascii="宋体" w:eastAsia="宋体" w:hAnsi="宋体" w:cs="宋体"/>
+          <w:rFonts w:ascii="宋体" w:hAnsi="宋体" w:eastAsia="宋体" w:cs="宋体"/>
           <w:spacing w:val="-3"/>
           <w:sz w:val="24"/>
           <w:szCs w:val="24"/>
@@ -7427,7 +7521,7 @@
       </w:r>
       <w:r>
         <w:rPr>
-          <w:rFonts w:ascii="宋体" w:eastAsia="宋体" w:hAnsi="宋体" w:cs="宋体"/>
+          <w:rFonts w:ascii="宋体" w:hAnsi="宋体" w:eastAsia="宋体" w:cs="宋体"/>
           <w:spacing w:val="-4"/>
           <w:sz w:val="24"/>
           <w:szCs w:val="24"/>
@@ -7436,7 +7530,7 @@
       </w:r>
       <w:r>
         <w:rPr>
-          <w:rFonts w:ascii="宋体" w:eastAsia="宋体" w:hAnsi="宋体" w:cs="宋体"/>
+          <w:rFonts w:ascii="宋体" w:hAnsi="宋体" w:eastAsia="宋体" w:cs="宋体"/>
           <w:spacing w:val="-2"/>
           <w:sz w:val="24"/>
           <w:szCs w:val="24"/>
@@ -7446,7 +7540,7 @@
     </w:p>
     <w:p>
       <w:pPr>
-        <w:pStyle w:val="3"/>
+        <w:pStyle w:val="32"/>
         <w:bidi w:val="0"/>
       </w:pPr>
       <w:bookmarkStart w:id="32" w:name="bookmark20"/>
@@ -7459,7 +7553,7 @@
     </w:p>
     <w:p>
       <w:pPr>
-        <w:pStyle w:val="a3"/>
+        <w:pStyle w:val="40"/>
         <w:bidi w:val="0"/>
       </w:pPr>
       <w:r>
@@ -7486,17 +7580,17 @@
         <w:adjustRightInd w:val="0"/>
         <w:snapToGrid w:val="0"/>
         <w:spacing w:line="360" w:lineRule="auto"/>
-        <w:ind w:left="425" w:right="0" w:hanging="425" w:leftChars="0" w:firstLineChars="0"/>
+        <w:ind w:left="425" w:leftChars="0" w:right="0" w:hanging="425" w:firstLineChars="0"/>
         <w:textAlignment w:val="baseline"/>
         <w:rPr>
-          <w:rFonts w:ascii="宋体" w:eastAsia="宋体" w:hAnsi="宋体" w:cs="宋体"/>
-          <w:sz w:val="24"/>
-          <w:szCs w:val="24"/>
-        </w:rPr>
-      </w:pPr>
-      <w:r>
-        <w:rPr>
-          <w:rFonts w:ascii="宋体" w:eastAsia="宋体" w:hAnsi="宋体" w:cs="宋体"/>
+          <w:rFonts w:ascii="宋体" w:hAnsi="宋体" w:eastAsia="宋体" w:cs="宋体"/>
+          <w:sz w:val="24"/>
+          <w:szCs w:val="24"/>
+        </w:rPr>
+      </w:pPr>
+      <w:r>
+        <w:rPr>
+          <w:rFonts w:ascii="宋体" w:hAnsi="宋体" w:eastAsia="宋体" w:cs="宋体"/>
           <w:spacing w:val="1"/>
           <w:sz w:val="24"/>
           <w:szCs w:val="24"/>
@@ -7505,7 +7599,7 @@
       </w:r>
       <w:r>
         <w:rPr>
-          <w:rFonts w:ascii="宋体" w:eastAsia="宋体" w:hAnsi="宋体" w:cs="宋体"/>
+          <w:rFonts w:ascii="宋体" w:hAnsi="宋体" w:eastAsia="宋体" w:cs="宋体"/>
           <w:spacing w:val="-1"/>
           <w:sz w:val="24"/>
           <w:szCs w:val="24"/>
@@ -7533,17 +7627,17 @@
         <w:adjustRightInd w:val="0"/>
         <w:snapToGrid w:val="0"/>
         <w:spacing w:line="360" w:lineRule="auto"/>
-        <w:ind w:left="425" w:right="0" w:hanging="425" w:leftChars="0" w:firstLineChars="0"/>
+        <w:ind w:left="425" w:leftChars="0" w:right="0" w:hanging="425" w:firstLineChars="0"/>
         <w:textAlignment w:val="baseline"/>
         <w:rPr>
-          <w:rFonts w:ascii="宋体" w:eastAsia="宋体" w:hAnsi="宋体" w:cs="宋体"/>
-          <w:sz w:val="24"/>
-          <w:szCs w:val="24"/>
-        </w:rPr>
-      </w:pPr>
-      <w:r>
-        <w:rPr>
-          <w:rFonts w:ascii="宋体" w:eastAsia="宋体" w:hAnsi="宋体" w:cs="宋体"/>
+          <w:rFonts w:ascii="宋体" w:hAnsi="宋体" w:eastAsia="宋体" w:cs="宋体"/>
+          <w:sz w:val="24"/>
+          <w:szCs w:val="24"/>
+        </w:rPr>
+      </w:pPr>
+      <w:r>
+        <w:rPr>
+          <w:rFonts w:ascii="宋体" w:hAnsi="宋体" w:eastAsia="宋体" w:cs="宋体"/>
           <w:spacing w:val="3"/>
           <w:sz w:val="24"/>
           <w:szCs w:val="24"/>
@@ -7552,7 +7646,7 @@
       </w:r>
       <w:r>
         <w:rPr>
-          <w:rFonts w:ascii="宋体" w:eastAsia="宋体" w:hAnsi="宋体" w:cs="宋体"/>
+          <w:rFonts w:ascii="宋体" w:hAnsi="宋体" w:eastAsia="宋体" w:cs="宋体"/>
           <w:spacing w:val="2"/>
           <w:sz w:val="24"/>
           <w:szCs w:val="24"/>
@@ -7561,7 +7655,7 @@
       </w:r>
       <w:r>
         <w:rPr>
-          <w:rFonts w:ascii="宋体" w:hAnsi="宋体" w:cs="宋体" w:hint="eastAsia"/>
+          <w:rFonts w:hint="eastAsia" w:ascii="宋体" w:hAnsi="宋体" w:cs="宋体"/>
           <w:spacing w:val="2"/>
           <w:sz w:val="24"/>
           <w:szCs w:val="24"/>
@@ -7571,7 +7665,7 @@
       </w:r>
       <w:r>
         <w:rPr>
-          <w:rFonts w:ascii="宋体" w:eastAsia="宋体" w:hAnsi="宋体" w:cs="宋体"/>
+          <w:rFonts w:ascii="宋体" w:hAnsi="宋体" w:eastAsia="宋体" w:cs="宋体"/>
           <w:spacing w:val="2"/>
           <w:sz w:val="24"/>
           <w:szCs w:val="24"/>
@@ -7580,7 +7674,7 @@
       </w:r>
       <w:r>
         <w:rPr>
-          <w:rFonts w:ascii="宋体" w:hAnsi="宋体" w:cs="宋体" w:hint="eastAsia"/>
+          <w:rFonts w:hint="eastAsia" w:ascii="宋体" w:hAnsi="宋体" w:cs="宋体"/>
           <w:spacing w:val="2"/>
           <w:sz w:val="24"/>
           <w:szCs w:val="24"/>
@@ -7590,7 +7684,7 @@
       </w:r>
       <w:r>
         <w:rPr>
-          <w:rFonts w:ascii="宋体" w:eastAsia="宋体" w:hAnsi="宋体" w:cs="宋体"/>
+          <w:rFonts w:ascii="宋体" w:hAnsi="宋体" w:eastAsia="宋体" w:cs="宋体"/>
           <w:spacing w:val="2"/>
           <w:sz w:val="24"/>
           <w:szCs w:val="24"/>
@@ -7599,7 +7693,7 @@
       </w:r>
       <w:r>
         <w:rPr>
-          <w:rFonts w:ascii="宋体" w:hAnsi="宋体" w:cs="宋体" w:hint="eastAsia"/>
+          <w:rFonts w:hint="eastAsia" w:ascii="宋体" w:hAnsi="宋体" w:cs="宋体"/>
           <w:spacing w:val="2"/>
           <w:sz w:val="24"/>
           <w:szCs w:val="24"/>
@@ -7609,7 +7703,7 @@
       </w:r>
       <w:r>
         <w:rPr>
-          <w:rFonts w:ascii="宋体" w:eastAsia="宋体" w:hAnsi="宋体" w:cs="宋体"/>
+          <w:rFonts w:ascii="宋体" w:hAnsi="宋体" w:eastAsia="宋体" w:cs="宋体"/>
           <w:spacing w:val="2"/>
           <w:sz w:val="24"/>
           <w:szCs w:val="24"/>
@@ -7618,7 +7712,7 @@
       </w:r>
       <w:r>
         <w:rPr>
-          <w:rFonts w:ascii="宋体" w:eastAsia="宋体" w:hAnsi="宋体" w:cs="宋体"/>
+          <w:rFonts w:ascii="宋体" w:hAnsi="宋体" w:eastAsia="宋体" w:cs="宋体"/>
           <w:spacing w:val="-2"/>
           <w:sz w:val="24"/>
           <w:szCs w:val="24"/>
@@ -7627,7 +7721,7 @@
       </w:r>
       <w:r>
         <w:rPr>
-          <w:rFonts w:ascii="宋体" w:hAnsi="宋体" w:cs="宋体" w:hint="eastAsia"/>
+          <w:rFonts w:hint="eastAsia" w:ascii="宋体" w:hAnsi="宋体" w:cs="宋体"/>
           <w:spacing w:val="-2"/>
           <w:sz w:val="24"/>
           <w:szCs w:val="24"/>
@@ -7656,17 +7750,17 @@
         <w:adjustRightInd w:val="0"/>
         <w:snapToGrid w:val="0"/>
         <w:spacing w:line="360" w:lineRule="auto"/>
-        <w:ind w:left="425" w:right="0" w:hanging="425" w:leftChars="0" w:firstLineChars="0"/>
+        <w:ind w:left="425" w:leftChars="0" w:right="0" w:hanging="425" w:firstLineChars="0"/>
         <w:textAlignment w:val="baseline"/>
         <w:rPr>
-          <w:rFonts w:ascii="宋体" w:eastAsia="宋体" w:hAnsi="宋体" w:cs="宋体"/>
-          <w:sz w:val="24"/>
-          <w:szCs w:val="24"/>
-        </w:rPr>
-      </w:pPr>
-      <w:r>
-        <w:rPr>
-          <w:rFonts w:ascii="宋体" w:eastAsia="宋体" w:hAnsi="宋体" w:cs="宋体"/>
+          <w:rFonts w:ascii="宋体" w:hAnsi="宋体" w:eastAsia="宋体" w:cs="宋体"/>
+          <w:sz w:val="24"/>
+          <w:szCs w:val="24"/>
+        </w:rPr>
+      </w:pPr>
+      <w:r>
+        <w:rPr>
+          <w:rFonts w:ascii="宋体" w:hAnsi="宋体" w:eastAsia="宋体" w:cs="宋体"/>
           <w:sz w:val="24"/>
           <w:szCs w:val="24"/>
         </w:rPr>
@@ -7674,7 +7768,7 @@
       </w:r>
       <w:r>
         <w:rPr>
-          <w:rFonts w:ascii="宋体" w:eastAsia="宋体" w:hAnsi="宋体" w:cs="宋体"/>
+          <w:rFonts w:ascii="宋体" w:hAnsi="宋体" w:eastAsia="宋体" w:cs="宋体"/>
           <w:spacing w:val="-1"/>
           <w:sz w:val="24"/>
           <w:szCs w:val="24"/>
@@ -7702,17 +7796,17 @@
         <w:adjustRightInd w:val="0"/>
         <w:snapToGrid w:val="0"/>
         <w:spacing w:line="360" w:lineRule="auto"/>
-        <w:ind w:left="425" w:right="0" w:hanging="425" w:leftChars="0" w:firstLineChars="0"/>
+        <w:ind w:left="425" w:leftChars="0" w:right="0" w:hanging="425" w:firstLineChars="0"/>
         <w:textAlignment w:val="baseline"/>
         <w:rPr>
-          <w:rFonts w:ascii="宋体" w:eastAsia="宋体" w:hAnsi="宋体" w:cs="宋体"/>
-          <w:sz w:val="24"/>
-          <w:szCs w:val="24"/>
-        </w:rPr>
-      </w:pPr>
-      <w:r>
-        <w:rPr>
-          <w:rFonts w:ascii="宋体" w:eastAsia="宋体" w:hAnsi="宋体" w:cs="宋体"/>
+          <w:rFonts w:ascii="宋体" w:hAnsi="宋体" w:eastAsia="宋体" w:cs="宋体"/>
+          <w:sz w:val="24"/>
+          <w:szCs w:val="24"/>
+        </w:rPr>
+      </w:pPr>
+      <w:r>
+        <w:rPr>
+          <w:rFonts w:ascii="宋体" w:hAnsi="宋体" w:eastAsia="宋体" w:cs="宋体"/>
           <w:sz w:val="24"/>
           <w:szCs w:val="24"/>
         </w:rPr>
@@ -7720,7 +7814,7 @@
       </w:r>
       <w:r>
         <w:rPr>
-          <w:rFonts w:ascii="宋体" w:eastAsia="宋体" w:hAnsi="宋体" w:cs="宋体"/>
+          <w:rFonts w:ascii="宋体" w:hAnsi="宋体" w:eastAsia="宋体" w:cs="宋体"/>
           <w:spacing w:val="-2"/>
           <w:sz w:val="24"/>
           <w:szCs w:val="24"/>
@@ -7748,17 +7842,17 @@
         <w:adjustRightInd w:val="0"/>
         <w:snapToGrid w:val="0"/>
         <w:spacing w:line="360" w:lineRule="auto"/>
-        <w:ind w:left="425" w:right="0" w:hanging="425" w:leftChars="0" w:firstLineChars="0"/>
+        <w:ind w:left="425" w:leftChars="0" w:right="0" w:hanging="425" w:firstLineChars="0"/>
         <w:textAlignment w:val="baseline"/>
         <w:rPr>
-          <w:rFonts w:ascii="宋体" w:eastAsia="宋体" w:hAnsi="宋体" w:cs="宋体"/>
-          <w:sz w:val="24"/>
-          <w:szCs w:val="24"/>
-        </w:rPr>
-      </w:pPr>
-      <w:r>
-        <w:rPr>
-          <w:rFonts w:ascii="宋体" w:eastAsia="宋体" w:hAnsi="宋体" w:cs="宋体"/>
+          <w:rFonts w:ascii="宋体" w:hAnsi="宋体" w:eastAsia="宋体" w:cs="宋体"/>
+          <w:sz w:val="24"/>
+          <w:szCs w:val="24"/>
+        </w:rPr>
+      </w:pPr>
+      <w:r>
+        <w:rPr>
+          <w:rFonts w:ascii="宋体" w:hAnsi="宋体" w:eastAsia="宋体" w:cs="宋体"/>
           <w:sz w:val="24"/>
           <w:szCs w:val="24"/>
         </w:rPr>
@@ -7785,17 +7879,17 @@
         <w:adjustRightInd w:val="0"/>
         <w:snapToGrid w:val="0"/>
         <w:spacing w:line="360" w:lineRule="auto"/>
-        <w:ind w:left="425" w:right="0" w:hanging="425" w:leftChars="0" w:firstLineChars="0"/>
+        <w:ind w:left="425" w:leftChars="0" w:right="0" w:hanging="425" w:firstLineChars="0"/>
         <w:textAlignment w:val="baseline"/>
         <w:rPr>
-          <w:rFonts w:ascii="宋体" w:eastAsia="宋体" w:hAnsi="宋体" w:cs="宋体"/>
-          <w:sz w:val="24"/>
-          <w:szCs w:val="24"/>
-        </w:rPr>
-      </w:pPr>
-      <w:r>
-        <w:rPr>
-          <w:rFonts w:ascii="宋体" w:eastAsia="宋体" w:hAnsi="宋体" w:cs="宋体"/>
+          <w:rFonts w:ascii="宋体" w:hAnsi="宋体" w:eastAsia="宋体" w:cs="宋体"/>
+          <w:sz w:val="24"/>
+          <w:szCs w:val="24"/>
+        </w:rPr>
+      </w:pPr>
+      <w:r>
+        <w:rPr>
+          <w:rFonts w:ascii="宋体" w:hAnsi="宋体" w:eastAsia="宋体" w:cs="宋体"/>
           <w:sz w:val="24"/>
           <w:szCs w:val="24"/>
         </w:rPr>
@@ -7822,17 +7916,17 @@
         <w:adjustRightInd w:val="0"/>
         <w:snapToGrid w:val="0"/>
         <w:spacing w:line="360" w:lineRule="auto"/>
-        <w:ind w:left="425" w:right="0" w:hanging="425" w:leftChars="0" w:firstLineChars="0"/>
+        <w:ind w:left="425" w:leftChars="0" w:right="0" w:hanging="425" w:firstLineChars="0"/>
         <w:textAlignment w:val="baseline"/>
         <w:rPr>
-          <w:rFonts w:ascii="宋体" w:eastAsia="宋体" w:hAnsi="宋体" w:cs="宋体"/>
-          <w:sz w:val="24"/>
-          <w:szCs w:val="24"/>
-        </w:rPr>
-      </w:pPr>
-      <w:r>
-        <w:rPr>
-          <w:rFonts w:ascii="宋体" w:eastAsia="宋体" w:hAnsi="宋体" w:cs="宋体"/>
+          <w:rFonts w:ascii="宋体" w:hAnsi="宋体" w:eastAsia="宋体" w:cs="宋体"/>
+          <w:sz w:val="24"/>
+          <w:szCs w:val="24"/>
+        </w:rPr>
+      </w:pPr>
+      <w:r>
+        <w:rPr>
+          <w:rFonts w:ascii="宋体" w:hAnsi="宋体" w:eastAsia="宋体" w:cs="宋体"/>
           <w:sz w:val="24"/>
           <w:szCs w:val="24"/>
         </w:rPr>
@@ -7841,7 +7935,7 @@
     </w:p>
     <w:p>
       <w:pPr>
-        <w:pStyle w:val="3"/>
+        <w:pStyle w:val="32"/>
         <w:bidi w:val="0"/>
       </w:pPr>
       <w:bookmarkStart w:id="34" w:name="bookmark21"/>
@@ -7854,7 +7948,7 @@
     </w:p>
     <w:p>
       <w:pPr>
-        <w:pStyle w:val="a3"/>
+        <w:pStyle w:val="40"/>
         <w:bidi w:val="0"/>
       </w:pPr>
       <w:r>
@@ -7881,17 +7975,17 @@
         <w:adjustRightInd w:val="0"/>
         <w:snapToGrid w:val="0"/>
         <w:spacing w:line="360" w:lineRule="auto"/>
-        <w:ind w:left="425" w:hanging="425" w:leftChars="0" w:firstLineChars="0"/>
+        <w:ind w:left="425" w:leftChars="0" w:hanging="425" w:firstLineChars="0"/>
         <w:textAlignment w:val="baseline"/>
         <w:rPr>
-          <w:rFonts w:ascii="宋体" w:eastAsia="宋体" w:hAnsi="宋体" w:cs="宋体"/>
-          <w:sz w:val="24"/>
-          <w:szCs w:val="24"/>
-        </w:rPr>
-      </w:pPr>
-      <w:r>
-        <w:rPr>
-          <w:rFonts w:ascii="宋体" w:eastAsia="宋体" w:hAnsi="宋体" w:cs="宋体"/>
+          <w:rFonts w:ascii="宋体" w:hAnsi="宋体" w:eastAsia="宋体" w:cs="宋体"/>
+          <w:sz w:val="24"/>
+          <w:szCs w:val="24"/>
+        </w:rPr>
+      </w:pPr>
+      <w:r>
+        <w:rPr>
+          <w:rFonts w:ascii="宋体" w:hAnsi="宋体" w:eastAsia="宋体" w:cs="宋体"/>
           <w:spacing w:val="-5"/>
           <w:sz w:val="24"/>
           <w:szCs w:val="24"/>
@@ -7900,7 +7994,7 @@
       </w:r>
       <w:r>
         <w:rPr>
-          <w:rFonts w:ascii="宋体" w:eastAsia="宋体" w:hAnsi="宋体" w:cs="宋体"/>
+          <w:rFonts w:ascii="宋体" w:hAnsi="宋体" w:eastAsia="宋体" w:cs="宋体"/>
           <w:spacing w:val="3"/>
           <w:sz w:val="24"/>
           <w:szCs w:val="24"/>
@@ -7928,17 +8022,17 @@
         <w:adjustRightInd w:val="0"/>
         <w:snapToGrid w:val="0"/>
         <w:spacing w:line="360" w:lineRule="auto"/>
-        <w:ind w:left="845" w:hanging="425" w:leftChars="0" w:firstLineChars="0"/>
+        <w:ind w:left="845" w:leftChars="0" w:hanging="425" w:firstLineChars="0"/>
         <w:textAlignment w:val="baseline"/>
         <w:rPr>
-          <w:rFonts w:ascii="宋体" w:eastAsia="宋体" w:hAnsi="宋体" w:cs="宋体"/>
-          <w:sz w:val="24"/>
-          <w:szCs w:val="24"/>
-        </w:rPr>
-      </w:pPr>
-      <w:r>
-        <w:rPr>
-          <w:rFonts w:ascii="宋体" w:eastAsia="宋体" w:hAnsi="宋体" w:cs="宋体"/>
+          <w:rFonts w:ascii="宋体" w:hAnsi="宋体" w:eastAsia="宋体" w:cs="宋体"/>
+          <w:sz w:val="24"/>
+          <w:szCs w:val="24"/>
+        </w:rPr>
+      </w:pPr>
+      <w:r>
+        <w:rPr>
+          <w:rFonts w:ascii="宋体" w:hAnsi="宋体" w:eastAsia="宋体" w:cs="宋体"/>
           <w:spacing w:val="-1"/>
           <w:sz w:val="24"/>
           <w:szCs w:val="24"/>
@@ -7947,7 +8041,7 @@
       </w:r>
       <w:r>
         <w:rPr>
-          <w:rFonts w:ascii="宋体" w:eastAsia="宋体" w:hAnsi="宋体" w:cs="宋体"/>
+          <w:rFonts w:ascii="宋体" w:hAnsi="宋体" w:eastAsia="宋体" w:cs="宋体"/>
           <w:spacing w:val="2"/>
           <w:sz w:val="24"/>
           <w:szCs w:val="24"/>
@@ -7975,17 +8069,17 @@
         <w:adjustRightInd w:val="0"/>
         <w:snapToGrid w:val="0"/>
         <w:spacing w:line="360" w:lineRule="auto"/>
-        <w:ind w:left="845" w:hanging="425" w:leftChars="0" w:firstLineChars="0"/>
+        <w:ind w:left="845" w:leftChars="0" w:hanging="425" w:firstLineChars="0"/>
         <w:textAlignment w:val="baseline"/>
         <w:rPr>
-          <w:rFonts w:ascii="宋体" w:eastAsia="宋体" w:hAnsi="宋体" w:cs="宋体"/>
-          <w:sz w:val="24"/>
-          <w:szCs w:val="24"/>
-        </w:rPr>
-      </w:pPr>
-      <w:r>
-        <w:rPr>
-          <w:rFonts w:ascii="宋体" w:eastAsia="宋体" w:hAnsi="宋体" w:cs="宋体"/>
+          <w:rFonts w:ascii="宋体" w:hAnsi="宋体" w:eastAsia="宋体" w:cs="宋体"/>
+          <w:sz w:val="24"/>
+          <w:szCs w:val="24"/>
+        </w:rPr>
+      </w:pPr>
+      <w:r>
+        <w:rPr>
+          <w:rFonts w:ascii="宋体" w:hAnsi="宋体" w:eastAsia="宋体" w:cs="宋体"/>
           <w:spacing w:val="-1"/>
           <w:sz w:val="24"/>
           <w:szCs w:val="24"/>
@@ -8013,17 +8107,17 @@
         <w:adjustRightInd w:val="0"/>
         <w:snapToGrid w:val="0"/>
         <w:spacing w:line="360" w:lineRule="auto"/>
-        <w:ind w:left="845" w:hanging="425" w:leftChars="0" w:firstLineChars="0"/>
+        <w:ind w:left="845" w:leftChars="0" w:hanging="425" w:firstLineChars="0"/>
         <w:textAlignment w:val="baseline"/>
         <w:rPr>
-          <w:rFonts w:ascii="宋体" w:eastAsia="宋体" w:hAnsi="宋体" w:cs="宋体"/>
-          <w:sz w:val="24"/>
-          <w:szCs w:val="24"/>
-        </w:rPr>
-      </w:pPr>
-      <w:r>
-        <w:rPr>
-          <w:rFonts w:ascii="宋体" w:eastAsia="宋体" w:hAnsi="宋体" w:cs="宋体"/>
+          <w:rFonts w:ascii="宋体" w:hAnsi="宋体" w:eastAsia="宋体" w:cs="宋体"/>
+          <w:sz w:val="24"/>
+          <w:szCs w:val="24"/>
+        </w:rPr>
+      </w:pPr>
+      <w:r>
+        <w:rPr>
+          <w:rFonts w:ascii="宋体" w:hAnsi="宋体" w:eastAsia="宋体" w:cs="宋体"/>
           <w:spacing w:val="-3"/>
           <w:sz w:val="24"/>
           <w:szCs w:val="24"/>
@@ -8051,17 +8145,17 @@
         <w:adjustRightInd w:val="0"/>
         <w:snapToGrid w:val="0"/>
         <w:spacing w:line="360" w:lineRule="auto"/>
-        <w:ind w:left="425" w:hanging="425" w:leftChars="0" w:firstLineChars="0"/>
+        <w:ind w:left="425" w:leftChars="0" w:hanging="425" w:firstLineChars="0"/>
         <w:textAlignment w:val="baseline"/>
         <w:rPr>
-          <w:rFonts w:ascii="宋体" w:eastAsia="宋体" w:hAnsi="宋体" w:cs="宋体"/>
-          <w:sz w:val="24"/>
-          <w:szCs w:val="24"/>
-        </w:rPr>
-      </w:pPr>
-      <w:r>
-        <w:rPr>
-          <w:rFonts w:ascii="宋体" w:eastAsia="宋体" w:hAnsi="宋体" w:cs="宋体"/>
+          <w:rFonts w:ascii="宋体" w:hAnsi="宋体" w:eastAsia="宋体" w:cs="宋体"/>
+          <w:sz w:val="24"/>
+          <w:szCs w:val="24"/>
+        </w:rPr>
+      </w:pPr>
+      <w:r>
+        <w:rPr>
+          <w:rFonts w:ascii="宋体" w:hAnsi="宋体" w:eastAsia="宋体" w:cs="宋体"/>
           <w:spacing w:val="-5"/>
           <w:sz w:val="24"/>
           <w:szCs w:val="24"/>
@@ -8070,7 +8164,7 @@
       </w:r>
       <w:r>
         <w:rPr>
-          <w:rFonts w:ascii="宋体" w:eastAsia="宋体" w:hAnsi="宋体" w:cs="宋体"/>
+          <w:rFonts w:ascii="宋体" w:hAnsi="宋体" w:eastAsia="宋体" w:cs="宋体"/>
           <w:spacing w:val="3"/>
           <w:sz w:val="24"/>
           <w:szCs w:val="24"/>
@@ -8098,17 +8192,17 @@
         <w:adjustRightInd w:val="0"/>
         <w:snapToGrid w:val="0"/>
         <w:spacing w:line="360" w:lineRule="auto"/>
-        <w:ind w:left="845" w:hanging="425" w:leftChars="0" w:firstLineChars="0"/>
+        <w:ind w:left="845" w:leftChars="0" w:hanging="425" w:firstLineChars="0"/>
         <w:textAlignment w:val="baseline"/>
         <w:rPr>
-          <w:rFonts w:ascii="宋体" w:eastAsia="宋体" w:hAnsi="宋体" w:cs="宋体"/>
-          <w:sz w:val="24"/>
-          <w:szCs w:val="24"/>
-        </w:rPr>
-      </w:pPr>
-      <w:r>
-        <w:rPr>
-          <w:rFonts w:ascii="宋体" w:eastAsia="宋体" w:hAnsi="宋体" w:cs="宋体"/>
+          <w:rFonts w:ascii="宋体" w:hAnsi="宋体" w:eastAsia="宋体" w:cs="宋体"/>
+          <w:sz w:val="24"/>
+          <w:szCs w:val="24"/>
+        </w:rPr>
+      </w:pPr>
+      <w:r>
+        <w:rPr>
+          <w:rFonts w:ascii="宋体" w:hAnsi="宋体" w:eastAsia="宋体" w:cs="宋体"/>
           <w:spacing w:val="-2"/>
           <w:sz w:val="24"/>
           <w:szCs w:val="24"/>
@@ -8136,17 +8230,17 @@
         <w:adjustRightInd w:val="0"/>
         <w:snapToGrid w:val="0"/>
         <w:spacing w:line="360" w:lineRule="auto"/>
-        <w:ind w:left="845" w:hanging="425" w:leftChars="0" w:firstLineChars="0"/>
+        <w:ind w:left="845" w:leftChars="0" w:hanging="425" w:firstLineChars="0"/>
         <w:textAlignment w:val="baseline"/>
         <w:rPr>
-          <w:rFonts w:ascii="宋体" w:eastAsia="宋体" w:hAnsi="宋体" w:cs="宋体"/>
-          <w:sz w:val="24"/>
-          <w:szCs w:val="24"/>
-        </w:rPr>
-      </w:pPr>
-      <w:r>
-        <w:rPr>
-          <w:rFonts w:ascii="宋体" w:eastAsia="宋体" w:hAnsi="宋体" w:cs="宋体"/>
+          <w:rFonts w:ascii="宋体" w:hAnsi="宋体" w:eastAsia="宋体" w:cs="宋体"/>
+          <w:sz w:val="24"/>
+          <w:szCs w:val="24"/>
+        </w:rPr>
+      </w:pPr>
+      <w:r>
+        <w:rPr>
+          <w:rFonts w:ascii="宋体" w:hAnsi="宋体" w:eastAsia="宋体" w:cs="宋体"/>
           <w:spacing w:val="-2"/>
           <w:sz w:val="24"/>
           <w:szCs w:val="24"/>
@@ -8174,17 +8268,17 @@
         <w:adjustRightInd w:val="0"/>
         <w:snapToGrid w:val="0"/>
         <w:spacing w:line="360" w:lineRule="auto"/>
-        <w:ind w:left="845" w:hanging="425" w:leftChars="0" w:firstLineChars="0"/>
+        <w:ind w:left="845" w:leftChars="0" w:hanging="425" w:firstLineChars="0"/>
         <w:textAlignment w:val="baseline"/>
         <w:rPr>
-          <w:rFonts w:ascii="宋体" w:eastAsia="宋体" w:hAnsi="宋体" w:cs="宋体"/>
-          <w:sz w:val="24"/>
-          <w:szCs w:val="24"/>
-        </w:rPr>
-      </w:pPr>
-      <w:r>
-        <w:rPr>
-          <w:rFonts w:ascii="宋体" w:eastAsia="宋体" w:hAnsi="宋体" w:cs="宋体"/>
+          <w:rFonts w:ascii="宋体" w:hAnsi="宋体" w:eastAsia="宋体" w:cs="宋体"/>
+          <w:sz w:val="24"/>
+          <w:szCs w:val="24"/>
+        </w:rPr>
+      </w:pPr>
+      <w:r>
+        <w:rPr>
+          <w:rFonts w:ascii="宋体" w:hAnsi="宋体" w:eastAsia="宋体" w:cs="宋体"/>
           <w:spacing w:val="-2"/>
           <w:sz w:val="24"/>
           <w:szCs w:val="24"/>
@@ -8212,17 +8306,17 @@
         <w:adjustRightInd w:val="0"/>
         <w:snapToGrid w:val="0"/>
         <w:spacing w:line="360" w:lineRule="auto"/>
-        <w:ind w:left="845" w:hanging="425" w:leftChars="0" w:firstLineChars="0"/>
+        <w:ind w:left="845" w:leftChars="0" w:hanging="425" w:firstLineChars="0"/>
         <w:textAlignment w:val="baseline"/>
         <w:rPr>
-          <w:rFonts w:ascii="宋体" w:eastAsia="宋体" w:hAnsi="宋体" w:cs="宋体"/>
-          <w:sz w:val="24"/>
-          <w:szCs w:val="24"/>
-        </w:rPr>
-      </w:pPr>
-      <w:r>
-        <w:rPr>
-          <w:rFonts w:ascii="宋体" w:eastAsia="宋体" w:hAnsi="宋体" w:cs="宋体"/>
+          <w:rFonts w:ascii="宋体" w:hAnsi="宋体" w:eastAsia="宋体" w:cs="宋体"/>
+          <w:sz w:val="24"/>
+          <w:szCs w:val="24"/>
+        </w:rPr>
+      </w:pPr>
+      <w:r>
+        <w:rPr>
+          <w:rFonts w:ascii="宋体" w:hAnsi="宋体" w:eastAsia="宋体" w:cs="宋体"/>
           <w:spacing w:val="-2"/>
           <w:sz w:val="24"/>
           <w:szCs w:val="24"/>
@@ -8232,7 +8326,7 @@
     </w:p>
     <w:p>
       <w:pPr>
-        <w:pStyle w:val="3"/>
+        <w:pStyle w:val="32"/>
         <w:bidi w:val="0"/>
       </w:pPr>
       <w:bookmarkStart w:id="36" w:name="bookmark22"/>
@@ -8245,7 +8339,7 @@
     </w:p>
     <w:p>
       <w:pPr>
-        <w:pStyle w:val="a3"/>
+        <w:pStyle w:val="40"/>
         <w:bidi w:val="0"/>
       </w:pPr>
       <w:r>
@@ -8254,7 +8348,7 @@
     </w:p>
     <w:p>
       <w:pPr>
-        <w:pStyle w:val="a3"/>
+        <w:pStyle w:val="40"/>
         <w:numPr>
           <w:ilvl w:val="0"/>
           <w:numId w:val="21"/>
@@ -8267,7 +8361,7 @@
     </w:p>
     <w:p>
       <w:pPr>
-        <w:pStyle w:val="a3"/>
+        <w:pStyle w:val="40"/>
         <w:numPr>
           <w:ilvl w:val="0"/>
           <w:numId w:val="22"/>
@@ -8280,7 +8374,7 @@
     </w:p>
     <w:p>
       <w:pPr>
-        <w:pStyle w:val="a3"/>
+        <w:pStyle w:val="40"/>
         <w:numPr>
           <w:ilvl w:val="0"/>
           <w:numId w:val="22"/>
@@ -8293,7 +8387,7 @@
     </w:p>
     <w:p>
       <w:pPr>
-        <w:pStyle w:val="a3"/>
+        <w:pStyle w:val="40"/>
         <w:numPr>
           <w:ilvl w:val="0"/>
           <w:numId w:val="21"/>
@@ -8306,7 +8400,7 @@
     </w:p>
     <w:p>
       <w:pPr>
-        <w:pStyle w:val="a3"/>
+        <w:pStyle w:val="40"/>
         <w:numPr>
           <w:ilvl w:val="0"/>
           <w:numId w:val="23"/>
@@ -8319,7 +8413,7 @@
     </w:p>
     <w:p>
       <w:pPr>
-        <w:pStyle w:val="a3"/>
+        <w:pStyle w:val="40"/>
         <w:numPr>
           <w:ilvl w:val="0"/>
           <w:numId w:val="23"/>
@@ -8332,7 +8426,7 @@
     </w:p>
     <w:p>
       <w:pPr>
-        <w:pStyle w:val="a3"/>
+        <w:pStyle w:val="40"/>
         <w:numPr>
           <w:ilvl w:val="0"/>
           <w:numId w:val="23"/>
@@ -8345,7 +8439,7 @@
     </w:p>
     <w:p>
       <w:pPr>
-        <w:pStyle w:val="a3"/>
+        <w:pStyle w:val="40"/>
         <w:numPr>
           <w:ilvl w:val="0"/>
           <w:numId w:val="23"/>
@@ -8358,7 +8452,7 @@
     </w:p>
     <w:p>
       <w:pPr>
-        <w:pStyle w:val="a3"/>
+        <w:pStyle w:val="40"/>
         <w:numPr>
           <w:ilvl w:val="0"/>
           <w:numId w:val="23"/>
@@ -8371,7 +8465,7 @@
     </w:p>
     <w:p>
       <w:pPr>
-        <w:pStyle w:val="3"/>
+        <w:pStyle w:val="32"/>
         <w:bidi w:val="0"/>
       </w:pPr>
       <w:bookmarkStart w:id="38" w:name="bookmark23"/>
@@ -8387,7 +8481,7 @@
         <w:spacing w:before="202" w:line="360" w:lineRule="auto"/>
         <w:ind w:left="28" w:right="63" w:firstLine="474"/>
         <w:rPr>
-          <w:rFonts w:ascii="宋体" w:eastAsia="宋体" w:hAnsi="宋体" w:cs="宋体"/>
+          <w:rFonts w:ascii="宋体" w:hAnsi="宋体" w:eastAsia="宋体" w:cs="宋体"/>
           <w:spacing w:val="-3"/>
           <w:sz w:val="24"/>
           <w:szCs w:val="24"/>
@@ -8395,7 +8489,7 @@
       </w:pPr>
       <w:r>
         <w:rPr>
-          <w:rFonts w:ascii="宋体" w:eastAsia="宋体" w:hAnsi="宋体" w:cs="宋体"/>
+          <w:rFonts w:ascii="宋体" w:hAnsi="宋体" w:eastAsia="宋体" w:cs="宋体"/>
           <w:spacing w:val="-3"/>
           <w:sz w:val="24"/>
           <w:szCs w:val="24"/>
@@ -8405,7 +8499,7 @@
     </w:p>
     <w:p>
       <w:pPr>
-        <w:pStyle w:val="a3"/>
+        <w:pStyle w:val="40"/>
         <w:numPr>
           <w:ilvl w:val="0"/>
           <w:numId w:val="24"/>
@@ -8418,7 +8512,7 @@
     </w:p>
     <w:p>
       <w:pPr>
-        <w:pStyle w:val="a3"/>
+        <w:pStyle w:val="40"/>
         <w:numPr>
           <w:ilvl w:val="0"/>
           <w:numId w:val="25"/>
@@ -8431,7 +8525,7 @@
     </w:p>
     <w:p>
       <w:pPr>
-        <w:pStyle w:val="a3"/>
+        <w:pStyle w:val="40"/>
         <w:numPr>
           <w:ilvl w:val="0"/>
           <w:numId w:val="25"/>
@@ -8444,7 +8538,7 @@
     </w:p>
     <w:p>
       <w:pPr>
-        <w:pStyle w:val="a3"/>
+        <w:pStyle w:val="40"/>
         <w:numPr>
           <w:ilvl w:val="0"/>
           <w:numId w:val="24"/>
@@ -8457,7 +8551,7 @@
     </w:p>
     <w:p>
       <w:pPr>
-        <w:pStyle w:val="a3"/>
+        <w:pStyle w:val="40"/>
         <w:numPr>
           <w:ilvl w:val="0"/>
           <w:numId w:val="26"/>
@@ -8470,7 +8564,7 @@
     </w:p>
     <w:p>
       <w:pPr>
-        <w:pStyle w:val="a3"/>
+        <w:pStyle w:val="40"/>
         <w:numPr>
           <w:ilvl w:val="0"/>
           <w:numId w:val="26"/>
@@ -8483,7 +8577,7 @@
     </w:p>
     <w:p>
       <w:pPr>
-        <w:pStyle w:val="2"/>
+        <w:pStyle w:val="31"/>
         <w:bidi w:val="0"/>
       </w:pPr>
       <w:bookmarkStart w:id="40" w:name="_Toc6088"/>
@@ -8497,17 +8591,18 @@
     </w:p>
     <w:tbl>
       <w:tblPr>
-        <w:tblStyle w:val="TableGrid"/>
+        <w:tblStyle w:val="21"/>
         <w:tblW w:w="0" w:type="auto"/>
         <w:jc w:val="center"/>
         <w:tblBorders>
-          <w:top w:val="single" w:sz="4" w:space="0" w:color="auto"/>
-          <w:left w:val="single" w:sz="4" w:space="0" w:color="auto"/>
-          <w:bottom w:val="single" w:sz="4" w:space="0" w:color="auto"/>
-          <w:right w:val="single" w:sz="4" w:space="0" w:color="auto"/>
-          <w:insideH w:val="single" w:sz="4" w:space="0" w:color="auto"/>
-          <w:insideV w:val="single" w:sz="4" w:space="0" w:color="auto"/>
+          <w:top w:val="single" w:color="auto" w:sz="4" w:space="0"/>
+          <w:left w:val="single" w:color="auto" w:sz="4" w:space="0"/>
+          <w:bottom w:val="single" w:color="auto" w:sz="4" w:space="0"/>
+          <w:right w:val="single" w:color="auto" w:sz="4" w:space="0"/>
+          <w:insideH w:val="single" w:color="auto" w:sz="4" w:space="0"/>
+          <w:insideV w:val="single" w:color="auto" w:sz="4" w:space="0"/>
         </w:tblBorders>
+        <w:tblLayout w:type="autofit"/>
         <w:tblCellMar>
           <w:top w:w="0" w:type="dxa"/>
           <w:left w:w="108" w:type="dxa"/>
@@ -8523,15 +8618,13 @@
       </w:tblGrid>
       <w:tr>
         <w:tblPrEx>
-          <w:tblW w:w="0" w:type="auto"/>
-          <w:jc w:val="center"/>
           <w:tblBorders>
-            <w:top w:val="single" w:sz="4" w:space="0" w:color="auto"/>
-            <w:left w:val="single" w:sz="4" w:space="0" w:color="auto"/>
-            <w:bottom w:val="single" w:sz="4" w:space="0" w:color="auto"/>
-            <w:right w:val="single" w:sz="4" w:space="0" w:color="auto"/>
-            <w:insideH w:val="single" w:sz="4" w:space="0" w:color="auto"/>
-            <w:insideV w:val="single" w:sz="4" w:space="0" w:color="auto"/>
+            <w:top w:val="single" w:color="auto" w:sz="4" w:space="0"/>
+            <w:left w:val="single" w:color="auto" w:sz="4" w:space="0"/>
+            <w:bottom w:val="single" w:color="auto" w:sz="4" w:space="0"/>
+            <w:right w:val="single" w:color="auto" w:sz="4" w:space="0"/>
+            <w:insideH w:val="single" w:color="auto" w:sz="4" w:space="0"/>
+            <w:insideV w:val="single" w:color="auto" w:sz="4" w:space="0"/>
           </w:tblBorders>
           <w:tblCellMar>
             <w:top w:w="0" w:type="dxa"/>
@@ -8552,7 +8645,7 @@
               <w:widowControl w:val="0"/>
               <w:jc w:val="center"/>
               <w:rPr>
-                <w:rFonts w:ascii="宋体" w:eastAsia="宋体" w:hAnsi="宋体" w:cs="宋体" w:hint="default"/>
+                <w:rFonts w:hint="default" w:ascii="宋体" w:hAnsi="宋体" w:eastAsia="宋体" w:cs="宋体"/>
                 <w:b/>
                 <w:bCs/>
                 <w:sz w:val="18"/>
@@ -8562,7 +8655,7 @@
             </w:pPr>
             <w:r>
               <w:rPr>
-                <w:rFonts w:ascii="宋体" w:eastAsia="宋体" w:hAnsi="宋体" w:cs="宋体" w:hint="eastAsia"/>
+                <w:rFonts w:hint="eastAsia" w:ascii="宋体" w:hAnsi="宋体" w:eastAsia="宋体" w:cs="宋体"/>
                 <w:b/>
                 <w:bCs/>
                 <w:sz w:val="18"/>
@@ -8582,7 +8675,7 @@
               <w:widowControl w:val="0"/>
               <w:jc w:val="center"/>
               <w:rPr>
-                <w:rFonts w:ascii="宋体" w:eastAsia="宋体" w:hAnsi="宋体" w:cs="宋体" w:hint="default"/>
+                <w:rFonts w:hint="default" w:ascii="宋体" w:hAnsi="宋体" w:eastAsia="宋体" w:cs="宋体"/>
                 <w:b/>
                 <w:bCs/>
                 <w:sz w:val="18"/>
@@ -8592,7 +8685,7 @@
             </w:pPr>
             <w:r>
               <w:rPr>
-                <w:rFonts w:ascii="宋体" w:eastAsia="宋体" w:hAnsi="宋体" w:cs="宋体" w:hint="eastAsia"/>
+                <w:rFonts w:hint="eastAsia" w:ascii="宋体" w:hAnsi="宋体" w:eastAsia="宋体" w:cs="宋体"/>
                 <w:b/>
                 <w:bCs/>
                 <w:sz w:val="18"/>
@@ -8612,7 +8705,7 @@
               <w:widowControl w:val="0"/>
               <w:jc w:val="center"/>
               <w:rPr>
-                <w:rFonts w:ascii="宋体" w:eastAsia="宋体" w:hAnsi="宋体" w:cs="宋体" w:hint="default"/>
+                <w:rFonts w:hint="default" w:ascii="宋体" w:hAnsi="宋体" w:eastAsia="宋体" w:cs="宋体"/>
                 <w:b/>
                 <w:bCs/>
                 <w:sz w:val="18"/>
@@ -8622,7 +8715,7 @@
             </w:pPr>
             <w:r>
               <w:rPr>
-                <w:rFonts w:ascii="宋体" w:eastAsia="宋体" w:hAnsi="宋体" w:cs="宋体" w:hint="eastAsia"/>
+                <w:rFonts w:hint="eastAsia" w:ascii="宋体" w:hAnsi="宋体" w:eastAsia="宋体" w:cs="宋体"/>
                 <w:b/>
                 <w:bCs/>
                 <w:sz w:val="18"/>
@@ -8642,7 +8735,7 @@
               <w:widowControl w:val="0"/>
               <w:jc w:val="center"/>
               <w:rPr>
-                <w:rFonts w:ascii="宋体" w:eastAsia="宋体" w:hAnsi="宋体" w:cs="宋体" w:hint="default"/>
+                <w:rFonts w:hint="default" w:ascii="宋体" w:hAnsi="宋体" w:eastAsia="宋体" w:cs="宋体"/>
                 <w:b/>
                 <w:bCs/>
                 <w:sz w:val="18"/>
@@ -8652,7 +8745,7 @@
             </w:pPr>
             <w:r>
               <w:rPr>
-                <w:rFonts w:ascii="宋体" w:eastAsia="宋体" w:hAnsi="宋体" w:cs="宋体" w:hint="eastAsia"/>
+                <w:rFonts w:hint="eastAsia" w:ascii="宋体" w:hAnsi="宋体" w:eastAsia="宋体" w:cs="宋体"/>
                 <w:b/>
                 <w:bCs/>
                 <w:sz w:val="18"/>
@@ -8666,17 +8759,17 @@
       </w:tr>
       <w:tr>
         <w:tblPrEx>
-          <w:tblW w:w="0" w:type="auto"/>
-          <w:jc w:val="center"/>
-          <w:tblCellMar>
-            <w:top w:w="0" w:type="dxa"/>
-            <w:left w:w="108" w:type="dxa"/>
-            <w:bottom w:w="0" w:type="dxa"/>
-            <w:right w:w="108" w:type="dxa"/>
-          </w:tblCellMar>
+          <w:tblBorders>
+            <w:top w:val="single" w:color="auto" w:sz="4" w:space="0"/>
+            <w:left w:val="single" w:color="auto" w:sz="4" w:space="0"/>
+            <w:bottom w:val="single" w:color="auto" w:sz="4" w:space="0"/>
+            <w:right w:val="single" w:color="auto" w:sz="4" w:space="0"/>
+            <w:insideH w:val="single" w:color="auto" w:sz="4" w:space="0"/>
+            <w:insideV w:val="single" w:color="auto" w:sz="4" w:space="0"/>
+          </w:tblBorders>
         </w:tblPrEx>
         <w:trPr>
-          <w:trHeight w:val="338"/>
+          <w:trHeight w:val="338" w:hRule="atLeast"/>
           <w:jc w:val="center"/>
         </w:trPr>
         <w:tc>
@@ -8688,7 +8781,7 @@
             <w:pPr>
               <w:widowControl w:val="0"/>
               <w:rPr>
-                <w:rFonts w:ascii="宋体" w:eastAsia="宋体" w:hAnsi="宋体" w:cs="宋体" w:hint="default"/>
+                <w:rFonts w:hint="default" w:ascii="宋体" w:hAnsi="宋体" w:eastAsia="宋体" w:cs="宋体"/>
                 <w:snapToGrid w:val="0"/>
                 <w:color w:val="000000"/>
                 <w:kern w:val="0"/>
@@ -8699,7 +8792,7 @@
             </w:pPr>
             <w:r>
               <w:rPr>
-                <w:rFonts w:ascii="宋体" w:eastAsia="宋体" w:hAnsi="宋体" w:cs="宋体" w:hint="eastAsia"/>
+                <w:rFonts w:hint="eastAsia" w:ascii="宋体" w:hAnsi="宋体" w:eastAsia="宋体" w:cs="宋体"/>
                 <w:sz w:val="18"/>
                 <w:szCs w:val="18"/>
               </w:rPr>
@@ -8716,7 +8809,7 @@
             <w:pPr>
               <w:widowControl w:val="0"/>
               <w:rPr>
-                <w:rFonts w:ascii="宋体" w:eastAsia="宋体" w:hAnsi="宋体" w:cs="宋体" w:hint="default"/>
+                <w:rFonts w:hint="default" w:ascii="宋体" w:hAnsi="宋体" w:eastAsia="宋体" w:cs="宋体"/>
                 <w:snapToGrid w:val="0"/>
                 <w:color w:val="000000"/>
                 <w:kern w:val="0"/>
@@ -8727,7 +8820,7 @@
             </w:pPr>
             <w:r>
               <w:rPr>
-                <w:rFonts w:ascii="宋体" w:eastAsia="宋体" w:hAnsi="宋体" w:cs="宋体" w:hint="eastAsia"/>
+                <w:rFonts w:hint="eastAsia" w:ascii="宋体" w:hAnsi="宋体" w:eastAsia="宋体" w:cs="宋体"/>
                 <w:sz w:val="18"/>
                 <w:szCs w:val="18"/>
               </w:rPr>
@@ -8735,7 +8828,7 @@
             </w:r>
             <w:r>
               <w:rPr>
-                <w:rFonts w:ascii="宋体" w:eastAsia="宋体" w:hAnsi="宋体" w:cs="宋体" w:hint="eastAsia"/>
+                <w:rFonts w:hint="eastAsia" w:ascii="宋体" w:hAnsi="宋体" w:eastAsia="宋体" w:cs="宋体"/>
                 <w:sz w:val="18"/>
                 <w:szCs w:val="18"/>
                 <w:lang w:eastAsia="zh-CN"/>
@@ -8744,7 +8837,7 @@
             </w:r>
             <w:r>
               <w:rPr>
-                <w:rFonts w:ascii="宋体" w:eastAsia="宋体" w:hAnsi="宋体" w:cs="宋体" w:hint="eastAsia"/>
+                <w:rFonts w:hint="eastAsia" w:ascii="宋体" w:hAnsi="宋体" w:eastAsia="宋体" w:cs="宋体"/>
                 <w:sz w:val="18"/>
                 <w:szCs w:val="18"/>
               </w:rPr>
@@ -8761,7 +8854,7 @@
             <w:pPr>
               <w:widowControl w:val="0"/>
               <w:rPr>
-                <w:rFonts w:ascii="宋体" w:eastAsia="宋体" w:hAnsi="宋体" w:cs="宋体" w:hint="default"/>
+                <w:rFonts w:hint="default" w:ascii="宋体" w:hAnsi="宋体" w:eastAsia="宋体" w:cs="宋体"/>
                 <w:snapToGrid w:val="0"/>
                 <w:color w:val="000000"/>
                 <w:kern w:val="0"/>
@@ -8772,7 +8865,7 @@
             </w:pPr>
             <w:r>
               <w:rPr>
-                <w:rFonts w:ascii="宋体" w:eastAsia="宋体" w:hAnsi="宋体" w:cs="宋体" w:hint="eastAsia"/>
+                <w:rFonts w:hint="eastAsia" w:ascii="宋体" w:hAnsi="宋体" w:eastAsia="宋体" w:cs="宋体"/>
                 <w:sz w:val="18"/>
                 <w:szCs w:val="18"/>
               </w:rPr>
@@ -8789,7 +8882,7 @@
             <w:pPr>
               <w:widowControl w:val="0"/>
               <w:rPr>
-                <w:rFonts w:ascii="宋体" w:eastAsia="宋体" w:hAnsi="宋体" w:cs="宋体" w:hint="eastAsia"/>
+                <w:rFonts w:hint="eastAsia" w:ascii="宋体" w:hAnsi="宋体" w:eastAsia="宋体" w:cs="宋体"/>
                 <w:snapToGrid w:val="0"/>
                 <w:color w:val="000000"/>
                 <w:kern w:val="0"/>
@@ -8800,7 +8893,7 @@
             </w:pPr>
             <w:r>
               <w:rPr>
-                <w:rFonts w:ascii="宋体" w:eastAsia="宋体" w:hAnsi="宋体" w:cs="宋体" w:hint="eastAsia"/>
+                <w:rFonts w:hint="eastAsia" w:ascii="宋体" w:hAnsi="宋体" w:eastAsia="宋体" w:cs="宋体"/>
                 <w:sz w:val="18"/>
                 <w:szCs w:val="18"/>
               </w:rPr>
@@ -8811,17 +8904,17 @@
       </w:tr>
       <w:tr>
         <w:tblPrEx>
-          <w:tblW w:w="0" w:type="auto"/>
-          <w:jc w:val="center"/>
-          <w:tblCellMar>
-            <w:top w:w="0" w:type="dxa"/>
-            <w:left w:w="108" w:type="dxa"/>
-            <w:bottom w:w="0" w:type="dxa"/>
-            <w:right w:w="108" w:type="dxa"/>
-          </w:tblCellMar>
+          <w:tblBorders>
+            <w:top w:val="single" w:color="auto" w:sz="4" w:space="0"/>
+            <w:left w:val="single" w:color="auto" w:sz="4" w:space="0"/>
+            <w:bottom w:val="single" w:color="auto" w:sz="4" w:space="0"/>
+            <w:right w:val="single" w:color="auto" w:sz="4" w:space="0"/>
+            <w:insideH w:val="single" w:color="auto" w:sz="4" w:space="0"/>
+            <w:insideV w:val="single" w:color="auto" w:sz="4" w:space="0"/>
+          </w:tblBorders>
         </w:tblPrEx>
         <w:trPr>
-          <w:trHeight w:val="339"/>
+          <w:trHeight w:val="339" w:hRule="atLeast"/>
           <w:jc w:val="center"/>
         </w:trPr>
         <w:tc>
@@ -8833,7 +8926,7 @@
             <w:pPr>
               <w:widowControl w:val="0"/>
               <w:rPr>
-                <w:rFonts w:ascii="宋体" w:eastAsia="宋体" w:hAnsi="宋体" w:cs="宋体" w:hint="default"/>
+                <w:rFonts w:hint="default" w:ascii="宋体" w:hAnsi="宋体" w:eastAsia="宋体" w:cs="宋体"/>
                 <w:snapToGrid w:val="0"/>
                 <w:color w:val="000000"/>
                 <w:kern w:val="0"/>
@@ -8844,7 +8937,7 @@
             </w:pPr>
             <w:r>
               <w:rPr>
-                <w:rFonts w:ascii="宋体" w:eastAsia="宋体" w:hAnsi="宋体" w:cs="宋体" w:hint="eastAsia"/>
+                <w:rFonts w:hint="eastAsia" w:ascii="宋体" w:hAnsi="宋体" w:eastAsia="宋体" w:cs="宋体"/>
                 <w:sz w:val="18"/>
                 <w:szCs w:val="18"/>
               </w:rPr>
@@ -8861,7 +8954,7 @@
             <w:pPr>
               <w:widowControl w:val="0"/>
               <w:rPr>
-                <w:rFonts w:ascii="宋体" w:eastAsia="宋体" w:hAnsi="宋体" w:cs="宋体" w:hint="default"/>
+                <w:rFonts w:hint="default" w:ascii="宋体" w:hAnsi="宋体" w:eastAsia="宋体" w:cs="宋体"/>
                 <w:snapToGrid w:val="0"/>
                 <w:color w:val="000000"/>
                 <w:kern w:val="0"/>
@@ -8872,7 +8965,7 @@
             </w:pPr>
             <w:r>
               <w:rPr>
-                <w:rFonts w:ascii="宋体" w:eastAsia="宋体" w:hAnsi="宋体" w:cs="宋体" w:hint="eastAsia"/>
+                <w:rFonts w:hint="eastAsia" w:ascii="宋体" w:hAnsi="宋体" w:eastAsia="宋体" w:cs="宋体"/>
                 <w:sz w:val="18"/>
                 <w:szCs w:val="18"/>
               </w:rPr>
@@ -8889,7 +8982,7 @@
             <w:pPr>
               <w:widowControl w:val="0"/>
               <w:rPr>
-                <w:rFonts w:ascii="宋体" w:eastAsia="宋体" w:hAnsi="宋体" w:cs="宋体" w:hint="default"/>
+                <w:rFonts w:hint="default" w:ascii="宋体" w:hAnsi="宋体" w:eastAsia="宋体" w:cs="宋体"/>
                 <w:snapToGrid w:val="0"/>
                 <w:color w:val="000000"/>
                 <w:kern w:val="0"/>
@@ -8900,7 +8993,7 @@
             </w:pPr>
             <w:r>
               <w:rPr>
-                <w:rFonts w:ascii="宋体" w:eastAsia="宋体" w:hAnsi="宋体" w:cs="宋体" w:hint="eastAsia"/>
+                <w:rFonts w:hint="eastAsia" w:ascii="宋体" w:hAnsi="宋体" w:eastAsia="宋体" w:cs="宋体"/>
                 <w:sz w:val="18"/>
                 <w:szCs w:val="18"/>
               </w:rPr>
@@ -8917,7 +9010,7 @@
             <w:pPr>
               <w:widowControl w:val="0"/>
               <w:rPr>
-                <w:rFonts w:ascii="宋体" w:eastAsia="宋体" w:hAnsi="宋体" w:cs="宋体" w:hint="eastAsia"/>
+                <w:rFonts w:hint="eastAsia" w:ascii="宋体" w:hAnsi="宋体" w:eastAsia="宋体" w:cs="宋体"/>
                 <w:snapToGrid w:val="0"/>
                 <w:color w:val="000000"/>
                 <w:kern w:val="0"/>
@@ -8928,7 +9021,7 @@
             </w:pPr>
             <w:r>
               <w:rPr>
-                <w:rFonts w:ascii="宋体" w:eastAsia="宋体" w:hAnsi="宋体" w:cs="宋体" w:hint="eastAsia"/>
+                <w:rFonts w:hint="eastAsia" w:ascii="宋体" w:hAnsi="宋体" w:eastAsia="宋体" w:cs="宋体"/>
                 <w:sz w:val="18"/>
                 <w:szCs w:val="18"/>
               </w:rPr>
@@ -8939,8 +9032,14 @@
       </w:tr>
       <w:tr>
         <w:tblPrEx>
-          <w:tblW w:w="0" w:type="auto"/>
-          <w:jc w:val="center"/>
+          <w:tblBorders>
+            <w:top w:val="single" w:color="auto" w:sz="4" w:space="0"/>
+            <w:left w:val="single" w:color="auto" w:sz="4" w:space="0"/>
+            <w:bottom w:val="single" w:color="auto" w:sz="4" w:space="0"/>
+            <w:right w:val="single" w:color="auto" w:sz="4" w:space="0"/>
+            <w:insideH w:val="single" w:color="auto" w:sz="4" w:space="0"/>
+            <w:insideV w:val="single" w:color="auto" w:sz="4" w:space="0"/>
+          </w:tblBorders>
           <w:tblCellMar>
             <w:top w:w="0" w:type="dxa"/>
             <w:left w:w="108" w:type="dxa"/>
@@ -8949,7 +9048,7 @@
           </w:tblCellMar>
         </w:tblPrEx>
         <w:trPr>
-          <w:trHeight w:val="391"/>
+          <w:trHeight w:val="391" w:hRule="atLeast"/>
           <w:jc w:val="center"/>
         </w:trPr>
         <w:tc>
@@ -8961,7 +9060,7 @@
             <w:pPr>
               <w:widowControl w:val="0"/>
               <w:rPr>
-                <w:rFonts w:ascii="宋体" w:eastAsia="宋体" w:hAnsi="宋体" w:cs="宋体" w:hint="default"/>
+                <w:rFonts w:hint="default" w:ascii="宋体" w:hAnsi="宋体" w:eastAsia="宋体" w:cs="宋体"/>
                 <w:snapToGrid w:val="0"/>
                 <w:color w:val="000000"/>
                 <w:kern w:val="0"/>
@@ -8972,7 +9071,7 @@
             </w:pPr>
             <w:r>
               <w:rPr>
-                <w:rFonts w:ascii="宋体" w:eastAsia="宋体" w:hAnsi="宋体" w:cs="宋体" w:hint="eastAsia"/>
+                <w:rFonts w:hint="eastAsia" w:ascii="宋体" w:hAnsi="宋体" w:eastAsia="宋体" w:cs="宋体"/>
                 <w:sz w:val="18"/>
                 <w:szCs w:val="18"/>
               </w:rPr>
@@ -8989,7 +9088,7 @@
             <w:pPr>
               <w:widowControl w:val="0"/>
               <w:rPr>
-                <w:rFonts w:ascii="宋体" w:eastAsia="宋体" w:hAnsi="宋体" w:cs="宋体" w:hint="default"/>
+                <w:rFonts w:hint="default" w:ascii="宋体" w:hAnsi="宋体" w:eastAsia="宋体" w:cs="宋体"/>
                 <w:snapToGrid w:val="0"/>
                 <w:color w:val="000000"/>
                 <w:kern w:val="0"/>
@@ -9000,7 +9099,7 @@
             </w:pPr>
             <w:r>
               <w:rPr>
-                <w:rFonts w:ascii="宋体" w:eastAsia="宋体" w:hAnsi="宋体" w:cs="宋体" w:hint="eastAsia"/>
+                <w:rFonts w:hint="eastAsia" w:ascii="宋体" w:hAnsi="宋体" w:eastAsia="宋体" w:cs="宋体"/>
                 <w:sz w:val="18"/>
                 <w:szCs w:val="18"/>
               </w:rPr>
@@ -9008,7 +9107,7 @@
             </w:r>
             <w:r>
               <w:rPr>
-                <w:rFonts w:ascii="宋体" w:eastAsia="宋体" w:hAnsi="宋体" w:cs="宋体" w:hint="eastAsia"/>
+                <w:rFonts w:hint="eastAsia" w:ascii="宋体" w:hAnsi="宋体" w:eastAsia="宋体" w:cs="宋体"/>
                 <w:sz w:val="18"/>
                 <w:szCs w:val="18"/>
                 <w:lang w:eastAsia="zh-CN"/>
@@ -9017,7 +9116,7 @@
             </w:r>
             <w:r>
               <w:rPr>
-                <w:rFonts w:ascii="宋体" w:eastAsia="宋体" w:hAnsi="宋体" w:cs="宋体" w:hint="eastAsia"/>
+                <w:rFonts w:hint="eastAsia" w:ascii="宋体" w:hAnsi="宋体" w:eastAsia="宋体" w:cs="宋体"/>
                 <w:sz w:val="18"/>
                 <w:szCs w:val="18"/>
               </w:rPr>
@@ -9034,7 +9133,7 @@
             <w:pPr>
               <w:widowControl w:val="0"/>
               <w:rPr>
-                <w:rFonts w:ascii="宋体" w:eastAsia="宋体" w:hAnsi="宋体" w:cs="宋体" w:hint="default"/>
+                <w:rFonts w:hint="default" w:ascii="宋体" w:hAnsi="宋体" w:eastAsia="宋体" w:cs="宋体"/>
                 <w:snapToGrid w:val="0"/>
                 <w:color w:val="000000"/>
                 <w:kern w:val="0"/>
@@ -9045,7 +9144,7 @@
             </w:pPr>
             <w:r>
               <w:rPr>
-                <w:rFonts w:ascii="宋体" w:eastAsia="宋体" w:hAnsi="宋体" w:cs="宋体" w:hint="eastAsia"/>
+                <w:rFonts w:hint="eastAsia" w:ascii="宋体" w:hAnsi="宋体" w:eastAsia="宋体" w:cs="宋体"/>
                 <w:sz w:val="18"/>
                 <w:szCs w:val="18"/>
               </w:rPr>
@@ -9062,7 +9161,7 @@
             <w:pPr>
               <w:widowControl w:val="0"/>
               <w:rPr>
-                <w:rFonts w:ascii="宋体" w:eastAsia="宋体" w:hAnsi="宋体" w:cs="宋体" w:hint="eastAsia"/>
+                <w:rFonts w:hint="eastAsia" w:ascii="宋体" w:hAnsi="宋体" w:eastAsia="宋体" w:cs="宋体"/>
                 <w:snapToGrid w:val="0"/>
                 <w:color w:val="000000"/>
                 <w:kern w:val="0"/>
@@ -9073,7 +9172,7 @@
             </w:pPr>
             <w:r>
               <w:rPr>
-                <w:rFonts w:ascii="宋体" w:eastAsia="宋体" w:hAnsi="宋体" w:cs="宋体" w:hint="eastAsia"/>
+                <w:rFonts w:hint="eastAsia" w:ascii="宋体" w:hAnsi="宋体" w:eastAsia="宋体" w:cs="宋体"/>
                 <w:sz w:val="18"/>
                 <w:szCs w:val="18"/>
               </w:rPr>
@@ -9085,19 +9184,19 @@
     </w:tbl>
     <w:p>
       <w:pPr>
-        <w:pStyle w:val="1"/>
-        <w:bidi w:val="0"/>
-        <w:rPr>
-          <w:rStyle w:val="1Char"/>
-          <w:rFonts w:eastAsia="宋体" w:hint="default"/>
+        <w:pStyle w:val="29"/>
+        <w:bidi w:val="0"/>
+        <w:rPr>
+          <w:rStyle w:val="39"/>
+          <w:rFonts w:hint="default" w:eastAsia="宋体"/>
           <w:lang w:val="en-US" w:eastAsia="zh-CN"/>
         </w:rPr>
       </w:pPr>
       <w:bookmarkStart w:id="43" w:name="_Toc10527"/>
       <w:r>
         <w:rPr>
-          <w:rStyle w:val="1Char"/>
-          <w:rFonts w:eastAsia="宋体" w:hint="eastAsia"/>
+          <w:rStyle w:val="39"/>
+          <w:rFonts w:hint="eastAsia" w:eastAsia="宋体"/>
           <w:lang w:val="en-US" w:eastAsia="zh-CN"/>
         </w:rPr>
         <w:t>附则</w:t>
@@ -9125,17 +9224,17 @@
         <w:adjustRightInd w:val="0"/>
         <w:snapToGrid w:val="0"/>
         <w:spacing w:line="360" w:lineRule="auto"/>
-        <w:ind w:left="425" w:hanging="425" w:leftChars="0" w:firstLineChars="0"/>
+        <w:ind w:left="425" w:leftChars="0" w:hanging="425" w:firstLineChars="0"/>
         <w:textAlignment w:val="baseline"/>
         <w:rPr>
-          <w:rFonts w:ascii="宋体" w:eastAsia="宋体" w:hAnsi="宋体" w:cs="宋体"/>
-          <w:sz w:val="24"/>
-          <w:szCs w:val="24"/>
-        </w:rPr>
-      </w:pPr>
-      <w:r>
-        <w:rPr>
-          <w:rFonts w:ascii="宋体" w:eastAsia="宋体" w:hAnsi="宋体" w:cs="宋体"/>
+          <w:rFonts w:ascii="宋体" w:hAnsi="宋体" w:eastAsia="宋体" w:cs="宋体"/>
+          <w:sz w:val="24"/>
+          <w:szCs w:val="24"/>
+        </w:rPr>
+      </w:pPr>
+      <w:r>
+        <w:rPr>
+          <w:rFonts w:ascii="宋体" w:hAnsi="宋体" w:eastAsia="宋体" w:cs="宋体"/>
           <w:spacing w:val="-1"/>
           <w:sz w:val="24"/>
           <w:szCs w:val="24"/>
@@ -9144,7 +9243,7 @@
       </w:r>
       <w:r>
         <w:rPr>
-          <w:rFonts w:ascii="宋体" w:eastAsia="宋体" w:hAnsi="宋体" w:cs="宋体" w:hint="eastAsia"/>
+          <w:rFonts w:hint="eastAsia" w:ascii="宋体" w:hAnsi="宋体" w:eastAsia="宋体" w:cs="宋体"/>
           <w:spacing w:val="-1"/>
           <w:sz w:val="24"/>
           <w:szCs w:val="24"/>
@@ -9154,7 +9253,7 @@
       </w:r>
       <w:r>
         <w:rPr>
-          <w:rFonts w:ascii="宋体" w:eastAsia="宋体" w:hAnsi="宋体" w:cs="宋体"/>
+          <w:rFonts w:ascii="宋体" w:hAnsi="宋体" w:eastAsia="宋体" w:cs="宋体"/>
           <w:spacing w:val="-1"/>
           <w:sz w:val="24"/>
           <w:szCs w:val="24"/>
@@ -9182,7 +9281,7 @@
         <w:adjustRightInd w:val="0"/>
         <w:snapToGrid w:val="0"/>
         <w:spacing w:line="360" w:lineRule="auto"/>
-        <w:ind w:left="425" w:hanging="425" w:leftChars="0" w:firstLineChars="0"/>
+        <w:ind w:left="425" w:leftChars="0" w:hanging="425" w:firstLineChars="0"/>
         <w:textAlignment w:val="baseline"/>
         <w:rPr>
           <w:rFonts w:hint="default"/>
@@ -9191,7 +9290,7 @@
       </w:pPr>
       <w:r>
         <w:rPr>
-          <w:rFonts w:ascii="宋体" w:eastAsia="宋体" w:hAnsi="宋体" w:cs="宋体"/>
+          <w:rFonts w:ascii="宋体" w:hAnsi="宋体" w:eastAsia="宋体" w:cs="宋体"/>
           <w:spacing w:val="-2"/>
           <w:sz w:val="24"/>
           <w:szCs w:val="24"/>
@@ -9201,7 +9300,7 @@
     </w:p>
     <w:p>
       <w:pPr>
-        <w:pStyle w:val="2"/>
+        <w:pStyle w:val="31"/>
         <w:bidi w:val="0"/>
         <w:rPr>
           <w:rFonts w:hint="default"/>
@@ -9238,10 +9337,10 @@
         <w:adjustRightInd w:val="0"/>
         <w:snapToGrid w:val="0"/>
         <w:spacing w:line="360" w:lineRule="auto"/>
-        <w:ind w:left="425" w:hanging="425" w:leftChars="0" w:firstLineChars="0"/>
+        <w:ind w:left="425" w:leftChars="0" w:hanging="425" w:firstLineChars="0"/>
         <w:textAlignment w:val="baseline"/>
         <w:rPr>
-          <w:rFonts w:ascii="宋体" w:eastAsia="宋体" w:hAnsi="宋体" w:cs="宋体"/>
+          <w:rFonts w:ascii="宋体" w:hAnsi="宋体" w:eastAsia="宋体" w:cs="宋体"/>
           <w:spacing w:val="-2"/>
           <w:sz w:val="24"/>
           <w:szCs w:val="24"/>
@@ -9249,7 +9348,7 @@
       </w:pPr>
       <w:r>
         <w:rPr>
-          <w:rFonts w:ascii="宋体" w:eastAsia="宋体" w:hAnsi="宋体" w:cs="宋体"/>
+          <w:rFonts w:ascii="宋体" w:hAnsi="宋体" w:eastAsia="宋体" w:cs="宋体"/>
           <w:spacing w:val="-2"/>
           <w:sz w:val="24"/>
           <w:szCs w:val="24"/>
@@ -9258,7 +9357,7 @@
       </w:r>
       <w:r>
         <w:rPr>
-          <w:rFonts w:ascii="宋体" w:hAnsi="宋体" w:cs="宋体" w:hint="eastAsia"/>
+          <w:rFonts w:hint="eastAsia" w:ascii="宋体" w:hAnsi="宋体" w:cs="宋体"/>
           <w:spacing w:val="-2"/>
           <w:sz w:val="24"/>
           <w:szCs w:val="24"/>
@@ -9266,11 +9365,9 @@
         </w:rPr>
         <w:t>-</w:t>
       </w:r>
-      <w:bookmarkStart w:id="45" w:name="_GoBack"/>
-      <w:bookmarkEnd w:id="45"/>
-      <w:r>
-        <w:rPr>
-          <w:rFonts w:ascii="宋体" w:eastAsia="宋体" w:hAnsi="宋体" w:cs="宋体"/>
+      <w:r>
+        <w:rPr>
+          <w:rFonts w:ascii="宋体" w:hAnsi="宋体" w:eastAsia="宋体" w:cs="宋体"/>
           <w:spacing w:val="-2"/>
           <w:sz w:val="24"/>
           <w:szCs w:val="24"/>
@@ -9298,10 +9395,10 @@
         <w:adjustRightInd w:val="0"/>
         <w:snapToGrid w:val="0"/>
         <w:spacing w:line="360" w:lineRule="auto"/>
-        <w:ind w:left="425" w:hanging="425" w:leftChars="0" w:firstLineChars="0"/>
+        <w:ind w:left="425" w:leftChars="0" w:hanging="425" w:firstLineChars="0"/>
         <w:textAlignment w:val="baseline"/>
         <w:rPr>
-          <w:rFonts w:ascii="宋体" w:eastAsia="宋体" w:hAnsi="宋体" w:cs="宋体"/>
+          <w:rFonts w:ascii="宋体" w:hAnsi="宋体" w:eastAsia="宋体" w:cs="宋体"/>
           <w:spacing w:val="-2"/>
           <w:sz w:val="24"/>
           <w:szCs w:val="24"/>
@@ -9309,7 +9406,7 @@
       </w:pPr>
       <w:r>
         <w:rPr>
-          <w:rFonts w:ascii="宋体" w:eastAsia="宋体" w:hAnsi="宋体" w:cs="宋体"/>
+          <w:rFonts w:ascii="宋体" w:hAnsi="宋体" w:eastAsia="宋体" w:cs="宋体"/>
           <w:spacing w:val="-2"/>
           <w:sz w:val="24"/>
           <w:szCs w:val="24"/>
@@ -9318,7 +9415,7 @@
       </w:r>
       <w:r>
         <w:rPr>
-          <w:rFonts w:ascii="宋体" w:hAnsi="宋体" w:cs="宋体" w:hint="eastAsia"/>
+          <w:rFonts w:hint="eastAsia" w:ascii="宋体" w:hAnsi="宋体" w:cs="宋体"/>
           <w:spacing w:val="-2"/>
           <w:sz w:val="24"/>
           <w:szCs w:val="24"/>
@@ -9328,7 +9425,7 @@
       </w:r>
       <w:r>
         <w:rPr>
-          <w:rFonts w:ascii="宋体" w:eastAsia="宋体" w:hAnsi="宋体" w:cs="宋体"/>
+          <w:rFonts w:ascii="宋体" w:hAnsi="宋体" w:eastAsia="宋体" w:cs="宋体"/>
           <w:spacing w:val="-2"/>
           <w:sz w:val="24"/>
           <w:szCs w:val="24"/>
@@ -9356,10 +9453,10 @@
         <w:adjustRightInd w:val="0"/>
         <w:snapToGrid w:val="0"/>
         <w:spacing w:line="360" w:lineRule="auto"/>
-        <w:ind w:left="425" w:hanging="425" w:leftChars="0" w:firstLineChars="0"/>
+        <w:ind w:left="425" w:leftChars="0" w:hanging="425" w:firstLineChars="0"/>
         <w:textAlignment w:val="baseline"/>
         <w:rPr>
-          <w:rFonts w:ascii="宋体" w:eastAsia="宋体" w:hAnsi="宋体" w:cs="宋体"/>
+          <w:rFonts w:ascii="宋体" w:hAnsi="宋体" w:eastAsia="宋体" w:cs="宋体"/>
           <w:spacing w:val="-2"/>
           <w:sz w:val="24"/>
           <w:szCs w:val="24"/>
@@ -9367,7 +9464,7 @@
       </w:pPr>
       <w:r>
         <w:rPr>
-          <w:rFonts w:ascii="宋体" w:eastAsia="宋体" w:hAnsi="宋体" w:cs="宋体"/>
+          <w:rFonts w:ascii="宋体" w:hAnsi="宋体" w:eastAsia="宋体" w:cs="宋体"/>
           <w:spacing w:val="-2"/>
           <w:sz w:val="24"/>
           <w:szCs w:val="24"/>
@@ -9395,10 +9492,10 @@
         <w:adjustRightInd w:val="0"/>
         <w:snapToGrid w:val="0"/>
         <w:spacing w:line="360" w:lineRule="auto"/>
-        <w:ind w:left="425" w:hanging="425" w:leftChars="0" w:firstLineChars="0"/>
+        <w:ind w:left="425" w:leftChars="0" w:hanging="425" w:firstLineChars="0"/>
         <w:textAlignment w:val="baseline"/>
         <w:rPr>
-          <w:rFonts w:ascii="宋体" w:eastAsia="宋体" w:hAnsi="宋体" w:cs="宋体"/>
+          <w:rFonts w:ascii="宋体" w:hAnsi="宋体" w:eastAsia="宋体" w:cs="宋体"/>
           <w:spacing w:val="-2"/>
           <w:sz w:val="24"/>
           <w:szCs w:val="24"/>
@@ -9406,7 +9503,7 @@
       </w:pPr>
       <w:r>
         <w:rPr>
-          <w:rFonts w:ascii="宋体" w:eastAsia="宋体" w:hAnsi="宋体" w:cs="宋体"/>
+          <w:rFonts w:ascii="宋体" w:hAnsi="宋体" w:eastAsia="宋体" w:cs="宋体"/>
           <w:spacing w:val="-2"/>
           <w:sz w:val="24"/>
           <w:szCs w:val="24"/>
@@ -9434,7 +9531,7 @@
         <w:adjustRightInd w:val="0"/>
         <w:snapToGrid w:val="0"/>
         <w:spacing w:line="360" w:lineRule="auto"/>
-        <w:ind w:left="425" w:hanging="425" w:leftChars="0" w:firstLineChars="0"/>
+        <w:ind w:left="425" w:leftChars="0" w:hanging="425" w:firstLineChars="0"/>
         <w:textAlignment w:val="baseline"/>
         <w:rPr>
           <w:rFonts w:hint="default"/>
@@ -9443,7 +9540,7 @@
       </w:pPr>
       <w:r>
         <w:rPr>
-          <w:rFonts w:ascii="宋体" w:eastAsia="宋体" w:hAnsi="宋体" w:cs="宋体"/>
+          <w:rFonts w:ascii="宋体" w:hAnsi="宋体" w:eastAsia="宋体" w:cs="宋体"/>
           <w:spacing w:val="-2"/>
           <w:sz w:val="24"/>
           <w:szCs w:val="24"/>
@@ -9453,16 +9550,16 @@
     </w:p>
     <w:p>
       <w:pPr>
-        <w:pStyle w:val="1"/>
+        <w:pStyle w:val="29"/>
         <w:bidi w:val="0"/>
         <w:rPr>
           <w:rFonts w:hint="default"/>
           <w:lang w:val="en-US" w:eastAsia="zh-CN"/>
         </w:rPr>
       </w:pPr>
-      <w:bookmarkStart w:id="46" w:name="bookmark14"/>
-      <w:bookmarkEnd w:id="46"/>
-      <w:bookmarkStart w:id="47" w:name="_Toc28615"/>
+      <w:bookmarkStart w:id="45" w:name="bookmark14"/>
+      <w:bookmarkEnd w:id="45"/>
+      <w:bookmarkStart w:id="46" w:name="_Toc28615"/>
       <w:r>
         <w:rPr>
           <w:rFonts w:hint="eastAsia"/>
@@ -9470,11 +9567,11 @@
         </w:rPr>
         <w:t>附件</w:t>
       </w:r>
-      <w:bookmarkEnd w:id="47"/>
-    </w:p>
-    <w:p>
-      <w:pPr>
-        <w:pStyle w:val="a3"/>
+      <w:bookmarkEnd w:id="46"/>
+    </w:p>
+    <w:p>
+      <w:pPr>
+        <w:pStyle w:val="40"/>
         <w:bidi w:val="0"/>
       </w:pPr>
       <w:r>
@@ -9483,7 +9580,7 @@
     </w:p>
     <w:p>
       <w:pPr>
-        <w:pStyle w:val="a3"/>
+        <w:pStyle w:val="40"/>
         <w:bidi w:val="0"/>
       </w:pPr>
       <w:r>
@@ -9502,7 +9599,7 @@
     </w:p>
     <w:p>
       <w:pPr>
-        <w:pStyle w:val="a3"/>
+        <w:pStyle w:val="40"/>
         <w:bidi w:val="0"/>
       </w:pPr>
       <w:r>
@@ -9521,14 +9618,14 @@
     </w:p>
     <w:p>
       <w:pPr>
-        <w:pStyle w:val="1"/>
+        <w:pStyle w:val="29"/>
         <w:bidi w:val="0"/>
         <w:rPr>
           <w:rFonts w:hint="eastAsia"/>
           <w:lang w:val="en-US" w:eastAsia="zh-CN"/>
         </w:rPr>
       </w:pPr>
-      <w:bookmarkStart w:id="48" w:name="_Toc25264"/>
+      <w:bookmarkStart w:id="47" w:name="_Toc25264"/>
       <w:r>
         <w:rPr>
           <w:rFonts w:hint="eastAsia"/>
@@ -9536,11 +9633,11 @@
         </w:rPr>
         <w:t>记录</w:t>
       </w:r>
-      <w:bookmarkEnd w:id="48"/>
-    </w:p>
-    <w:p>
-      <w:pPr>
-        <w:pStyle w:val="a1"/>
+      <w:bookmarkEnd w:id="47"/>
+    </w:p>
+    <w:p>
+      <w:pPr>
+        <w:pStyle w:val="30"/>
         <w:rPr>
           <w:rFonts w:hint="default"/>
           <w:lang w:val="en-US" w:eastAsia="zh-CN"/>
@@ -9555,33 +9652,83 @@
       </w:r>
     </w:p>
     <w:sectPr>
-      <w:headerReference w:type="default" r:id="rId4"/>
+      <w:headerReference r:id="rId5" w:type="default"/>
       <w:pgSz w:w="11906" w:h="16838"/>
       <w:pgMar w:top="1417" w:right="1800" w:bottom="1440" w:left="1800" w:header="1140" w:footer="992" w:gutter="0"/>
-      <w:cols w:num="1" w:space="425"/>
+      <w:cols w:space="425" w:num="1"/>
       <w:docGrid w:type="lines" w:linePitch="312" w:charSpace="0"/>
     </w:sectPr>
   </w:body>
 </w:document>
 </file>
 
+<file path=word/endnotes.xml><?xml version="1.0" encoding="utf-8"?>
+<w:endnotes xmlns:wpc="http://schemas.microsoft.com/office/word/2010/wordprocessingCanvas" xmlns:mc="http://schemas.openxmlformats.org/markup-compatibility/2006" xmlns:o="urn:schemas-microsoft-com:office:office" xmlns:r="http://schemas.openxmlformats.org/officeDocument/2006/relationships" xmlns:m="http://schemas.openxmlformats.org/officeDocument/2006/math" xmlns:v="urn:schemas-microsoft-com:vml" xmlns:wp14="http://schemas.microsoft.com/office/word/2010/wordprocessingDrawing" xmlns:wp="http://schemas.openxmlformats.org/drawingml/2006/wordprocessingDrawing" xmlns:w="http://schemas.openxmlformats.org/wordprocessingml/2006/main" xmlns:w14="http://schemas.microsoft.com/office/word/2010/wordml" xmlns:w15="http://schemas.microsoft.com/office/word/2012/wordml" xmlns:w10="urn:schemas-microsoft-com:office:word" xmlns:wpg="http://schemas.microsoft.com/office/word/2010/wordprocessingGroup" xmlns:wpi="http://schemas.microsoft.com/office/word/2010/wordprocessingInk" xmlns:wne="http://schemas.microsoft.com/office/word/2006/wordml" xmlns:wps="http://schemas.microsoft.com/office/word/2010/wordprocessingShape" xmlns:wpsCustomData="http://www.wps.cn/officeDocument/2013/wpsCustomData" mc:Ignorable="w14 w15 wp14">
+  <w:endnote w:type="separator" w:id="0">
+    <w:p>
+      <w:pPr>
+        <w:spacing w:line="240" w:lineRule="auto"/>
+      </w:pPr>
+      <w:r>
+        <w:separator/>
+      </w:r>
+    </w:p>
+  </w:endnote>
+  <w:endnote w:type="continuationSeparator" w:id="1">
+    <w:p>
+      <w:pPr>
+        <w:spacing w:line="240" w:lineRule="auto"/>
+      </w:pPr>
+      <w:r>
+        <w:continuationSeparator/>
+      </w:r>
+    </w:p>
+  </w:endnote>
+</w:endnotes>
+</file>
+
+<file path=word/footnotes.xml><?xml version="1.0" encoding="utf-8"?>
+<w:footnotes xmlns:wpc="http://schemas.microsoft.com/office/word/2010/wordprocessingCanvas" xmlns:mc="http://schemas.openxmlformats.org/markup-compatibility/2006" xmlns:o="urn:schemas-microsoft-com:office:office" xmlns:r="http://schemas.openxmlformats.org/officeDocument/2006/relationships" xmlns:m="http://schemas.openxmlformats.org/officeDocument/2006/math" xmlns:v="urn:schemas-microsoft-com:vml" xmlns:wp14="http://schemas.microsoft.com/office/word/2010/wordprocessingDrawing" xmlns:wp="http://schemas.openxmlformats.org/drawingml/2006/wordprocessingDrawing" xmlns:w="http://schemas.openxmlformats.org/wordprocessingml/2006/main" xmlns:w14="http://schemas.microsoft.com/office/word/2010/wordml" xmlns:w15="http://schemas.microsoft.com/office/word/2012/wordml" xmlns:w10="urn:schemas-microsoft-com:office:word" xmlns:wpg="http://schemas.microsoft.com/office/word/2010/wordprocessingGroup" xmlns:wpi="http://schemas.microsoft.com/office/word/2010/wordprocessingInk" xmlns:wne="http://schemas.microsoft.com/office/word/2006/wordml" xmlns:wps="http://schemas.microsoft.com/office/word/2010/wordprocessingShape" xmlns:wpsCustomData="http://www.wps.cn/officeDocument/2013/wpsCustomData" mc:Ignorable="w14 w15 wp14">
+  <w:footnote w:type="separator" w:id="0">
+    <w:p>
+      <w:pPr>
+        <w:spacing w:line="360" w:lineRule="auto"/>
+      </w:pPr>
+      <w:r>
+        <w:separator/>
+      </w:r>
+    </w:p>
+  </w:footnote>
+  <w:footnote w:type="continuationSeparator" w:id="1">
+    <w:p>
+      <w:pPr>
+        <w:spacing w:line="360" w:lineRule="auto"/>
+      </w:pPr>
+      <w:r>
+        <w:continuationSeparator/>
+      </w:r>
+    </w:p>
+  </w:footnote>
+</w:footnotes>
+</file>
+
 <file path=word/header1.xml><?xml version="1.0" encoding="utf-8"?>
-<w:hdr xmlns:wpc="http://schemas.microsoft.com/office/word/2010/wordprocessingCanvas" xmlns:mc="http://schemas.openxmlformats.org/markup-compatibility/2006" xmlns:o="urn:schemas-microsoft-com:office:office" xmlns:r="http://schemas.openxmlformats.org/officeDocument/2006/relationships" xmlns:m="http://schemas.openxmlformats.org/officeDocument/2006/math" xmlns:v="urn:schemas-microsoft-com:vml" xmlns:wp14="http://schemas.microsoft.com/office/word/2010/wordprocessingDrawing" xmlns:wp="http://schemas.openxmlformats.org/drawingml/2006/wordprocessingDrawing" xmlns:w10="urn:schemas-microsoft-com:office:word" xmlns:w="http://schemas.openxmlformats.org/wordprocessingml/2006/main" xmlns:w14="http://schemas.microsoft.com/office/word/2010/wordml" xmlns:w15="http://schemas.microsoft.com/office/word/2012/wordml" xmlns:wne="http://schemas.microsoft.com/office/word/2006/wordml" xmlns:wpg="http://schemas.microsoft.com/office/word/2010/wordprocessingGroup" xmlns:wpi="http://schemas.microsoft.com/office/word/2010/wordprocessingInk" xmlns:wps="http://schemas.microsoft.com/office/word/2010/wordprocessingShape" mc:Ignorable="w14 w15 wp14">
+<w:hdr xmlns:wpc="http://schemas.microsoft.com/office/word/2010/wordprocessingCanvas" xmlns:mc="http://schemas.openxmlformats.org/markup-compatibility/2006" xmlns:o="urn:schemas-microsoft-com:office:office" xmlns:r="http://schemas.openxmlformats.org/officeDocument/2006/relationships" xmlns:m="http://schemas.openxmlformats.org/officeDocument/2006/math" xmlns:v="urn:schemas-microsoft-com:vml" xmlns:wp14="http://schemas.microsoft.com/office/word/2010/wordprocessingDrawing" xmlns:wp="http://schemas.openxmlformats.org/drawingml/2006/wordprocessingDrawing" xmlns:w10="urn:schemas-microsoft-com:office:word" xmlns:w="http://schemas.openxmlformats.org/wordprocessingml/2006/main" xmlns:w14="http://schemas.microsoft.com/office/word/2010/wordml" xmlns:w15="http://schemas.microsoft.com/office/word/2012/wordml" xmlns:wpg="http://schemas.microsoft.com/office/word/2010/wordprocessingGroup" xmlns:wpi="http://schemas.microsoft.com/office/word/2010/wordprocessingInk" xmlns:wne="http://schemas.microsoft.com/office/word/2006/wordml" xmlns:wps="http://schemas.microsoft.com/office/word/2010/wordprocessingShape" xmlns:wpsCustomData="http://www.wps.cn/officeDocument/2013/wpsCustomData" mc:Ignorable="w14 w15 wp14">
   <w:p>
     <w:pPr>
-      <w:pStyle w:val="Header"/>
+      <w:pStyle w:val="15"/>
       <w:pBdr>
-        <w:bottom w:val="single" w:sz="4" w:space="1" w:color="auto"/>
+        <w:bottom w:val="single" w:color="auto" w:sz="4" w:space="1"/>
       </w:pBdr>
       <w:jc w:val="right"/>
       <w:rPr>
-        <w:rFonts w:eastAsiaTheme="minorEastAsia" w:hint="eastAsia"/>
+        <w:rFonts w:hint="eastAsia" w:eastAsiaTheme="minorEastAsia"/>
         <w:lang w:eastAsia="zh-CN"/>
       </w:rPr>
     </w:pPr>
     <w:r>
       <w:rPr>
-        <w:rFonts w:eastAsiaTheme="minorEastAsia" w:hint="eastAsia"/>
+        <w:rFonts w:hint="eastAsia" w:eastAsiaTheme="minorEastAsia"/>
         <w:lang w:eastAsia="zh-CN"/>
       </w:rPr>
       <w:t>天津通海信息技术有限公司</w:t>
@@ -9591,12 +9738,12 @@
 </file>
 
 <file path=word/numbering.xml><?xml version="1.0" encoding="utf-8"?>
-<w:numbering xmlns:wpc="http://schemas.microsoft.com/office/word/2010/wordprocessingCanvas" xmlns:mc="http://schemas.openxmlformats.org/markup-compatibility/2006" xmlns:o="urn:schemas-microsoft-com:office:office" xmlns:r="http://schemas.openxmlformats.org/officeDocument/2006/relationships" xmlns:m="http://schemas.openxmlformats.org/officeDocument/2006/math" xmlns:v="urn:schemas-microsoft-com:vml" xmlns:wp14="http://schemas.microsoft.com/office/word/2010/wordprocessingDrawing" xmlns:wp="http://schemas.openxmlformats.org/drawingml/2006/wordprocessingDrawing" xmlns:w10="urn:schemas-microsoft-com:office:word" xmlns:w="http://schemas.openxmlformats.org/wordprocessingml/2006/main" xmlns:w14="http://schemas.microsoft.com/office/word/2010/wordml" xmlns:w15="http://schemas.microsoft.com/office/word/2012/wordml" xmlns:wne="http://schemas.microsoft.com/office/word/2006/wordml" xmlns:wpg="http://schemas.microsoft.com/office/word/2010/wordprocessingGroup" xmlns:wpi="http://schemas.microsoft.com/office/word/2010/wordprocessingInk" xmlns:wps="http://schemas.microsoft.com/office/word/2010/wordprocessingShape" mc:Ignorable="w14 w15 wp14">
+<w:numbering xmlns:wpc="http://schemas.microsoft.com/office/word/2010/wordprocessingCanvas" xmlns:mc="http://schemas.openxmlformats.org/markup-compatibility/2006" xmlns:o="urn:schemas-microsoft-com:office:office" xmlns:r="http://schemas.openxmlformats.org/officeDocument/2006/relationships" xmlns:m="http://schemas.openxmlformats.org/officeDocument/2006/math" xmlns:v="urn:schemas-microsoft-com:vml" xmlns:wp14="http://schemas.microsoft.com/office/word/2010/wordprocessingDrawing" xmlns:wp="http://schemas.openxmlformats.org/drawingml/2006/wordprocessingDrawing" xmlns:w10="urn:schemas-microsoft-com:office:word" xmlns:w="http://schemas.openxmlformats.org/wordprocessingml/2006/main" xmlns:w14="http://schemas.microsoft.com/office/word/2010/wordml" xmlns:wpg="http://schemas.microsoft.com/office/word/2010/wordprocessingGroup" xmlns:wpi="http://schemas.microsoft.com/office/word/2010/wordprocessingInk" xmlns:wne="http://schemas.microsoft.com/office/word/2006/wordml" xmlns:wps="http://schemas.microsoft.com/office/word/2010/wordprocessingShape" xmlns:wpsCustomData="http://www.wps.cn/officeDocument/2013/wpsCustomData" mc:Ignorable="w14 wp14">
   <w:abstractNum w:abstractNumId="0">
     <w:nsid w:val="88B2D309"/>
     <w:multiLevelType w:val="singleLevel"/>
     <w:tmpl w:val="88B2D309"/>
-    <w:lvl w:ilvl="0">
+    <w:lvl w:ilvl="0" w:tentative="0">
       <w:start w:val="1"/>
       <w:numFmt w:val="decimal"/>
       <w:lvlText w:val="(%1)"/>
@@ -9616,7 +9763,7 @@
     <w:nsid w:val="8C70F12C"/>
     <w:multiLevelType w:val="singleLevel"/>
     <w:tmpl w:val="8C70F12C"/>
-    <w:lvl w:ilvl="0">
+    <w:lvl w:ilvl="0" w:tentative="0">
       <w:start w:val="1"/>
       <w:numFmt w:val="decimal"/>
       <w:lvlText w:val="(%1)"/>
@@ -9636,10 +9783,10 @@
     <w:nsid w:val="8E964DCE"/>
     <w:multiLevelType w:val="multilevel"/>
     <w:tmpl w:val="8E964DCE"/>
-    <w:lvl w:ilvl="0">
+    <w:lvl w:ilvl="0" w:tentative="0">
       <w:start w:val="1"/>
       <w:numFmt w:val="decimal"/>
-      <w:pStyle w:val="Heading1"/>
+      <w:pStyle w:val="2"/>
       <w:lvlText w:val="%1."/>
       <w:lvlJc w:val="left"/>
       <w:pPr>
@@ -9649,10 +9796,10 @@
         <w:rFonts w:hint="default"/>
       </w:rPr>
     </w:lvl>
-    <w:lvl w:ilvl="1">
+    <w:lvl w:ilvl="1" w:tentative="0">
       <w:start w:val="1"/>
       <w:numFmt w:val="decimal"/>
-      <w:pStyle w:val="Heading2"/>
+      <w:pStyle w:val="3"/>
       <w:lvlText w:val="%1.%2."/>
       <w:lvlJc w:val="left"/>
       <w:pPr>
@@ -9662,10 +9809,10 @@
         <w:rFonts w:hint="default"/>
       </w:rPr>
     </w:lvl>
-    <w:lvl w:ilvl="2">
+    <w:lvl w:ilvl="2" w:tentative="0">
       <w:start w:val="1"/>
       <w:numFmt w:val="decimal"/>
-      <w:pStyle w:val="Heading3"/>
+      <w:pStyle w:val="4"/>
       <w:lvlText w:val="%1.%2.%3."/>
       <w:lvlJc w:val="left"/>
       <w:pPr>
@@ -9675,10 +9822,10 @@
         <w:rFonts w:hint="default"/>
       </w:rPr>
     </w:lvl>
-    <w:lvl w:ilvl="3">
+    <w:lvl w:ilvl="3" w:tentative="0">
       <w:start w:val="1"/>
       <w:numFmt w:val="decimal"/>
-      <w:pStyle w:val="Heading4"/>
+      <w:pStyle w:val="5"/>
       <w:lvlText w:val="%1.%2.%3.%4."/>
       <w:lvlJc w:val="left"/>
       <w:pPr>
@@ -9688,10 +9835,10 @@
         <w:rFonts w:hint="default"/>
       </w:rPr>
     </w:lvl>
-    <w:lvl w:ilvl="4">
+    <w:lvl w:ilvl="4" w:tentative="0">
       <w:start w:val="1"/>
       <w:numFmt w:val="decimal"/>
-      <w:pStyle w:val="Heading5"/>
+      <w:pStyle w:val="6"/>
       <w:lvlText w:val="%1.%2.%3.%4.%5."/>
       <w:lvlJc w:val="left"/>
       <w:pPr>
@@ -9701,10 +9848,10 @@
         <w:rFonts w:hint="default"/>
       </w:rPr>
     </w:lvl>
-    <w:lvl w:ilvl="5">
+    <w:lvl w:ilvl="5" w:tentative="0">
       <w:start w:val="1"/>
       <w:numFmt w:val="decimal"/>
-      <w:pStyle w:val="Heading6"/>
+      <w:pStyle w:val="7"/>
       <w:lvlText w:val="%1.%2.%3.%4.%5.%6."/>
       <w:lvlJc w:val="left"/>
       <w:pPr>
@@ -9714,10 +9861,10 @@
         <w:rFonts w:hint="default"/>
       </w:rPr>
     </w:lvl>
-    <w:lvl w:ilvl="6">
+    <w:lvl w:ilvl="6" w:tentative="0">
       <w:start w:val="1"/>
       <w:numFmt w:val="decimal"/>
-      <w:pStyle w:val="Heading7"/>
+      <w:pStyle w:val="8"/>
       <w:lvlText w:val="%1.%2.%3.%4.%5.%6.%7."/>
       <w:lvlJc w:val="left"/>
       <w:pPr>
@@ -9727,10 +9874,10 @@
         <w:rFonts w:hint="default"/>
       </w:rPr>
     </w:lvl>
-    <w:lvl w:ilvl="7">
+    <w:lvl w:ilvl="7" w:tentative="0">
       <w:start w:val="1"/>
       <w:numFmt w:val="decimal"/>
-      <w:pStyle w:val="Heading8"/>
+      <w:pStyle w:val="9"/>
       <w:lvlText w:val="%1.%2.%3.%4.%5.%6.%7.%8."/>
       <w:lvlJc w:val="left"/>
       <w:pPr>
@@ -9740,10 +9887,10 @@
         <w:rFonts w:hint="default"/>
       </w:rPr>
     </w:lvl>
-    <w:lvl w:ilvl="8">
+    <w:lvl w:ilvl="8" w:tentative="0">
       <w:start w:val="1"/>
       <w:numFmt w:val="decimal"/>
-      <w:pStyle w:val="Heading9"/>
+      <w:pStyle w:val="10"/>
       <w:lvlText w:val="%1.%2.%3.%4.%5.%6.%7.%8.%9."/>
       <w:lvlJc w:val="left"/>
       <w:pPr>
@@ -9758,7 +9905,7 @@
     <w:nsid w:val="974FFEBD"/>
     <w:multiLevelType w:val="singleLevel"/>
     <w:tmpl w:val="974FFEBD"/>
-    <w:lvl w:ilvl="0">
+    <w:lvl w:ilvl="0" w:tentative="0">
       <w:start w:val="1"/>
       <w:numFmt w:val="decimal"/>
       <w:lvlText w:val="%1."/>
@@ -9775,7 +9922,7 @@
     <w:nsid w:val="97DC68B9"/>
     <w:multiLevelType w:val="singleLevel"/>
     <w:tmpl w:val="97DC68B9"/>
-    <w:lvl w:ilvl="0">
+    <w:lvl w:ilvl="0" w:tentative="0">
       <w:start w:val="1"/>
       <w:numFmt w:val="decimal"/>
       <w:lvlText w:val="%1."/>
@@ -9792,7 +9939,7 @@
     <w:nsid w:val="9926778C"/>
     <w:multiLevelType w:val="singleLevel"/>
     <w:tmpl w:val="9926778C"/>
-    <w:lvl w:ilvl="0">
+    <w:lvl w:ilvl="0" w:tentative="0">
       <w:start w:val="1"/>
       <w:numFmt w:val="decimal"/>
       <w:lvlText w:val="(%1)"/>
@@ -9812,7 +9959,7 @@
     <w:nsid w:val="A85DBB5B"/>
     <w:multiLevelType w:val="singleLevel"/>
     <w:tmpl w:val="A85DBB5B"/>
-    <w:lvl w:ilvl="0">
+    <w:lvl w:ilvl="0" w:tentative="0">
       <w:start w:val="1"/>
       <w:numFmt w:val="decimal"/>
       <w:lvlText w:val="(%1)"/>
@@ -9832,7 +9979,7 @@
     <w:nsid w:val="B9097B9C"/>
     <w:multiLevelType w:val="singleLevel"/>
     <w:tmpl w:val="B9097B9C"/>
-    <w:lvl w:ilvl="0">
+    <w:lvl w:ilvl="0" w:tentative="0">
       <w:start w:val="1"/>
       <w:numFmt w:val="decimal"/>
       <w:lvlText w:val="%1."/>
@@ -9849,7 +9996,7 @@
     <w:nsid w:val="BEB4A0E5"/>
     <w:multiLevelType w:val="singleLevel"/>
     <w:tmpl w:val="BEB4A0E5"/>
-    <w:lvl w:ilvl="0">
+    <w:lvl w:ilvl="0" w:tentative="0">
       <w:start w:val="1"/>
       <w:numFmt w:val="decimal"/>
       <w:lvlText w:val="%1."/>
@@ -9866,7 +10013,7 @@
     <w:nsid w:val="C16403AF"/>
     <w:multiLevelType w:val="singleLevel"/>
     <w:tmpl w:val="C16403AF"/>
-    <w:lvl w:ilvl="0">
+    <w:lvl w:ilvl="0" w:tentative="0">
       <w:start w:val="1"/>
       <w:numFmt w:val="decimal"/>
       <w:lvlText w:val="%1."/>
@@ -9883,7 +10030,7 @@
     <w:nsid w:val="D4C3B19B"/>
     <w:multiLevelType w:val="singleLevel"/>
     <w:tmpl w:val="D4C3B19B"/>
-    <w:lvl w:ilvl="0">
+    <w:lvl w:ilvl="0" w:tentative="0">
       <w:start w:val="1"/>
       <w:numFmt w:val="decimal"/>
       <w:lvlText w:val="%1."/>
@@ -9900,7 +10047,7 @@
     <w:nsid w:val="F9539CF3"/>
     <w:multiLevelType w:val="singleLevel"/>
     <w:tmpl w:val="F9539CF3"/>
-    <w:lvl w:ilvl="0">
+    <w:lvl w:ilvl="0" w:tentative="0">
       <w:start w:val="1"/>
       <w:numFmt w:val="decimal"/>
       <w:lvlText w:val="%1."/>
@@ -9917,7 +10064,7 @@
     <w:nsid w:val="0555980A"/>
     <w:multiLevelType w:val="singleLevel"/>
     <w:tmpl w:val="0555980A"/>
-    <w:lvl w:ilvl="0">
+    <w:lvl w:ilvl="0" w:tentative="0">
       <w:start w:val="1"/>
       <w:numFmt w:val="decimal"/>
       <w:lvlText w:val="%1."/>
@@ -9934,7 +10081,7 @@
     <w:nsid w:val="1320CEAB"/>
     <w:multiLevelType w:val="singleLevel"/>
     <w:tmpl w:val="1320CEAB"/>
-    <w:lvl w:ilvl="0">
+    <w:lvl w:ilvl="0" w:tentative="0">
       <w:start w:val="1"/>
       <w:numFmt w:val="decimal"/>
       <w:lvlText w:val="(%1)"/>
@@ -9954,7 +10101,7 @@
     <w:nsid w:val="15E60C92"/>
     <w:multiLevelType w:val="singleLevel"/>
     <w:tmpl w:val="15E60C92"/>
-    <w:lvl w:ilvl="0">
+    <w:lvl w:ilvl="0" w:tentative="0">
       <w:start w:val="1"/>
       <w:numFmt w:val="decimal"/>
       <w:lvlText w:val="%1."/>
@@ -9971,7 +10118,7 @@
     <w:nsid w:val="2279087F"/>
     <w:multiLevelType w:val="singleLevel"/>
     <w:tmpl w:val="2279087F"/>
-    <w:lvl w:ilvl="0">
+    <w:lvl w:ilvl="0" w:tentative="0">
       <w:start w:val="1"/>
       <w:numFmt w:val="decimal"/>
       <w:lvlText w:val="%1."/>
@@ -9988,7 +10135,7 @@
     <w:nsid w:val="2F74BDB7"/>
     <w:multiLevelType w:val="singleLevel"/>
     <w:tmpl w:val="2F74BDB7"/>
-    <w:lvl w:ilvl="0">
+    <w:lvl w:ilvl="0" w:tentative="0">
       <w:start w:val="1"/>
       <w:numFmt w:val="decimal"/>
       <w:lvlText w:val="%1."/>
@@ -10005,7 +10152,7 @@
     <w:nsid w:val="340D3D69"/>
     <w:multiLevelType w:val="singleLevel"/>
     <w:tmpl w:val="340D3D69"/>
-    <w:lvl w:ilvl="0">
+    <w:lvl w:ilvl="0" w:tentative="0">
       <w:start w:val="1"/>
       <w:numFmt w:val="decimal"/>
       <w:lvlText w:val="%1."/>
@@ -10022,7 +10169,7 @@
     <w:nsid w:val="342F38DA"/>
     <w:multiLevelType w:val="singleLevel"/>
     <w:tmpl w:val="342F38DA"/>
-    <w:lvl w:ilvl="0">
+    <w:lvl w:ilvl="0" w:tentative="0">
       <w:start w:val="1"/>
       <w:numFmt w:val="decimal"/>
       <w:lvlText w:val="%1."/>
@@ -10039,7 +10186,7 @@
     <w:nsid w:val="419469A5"/>
     <w:multiLevelType w:val="singleLevel"/>
     <w:tmpl w:val="419469A5"/>
-    <w:lvl w:ilvl="0">
+    <w:lvl w:ilvl="0" w:tentative="0">
       <w:start w:val="1"/>
       <w:numFmt w:val="decimal"/>
       <w:lvlText w:val="%1."/>
@@ -10056,7 +10203,7 @@
     <w:nsid w:val="45ED8A50"/>
     <w:multiLevelType w:val="singleLevel"/>
     <w:tmpl w:val="45ED8A50"/>
-    <w:lvl w:ilvl="0">
+    <w:lvl w:ilvl="0" w:tentative="0">
       <w:start w:val="1"/>
       <w:numFmt w:val="decimal"/>
       <w:lvlText w:val="%1."/>
@@ -10073,7 +10220,7 @@
     <w:nsid w:val="605162D3"/>
     <w:multiLevelType w:val="singleLevel"/>
     <w:tmpl w:val="605162D3"/>
-    <w:lvl w:ilvl="0">
+    <w:lvl w:ilvl="0" w:tentative="0">
       <w:start w:val="1"/>
       <w:numFmt w:val="decimal"/>
       <w:lvlText w:val="%1."/>
@@ -10090,7 +10237,7 @@
     <w:nsid w:val="618802BB"/>
     <w:multiLevelType w:val="singleLevel"/>
     <w:tmpl w:val="618802BB"/>
-    <w:lvl w:ilvl="0">
+    <w:lvl w:ilvl="0" w:tentative="0">
       <w:start w:val="1"/>
       <w:numFmt w:val="decimal"/>
       <w:lvlText w:val="(%1)"/>
@@ -10110,7 +10257,7 @@
     <w:nsid w:val="6290189D"/>
     <w:multiLevelType w:val="singleLevel"/>
     <w:tmpl w:val="6290189D"/>
-    <w:lvl w:ilvl="0">
+    <w:lvl w:ilvl="0" w:tentative="0">
       <w:start w:val="1"/>
       <w:numFmt w:val="decimal"/>
       <w:lvlText w:val="%1."/>
@@ -10127,7 +10274,7 @@
     <w:nsid w:val="67907892"/>
     <w:multiLevelType w:val="singleLevel"/>
     <w:tmpl w:val="67907892"/>
-    <w:lvl w:ilvl="0">
+    <w:lvl w:ilvl="0" w:tentative="0">
       <w:start w:val="1"/>
       <w:numFmt w:val="decimal"/>
       <w:lvlText w:val="%1."/>
@@ -10144,7 +10291,7 @@
     <w:nsid w:val="7011BF92"/>
     <w:multiLevelType w:val="singleLevel"/>
     <w:tmpl w:val="7011BF92"/>
-    <w:lvl w:ilvl="0">
+    <w:lvl w:ilvl="0" w:tentative="0">
       <w:start w:val="1"/>
       <w:numFmt w:val="decimal"/>
       <w:lvlText w:val="(%1)"/>
@@ -10164,7 +10311,7 @@
     <w:nsid w:val="766DA87D"/>
     <w:multiLevelType w:val="singleLevel"/>
     <w:tmpl w:val="766DA87D"/>
-    <w:lvl w:ilvl="0">
+    <w:lvl w:ilvl="0" w:tentative="0">
       <w:start w:val="1"/>
       <w:numFmt w:val="decimal"/>
       <w:lvlText w:val="%1."/>
@@ -10181,7 +10328,7 @@
     <w:nsid w:val="7BB4DEA1"/>
     <w:multiLevelType w:val="singleLevel"/>
     <w:tmpl w:val="7BB4DEA1"/>
-    <w:lvl w:ilvl="0">
+    <w:lvl w:ilvl="0" w:tentative="0">
       <w:start w:val="1"/>
       <w:numFmt w:val="decimal"/>
       <w:lvlText w:val="%1."/>
@@ -10282,267 +10429,269 @@
 </file>
 
 <file path=word/styles.xml><?xml version="1.0" encoding="utf-8"?>
-<w:styles xmlns:mc="http://schemas.openxmlformats.org/markup-compatibility/2006" xmlns:r="http://schemas.openxmlformats.org/officeDocument/2006/relationships" xmlns:w="http://schemas.openxmlformats.org/wordprocessingml/2006/main" xmlns:w14="http://schemas.microsoft.com/office/word/2010/wordml" xmlns:w15="http://schemas.microsoft.com/office/word/2012/wordml" mc:Ignorable="w14 w15">
+<w:styles xmlns:mc="http://schemas.openxmlformats.org/markup-compatibility/2006" xmlns:o="urn:schemas-microsoft-com:office:office" xmlns:r="http://schemas.openxmlformats.org/officeDocument/2006/relationships" xmlns:m="http://schemas.openxmlformats.org/officeDocument/2006/math" xmlns:v="urn:schemas-microsoft-com:vml" xmlns:w="http://schemas.openxmlformats.org/wordprocessingml/2006/main" xmlns:w14="http://schemas.microsoft.com/office/word/2010/wordml" xmlns:w10="urn:schemas-microsoft-com:office:word" xmlns:sl="http://schemas.openxmlformats.org/schemaLibrary/2006/main" xmlns:wpsCustomData="http://www.wps.cn/officeDocument/2013/wpsCustomData" mc:Ignorable="w14">
   <w:docDefaults>
     <w:rPrDefault>
       <w:rPr>
-        <w:rFonts w:ascii="Times New Roman" w:eastAsia="宋体" w:hAnsi="Times New Roman" w:cs="Times New Roman"/>
+        <w:rFonts w:ascii="Times New Roman" w:hAnsi="Times New Roman" w:eastAsia="宋体" w:cs="Times New Roman"/>
       </w:rPr>
     </w:rPrDefault>
     <w:pPrDefault/>
   </w:docDefaults>
-  <w:latentStyles w:defLockedState="0" w:defUIPriority="99" w:defSemiHidden="1" w:defUnhideWhenUsed="1" w:defQFormat="0" w:count="260">
-    <w:lsdException w:name="Normal" w:semiHidden="0" w:uiPriority="0" w:unhideWhenUsed="0" w:qFormat="1"/>
-    <w:lsdException w:name="heading 1" w:semiHidden="0" w:uiPriority="0" w:unhideWhenUsed="0" w:qFormat="1"/>
-    <w:lsdException w:name="heading 2" w:semiHidden="0" w:uiPriority="0" w:qFormat="1"/>
-    <w:lsdException w:name="heading 3" w:uiPriority="0" w:qFormat="1"/>
-    <w:lsdException w:name="heading 4" w:semiHidden="0" w:uiPriority="0" w:qFormat="1"/>
-    <w:lsdException w:name="heading 5" w:uiPriority="0" w:qFormat="1"/>
-    <w:lsdException w:name="heading 6" w:uiPriority="0" w:qFormat="1"/>
-    <w:lsdException w:name="heading 7" w:uiPriority="0" w:qFormat="1"/>
-    <w:lsdException w:name="heading 8" w:uiPriority="0" w:qFormat="1"/>
-    <w:lsdException w:name="heading 9" w:uiPriority="0" w:qFormat="1"/>
-    <w:lsdException w:name="index 1" w:semiHidden="0" w:uiPriority="0" w:unhideWhenUsed="0"/>
-    <w:lsdException w:name="index 2" w:semiHidden="0" w:uiPriority="0" w:unhideWhenUsed="0"/>
-    <w:lsdException w:name="index 3" w:semiHidden="0" w:uiPriority="0" w:unhideWhenUsed="0"/>
-    <w:lsdException w:name="index 4" w:semiHidden="0" w:uiPriority="0" w:unhideWhenUsed="0"/>
-    <w:lsdException w:name="index 5" w:semiHidden="0" w:uiPriority="0" w:unhideWhenUsed="0"/>
-    <w:lsdException w:name="index 6" w:semiHidden="0" w:uiPriority="0" w:unhideWhenUsed="0"/>
-    <w:lsdException w:name="index 7" w:semiHidden="0" w:uiPriority="0" w:unhideWhenUsed="0"/>
-    <w:lsdException w:name="index 8" w:semiHidden="0" w:uiPriority="0" w:unhideWhenUsed="0"/>
-    <w:lsdException w:name="index 9" w:semiHidden="0" w:uiPriority="0" w:unhideWhenUsed="0"/>
-    <w:lsdException w:name="toc 1" w:semiHidden="0" w:uiPriority="0" w:unhideWhenUsed="0" w:qFormat="1"/>
-    <w:lsdException w:name="toc 2" w:semiHidden="0" w:uiPriority="0" w:unhideWhenUsed="0" w:qFormat="1"/>
-    <w:lsdException w:name="toc 3" w:semiHidden="0" w:uiPriority="0" w:unhideWhenUsed="0" w:qFormat="1"/>
-    <w:lsdException w:name="toc 4" w:semiHidden="0" w:uiPriority="0" w:unhideWhenUsed="0"/>
-    <w:lsdException w:name="toc 5" w:semiHidden="0" w:uiPriority="0" w:unhideWhenUsed="0"/>
-    <w:lsdException w:name="toc 6" w:semiHidden="0" w:uiPriority="0" w:unhideWhenUsed="0"/>
-    <w:lsdException w:name="toc 7" w:semiHidden="0" w:uiPriority="0" w:unhideWhenUsed="0"/>
-    <w:lsdException w:name="toc 8" w:semiHidden="0" w:uiPriority="0" w:unhideWhenUsed="0"/>
-    <w:lsdException w:name="toc 9" w:semiHidden="0" w:uiPriority="0" w:unhideWhenUsed="0"/>
-    <w:lsdException w:name="Normal Indent" w:semiHidden="0" w:uiPriority="0" w:unhideWhenUsed="0"/>
-    <w:lsdException w:name="footnote text" w:semiHidden="0" w:uiPriority="0" w:unhideWhenUsed="0"/>
-    <w:lsdException w:name="annotation text" w:semiHidden="0" w:uiPriority="0" w:unhideWhenUsed="0" w:qFormat="1"/>
-    <w:lsdException w:name="header" w:semiHidden="0" w:uiPriority="0" w:unhideWhenUsed="0" w:qFormat="1"/>
-    <w:lsdException w:name="footer" w:semiHidden="0" w:uiPriority="0" w:unhideWhenUsed="0" w:qFormat="1"/>
-    <w:lsdException w:name="index heading" w:semiHidden="0" w:uiPriority="0" w:unhideWhenUsed="0"/>
-    <w:lsdException w:name="caption" w:uiPriority="0" w:qFormat="1"/>
-    <w:lsdException w:name="table of figures" w:semiHidden="0" w:uiPriority="0" w:unhideWhenUsed="0"/>
-    <w:lsdException w:name="envelope address" w:semiHidden="0" w:uiPriority="0" w:unhideWhenUsed="0"/>
-    <w:lsdException w:name="envelope return" w:semiHidden="0" w:uiPriority="0" w:unhideWhenUsed="0"/>
-    <w:lsdException w:name="footnote reference" w:semiHidden="0" w:uiPriority="0" w:unhideWhenUsed="0"/>
-    <w:lsdException w:name="annotation reference" w:semiHidden="0" w:uiPriority="0" w:unhideWhenUsed="0"/>
-    <w:lsdException w:name="line number" w:semiHidden="0" w:uiPriority="0" w:unhideWhenUsed="0"/>
-    <w:lsdException w:name="page number" w:semiHidden="0" w:uiPriority="0" w:unhideWhenUsed="0"/>
-    <w:lsdException w:name="endnote reference" w:semiHidden="0" w:uiPriority="0" w:unhideWhenUsed="0"/>
-    <w:lsdException w:name="endnote text" w:semiHidden="0" w:uiPriority="0" w:unhideWhenUsed="0"/>
-    <w:lsdException w:name="table of authorities" w:semiHidden="0" w:uiPriority="0" w:unhideWhenUsed="0"/>
-    <w:lsdException w:name="macro" w:semiHidden="0" w:uiPriority="0" w:unhideWhenUsed="0"/>
-    <w:lsdException w:name="toa heading" w:semiHidden="0" w:uiPriority="0" w:unhideWhenUsed="0"/>
-    <w:lsdException w:name="List" w:semiHidden="0" w:uiPriority="0" w:unhideWhenUsed="0"/>
-    <w:lsdException w:name="List Bullet" w:semiHidden="0" w:uiPriority="0" w:unhideWhenUsed="0"/>
-    <w:lsdException w:name="List Number" w:semiHidden="0" w:uiPriority="0" w:unhideWhenUsed="0"/>
-    <w:lsdException w:name="List 2" w:semiHidden="0" w:uiPriority="0" w:unhideWhenUsed="0"/>
-    <w:lsdException w:name="List 3" w:semiHidden="0" w:uiPriority="0" w:unhideWhenUsed="0"/>
-    <w:lsdException w:name="List 4" w:semiHidden="0" w:uiPriority="0" w:unhideWhenUsed="0"/>
-    <w:lsdException w:name="List 5" w:semiHidden="0" w:uiPriority="0" w:unhideWhenUsed="0"/>
-    <w:lsdException w:name="List Bullet 2" w:semiHidden="0" w:uiPriority="0" w:unhideWhenUsed="0"/>
-    <w:lsdException w:name="List Bullet 3" w:semiHidden="0" w:uiPriority="0" w:unhideWhenUsed="0"/>
-    <w:lsdException w:name="List Bullet 4" w:semiHidden="0" w:uiPriority="0" w:unhideWhenUsed="0"/>
-    <w:lsdException w:name="List Bullet 5" w:semiHidden="0" w:uiPriority="0" w:unhideWhenUsed="0"/>
-    <w:lsdException w:name="List Number 2" w:semiHidden="0" w:uiPriority="0" w:unhideWhenUsed="0"/>
-    <w:lsdException w:name="List Number 3" w:semiHidden="0" w:uiPriority="0" w:unhideWhenUsed="0"/>
-    <w:lsdException w:name="List Number 4" w:semiHidden="0" w:uiPriority="0" w:unhideWhenUsed="0"/>
-    <w:lsdException w:name="List Number 5" w:semiHidden="0" w:uiPriority="0" w:unhideWhenUsed="0"/>
-    <w:lsdException w:name="Title" w:semiHidden="0" w:uiPriority="0" w:unhideWhenUsed="0" w:qFormat="1"/>
-    <w:lsdException w:name="Closing" w:semiHidden="0" w:uiPriority="0" w:unhideWhenUsed="0"/>
-    <w:lsdException w:name="Signature" w:semiHidden="0" w:uiPriority="0" w:unhideWhenUsed="0"/>
-    <w:lsdException w:name="Default Paragraph Font" w:uiPriority="0" w:unhideWhenUsed="0" w:qFormat="1"/>
-    <w:lsdException w:name="Body Text" w:uiPriority="0" w:unhideWhenUsed="0" w:qFormat="1"/>
-    <w:lsdException w:name="Body Text Indent" w:semiHidden="0" w:uiPriority="0" w:unhideWhenUsed="0"/>
-    <w:lsdException w:name="List Continue" w:semiHidden="0" w:uiPriority="0" w:unhideWhenUsed="0"/>
-    <w:lsdException w:name="List Continue 2" w:semiHidden="0" w:uiPriority="0" w:unhideWhenUsed="0"/>
-    <w:lsdException w:name="List Continue 3" w:semiHidden="0" w:uiPriority="0" w:unhideWhenUsed="0"/>
-    <w:lsdException w:name="List Continue 4" w:semiHidden="0" w:uiPriority="0" w:unhideWhenUsed="0"/>
-    <w:lsdException w:name="List Continue 5" w:semiHidden="0" w:uiPriority="0" w:unhideWhenUsed="0"/>
-    <w:lsdException w:name="Message Header" w:semiHidden="0" w:uiPriority="0" w:unhideWhenUsed="0"/>
-    <w:lsdException w:name="Subtitle" w:semiHidden="0" w:uiPriority="0" w:unhideWhenUsed="0" w:qFormat="1"/>
-    <w:lsdException w:name="Salutation" w:semiHidden="0" w:uiPriority="0" w:unhideWhenUsed="0"/>
-    <w:lsdException w:name="Date" w:semiHidden="0" w:uiPriority="0" w:unhideWhenUsed="0"/>
-    <w:lsdException w:name="Body Text First Indent" w:semiHidden="0" w:uiPriority="0" w:unhideWhenUsed="0"/>
-    <w:lsdException w:name="Body Text First Indent 2" w:semiHidden="0" w:uiPriority="0" w:unhideWhenUsed="0"/>
-    <w:lsdException w:name="Body Text 2" w:semiHidden="0" w:uiPriority="0" w:unhideWhenUsed="0"/>
-    <w:lsdException w:name="Body Text 3" w:semiHidden="0" w:uiPriority="0" w:unhideWhenUsed="0"/>
-    <w:lsdException w:name="Body Text Indent 2" w:semiHidden="0" w:uiPriority="0" w:unhideWhenUsed="0"/>
-    <w:lsdException w:name="Body Text Indent 3" w:semiHidden="0" w:uiPriority="0" w:unhideWhenUsed="0"/>
-    <w:lsdException w:name="Block Text" w:semiHidden="0" w:uiPriority="0" w:unhideWhenUsed="0"/>
-    <w:lsdException w:name="Hyperlink" w:semiHidden="0" w:uiPriority="0" w:unhideWhenUsed="0"/>
-    <w:lsdException w:name="FollowedHyperlink" w:semiHidden="0" w:uiPriority="0" w:unhideWhenUsed="0"/>
-    <w:lsdException w:name="Strong" w:semiHidden="0" w:uiPriority="0" w:unhideWhenUsed="0" w:qFormat="1"/>
-    <w:lsdException w:name="Emphasis" w:semiHidden="0" w:uiPriority="0" w:unhideWhenUsed="0" w:qFormat="1"/>
-    <w:lsdException w:name="Document Map" w:semiHidden="0" w:uiPriority="0" w:unhideWhenUsed="0"/>
-    <w:lsdException w:name="Plain Text" w:semiHidden="0" w:uiPriority="0" w:unhideWhenUsed="0"/>
-    <w:lsdException w:name="E-mail Signature" w:semiHidden="0" w:uiPriority="0" w:unhideWhenUsed="0"/>
-    <w:lsdException w:name="Normal (Web)" w:semiHidden="0" w:uiPriority="0" w:unhideWhenUsed="0" w:qFormat="1"/>
-    <w:lsdException w:name="HTML Acronym" w:semiHidden="0" w:uiPriority="0" w:unhideWhenUsed="0"/>
-    <w:lsdException w:name="HTML Address" w:semiHidden="0" w:uiPriority="0" w:unhideWhenUsed="0"/>
-    <w:lsdException w:name="HTML Cite" w:semiHidden="0" w:uiPriority="0" w:unhideWhenUsed="0"/>
-    <w:lsdException w:name="HTML Code" w:semiHidden="0" w:uiPriority="0" w:unhideWhenUsed="0" w:qFormat="1"/>
-    <w:lsdException w:name="HTML Definition" w:semiHidden="0" w:uiPriority="0" w:unhideWhenUsed="0"/>
-    <w:lsdException w:name="HTML Keyboard" w:semiHidden="0" w:uiPriority="0" w:unhideWhenUsed="0"/>
-    <w:lsdException w:name="HTML Preformatted" w:semiHidden="0" w:uiPriority="0" w:unhideWhenUsed="0"/>
-    <w:lsdException w:name="HTML Sample" w:semiHidden="0" w:uiPriority="0" w:unhideWhenUsed="0"/>
-    <w:lsdException w:name="HTML Typewriter" w:semiHidden="0" w:uiPriority="0" w:unhideWhenUsed="0"/>
-    <w:lsdException w:name="HTML Variable" w:semiHidden="0" w:uiPriority="0" w:unhideWhenUsed="0"/>
-    <w:lsdException w:name="Normal Table" w:uiPriority="0" w:unhideWhenUsed="0" w:qFormat="1"/>
-    <w:lsdException w:name="annotation subject" w:semiHidden="0" w:uiPriority="0" w:unhideWhenUsed="0"/>
-    <w:lsdException w:name="Table Simple 1" w:semiHidden="0" w:uiPriority="0" w:unhideWhenUsed="0"/>
-    <w:lsdException w:name="Table Simple 2" w:semiHidden="0" w:uiPriority="0" w:unhideWhenUsed="0"/>
-    <w:lsdException w:name="Table Simple 3" w:semiHidden="0" w:uiPriority="0" w:unhideWhenUsed="0"/>
-    <w:lsdException w:name="Table Classic 1" w:semiHidden="0" w:uiPriority="0" w:unhideWhenUsed="0"/>
-    <w:lsdException w:name="Table Classic 2" w:semiHidden="0" w:uiPriority="0" w:unhideWhenUsed="0"/>
-    <w:lsdException w:name="Table Classic 3" w:semiHidden="0" w:uiPriority="0" w:unhideWhenUsed="0"/>
-    <w:lsdException w:name="Table Classic 4" w:semiHidden="0" w:uiPriority="0" w:unhideWhenUsed="0"/>
-    <w:lsdException w:name="Table Colorful 1" w:semiHidden="0" w:uiPriority="0" w:unhideWhenUsed="0"/>
-    <w:lsdException w:name="Table Colorful 2" w:semiHidden="0" w:uiPriority="0" w:unhideWhenUsed="0"/>
-    <w:lsdException w:name="Table Colorful 3" w:semiHidden="0" w:uiPriority="0" w:unhideWhenUsed="0"/>
-    <w:lsdException w:name="Table Columns 1" w:semiHidden="0" w:uiPriority="0" w:unhideWhenUsed="0"/>
-    <w:lsdException w:name="Table Columns 2" w:semiHidden="0" w:uiPriority="0" w:unhideWhenUsed="0"/>
-    <w:lsdException w:name="Table Columns 3" w:semiHidden="0" w:uiPriority="0" w:unhideWhenUsed="0"/>
-    <w:lsdException w:name="Table Columns 4" w:semiHidden="0" w:uiPriority="0" w:unhideWhenUsed="0"/>
-    <w:lsdException w:name="Table Columns 5" w:semiHidden="0" w:uiPriority="0" w:unhideWhenUsed="0"/>
-    <w:lsdException w:name="Table Grid 1" w:semiHidden="0" w:uiPriority="0" w:unhideWhenUsed="0"/>
-    <w:lsdException w:name="Table Grid 2" w:semiHidden="0" w:uiPriority="0" w:unhideWhenUsed="0"/>
-    <w:lsdException w:name="Table Grid 3" w:semiHidden="0" w:uiPriority="0" w:unhideWhenUsed="0"/>
-    <w:lsdException w:name="Table Grid 4" w:semiHidden="0" w:uiPriority="0" w:unhideWhenUsed="0"/>
-    <w:lsdException w:name="Table Grid 5" w:semiHidden="0" w:uiPriority="0" w:unhideWhenUsed="0"/>
-    <w:lsdException w:name="Table Grid 6" w:semiHidden="0" w:uiPriority="0" w:unhideWhenUsed="0"/>
-    <w:lsdException w:name="Table Grid 7" w:semiHidden="0" w:uiPriority="0" w:unhideWhenUsed="0"/>
-    <w:lsdException w:name="Table Grid 8" w:semiHidden="0" w:uiPriority="0" w:unhideWhenUsed="0"/>
-    <w:lsdException w:name="Table List 1" w:semiHidden="0" w:uiPriority="0" w:unhideWhenUsed="0"/>
-    <w:lsdException w:name="Table List 2" w:semiHidden="0" w:uiPriority="0" w:unhideWhenUsed="0"/>
-    <w:lsdException w:name="Table List 3" w:semiHidden="0" w:uiPriority="0" w:unhideWhenUsed="0"/>
-    <w:lsdException w:name="Table List 4" w:semiHidden="0" w:uiPriority="0" w:unhideWhenUsed="0"/>
-    <w:lsdException w:name="Table List 5" w:semiHidden="0" w:uiPriority="0" w:unhideWhenUsed="0"/>
-    <w:lsdException w:name="Table List 6" w:semiHidden="0" w:uiPriority="0" w:unhideWhenUsed="0"/>
-    <w:lsdException w:name="Table List 7" w:semiHidden="0" w:uiPriority="0" w:unhideWhenUsed="0"/>
-    <w:lsdException w:name="Table List 8" w:semiHidden="0" w:uiPriority="0" w:unhideWhenUsed="0"/>
-    <w:lsdException w:name="Table 3D effects 1" w:semiHidden="0" w:uiPriority="0" w:unhideWhenUsed="0"/>
-    <w:lsdException w:name="Table 3D effects 2" w:semiHidden="0" w:uiPriority="0" w:unhideWhenUsed="0"/>
-    <w:lsdException w:name="Table 3D effects 3" w:semiHidden="0" w:uiPriority="0" w:unhideWhenUsed="0"/>
-    <w:lsdException w:name="Table Contemporary" w:semiHidden="0" w:uiPriority="0" w:unhideWhenUsed="0"/>
-    <w:lsdException w:name="Table Elegant" w:semiHidden="0" w:uiPriority="0" w:unhideWhenUsed="0"/>
-    <w:lsdException w:name="Table Professional" w:semiHidden="0" w:uiPriority="0" w:unhideWhenUsed="0"/>
-    <w:lsdException w:name="Table Subtle 1" w:semiHidden="0" w:uiPriority="0" w:unhideWhenUsed="0"/>
-    <w:lsdException w:name="Table Subtle 2" w:semiHidden="0" w:uiPriority="0" w:unhideWhenUsed="0"/>
-    <w:lsdException w:name="Table Web 1" w:semiHidden="0" w:uiPriority="0" w:unhideWhenUsed="0"/>
-    <w:lsdException w:name="Table Web 2" w:semiHidden="0" w:uiPriority="0" w:unhideWhenUsed="0"/>
-    <w:lsdException w:name="Table Web 3" w:semiHidden="0" w:uiPriority="0" w:unhideWhenUsed="0"/>
-    <w:lsdException w:name="Balloon Text" w:semiHidden="0" w:uiPriority="0" w:unhideWhenUsed="0"/>
-    <w:lsdException w:name="Table Grid" w:semiHidden="0" w:uiPriority="0" w:unhideWhenUsed="0" w:qFormat="1"/>
-    <w:lsdException w:name="Table Theme" w:semiHidden="0" w:uiPriority="0" w:unhideWhenUsed="0"/>
-    <w:lsdException w:name="Light Shading" w:semiHidden="0" w:uiPriority="60" w:unhideWhenUsed="0"/>
-    <w:lsdException w:name="Light List" w:semiHidden="0" w:uiPriority="61" w:unhideWhenUsed="0"/>
-    <w:lsdException w:name="Light Grid" w:semiHidden="0" w:uiPriority="62" w:unhideWhenUsed="0"/>
-    <w:lsdException w:name="Medium Shading 1" w:semiHidden="0" w:uiPriority="63" w:unhideWhenUsed="0"/>
-    <w:lsdException w:name="Medium Shading 2" w:semiHidden="0" w:uiPriority="64" w:unhideWhenUsed="0"/>
-    <w:lsdException w:name="Medium List 1" w:semiHidden="0" w:uiPriority="65" w:unhideWhenUsed="0"/>
-    <w:lsdException w:name="Medium List 2" w:semiHidden="0" w:uiPriority="66" w:unhideWhenUsed="0"/>
-    <w:lsdException w:name="Medium Grid 1" w:semiHidden="0" w:uiPriority="67" w:unhideWhenUsed="0"/>
-    <w:lsdException w:name="Medium Grid 2" w:semiHidden="0" w:uiPriority="68" w:unhideWhenUsed="0"/>
-    <w:lsdException w:name="Medium Grid 3" w:semiHidden="0" w:uiPriority="69" w:unhideWhenUsed="0"/>
-    <w:lsdException w:name="Dark List" w:semiHidden="0" w:uiPriority="70" w:unhideWhenUsed="0"/>
-    <w:lsdException w:name="Colorful Shading" w:semiHidden="0" w:uiPriority="71" w:unhideWhenUsed="0"/>
-    <w:lsdException w:name="Colorful List" w:semiHidden="0" w:uiPriority="72" w:unhideWhenUsed="0"/>
-    <w:lsdException w:name="Colorful Grid" w:semiHidden="0" w:uiPriority="73" w:unhideWhenUsed="0"/>
-    <w:lsdException w:name="Light Shading Accent 1" w:semiHidden="0" w:uiPriority="60" w:unhideWhenUsed="0"/>
-    <w:lsdException w:name="Light List Accent 1" w:semiHidden="0" w:uiPriority="61" w:unhideWhenUsed="0"/>
-    <w:lsdException w:name="Light Grid Accent 1" w:semiHidden="0" w:uiPriority="62" w:unhideWhenUsed="0"/>
-    <w:lsdException w:name="Medium Shading 1 Accent 1" w:semiHidden="0" w:uiPriority="63" w:unhideWhenUsed="0"/>
-    <w:lsdException w:name="Medium Shading 2 Accent 1" w:semiHidden="0" w:uiPriority="64" w:unhideWhenUsed="0"/>
-    <w:lsdException w:name="Medium List 1 Accent 1" w:semiHidden="0" w:uiPriority="65" w:unhideWhenUsed="0"/>
-    <w:lsdException w:name="Medium List 2 Accent 1" w:semiHidden="0" w:uiPriority="66" w:unhideWhenUsed="0"/>
-    <w:lsdException w:name="Medium Grid 1 Accent 1" w:semiHidden="0" w:uiPriority="67" w:unhideWhenUsed="0"/>
-    <w:lsdException w:name="Medium Grid 2 Accent 1" w:semiHidden="0" w:uiPriority="68" w:unhideWhenUsed="0"/>
-    <w:lsdException w:name="Medium Grid 3 Accent 1" w:semiHidden="0" w:uiPriority="69" w:unhideWhenUsed="0"/>
-    <w:lsdException w:name="Dark List Accent 1" w:semiHidden="0" w:uiPriority="70" w:unhideWhenUsed="0"/>
-    <w:lsdException w:name="Colorful Shading Accent 1" w:semiHidden="0" w:uiPriority="71" w:unhideWhenUsed="0"/>
-    <w:lsdException w:name="Colorful List Accent 1" w:semiHidden="0" w:uiPriority="72" w:unhideWhenUsed="0"/>
-    <w:lsdException w:name="Colorful Grid Accent 1" w:semiHidden="0" w:uiPriority="73" w:unhideWhenUsed="0"/>
-    <w:lsdException w:name="Light Shading Accent 2" w:semiHidden="0" w:uiPriority="60" w:unhideWhenUsed="0"/>
-    <w:lsdException w:name="Light List Accent 2" w:semiHidden="0" w:uiPriority="61" w:unhideWhenUsed="0"/>
-    <w:lsdException w:name="Light Grid Accent 2" w:semiHidden="0" w:uiPriority="62" w:unhideWhenUsed="0"/>
-    <w:lsdException w:name="Medium Shading 1 Accent 2" w:semiHidden="0" w:uiPriority="63" w:unhideWhenUsed="0"/>
-    <w:lsdException w:name="Medium Shading 2 Accent 2" w:semiHidden="0" w:uiPriority="64" w:unhideWhenUsed="0"/>
-    <w:lsdException w:name="Medium List 1 Accent 2" w:semiHidden="0" w:uiPriority="65" w:unhideWhenUsed="0"/>
-    <w:lsdException w:name="Medium List 2 Accent 2" w:semiHidden="0" w:uiPriority="66" w:unhideWhenUsed="0"/>
-    <w:lsdException w:name="Medium Grid 1 Accent 2" w:semiHidden="0" w:uiPriority="67" w:unhideWhenUsed="0"/>
-    <w:lsdException w:name="Medium Grid 2 Accent 2" w:semiHidden="0" w:uiPriority="68" w:unhideWhenUsed="0"/>
-    <w:lsdException w:name="Medium Grid 3 Accent 2" w:semiHidden="0" w:uiPriority="69" w:unhideWhenUsed="0"/>
-    <w:lsdException w:name="Dark List Accent 2" w:semiHidden="0" w:uiPriority="70" w:unhideWhenUsed="0"/>
-    <w:lsdException w:name="Colorful Shading Accent 2" w:semiHidden="0" w:uiPriority="71" w:unhideWhenUsed="0"/>
-    <w:lsdException w:name="Colorful List Accent 2" w:semiHidden="0" w:uiPriority="72" w:unhideWhenUsed="0"/>
-    <w:lsdException w:name="Colorful Grid Accent 2" w:semiHidden="0" w:uiPriority="73" w:unhideWhenUsed="0"/>
-    <w:lsdException w:name="Light Shading Accent 3" w:semiHidden="0" w:uiPriority="60" w:unhideWhenUsed="0"/>
-    <w:lsdException w:name="Light List Accent 3" w:semiHidden="0" w:uiPriority="61" w:unhideWhenUsed="0"/>
-    <w:lsdException w:name="Light Grid Accent 3" w:semiHidden="0" w:uiPriority="62" w:unhideWhenUsed="0"/>
-    <w:lsdException w:name="Medium Shading 1 Accent 3" w:semiHidden="0" w:uiPriority="63" w:unhideWhenUsed="0"/>
-    <w:lsdException w:name="Medium Shading 2 Accent 3" w:semiHidden="0" w:uiPriority="64" w:unhideWhenUsed="0"/>
-    <w:lsdException w:name="Medium List 1 Accent 3" w:semiHidden="0" w:uiPriority="65" w:unhideWhenUsed="0"/>
-    <w:lsdException w:name="Medium List 2 Accent 3" w:semiHidden="0" w:uiPriority="66" w:unhideWhenUsed="0"/>
-    <w:lsdException w:name="Medium Grid 1 Accent 3" w:semiHidden="0" w:uiPriority="67" w:unhideWhenUsed="0"/>
-    <w:lsdException w:name="Medium Grid 2 Accent 3" w:semiHidden="0" w:uiPriority="68" w:unhideWhenUsed="0"/>
-    <w:lsdException w:name="Medium Grid 3 Accent 3" w:semiHidden="0" w:uiPriority="69" w:unhideWhenUsed="0"/>
-    <w:lsdException w:name="Dark List Accent 3" w:semiHidden="0" w:uiPriority="70" w:unhideWhenUsed="0"/>
-    <w:lsdException w:name="Colorful Shading Accent 3" w:semiHidden="0" w:uiPriority="71" w:unhideWhenUsed="0"/>
-    <w:lsdException w:name="Colorful List Accent 3" w:semiHidden="0" w:uiPriority="72" w:unhideWhenUsed="0"/>
-    <w:lsdException w:name="Colorful Grid Accent 3" w:semiHidden="0" w:uiPriority="73" w:unhideWhenUsed="0"/>
-    <w:lsdException w:name="Light Shading Accent 4" w:semiHidden="0" w:uiPriority="60" w:unhideWhenUsed="0"/>
-    <w:lsdException w:name="Light List Accent 4" w:semiHidden="0" w:uiPriority="61" w:unhideWhenUsed="0"/>
-    <w:lsdException w:name="Light Grid Accent 4" w:semiHidden="0" w:uiPriority="62" w:unhideWhenUsed="0"/>
-    <w:lsdException w:name="Medium Shading 1 Accent 4" w:semiHidden="0" w:uiPriority="63" w:unhideWhenUsed="0"/>
-    <w:lsdException w:name="Medium Shading 2 Accent 4" w:semiHidden="0" w:uiPriority="64" w:unhideWhenUsed="0"/>
-    <w:lsdException w:name="Medium List 1 Accent 4" w:semiHidden="0" w:uiPriority="65" w:unhideWhenUsed="0"/>
-    <w:lsdException w:name="Medium List 2 Accent 4" w:semiHidden="0" w:uiPriority="66" w:unhideWhenUsed="0"/>
-    <w:lsdException w:name="Medium Grid 1 Accent 4" w:semiHidden="0" w:uiPriority="67" w:unhideWhenUsed="0"/>
-    <w:lsdException w:name="Medium Grid 2 Accent 4" w:semiHidden="0" w:uiPriority="68" w:unhideWhenUsed="0"/>
-    <w:lsdException w:name="Medium Grid 3 Accent 4" w:semiHidden="0" w:uiPriority="69" w:unhideWhenUsed="0"/>
-    <w:lsdException w:name="Dark List Accent 4" w:semiHidden="0" w:uiPriority="70" w:unhideWhenUsed="0"/>
-    <w:lsdException w:name="Colorful Shading Accent 4" w:semiHidden="0" w:uiPriority="71" w:unhideWhenUsed="0"/>
-    <w:lsdException w:name="Colorful List Accent 4" w:semiHidden="0" w:uiPriority="72" w:unhideWhenUsed="0"/>
-    <w:lsdException w:name="Colorful Grid Accent 4" w:semiHidden="0" w:uiPriority="73" w:unhideWhenUsed="0"/>
-    <w:lsdException w:name="Light Shading Accent 5" w:semiHidden="0" w:uiPriority="60" w:unhideWhenUsed="0"/>
-    <w:lsdException w:name="Light List Accent 5" w:semiHidden="0" w:uiPriority="61" w:unhideWhenUsed="0"/>
-    <w:lsdException w:name="Light Grid Accent 5" w:semiHidden="0" w:uiPriority="62" w:unhideWhenUsed="0"/>
-    <w:lsdException w:name="Medium Shading 1 Accent 5" w:semiHidden="0" w:uiPriority="63" w:unhideWhenUsed="0"/>
-    <w:lsdException w:name="Medium Shading 2 Accent 5" w:semiHidden="0" w:uiPriority="64" w:unhideWhenUsed="0"/>
-    <w:lsdException w:name="Medium List 1 Accent 5" w:semiHidden="0" w:uiPriority="65" w:unhideWhenUsed="0"/>
-    <w:lsdException w:name="Medium List 2 Accent 5" w:semiHidden="0" w:uiPriority="66" w:unhideWhenUsed="0"/>
-    <w:lsdException w:name="Medium Grid 1 Accent 5" w:semiHidden="0" w:uiPriority="67" w:unhideWhenUsed="0"/>
-    <w:lsdException w:name="Medium Grid 2 Accent 5" w:semiHidden="0" w:uiPriority="68" w:unhideWhenUsed="0"/>
-    <w:lsdException w:name="Medium Grid 3 Accent 5" w:semiHidden="0" w:uiPriority="69" w:unhideWhenUsed="0"/>
-    <w:lsdException w:name="Dark List Accent 5" w:semiHidden="0" w:uiPriority="70" w:unhideWhenUsed="0"/>
-    <w:lsdException w:name="Colorful Shading Accent 5" w:semiHidden="0" w:uiPriority="71" w:unhideWhenUsed="0"/>
-    <w:lsdException w:name="Colorful List Accent 5" w:semiHidden="0" w:uiPriority="72" w:unhideWhenUsed="0"/>
-    <w:lsdException w:name="Colorful Grid Accent 5" w:semiHidden="0" w:uiPriority="73" w:unhideWhenUsed="0"/>
-    <w:lsdException w:name="Light Shading Accent 6" w:semiHidden="0" w:uiPriority="60" w:unhideWhenUsed="0"/>
-    <w:lsdException w:name="Light List Accent 6" w:semiHidden="0" w:uiPriority="61" w:unhideWhenUsed="0"/>
-    <w:lsdException w:name="Light Grid Accent 6" w:semiHidden="0" w:uiPriority="62" w:unhideWhenUsed="0"/>
-    <w:lsdException w:name="Medium Shading 1 Accent 6" w:semiHidden="0" w:uiPriority="63" w:unhideWhenUsed="0"/>
-    <w:lsdException w:name="Medium Shading 2 Accent 6" w:semiHidden="0" w:uiPriority="64" w:unhideWhenUsed="0"/>
-    <w:lsdException w:name="Medium List 1 Accent 6" w:semiHidden="0" w:uiPriority="65" w:unhideWhenUsed="0"/>
-    <w:lsdException w:name="Medium List 2 Accent 6" w:semiHidden="0" w:uiPriority="66" w:unhideWhenUsed="0"/>
-    <w:lsdException w:name="Medium Grid 1 Accent 6" w:semiHidden="0" w:uiPriority="67" w:unhideWhenUsed="0"/>
-    <w:lsdException w:name="Medium Grid 2 Accent 6" w:semiHidden="0" w:uiPriority="68" w:unhideWhenUsed="0"/>
-    <w:lsdException w:name="Medium Grid 3 Accent 6" w:semiHidden="0" w:uiPriority="69" w:unhideWhenUsed="0"/>
-    <w:lsdException w:name="Dark List Accent 6" w:semiHidden="0" w:uiPriority="70" w:unhideWhenUsed="0"/>
-    <w:lsdException w:name="Colorful Shading Accent 6" w:semiHidden="0" w:uiPriority="71" w:unhideWhenUsed="0"/>
-    <w:lsdException w:name="Colorful List Accent 6" w:semiHidden="0" w:uiPriority="72" w:unhideWhenUsed="0"/>
-    <w:lsdException w:name="Colorful Grid Accent 6" w:semiHidden="0" w:uiPriority="73" w:unhideWhenUsed="0"/>
+  <w:latentStyles w:count="260" w:defQFormat="0" w:defUnhideWhenUsed="1" w:defSemiHidden="1" w:defUIPriority="99" w:defLockedState="0">
+    <w:lsdException w:qFormat="1" w:unhideWhenUsed="0" w:uiPriority="0" w:semiHidden="0" w:name="Normal"/>
+    <w:lsdException w:qFormat="1" w:unhideWhenUsed="0" w:uiPriority="0" w:semiHidden="0" w:name="heading 1"/>
+    <w:lsdException w:qFormat="1" w:uiPriority="0" w:semiHidden="0" w:name="heading 2"/>
+    <w:lsdException w:qFormat="1" w:uiPriority="0" w:name="heading 3"/>
+    <w:lsdException w:qFormat="1" w:uiPriority="0" w:semiHidden="0" w:name="heading 4"/>
+    <w:lsdException w:qFormat="1" w:uiPriority="0" w:name="heading 5"/>
+    <w:lsdException w:qFormat="1" w:uiPriority="0" w:name="heading 6"/>
+    <w:lsdException w:qFormat="1" w:uiPriority="0" w:name="heading 7"/>
+    <w:lsdException w:qFormat="1" w:uiPriority="0" w:name="heading 8"/>
+    <w:lsdException w:qFormat="1" w:uiPriority="0" w:name="heading 9"/>
+    <w:lsdException w:unhideWhenUsed="0" w:uiPriority="0" w:semiHidden="0" w:name="index 1"/>
+    <w:lsdException w:unhideWhenUsed="0" w:uiPriority="0" w:semiHidden="0" w:name="index 2"/>
+    <w:lsdException w:unhideWhenUsed="0" w:uiPriority="0" w:semiHidden="0" w:name="index 3"/>
+    <w:lsdException w:unhideWhenUsed="0" w:uiPriority="0" w:semiHidden="0" w:name="index 4"/>
+    <w:lsdException w:unhideWhenUsed="0" w:uiPriority="0" w:semiHidden="0" w:name="index 5"/>
+    <w:lsdException w:unhideWhenUsed="0" w:uiPriority="0" w:semiHidden="0" w:name="index 6"/>
+    <w:lsdException w:unhideWhenUsed="0" w:uiPriority="0" w:semiHidden="0" w:name="index 7"/>
+    <w:lsdException w:unhideWhenUsed="0" w:uiPriority="0" w:semiHidden="0" w:name="index 8"/>
+    <w:lsdException w:unhideWhenUsed="0" w:uiPriority="0" w:semiHidden="0" w:name="index 9"/>
+    <w:lsdException w:qFormat="1" w:unhideWhenUsed="0" w:uiPriority="0" w:semiHidden="0" w:name="toc 1"/>
+    <w:lsdException w:qFormat="1" w:unhideWhenUsed="0" w:uiPriority="0" w:semiHidden="0" w:name="toc 2"/>
+    <w:lsdException w:qFormat="1" w:unhideWhenUsed="0" w:uiPriority="0" w:semiHidden="0" w:name="toc 3"/>
+    <w:lsdException w:unhideWhenUsed="0" w:uiPriority="0" w:semiHidden="0" w:name="toc 4"/>
+    <w:lsdException w:unhideWhenUsed="0" w:uiPriority="0" w:semiHidden="0" w:name="toc 5"/>
+    <w:lsdException w:unhideWhenUsed="0" w:uiPriority="0" w:semiHidden="0" w:name="toc 6"/>
+    <w:lsdException w:unhideWhenUsed="0" w:uiPriority="0" w:semiHidden="0" w:name="toc 7"/>
+    <w:lsdException w:unhideWhenUsed="0" w:uiPriority="0" w:semiHidden="0" w:name="toc 8"/>
+    <w:lsdException w:unhideWhenUsed="0" w:uiPriority="0" w:semiHidden="0" w:name="toc 9"/>
+    <w:lsdException w:unhideWhenUsed="0" w:uiPriority="0" w:semiHidden="0" w:name="Normal Indent"/>
+    <w:lsdException w:unhideWhenUsed="0" w:uiPriority="0" w:semiHidden="0" w:name="footnote text"/>
+    <w:lsdException w:qFormat="1" w:unhideWhenUsed="0" w:uiPriority="0" w:semiHidden="0" w:name="annotation text"/>
+    <w:lsdException w:qFormat="1" w:unhideWhenUsed="0" w:uiPriority="0" w:semiHidden="0" w:name="header"/>
+    <w:lsdException w:qFormat="1" w:unhideWhenUsed="0" w:uiPriority="0" w:semiHidden="0" w:name="footer"/>
+    <w:lsdException w:unhideWhenUsed="0" w:uiPriority="0" w:semiHidden="0" w:name="index heading"/>
+    <w:lsdException w:qFormat="1" w:uiPriority="0" w:name="caption"/>
+    <w:lsdException w:unhideWhenUsed="0" w:uiPriority="0" w:semiHidden="0" w:name="table of figures"/>
+    <w:lsdException w:unhideWhenUsed="0" w:uiPriority="0" w:semiHidden="0" w:name="envelope address"/>
+    <w:lsdException w:unhideWhenUsed="0" w:uiPriority="0" w:semiHidden="0" w:name="envelope return"/>
+    <w:lsdException w:unhideWhenUsed="0" w:uiPriority="0" w:semiHidden="0" w:name="footnote reference"/>
+    <w:lsdException w:unhideWhenUsed="0" w:uiPriority="0" w:semiHidden="0" w:name="annotation reference"/>
+    <w:lsdException w:unhideWhenUsed="0" w:uiPriority="0" w:semiHidden="0" w:name="line number"/>
+    <w:lsdException w:unhideWhenUsed="0" w:uiPriority="0" w:semiHidden="0" w:name="page number"/>
+    <w:lsdException w:unhideWhenUsed="0" w:uiPriority="0" w:semiHidden="0" w:name="endnote reference"/>
+    <w:lsdException w:unhideWhenUsed="0" w:uiPriority="0" w:semiHidden="0" w:name="endnote text"/>
+    <w:lsdException w:unhideWhenUsed="0" w:uiPriority="0" w:semiHidden="0" w:name="table of authorities"/>
+    <w:lsdException w:unhideWhenUsed="0" w:uiPriority="0" w:semiHidden="0" w:name="macro"/>
+    <w:lsdException w:unhideWhenUsed="0" w:uiPriority="0" w:semiHidden="0" w:name="toa heading"/>
+    <w:lsdException w:unhideWhenUsed="0" w:uiPriority="0" w:semiHidden="0" w:name="List"/>
+    <w:lsdException w:unhideWhenUsed="0" w:uiPriority="0" w:semiHidden="0" w:name="List Bullet"/>
+    <w:lsdException w:unhideWhenUsed="0" w:uiPriority="0" w:semiHidden="0" w:name="List Number"/>
+    <w:lsdException w:unhideWhenUsed="0" w:uiPriority="0" w:semiHidden="0" w:name="List 2"/>
+    <w:lsdException w:unhideWhenUsed="0" w:uiPriority="0" w:semiHidden="0" w:name="List 3"/>
+    <w:lsdException w:unhideWhenUsed="0" w:uiPriority="0" w:semiHidden="0" w:name="List 4"/>
+    <w:lsdException w:unhideWhenUsed="0" w:uiPriority="0" w:semiHidden="0" w:name="List 5"/>
+    <w:lsdException w:unhideWhenUsed="0" w:uiPriority="0" w:semiHidden="0" w:name="List Bullet 2"/>
+    <w:lsdException w:unhideWhenUsed="0" w:uiPriority="0" w:semiHidden="0" w:name="List Bullet 3"/>
+    <w:lsdException w:unhideWhenUsed="0" w:uiPriority="0" w:semiHidden="0" w:name="List Bullet 4"/>
+    <w:lsdException w:unhideWhenUsed="0" w:uiPriority="0" w:semiHidden="0" w:name="List Bullet 5"/>
+    <w:lsdException w:unhideWhenUsed="0" w:uiPriority="0" w:semiHidden="0" w:name="List Number 2"/>
+    <w:lsdException w:unhideWhenUsed="0" w:uiPriority="0" w:semiHidden="0" w:name="List Number 3"/>
+    <w:lsdException w:unhideWhenUsed="0" w:uiPriority="0" w:semiHidden="0" w:name="List Number 4"/>
+    <w:lsdException w:unhideWhenUsed="0" w:uiPriority="0" w:semiHidden="0" w:name="List Number 5"/>
+    <w:lsdException w:qFormat="1" w:unhideWhenUsed="0" w:uiPriority="0" w:semiHidden="0" w:name="Title"/>
+    <w:lsdException w:unhideWhenUsed="0" w:uiPriority="0" w:semiHidden="0" w:name="Closing"/>
+    <w:lsdException w:unhideWhenUsed="0" w:uiPriority="0" w:semiHidden="0" w:name="Signature"/>
+    <w:lsdException w:qFormat="1" w:unhideWhenUsed="0" w:uiPriority="0" w:name="Default Paragraph Font"/>
+    <w:lsdException w:qFormat="1" w:unhideWhenUsed="0" w:uiPriority="0" w:name="Body Text"/>
+    <w:lsdException w:unhideWhenUsed="0" w:uiPriority="0" w:semiHidden="0" w:name="Body Text Indent"/>
+    <w:lsdException w:unhideWhenUsed="0" w:uiPriority="0" w:semiHidden="0" w:name="List Continue"/>
+    <w:lsdException w:unhideWhenUsed="0" w:uiPriority="0" w:semiHidden="0" w:name="List Continue 2"/>
+    <w:lsdException w:unhideWhenUsed="0" w:uiPriority="0" w:semiHidden="0" w:name="List Continue 3"/>
+    <w:lsdException w:unhideWhenUsed="0" w:uiPriority="0" w:semiHidden="0" w:name="List Continue 4"/>
+    <w:lsdException w:unhideWhenUsed="0" w:uiPriority="0" w:semiHidden="0" w:name="List Continue 5"/>
+    <w:lsdException w:unhideWhenUsed="0" w:uiPriority="0" w:semiHidden="0" w:name="Message Header"/>
+    <w:lsdException w:qFormat="1" w:unhideWhenUsed="0" w:uiPriority="0" w:semiHidden="0" w:name="Subtitle"/>
+    <w:lsdException w:unhideWhenUsed="0" w:uiPriority="0" w:semiHidden="0" w:name="Salutation"/>
+    <w:lsdException w:unhideWhenUsed="0" w:uiPriority="0" w:semiHidden="0" w:name="Date"/>
+    <w:lsdException w:unhideWhenUsed="0" w:uiPriority="0" w:semiHidden="0" w:name="Body Text First Indent"/>
+    <w:lsdException w:unhideWhenUsed="0" w:uiPriority="0" w:semiHidden="0" w:name="Body Text First Indent 2"/>
+    <w:lsdException w:uiPriority="99" w:name="Note Heading"/>
+    <w:lsdException w:unhideWhenUsed="0" w:uiPriority="0" w:semiHidden="0" w:name="Body Text 2"/>
+    <w:lsdException w:unhideWhenUsed="0" w:uiPriority="0" w:semiHidden="0" w:name="Body Text 3"/>
+    <w:lsdException w:unhideWhenUsed="0" w:uiPriority="0" w:semiHidden="0" w:name="Body Text Indent 2"/>
+    <w:lsdException w:unhideWhenUsed="0" w:uiPriority="0" w:semiHidden="0" w:name="Body Text Indent 3"/>
+    <w:lsdException w:unhideWhenUsed="0" w:uiPriority="0" w:semiHidden="0" w:name="Block Text"/>
+    <w:lsdException w:unhideWhenUsed="0" w:uiPriority="0" w:semiHidden="0" w:name="Hyperlink"/>
+    <w:lsdException w:unhideWhenUsed="0" w:uiPriority="0" w:semiHidden="0" w:name="FollowedHyperlink"/>
+    <w:lsdException w:qFormat="1" w:unhideWhenUsed="0" w:uiPriority="0" w:semiHidden="0" w:name="Strong"/>
+    <w:lsdException w:qFormat="1" w:unhideWhenUsed="0" w:uiPriority="0" w:semiHidden="0" w:name="Emphasis"/>
+    <w:lsdException w:unhideWhenUsed="0" w:uiPriority="0" w:semiHidden="0" w:name="Document Map"/>
+    <w:lsdException w:unhideWhenUsed="0" w:uiPriority="0" w:semiHidden="0" w:name="Plain Text"/>
+    <w:lsdException w:unhideWhenUsed="0" w:uiPriority="0" w:semiHidden="0" w:name="E-mail Signature"/>
+    <w:lsdException w:qFormat="1" w:unhideWhenUsed="0" w:uiPriority="0" w:semiHidden="0" w:name="Normal (Web)"/>
+    <w:lsdException w:unhideWhenUsed="0" w:uiPriority="0" w:semiHidden="0" w:name="HTML Acronym"/>
+    <w:lsdException w:unhideWhenUsed="0" w:uiPriority="0" w:semiHidden="0" w:name="HTML Address"/>
+    <w:lsdException w:unhideWhenUsed="0" w:uiPriority="0" w:semiHidden="0" w:name="HTML Cite"/>
+    <w:lsdException w:qFormat="1" w:unhideWhenUsed="0" w:uiPriority="0" w:semiHidden="0" w:name="HTML Code"/>
+    <w:lsdException w:unhideWhenUsed="0" w:uiPriority="0" w:semiHidden="0" w:name="HTML Definition"/>
+    <w:lsdException w:unhideWhenUsed="0" w:uiPriority="0" w:semiHidden="0" w:name="HTML Keyboard"/>
+    <w:lsdException w:unhideWhenUsed="0" w:uiPriority="0" w:semiHidden="0" w:name="HTML Preformatted"/>
+    <w:lsdException w:unhideWhenUsed="0" w:uiPriority="0" w:semiHidden="0" w:name="HTML Sample"/>
+    <w:lsdException w:unhideWhenUsed="0" w:uiPriority="0" w:semiHidden="0" w:name="HTML Typewriter"/>
+    <w:lsdException w:unhideWhenUsed="0" w:uiPriority="0" w:semiHidden="0" w:name="HTML Variable"/>
+    <w:lsdException w:qFormat="1" w:unhideWhenUsed="0" w:uiPriority="0" w:name="Normal Table"/>
+    <w:lsdException w:unhideWhenUsed="0" w:uiPriority="0" w:semiHidden="0" w:name="annotation subject"/>
+    <w:lsdException w:unhideWhenUsed="0" w:uiPriority="0" w:semiHidden="0" w:name="Table Simple 1"/>
+    <w:lsdException w:unhideWhenUsed="0" w:uiPriority="0" w:semiHidden="0" w:name="Table Simple 2"/>
+    <w:lsdException w:unhideWhenUsed="0" w:uiPriority="0" w:semiHidden="0" w:name="Table Simple 3"/>
+    <w:lsdException w:unhideWhenUsed="0" w:uiPriority="0" w:semiHidden="0" w:name="Table Classic 1"/>
+    <w:lsdException w:unhideWhenUsed="0" w:uiPriority="0" w:semiHidden="0" w:name="Table Classic 2"/>
+    <w:lsdException w:unhideWhenUsed="0" w:uiPriority="0" w:semiHidden="0" w:name="Table Classic 3"/>
+    <w:lsdException w:unhideWhenUsed="0" w:uiPriority="0" w:semiHidden="0" w:name="Table Classic 4"/>
+    <w:lsdException w:unhideWhenUsed="0" w:uiPriority="0" w:semiHidden="0" w:name="Table Colorful 1"/>
+    <w:lsdException w:unhideWhenUsed="0" w:uiPriority="0" w:semiHidden="0" w:name="Table Colorful 2"/>
+    <w:lsdException w:unhideWhenUsed="0" w:uiPriority="0" w:semiHidden="0" w:name="Table Colorful 3"/>
+    <w:lsdException w:unhideWhenUsed="0" w:uiPriority="0" w:semiHidden="0" w:name="Table Columns 1"/>
+    <w:lsdException w:unhideWhenUsed="0" w:uiPriority="0" w:semiHidden="0" w:name="Table Columns 2"/>
+    <w:lsdException w:unhideWhenUsed="0" w:uiPriority="0" w:semiHidden="0" w:name="Table Columns 3"/>
+    <w:lsdException w:unhideWhenUsed="0" w:uiPriority="0" w:semiHidden="0" w:name="Table Columns 4"/>
+    <w:lsdException w:unhideWhenUsed="0" w:uiPriority="0" w:semiHidden="0" w:name="Table Columns 5"/>
+    <w:lsdException w:unhideWhenUsed="0" w:uiPriority="0" w:semiHidden="0" w:name="Table Grid 1"/>
+    <w:lsdException w:unhideWhenUsed="0" w:uiPriority="0" w:semiHidden="0" w:name="Table Grid 2"/>
+    <w:lsdException w:unhideWhenUsed="0" w:uiPriority="0" w:semiHidden="0" w:name="Table Grid 3"/>
+    <w:lsdException w:unhideWhenUsed="0" w:uiPriority="0" w:semiHidden="0" w:name="Table Grid 4"/>
+    <w:lsdException w:unhideWhenUsed="0" w:uiPriority="0" w:semiHidden="0" w:name="Table Grid 5"/>
+    <w:lsdException w:unhideWhenUsed="0" w:uiPriority="0" w:semiHidden="0" w:name="Table Grid 6"/>
+    <w:lsdException w:unhideWhenUsed="0" w:uiPriority="0" w:semiHidden="0" w:name="Table Grid 7"/>
+    <w:lsdException w:unhideWhenUsed="0" w:uiPriority="0" w:semiHidden="0" w:name="Table Grid 8"/>
+    <w:lsdException w:unhideWhenUsed="0" w:uiPriority="0" w:semiHidden="0" w:name="Table List 1"/>
+    <w:lsdException w:unhideWhenUsed="0" w:uiPriority="0" w:semiHidden="0" w:name="Table List 2"/>
+    <w:lsdException w:unhideWhenUsed="0" w:uiPriority="0" w:semiHidden="0" w:name="Table List 3"/>
+    <w:lsdException w:unhideWhenUsed="0" w:uiPriority="0" w:semiHidden="0" w:name="Table List 4"/>
+    <w:lsdException w:unhideWhenUsed="0" w:uiPriority="0" w:semiHidden="0" w:name="Table List 5"/>
+    <w:lsdException w:unhideWhenUsed="0" w:uiPriority="0" w:semiHidden="0" w:name="Table List 6"/>
+    <w:lsdException w:unhideWhenUsed="0" w:uiPriority="0" w:semiHidden="0" w:name="Table List 7"/>
+    <w:lsdException w:unhideWhenUsed="0" w:uiPriority="0" w:semiHidden="0" w:name="Table List 8"/>
+    <w:lsdException w:unhideWhenUsed="0" w:uiPriority="0" w:semiHidden="0" w:name="Table 3D effects 1"/>
+    <w:lsdException w:unhideWhenUsed="0" w:uiPriority="0" w:semiHidden="0" w:name="Table 3D effects 2"/>
+    <w:lsdException w:unhideWhenUsed="0" w:uiPriority="0" w:semiHidden="0" w:name="Table 3D effects 3"/>
+    <w:lsdException w:unhideWhenUsed="0" w:uiPriority="0" w:semiHidden="0" w:name="Table Contemporary"/>
+    <w:lsdException w:unhideWhenUsed="0" w:uiPriority="0" w:semiHidden="0" w:name="Table Elegant"/>
+    <w:lsdException w:unhideWhenUsed="0" w:uiPriority="0" w:semiHidden="0" w:name="Table Professional"/>
+    <w:lsdException w:unhideWhenUsed="0" w:uiPriority="0" w:semiHidden="0" w:name="Table Subtle 1"/>
+    <w:lsdException w:unhideWhenUsed="0" w:uiPriority="0" w:semiHidden="0" w:name="Table Subtle 2"/>
+    <w:lsdException w:unhideWhenUsed="0" w:uiPriority="0" w:semiHidden="0" w:name="Table Web 1"/>
+    <w:lsdException w:unhideWhenUsed="0" w:uiPriority="0" w:semiHidden="0" w:name="Table Web 2"/>
+    <w:lsdException w:unhideWhenUsed="0" w:uiPriority="0" w:semiHidden="0" w:name="Table Web 3"/>
+    <w:lsdException w:unhideWhenUsed="0" w:uiPriority="0" w:semiHidden="0" w:name="Balloon Text"/>
+    <w:lsdException w:qFormat="1" w:unhideWhenUsed="0" w:uiPriority="0" w:semiHidden="0" w:name="Table Grid"/>
+    <w:lsdException w:unhideWhenUsed="0" w:uiPriority="0" w:semiHidden="0" w:name="Table Theme"/>
+    <w:lsdException w:unhideWhenUsed="0" w:uiPriority="60" w:semiHidden="0" w:name="Light Shading"/>
+    <w:lsdException w:unhideWhenUsed="0" w:uiPriority="61" w:semiHidden="0" w:name="Light List"/>
+    <w:lsdException w:unhideWhenUsed="0" w:uiPriority="62" w:semiHidden="0" w:name="Light Grid"/>
+    <w:lsdException w:unhideWhenUsed="0" w:uiPriority="63" w:semiHidden="0" w:name="Medium Shading 1"/>
+    <w:lsdException w:unhideWhenUsed="0" w:uiPriority="64" w:semiHidden="0" w:name="Medium Shading 2"/>
+    <w:lsdException w:unhideWhenUsed="0" w:uiPriority="65" w:semiHidden="0" w:name="Medium List 1"/>
+    <w:lsdException w:unhideWhenUsed="0" w:uiPriority="66" w:semiHidden="0" w:name="Medium List 2"/>
+    <w:lsdException w:unhideWhenUsed="0" w:uiPriority="67" w:semiHidden="0" w:name="Medium Grid 1"/>
+    <w:lsdException w:unhideWhenUsed="0" w:uiPriority="68" w:semiHidden="0" w:name="Medium Grid 2"/>
+    <w:lsdException w:unhideWhenUsed="0" w:uiPriority="69" w:semiHidden="0" w:name="Medium Grid 3"/>
+    <w:lsdException w:unhideWhenUsed="0" w:uiPriority="70" w:semiHidden="0" w:name="Dark List"/>
+    <w:lsdException w:unhideWhenUsed="0" w:uiPriority="71" w:semiHidden="0" w:name="Colorful Shading"/>
+    <w:lsdException w:unhideWhenUsed="0" w:uiPriority="72" w:semiHidden="0" w:name="Colorful List"/>
+    <w:lsdException w:unhideWhenUsed="0" w:uiPriority="73" w:semiHidden="0" w:name="Colorful Grid"/>
+    <w:lsdException w:unhideWhenUsed="0" w:uiPriority="60" w:semiHidden="0" w:name="Light Shading Accent 1"/>
+    <w:lsdException w:unhideWhenUsed="0" w:uiPriority="61" w:semiHidden="0" w:name="Light List Accent 1"/>
+    <w:lsdException w:unhideWhenUsed="0" w:uiPriority="62" w:semiHidden="0" w:name="Light Grid Accent 1"/>
+    <w:lsdException w:unhideWhenUsed="0" w:uiPriority="63" w:semiHidden="0" w:name="Medium Shading 1 Accent 1"/>
+    <w:lsdException w:unhideWhenUsed="0" w:uiPriority="64" w:semiHidden="0" w:name="Medium Shading 2 Accent 1"/>
+    <w:lsdException w:unhideWhenUsed="0" w:uiPriority="65" w:semiHidden="0" w:name="Medium List 1 Accent 1"/>
+    <w:lsdException w:unhideWhenUsed="0" w:uiPriority="66" w:semiHidden="0" w:name="Medium List 2 Accent 1"/>
+    <w:lsdException w:unhideWhenUsed="0" w:uiPriority="67" w:semiHidden="0" w:name="Medium Grid 1 Accent 1"/>
+    <w:lsdException w:unhideWhenUsed="0" w:uiPriority="68" w:semiHidden="0" w:name="Medium Grid 2 Accent 1"/>
+    <w:lsdException w:unhideWhenUsed="0" w:uiPriority="69" w:semiHidden="0" w:name="Medium Grid 3 Accent 1"/>
+    <w:lsdException w:unhideWhenUsed="0" w:uiPriority="70" w:semiHidden="0" w:name="Dark List Accent 1"/>
+    <w:lsdException w:unhideWhenUsed="0" w:uiPriority="71" w:semiHidden="0" w:name="Colorful Shading Accent 1"/>
+    <w:lsdException w:unhideWhenUsed="0" w:uiPriority="72" w:semiHidden="0" w:name="Colorful List Accent 1"/>
+    <w:lsdException w:unhideWhenUsed="0" w:uiPriority="73" w:semiHidden="0" w:name="Colorful Grid Accent 1"/>
+    <w:lsdException w:unhideWhenUsed="0" w:uiPriority="60" w:semiHidden="0" w:name="Light Shading Accent 2"/>
+    <w:lsdException w:unhideWhenUsed="0" w:uiPriority="61" w:semiHidden="0" w:name="Light List Accent 2"/>
+    <w:lsdException w:unhideWhenUsed="0" w:uiPriority="62" w:semiHidden="0" w:name="Light Grid Accent 2"/>
+    <w:lsdException w:unhideWhenUsed="0" w:uiPriority="63" w:semiHidden="0" w:name="Medium Shading 1 Accent 2"/>
+    <w:lsdException w:unhideWhenUsed="0" w:uiPriority="64" w:semiHidden="0" w:name="Medium Shading 2 Accent 2"/>
+    <w:lsdException w:unhideWhenUsed="0" w:uiPriority="65" w:semiHidden="0" w:name="Medium List 1 Accent 2"/>
+    <w:lsdException w:unhideWhenUsed="0" w:uiPriority="66" w:semiHidden="0" w:name="Medium List 2 Accent 2"/>
+    <w:lsdException w:unhideWhenUsed="0" w:uiPriority="67" w:semiHidden="0" w:name="Medium Grid 1 Accent 2"/>
+    <w:lsdException w:unhideWhenUsed="0" w:uiPriority="68" w:semiHidden="0" w:name="Medium Grid 2 Accent 2"/>
+    <w:lsdException w:unhideWhenUsed="0" w:uiPriority="69" w:semiHidden="0" w:name="Medium Grid 3 Accent 2"/>
+    <w:lsdException w:unhideWhenUsed="0" w:uiPriority="70" w:semiHidden="0" w:name="Dark List Accent 2"/>
+    <w:lsdException w:unhideWhenUsed="0" w:uiPriority="71" w:semiHidden="0" w:name="Colorful Shading Accent 2"/>
+    <w:lsdException w:unhideWhenUsed="0" w:uiPriority="72" w:semiHidden="0" w:name="Colorful List Accent 2"/>
+    <w:lsdException w:unhideWhenUsed="0" w:uiPriority="73" w:semiHidden="0" w:name="Colorful Grid Accent 2"/>
+    <w:lsdException w:unhideWhenUsed="0" w:uiPriority="60" w:semiHidden="0" w:name="Light Shading Accent 3"/>
+    <w:lsdException w:unhideWhenUsed="0" w:uiPriority="61" w:semiHidden="0" w:name="Light List Accent 3"/>
+    <w:lsdException w:unhideWhenUsed="0" w:uiPriority="62" w:semiHidden="0" w:name="Light Grid Accent 3"/>
+    <w:lsdException w:unhideWhenUsed="0" w:uiPriority="63" w:semiHidden="0" w:name="Medium Shading 1 Accent 3"/>
+    <w:lsdException w:unhideWhenUsed="0" w:uiPriority="64" w:semiHidden="0" w:name="Medium Shading 2 Accent 3"/>
+    <w:lsdException w:unhideWhenUsed="0" w:uiPriority="65" w:semiHidden="0" w:name="Medium List 1 Accent 3"/>
+    <w:lsdException w:unhideWhenUsed="0" w:uiPriority="66" w:semiHidden="0" w:name="Medium List 2 Accent 3"/>
+    <w:lsdException w:unhideWhenUsed="0" w:uiPriority="67" w:semiHidden="0" w:name="Medium Grid 1 Accent 3"/>
+    <w:lsdException w:unhideWhenUsed="0" w:uiPriority="68" w:semiHidden="0" w:name="Medium Grid 2 Accent 3"/>
+    <w:lsdException w:unhideWhenUsed="0" w:uiPriority="69" w:semiHidden="0" w:name="Medium Grid 3 Accent 3"/>
+    <w:lsdException w:unhideWhenUsed="0" w:uiPriority="70" w:semiHidden="0" w:name="Dark List Accent 3"/>
+    <w:lsdException w:unhideWhenUsed="0" w:uiPriority="71" w:semiHidden="0" w:name="Colorful Shading Accent 3"/>
+    <w:lsdException w:unhideWhenUsed="0" w:uiPriority="72" w:semiHidden="0" w:name="Colorful List Accent 3"/>
+    <w:lsdException w:unhideWhenUsed="0" w:uiPriority="73" w:semiHidden="0" w:name="Colorful Grid Accent 3"/>
+    <w:lsdException w:unhideWhenUsed="0" w:uiPriority="60" w:semiHidden="0" w:name="Light Shading Accent 4"/>
+    <w:lsdException w:unhideWhenUsed="0" w:uiPriority="61" w:semiHidden="0" w:name="Light List Accent 4"/>
+    <w:lsdException w:unhideWhenUsed="0" w:uiPriority="62" w:semiHidden="0" w:name="Light Grid Accent 4"/>
+    <w:lsdException w:unhideWhenUsed="0" w:uiPriority="63" w:semiHidden="0" w:name="Medium Shading 1 Accent 4"/>
+    <w:lsdException w:unhideWhenUsed="0" w:uiPriority="64" w:semiHidden="0" w:name="Medium Shading 2 Accent 4"/>
+    <w:lsdException w:unhideWhenUsed="0" w:uiPriority="65" w:semiHidden="0" w:name="Medium List 1 Accent 4"/>
+    <w:lsdException w:unhideWhenUsed="0" w:uiPriority="66" w:semiHidden="0" w:name="Medium List 2 Accent 4"/>
+    <w:lsdException w:unhideWhenUsed="0" w:uiPriority="67" w:semiHidden="0" w:name="Medium Grid 1 Accent 4"/>
+    <w:lsdException w:unhideWhenUsed="0" w:uiPriority="68" w:semiHidden="0" w:name="Medium Grid 2 Accent 4"/>
+    <w:lsdException w:unhideWhenUsed="0" w:uiPriority="69" w:semiHidden="0" w:name="Medium Grid 3 Accent 4"/>
+    <w:lsdException w:unhideWhenUsed="0" w:uiPriority="70" w:semiHidden="0" w:name="Dark List Accent 4"/>
+    <w:lsdException w:unhideWhenUsed="0" w:uiPriority="71" w:semiHidden="0" w:name="Colorful Shading Accent 4"/>
+    <w:lsdException w:unhideWhenUsed="0" w:uiPriority="72" w:semiHidden="0" w:name="Colorful List Accent 4"/>
+    <w:lsdException w:unhideWhenUsed="0" w:uiPriority="73" w:semiHidden="0" w:name="Colorful Grid Accent 4"/>
+    <w:lsdException w:unhideWhenUsed="0" w:uiPriority="60" w:semiHidden="0" w:name="Light Shading Accent 5"/>
+    <w:lsdException w:unhideWhenUsed="0" w:uiPriority="61" w:semiHidden="0" w:name="Light List Accent 5"/>
+    <w:lsdException w:unhideWhenUsed="0" w:uiPriority="62" w:semiHidden="0" w:name="Light Grid Accent 5"/>
+    <w:lsdException w:unhideWhenUsed="0" w:uiPriority="63" w:semiHidden="0" w:name="Medium Shading 1 Accent 5"/>
+    <w:lsdException w:unhideWhenUsed="0" w:uiPriority="64" w:semiHidden="0" w:name="Medium Shading 2 Accent 5"/>
+    <w:lsdException w:unhideWhenUsed="0" w:uiPriority="65" w:semiHidden="0" w:name="Medium List 1 Accent 5"/>
+    <w:lsdException w:unhideWhenUsed="0" w:uiPriority="66" w:semiHidden="0" w:name="Medium List 2 Accent 5"/>
+    <w:lsdException w:unhideWhenUsed="0" w:uiPriority="67" w:semiHidden="0" w:name="Medium Grid 1 Accent 5"/>
+    <w:lsdException w:unhideWhenUsed="0" w:uiPriority="68" w:semiHidden="0" w:name="Medium Grid 2 Accent 5"/>
+    <w:lsdException w:unhideWhenUsed="0" w:uiPriority="69" w:semiHidden="0" w:name="Medium Grid 3 Accent 5"/>
+    <w:lsdException w:unhideWhenUsed="0" w:uiPriority="70" w:semiHidden="0" w:name="Dark List Accent 5"/>
+    <w:lsdException w:unhideWhenUsed="0" w:uiPriority="71" w:semiHidden="0" w:name="Colorful Shading Accent 5"/>
+    <w:lsdException w:unhideWhenUsed="0" w:uiPriority="72" w:semiHidden="0" w:name="Colorful List Accent 5"/>
+    <w:lsdException w:unhideWhenUsed="0" w:uiPriority="73" w:semiHidden="0" w:name="Colorful Grid Accent 5"/>
+    <w:lsdException w:unhideWhenUsed="0" w:uiPriority="60" w:semiHidden="0" w:name="Light Shading Accent 6"/>
+    <w:lsdException w:unhideWhenUsed="0" w:uiPriority="61" w:semiHidden="0" w:name="Light List Accent 6"/>
+    <w:lsdException w:unhideWhenUsed="0" w:uiPriority="62" w:semiHidden="0" w:name="Light Grid Accent 6"/>
+    <w:lsdException w:unhideWhenUsed="0" w:uiPriority="63" w:semiHidden="0" w:name="Medium Shading 1 Accent 6"/>
+    <w:lsdException w:unhideWhenUsed="0" w:uiPriority="64" w:semiHidden="0" w:name="Medium Shading 2 Accent 6"/>
+    <w:lsdException w:unhideWhenUsed="0" w:uiPriority="65" w:semiHidden="0" w:name="Medium List 1 Accent 6"/>
+    <w:lsdException w:unhideWhenUsed="0" w:uiPriority="66" w:semiHidden="0" w:name="Medium List 2 Accent 6"/>
+    <w:lsdException w:unhideWhenUsed="0" w:uiPriority="67" w:semiHidden="0" w:name="Medium Grid 1 Accent 6"/>
+    <w:lsdException w:unhideWhenUsed="0" w:uiPriority="68" w:semiHidden="0" w:name="Medium Grid 2 Accent 6"/>
+    <w:lsdException w:unhideWhenUsed="0" w:uiPriority="69" w:semiHidden="0" w:name="Medium Grid 3 Accent 6"/>
+    <w:lsdException w:unhideWhenUsed="0" w:uiPriority="70" w:semiHidden="0" w:name="Dark List Accent 6"/>
+    <w:lsdException w:unhideWhenUsed="0" w:uiPriority="71" w:semiHidden="0" w:name="Colorful Shading Accent 6"/>
+    <w:lsdException w:unhideWhenUsed="0" w:uiPriority="72" w:semiHidden="0" w:name="Colorful List Accent 6"/>
+    <w:lsdException w:unhideWhenUsed="0" w:uiPriority="73" w:semiHidden="0" w:name="Colorful Grid Accent 6"/>
   </w:latentStyles>
-  <w:style w:type="paragraph" w:default="1" w:styleId="Normal">
+  <w:style w:type="paragraph" w:default="1" w:styleId="1">
     <w:name w:val="Normal"/>
     <w:qFormat/>
+    <w:uiPriority w:val="0"/>
     <w:pPr>
       <w:kinsoku w:val="0"/>
       <w:autoSpaceDE w:val="0"/>
@@ -10554,7 +10703,7 @@
       <w:textAlignment w:val="baseline"/>
     </w:pPr>
     <w:rPr>
-      <w:rFonts w:ascii="Arial" w:eastAsia="宋体" w:hAnsi="Arial" w:cs="Arial"/>
+      <w:rFonts w:ascii="Arial" w:hAnsi="Arial" w:eastAsia="宋体" w:cs="Arial"/>
       <w:snapToGrid w:val="0"/>
       <w:color w:val="000000"/>
       <w:kern w:val="0"/>
@@ -10563,11 +10712,12 @@
       <w:lang w:val="en-US" w:eastAsia="en-US" w:bidi="ar-SA"/>
     </w:rPr>
   </w:style>
-  <w:style w:type="paragraph" w:styleId="Heading1">
+  <w:style w:type="paragraph" w:styleId="2">
     <w:name w:val="heading 1"/>
-    <w:basedOn w:val="Normal"/>
-    <w:next w:val="Normal"/>
+    <w:basedOn w:val="1"/>
+    <w:next w:val="1"/>
     <w:qFormat/>
+    <w:uiPriority w:val="0"/>
     <w:pPr>
       <w:keepNext/>
       <w:keepLines/>
@@ -10585,12 +10735,13 @@
       <w:sz w:val="44"/>
     </w:rPr>
   </w:style>
-  <w:style w:type="paragraph" w:styleId="Heading2">
+  <w:style w:type="paragraph" w:styleId="3">
     <w:name w:val="heading 2"/>
-    <w:basedOn w:val="Normal"/>
-    <w:next w:val="Normal"/>
+    <w:basedOn w:val="1"/>
+    <w:next w:val="1"/>
     <w:unhideWhenUsed/>
     <w:qFormat/>
+    <w:uiPriority w:val="0"/>
     <w:pPr>
       <w:keepNext/>
       <w:keepLines/>
@@ -10603,18 +10754,19 @@
       <w:outlineLvl w:val="1"/>
     </w:pPr>
     <w:rPr>
-      <w:rFonts w:ascii="Arial" w:eastAsia="黑体" w:hAnsi="Arial"/>
+      <w:rFonts w:ascii="Arial" w:hAnsi="Arial" w:eastAsia="黑体"/>
       <w:b/>
       <w:sz w:val="32"/>
     </w:rPr>
   </w:style>
-  <w:style w:type="paragraph" w:styleId="Heading3">
+  <w:style w:type="paragraph" w:styleId="4">
     <w:name w:val="heading 3"/>
-    <w:basedOn w:val="Normal"/>
-    <w:next w:val="Normal"/>
+    <w:basedOn w:val="1"/>
+    <w:next w:val="1"/>
     <w:semiHidden/>
     <w:unhideWhenUsed/>
     <w:qFormat/>
+    <w:uiPriority w:val="0"/>
     <w:pPr>
       <w:keepNext/>
       <w:keepLines/>
@@ -10631,12 +10783,13 @@
       <w:sz w:val="32"/>
     </w:rPr>
   </w:style>
-  <w:style w:type="paragraph" w:styleId="Heading4">
+  <w:style w:type="paragraph" w:styleId="5">
     <w:name w:val="heading 4"/>
-    <w:basedOn w:val="Normal"/>
-    <w:next w:val="Normal"/>
+    <w:basedOn w:val="1"/>
+    <w:next w:val="1"/>
     <w:unhideWhenUsed/>
     <w:qFormat/>
+    <w:uiPriority w:val="0"/>
     <w:pPr>
       <w:keepNext/>
       <w:keepLines/>
@@ -10649,18 +10802,19 @@
       <w:outlineLvl w:val="3"/>
     </w:pPr>
     <w:rPr>
-      <w:rFonts w:ascii="Arial" w:eastAsia="黑体" w:hAnsi="Arial"/>
+      <w:rFonts w:ascii="Arial" w:hAnsi="Arial" w:eastAsia="黑体"/>
       <w:b/>
       <w:sz w:val="28"/>
     </w:rPr>
   </w:style>
-  <w:style w:type="paragraph" w:styleId="Heading5">
+  <w:style w:type="paragraph" w:styleId="6">
     <w:name w:val="heading 5"/>
-    <w:basedOn w:val="Normal"/>
-    <w:next w:val="Normal"/>
+    <w:basedOn w:val="1"/>
+    <w:next w:val="1"/>
     <w:semiHidden/>
     <w:unhideWhenUsed/>
     <w:qFormat/>
+    <w:uiPriority w:val="0"/>
     <w:pPr>
       <w:keepNext/>
       <w:keepLines/>
@@ -10677,13 +10831,14 @@
       <w:sz w:val="28"/>
     </w:rPr>
   </w:style>
-  <w:style w:type="paragraph" w:styleId="Heading6">
+  <w:style w:type="paragraph" w:styleId="7">
     <w:name w:val="heading 6"/>
-    <w:basedOn w:val="Normal"/>
-    <w:next w:val="Normal"/>
+    <w:basedOn w:val="1"/>
+    <w:next w:val="1"/>
     <w:semiHidden/>
     <w:unhideWhenUsed/>
     <w:qFormat/>
+    <w:uiPriority w:val="0"/>
     <w:pPr>
       <w:keepNext/>
       <w:keepLines/>
@@ -10696,18 +10851,19 @@
       <w:outlineLvl w:val="5"/>
     </w:pPr>
     <w:rPr>
-      <w:rFonts w:ascii="Arial" w:eastAsia="黑体" w:hAnsi="Arial"/>
+      <w:rFonts w:ascii="Arial" w:hAnsi="Arial" w:eastAsia="黑体"/>
       <w:b/>
       <w:sz w:val="24"/>
     </w:rPr>
   </w:style>
-  <w:style w:type="paragraph" w:styleId="Heading7">
+  <w:style w:type="paragraph" w:styleId="8">
     <w:name w:val="heading 7"/>
-    <w:basedOn w:val="Normal"/>
-    <w:next w:val="Normal"/>
+    <w:basedOn w:val="1"/>
+    <w:next w:val="1"/>
     <w:semiHidden/>
     <w:unhideWhenUsed/>
     <w:qFormat/>
+    <w:uiPriority w:val="0"/>
     <w:pPr>
       <w:keepNext/>
       <w:keepLines/>
@@ -10724,13 +10880,14 @@
       <w:sz w:val="24"/>
     </w:rPr>
   </w:style>
-  <w:style w:type="paragraph" w:styleId="Heading8">
+  <w:style w:type="paragraph" w:styleId="9">
     <w:name w:val="heading 8"/>
-    <w:basedOn w:val="Normal"/>
-    <w:next w:val="Normal"/>
+    <w:basedOn w:val="1"/>
+    <w:next w:val="1"/>
     <w:semiHidden/>
     <w:unhideWhenUsed/>
     <w:qFormat/>
+    <w:uiPriority w:val="0"/>
     <w:pPr>
       <w:keepNext/>
       <w:keepLines/>
@@ -10743,17 +10900,18 @@
       <w:outlineLvl w:val="7"/>
     </w:pPr>
     <w:rPr>
-      <w:rFonts w:ascii="Arial" w:eastAsia="黑体" w:hAnsi="Arial"/>
+      <w:rFonts w:ascii="Arial" w:hAnsi="Arial" w:eastAsia="黑体"/>
       <w:sz w:val="24"/>
     </w:rPr>
   </w:style>
-  <w:style w:type="paragraph" w:styleId="Heading9">
+  <w:style w:type="paragraph" w:styleId="10">
     <w:name w:val="heading 9"/>
-    <w:basedOn w:val="Normal"/>
-    <w:next w:val="Normal"/>
+    <w:basedOn w:val="1"/>
+    <w:next w:val="1"/>
     <w:semiHidden/>
     <w:unhideWhenUsed/>
     <w:qFormat/>
+    <w:uiPriority w:val="0"/>
     <w:pPr>
       <w:keepNext/>
       <w:keepLines/>
@@ -10766,19 +10924,21 @@
       <w:outlineLvl w:val="8"/>
     </w:pPr>
     <w:rPr>
-      <w:rFonts w:ascii="Arial" w:eastAsia="黑体" w:hAnsi="Arial"/>
+      <w:rFonts w:ascii="Arial" w:hAnsi="Arial" w:eastAsia="黑体"/>
       <w:sz w:val="21"/>
     </w:rPr>
   </w:style>
-  <w:style w:type="character" w:default="1" w:styleId="DefaultParagraphFont">
+  <w:style w:type="character" w:default="1" w:styleId="22">
     <w:name w:val="Default Paragraph Font"/>
     <w:semiHidden/>
     <w:qFormat/>
+    <w:uiPriority w:val="0"/>
   </w:style>
-  <w:style w:type="table" w:default="1" w:styleId="TableNormal">
+  <w:style w:type="table" w:default="1" w:styleId="20">
     <w:name w:val="Normal Table"/>
     <w:semiHidden/>
     <w:qFormat/>
+    <w:uiPriority w:val="0"/>
     <w:tblPr>
       <w:tblCellMar>
         <w:top w:w="0" w:type="dxa"/>
@@ -10788,39 +10948,43 @@
       </w:tblCellMar>
     </w:tblPr>
   </w:style>
-  <w:style w:type="paragraph" w:styleId="CommentText">
+  <w:style w:type="paragraph" w:styleId="11">
     <w:name w:val="annotation text"/>
-    <w:basedOn w:val="Normal"/>
+    <w:basedOn w:val="1"/>
     <w:qFormat/>
+    <w:uiPriority w:val="0"/>
     <w:pPr>
       <w:jc w:val="left"/>
     </w:pPr>
   </w:style>
-  <w:style w:type="paragraph" w:styleId="BodyText">
+  <w:style w:type="paragraph" w:styleId="12">
     <w:name w:val="Body Text"/>
-    <w:basedOn w:val="Normal"/>
+    <w:basedOn w:val="1"/>
     <w:semiHidden/>
     <w:qFormat/>
+    <w:uiPriority w:val="0"/>
     <w:rPr>
-      <w:rFonts w:ascii="Arial" w:eastAsia="Arial" w:hAnsi="Arial" w:cs="Arial"/>
+      <w:rFonts w:ascii="Arial" w:hAnsi="Arial" w:eastAsia="Arial" w:cs="Arial"/>
       <w:sz w:val="21"/>
       <w:szCs w:val="21"/>
       <w:lang w:val="en-US" w:eastAsia="en-US" w:bidi="ar-SA"/>
     </w:rPr>
   </w:style>
-  <w:style w:type="paragraph" w:styleId="TOC3">
+  <w:style w:type="paragraph" w:styleId="13">
     <w:name w:val="toc 3"/>
-    <w:basedOn w:val="Normal"/>
-    <w:next w:val="Normal"/>
+    <w:basedOn w:val="1"/>
+    <w:next w:val="1"/>
     <w:qFormat/>
+    <w:uiPriority w:val="0"/>
     <w:pPr>
       <w:ind w:left="840" w:leftChars="400"/>
     </w:pPr>
   </w:style>
-  <w:style w:type="paragraph" w:styleId="Footer">
+  <w:style w:type="paragraph" w:styleId="14">
     <w:name w:val="footer"/>
-    <w:basedOn w:val="Normal"/>
+    <w:basedOn w:val="1"/>
     <w:qFormat/>
+    <w:uiPriority w:val="0"/>
     <w:pPr>
       <w:tabs>
         <w:tab w:val="center" w:pos="4153"/>
@@ -10833,16 +10997,17 @@
       <w:sz w:val="18"/>
     </w:rPr>
   </w:style>
-  <w:style w:type="paragraph" w:styleId="Header">
+  <w:style w:type="paragraph" w:styleId="15">
     <w:name w:val="header"/>
-    <w:basedOn w:val="Normal"/>
+    <w:basedOn w:val="1"/>
     <w:qFormat/>
+    <w:uiPriority w:val="0"/>
     <w:pPr>
       <w:pBdr>
-        <w:top w:val="nil"/>
-        <w:left w:val="nil"/>
-        <w:bottom w:val="nil"/>
-        <w:right w:val="nil"/>
+        <w:top w:val="none" w:color="auto" w:sz="0" w:space="0"/>
+        <w:left w:val="none" w:color="auto" w:sz="0" w:space="0"/>
+        <w:bottom w:val="none" w:color="auto" w:sz="0" w:space="0"/>
+        <w:right w:val="none" w:color="auto" w:sz="0" w:space="0"/>
       </w:pBdr>
       <w:tabs>
         <w:tab w:val="center" w:pos="4153"/>
@@ -10857,37 +11022,41 @@
       <w:sz w:val="18"/>
     </w:rPr>
   </w:style>
-  <w:style w:type="paragraph" w:styleId="TOC1">
+  <w:style w:type="paragraph" w:styleId="16">
     <w:name w:val="toc 1"/>
-    <w:basedOn w:val="Normal"/>
-    <w:next w:val="Normal"/>
+    <w:basedOn w:val="1"/>
+    <w:next w:val="1"/>
     <w:qFormat/>
+    <w:uiPriority w:val="0"/>
     <w:rPr>
-      <w:rFonts w:ascii="Arial" w:eastAsia="Microsoft JhengHei" w:hAnsi="Arial"/>
+      <w:rFonts w:ascii="Arial" w:hAnsi="Arial" w:eastAsia="Microsoft JhengHei"/>
       <w:sz w:val="24"/>
     </w:rPr>
   </w:style>
-  <w:style w:type="paragraph" w:styleId="TOC2">
+  <w:style w:type="paragraph" w:styleId="17">
     <w:name w:val="toc 2"/>
-    <w:basedOn w:val="Normal"/>
-    <w:next w:val="Normal"/>
+    <w:basedOn w:val="1"/>
+    <w:next w:val="1"/>
     <w:qFormat/>
+    <w:uiPriority w:val="0"/>
     <w:pPr>
       <w:ind w:left="420" w:leftChars="200"/>
     </w:pPr>
   </w:style>
-  <w:style w:type="paragraph" w:styleId="NormalWeb">
+  <w:style w:type="paragraph" w:styleId="18">
     <w:name w:val="Normal (Web)"/>
-    <w:basedOn w:val="Normal"/>
+    <w:basedOn w:val="1"/>
     <w:qFormat/>
+    <w:uiPriority w:val="0"/>
     <w:rPr>
       <w:sz w:val="24"/>
     </w:rPr>
   </w:style>
-  <w:style w:type="paragraph" w:styleId="Title">
+  <w:style w:type="paragraph" w:styleId="19">
     <w:name w:val="Title"/>
-    <w:basedOn w:val="Normal"/>
+    <w:basedOn w:val="1"/>
     <w:qFormat/>
+    <w:uiPriority w:val="0"/>
     <w:pPr>
       <w:spacing w:before="240" w:beforeLines="0" w:beforeAutospacing="0" w:after="60" w:afterLines="0" w:afterAutospacing="0"/>
       <w:jc w:val="center"/>
@@ -10899,77 +11068,83 @@
       <w:sz w:val="32"/>
     </w:rPr>
   </w:style>
-  <w:style w:type="table" w:styleId="TableGrid">
+  <w:style w:type="table" w:styleId="21">
     <w:name w:val="Table Grid"/>
-    <w:basedOn w:val="TableNormal"/>
+    <w:basedOn w:val="20"/>
     <w:qFormat/>
+    <w:uiPriority w:val="0"/>
     <w:pPr>
       <w:widowControl w:val="0"/>
       <w:jc w:val="both"/>
     </w:pPr>
     <w:tblPr>
       <w:tblBorders>
-        <w:top w:val="single" w:sz="4" w:space="0" w:color="auto"/>
-        <w:left w:val="single" w:sz="4" w:space="0" w:color="auto"/>
-        <w:bottom w:val="single" w:sz="4" w:space="0" w:color="auto"/>
-        <w:right w:val="single" w:sz="4" w:space="0" w:color="auto"/>
-        <w:insideH w:val="single" w:sz="4" w:space="0" w:color="auto"/>
-        <w:insideV w:val="single" w:sz="4" w:space="0" w:color="auto"/>
+        <w:top w:val="single" w:color="auto" w:sz="4" w:space="0"/>
+        <w:left w:val="single" w:color="auto" w:sz="4" w:space="0"/>
+        <w:bottom w:val="single" w:color="auto" w:sz="4" w:space="0"/>
+        <w:right w:val="single" w:color="auto" w:sz="4" w:space="0"/>
+        <w:insideH w:val="single" w:color="auto" w:sz="4" w:space="0"/>
+        <w:insideV w:val="single" w:color="auto" w:sz="4" w:space="0"/>
       </w:tblBorders>
     </w:tblPr>
   </w:style>
-  <w:style w:type="character" w:styleId="Strong">
+  <w:style w:type="character" w:styleId="23">
     <w:name w:val="Strong"/>
-    <w:basedOn w:val="DefaultParagraphFont"/>
+    <w:basedOn w:val="22"/>
     <w:qFormat/>
+    <w:uiPriority w:val="0"/>
     <w:rPr>
       <w:b/>
     </w:rPr>
   </w:style>
-  <w:style w:type="character" w:styleId="HTMLCode">
+  <w:style w:type="character" w:styleId="24">
     <w:name w:val="HTML Code"/>
-    <w:basedOn w:val="DefaultParagraphFont"/>
+    <w:basedOn w:val="22"/>
     <w:qFormat/>
+    <w:uiPriority w:val="0"/>
     <w:rPr>
       <w:rFonts w:ascii="Courier New" w:hAnsi="Courier New"/>
       <w:sz w:val="20"/>
     </w:rPr>
   </w:style>
-  <w:style w:type="paragraph" w:customStyle="1" w:styleId="a">
+  <w:style w:type="paragraph" w:customStyle="1" w:styleId="25">
     <w:name w:val="柴_公司名"/>
-    <w:basedOn w:val="Title"/>
+    <w:basedOn w:val="19"/>
     <w:qFormat/>
+    <w:uiPriority w:val="0"/>
     <w:pPr>
       <w:spacing w:after="600" w:afterLines="600"/>
     </w:pPr>
     <w:rPr>
-      <w:rFonts w:ascii="宋体" w:eastAsia="宋体" w:hAnsi="宋体" w:cs="宋体" w:hint="eastAsia"/>
+      <w:rFonts w:hint="eastAsia" w:ascii="宋体" w:hAnsi="宋体" w:eastAsia="宋体" w:cs="宋体"/>
       <w:bCs/>
       <w:spacing w:val="-6"/>
       <w:sz w:val="52"/>
       <w:szCs w:val="52"/>
     </w:rPr>
   </w:style>
-  <w:style w:type="paragraph" w:customStyle="1" w:styleId="a0">
+  <w:style w:type="paragraph" w:customStyle="1" w:styleId="26">
     <w:name w:val="柴_文档名"/>
-    <w:basedOn w:val="Title"/>
+    <w:basedOn w:val="19"/>
     <w:qFormat/>
+    <w:uiPriority w:val="0"/>
     <w:pPr>
       <w:spacing w:after="900" w:afterLines="900"/>
     </w:pPr>
     <w:rPr>
-      <w:rFonts w:ascii="黑体" w:eastAsia="黑体" w:hAnsi="黑体" w:cs="黑体"/>
+      <w:rFonts w:ascii="黑体" w:hAnsi="黑体" w:eastAsia="黑体" w:cs="黑体"/>
       <w:bCs/>
       <w:spacing w:val="-7"/>
       <w:sz w:val="52"/>
       <w:szCs w:val="52"/>
     </w:rPr>
   </w:style>
-  <w:style w:type="table" w:customStyle="1" w:styleId="TableNormal0">
+  <w:style w:type="table" w:customStyle="1" w:styleId="27">
     <w:name w:val="Table Normal_0"/>
     <w:semiHidden/>
     <w:unhideWhenUsed/>
     <w:qFormat/>
+    <w:uiPriority w:val="0"/>
     <w:tblPr>
       <w:tblCellMar>
         <w:top w:w="0" w:type="dxa"/>
@@ -10979,80 +11154,86 @@
       </w:tblCellMar>
     </w:tblPr>
   </w:style>
-  <w:style w:type="paragraph" w:customStyle="1" w:styleId="TableText">
+  <w:style w:type="paragraph" w:customStyle="1" w:styleId="28">
     <w:name w:val="Table Text"/>
-    <w:basedOn w:val="Normal"/>
+    <w:basedOn w:val="1"/>
     <w:semiHidden/>
     <w:qFormat/>
+    <w:uiPriority w:val="0"/>
     <w:rPr>
-      <w:rFonts w:ascii="宋体" w:eastAsia="宋体" w:hAnsi="宋体" w:cs="宋体"/>
+      <w:rFonts w:ascii="宋体" w:hAnsi="宋体" w:eastAsia="宋体" w:cs="宋体"/>
       <w:sz w:val="21"/>
       <w:szCs w:val="21"/>
       <w:lang w:val="en-US" w:eastAsia="en-US" w:bidi="ar-SA"/>
     </w:rPr>
   </w:style>
-  <w:style w:type="paragraph" w:customStyle="1" w:styleId="1">
+  <w:style w:type="paragraph" w:customStyle="1" w:styleId="29">
     <w:name w:val="柴_标题1"/>
-    <w:basedOn w:val="Heading1"/>
-    <w:next w:val="a1"/>
-    <w:link w:val="1Char"/>
+    <w:basedOn w:val="2"/>
+    <w:next w:val="30"/>
+    <w:link w:val="39"/>
     <w:qFormat/>
+    <w:uiPriority w:val="0"/>
     <w:pPr>
       <w:spacing w:before="100" w:after="90" w:line="360" w:lineRule="auto"/>
     </w:pPr>
     <w:rPr>
-      <w:rFonts w:ascii="Arial" w:eastAsia="宋体" w:hAnsi="Arial"/>
+      <w:rFonts w:ascii="Arial" w:hAnsi="Arial" w:eastAsia="宋体"/>
       <w:sz w:val="32"/>
     </w:rPr>
   </w:style>
-  <w:style w:type="paragraph" w:customStyle="1" w:styleId="a1">
+  <w:style w:type="paragraph" w:customStyle="1" w:styleId="30">
     <w:name w:val="柴_正文"/>
-    <w:basedOn w:val="BodyText"/>
+    <w:basedOn w:val="12"/>
     <w:qFormat/>
+    <w:uiPriority w:val="0"/>
     <w:pPr>
       <w:spacing w:line="360" w:lineRule="auto"/>
       <w:ind w:firstLine="470" w:firstLineChars="200"/>
     </w:pPr>
     <w:rPr>
-      <w:rFonts w:ascii="Arial" w:eastAsia="宋体" w:hAnsi="Arial"/>
+      <w:rFonts w:ascii="Arial" w:hAnsi="Arial" w:eastAsia="宋体"/>
       <w:sz w:val="24"/>
       <w:lang w:eastAsia="zh-CN"/>
     </w:rPr>
   </w:style>
-  <w:style w:type="paragraph" w:customStyle="1" w:styleId="2">
+  <w:style w:type="paragraph" w:customStyle="1" w:styleId="31">
     <w:name w:val="柴_标题2"/>
-    <w:basedOn w:val="Heading2"/>
-    <w:next w:val="a1"/>
+    <w:basedOn w:val="3"/>
+    <w:next w:val="30"/>
     <w:qFormat/>
+    <w:uiPriority w:val="0"/>
     <w:pPr>
       <w:spacing w:line="360" w:lineRule="auto"/>
     </w:pPr>
     <w:rPr>
-      <w:rFonts w:ascii="Arial" w:eastAsia="宋体" w:hAnsi="Arial"/>
+      <w:rFonts w:ascii="Arial" w:hAnsi="Arial" w:eastAsia="宋体"/>
       <w:sz w:val="28"/>
     </w:rPr>
   </w:style>
-  <w:style w:type="paragraph" w:customStyle="1" w:styleId="3">
+  <w:style w:type="paragraph" w:customStyle="1" w:styleId="32">
     <w:name w:val="柴_标题3"/>
-    <w:basedOn w:val="Heading3"/>
-    <w:next w:val="Normal"/>
+    <w:basedOn w:val="4"/>
+    <w:next w:val="1"/>
     <w:qFormat/>
+    <w:uiPriority w:val="0"/>
     <w:pPr>
       <w:spacing w:line="360" w:lineRule="auto"/>
       <w:ind w:left="0" w:firstLine="472" w:firstLineChars="200"/>
     </w:pPr>
     <w:rPr>
-      <w:rFonts w:ascii="宋体" w:eastAsia="宋体" w:hAnsi="宋体" w:cs="宋体"/>
+      <w:rFonts w:ascii="宋体" w:hAnsi="宋体" w:eastAsia="宋体" w:cs="宋体"/>
       <w:spacing w:val="-2"/>
       <w:sz w:val="24"/>
       <w:szCs w:val="24"/>
     </w:rPr>
   </w:style>
-  <w:style w:type="paragraph" w:customStyle="1" w:styleId="a2">
+  <w:style w:type="paragraph" w:customStyle="1" w:styleId="33">
     <w:name w:val="柴_目录"/>
-    <w:basedOn w:val="Normal"/>
-    <w:next w:val="BodyText"/>
+    <w:basedOn w:val="1"/>
+    <w:next w:val="12"/>
     <w:qFormat/>
+    <w:uiPriority w:val="0"/>
     <w:pPr>
       <w:tabs>
         <w:tab w:val="right" w:leader="dot" w:pos="8442"/>
@@ -11060,59 +11241,64 @@
       <w:ind w:left="0" w:leftChars="0"/>
     </w:pPr>
     <w:rPr>
-      <w:rFonts w:ascii="Arial" w:eastAsia="Microsoft JhengHei" w:hAnsi="Arial"/>
+      <w:rFonts w:ascii="Arial" w:hAnsi="Arial" w:eastAsia="Microsoft JhengHei"/>
       <w:sz w:val="24"/>
     </w:rPr>
   </w:style>
-  <w:style w:type="paragraph" w:customStyle="1" w:styleId="WPSOffice1">
+  <w:style w:type="paragraph" w:customStyle="1" w:styleId="34">
     <w:name w:val="WPSOffice手动目录 1"/>
     <w:qFormat/>
+    <w:uiPriority w:val="0"/>
     <w:pPr>
       <w:ind w:leftChars="0"/>
     </w:pPr>
     <w:rPr>
-      <w:rFonts w:ascii="Times New Roman" w:eastAsia="宋体" w:hAnsi="Times New Roman" w:cs="Times New Roman"/>
+      <w:rFonts w:ascii="Times New Roman" w:hAnsi="Times New Roman" w:eastAsia="宋体" w:cs="Times New Roman"/>
       <w:sz w:val="20"/>
       <w:szCs w:val="20"/>
     </w:rPr>
   </w:style>
-  <w:style w:type="paragraph" w:customStyle="1" w:styleId="WPSOffice2">
+  <w:style w:type="paragraph" w:customStyle="1" w:styleId="35">
     <w:name w:val="WPSOffice手动目录 2"/>
     <w:qFormat/>
+    <w:uiPriority w:val="0"/>
     <w:pPr>
       <w:ind w:leftChars="200"/>
     </w:pPr>
     <w:rPr>
-      <w:rFonts w:ascii="Times New Roman" w:eastAsia="宋体" w:hAnsi="Times New Roman" w:cs="Times New Roman"/>
+      <w:rFonts w:ascii="Times New Roman" w:hAnsi="Times New Roman" w:eastAsia="宋体" w:cs="Times New Roman"/>
       <w:sz w:val="20"/>
       <w:szCs w:val="20"/>
     </w:rPr>
   </w:style>
-  <w:style w:type="paragraph" w:customStyle="1" w:styleId="WPSOffice3">
+  <w:style w:type="paragraph" w:customStyle="1" w:styleId="36">
     <w:name w:val="WPSOffice手动目录 3"/>
     <w:qFormat/>
+    <w:uiPriority w:val="0"/>
     <w:pPr>
       <w:ind w:leftChars="400"/>
     </w:pPr>
     <w:rPr>
-      <w:rFonts w:ascii="Times New Roman" w:eastAsia="宋体" w:hAnsi="Times New Roman" w:cs="Times New Roman"/>
+      <w:rFonts w:ascii="Times New Roman" w:hAnsi="Times New Roman" w:eastAsia="宋体" w:cs="Times New Roman"/>
       <w:sz w:val="20"/>
       <w:szCs w:val="20"/>
     </w:rPr>
   </w:style>
-  <w:style w:type="paragraph" w:customStyle="1" w:styleId="Compact">
+  <w:style w:type="paragraph" w:customStyle="1" w:styleId="37">
     <w:name w:val="Compact"/>
-    <w:basedOn w:val="BodyText"/>
+    <w:basedOn w:val="12"/>
     <w:qFormat/>
+    <w:uiPriority w:val="0"/>
     <w:pPr>
       <w:spacing w:before="36" w:after="36"/>
     </w:pPr>
   </w:style>
-  <w:style w:type="table" w:customStyle="1" w:styleId="Table">
+  <w:style w:type="table" w:customStyle="1" w:styleId="38">
     <w:name w:val="Table"/>
     <w:semiHidden/>
     <w:unhideWhenUsed/>
     <w:qFormat/>
+    <w:uiPriority w:val="0"/>
     <w:tblPr>
       <w:tblCellMar>
         <w:top w:w="0" w:type="dxa"/>
@@ -11124,25 +11310,27 @@
     <w:tblStylePr w:type="firstRow">
       <w:tcPr>
         <w:tcBorders>
-          <w:bottom w:val="single" w:sz="0" w:space="0" w:color="auto"/>
+          <w:bottom w:val="single" w:color="auto" w:sz="0" w:space="0"/>
         </w:tcBorders>
         <w:vAlign w:val="bottom"/>
       </w:tcPr>
     </w:tblStylePr>
   </w:style>
-  <w:style w:type="character" w:customStyle="1" w:styleId="1Char">
+  <w:style w:type="character" w:customStyle="1" w:styleId="39">
     <w:name w:val="柴_标题1 Char"/>
-    <w:link w:val="1"/>
+    <w:link w:val="29"/>
     <w:qFormat/>
+    <w:uiPriority w:val="0"/>
     <w:rPr>
-      <w:rFonts w:ascii="Arial" w:eastAsia="宋体" w:hAnsi="Arial"/>
+      <w:rFonts w:ascii="Arial" w:hAnsi="Arial" w:eastAsia="宋体"/>
       <w:sz w:val="32"/>
     </w:rPr>
   </w:style>
-  <w:style w:type="paragraph" w:customStyle="1" w:styleId="a3">
+  <w:style w:type="paragraph" w:customStyle="1" w:styleId="40">
     <w:name w:val="柴_正文_无缩进"/>
-    <w:basedOn w:val="Normal"/>
+    <w:basedOn w:val="1"/>
     <w:qFormat/>
+    <w:uiPriority w:val="0"/>
     <w:pPr>
       <w:ind w:firstLine="0" w:firstLineChars="0"/>
     </w:pPr>
